--- a/Documents/Dissertation w feedback 16th april.docx
+++ b/Documents/Dissertation w feedback 16th april.docx
@@ -1387,8 +1387,9 @@
         <w:t>Context: Procedural Content Generation has been incorporated into many game genres; however, 3D platforms have not taken advantage of this practice. Procedural generation techniques in other game genres have been handled effectively and shortened development times for level designers</w:t>
       </w:r>
       <w:commentRangeStart w:id="6"/>
-      <w:r>
-        <w:t xml:space="preserve">. This dissertation will address the issue of this genre having a lack of research into, and usage of, procedural </w:t>
+      <w:commentRangeStart w:id="7"/>
+      <w:r>
+        <w:t xml:space="preserve">. This dissertation will address the issue of this genre having a lack of research and usage of procedural </w:t>
       </w:r>
       <w:commentRangeEnd w:id="6"/>
       <w:r>
@@ -1399,6 +1400,15 @@
         </w:rPr>
         <w:commentReference w:id="6"/>
       </w:r>
+      <w:commentRangeEnd w:id="7"/>
+      <w:r>
+        <w:rPr>
+          <w:rStyle w:val="CommentReference"/>
+          <w:sz w:val="24"/>
+          <w:szCs w:val="24"/>
+        </w:rPr>
+        <w:commentReference w:id="7"/>
+      </w:r>
       <w:r>
         <w:t>generation.</w:t>
       </w:r>
@@ -1449,12 +1459,12 @@
       <w:r>
         <w:br w:type="page"/>
       </w:r>
-      <w:bookmarkStart w:id="7" w:name="_Toc92987351"/>
+      <w:bookmarkStart w:id="8" w:name="_Toc92987351"/>
       <w:r>
         <w:lastRenderedPageBreak/>
         <w:t>Abbreviations, Symbols and Notation</w:t>
       </w:r>
-      <w:bookmarkEnd w:id="7"/>
+      <w:bookmarkEnd w:id="8"/>
     </w:p>
     <w:p>
       <w:r>
@@ -1520,47 +1530,53 @@
         <w:pStyle w:val="Heading1"/>
         <w:jc w:val="center"/>
       </w:pPr>
-      <w:bookmarkStart w:id="8" w:name="_Toc92987352"/>
+      <w:bookmarkStart w:id="9" w:name="_Toc92987352"/>
       <w:r>
         <w:t xml:space="preserve">Chapter 1 </w:t>
       </w:r>
       <w:r>
         <w:t>Introduction</w:t>
       </w:r>
-      <w:bookmarkEnd w:id="8"/>
+      <w:bookmarkEnd w:id="9"/>
     </w:p>
     <w:p>
       <w:pPr>
         <w:spacing w:line="240" w:lineRule="auto"/>
       </w:pPr>
-      <w:commentRangeStart w:id="9"/>
+      <w:commentRangeStart w:id="10"/>
       <w:r>
         <w:t xml:space="preserve">Procedural generation is a </w:t>
       </w:r>
-      <w:commentRangeStart w:id="10"/>
-      <w:r>
-        <w:t xml:space="preserve">game mechanic </w:t>
-      </w:r>
-      <w:commentRangeEnd w:id="10"/>
+      <w:commentRangeStart w:id="11"/>
+      <w:r>
+        <w:t xml:space="preserve">game </w:t>
+      </w:r>
+      <w:r>
+        <w:t>development method</w:t>
+      </w:r>
+      <w:r>
+        <w:t xml:space="preserve"> </w:t>
+      </w:r>
+      <w:commentRangeEnd w:id="11"/>
       <w:r>
         <w:rPr>
           <w:rStyle w:val="CommentReference"/>
           <w:sz w:val="24"/>
           <w:szCs w:val="24"/>
         </w:rPr>
-        <w:commentReference w:id="10"/>
+        <w:commentReference w:id="11"/>
       </w:r>
       <w:r>
         <w:t>that has been used in various genres, such as terrain generation in open world adventure games, and to place game objects in a space. These ways have been successful and have reduced development times for designers once the procedural generation has been implemented. Designing a level can be time consuming in 3D platformers so there is arguably a need for this for some developers. This is where procedural generation is introduced by having the computer create the levels using a set of procedures instead.</w:t>
       </w:r>
-      <w:commentRangeEnd w:id="9"/>
+      <w:commentRangeEnd w:id="10"/>
       <w:r>
         <w:rPr>
           <w:rStyle w:val="CommentReference"/>
           <w:sz w:val="24"/>
           <w:szCs w:val="24"/>
         </w:rPr>
-        <w:commentReference w:id="9"/>
+        <w:commentReference w:id="10"/>
       </w:r>
     </w:p>
     <w:p>
@@ -1614,14 +1630,27 @@
         <w:pStyle w:val="Heading1"/>
         <w:jc w:val="center"/>
       </w:pPr>
-      <w:bookmarkStart w:id="11" w:name="_Toc92987353"/>
-      <w:r>
-        <w:t>Chapter 2</w:t>
+      <w:bookmarkStart w:id="12" w:name="_Toc92987353"/>
+      <w:r>
+        <w:t xml:space="preserve">Chapter </w:t>
+      </w:r>
+      <w:commentRangeStart w:id="13"/>
+      <w:r>
+        <w:t>2</w:t>
       </w:r>
       <w:r>
         <w:t xml:space="preserve"> Literature Review</w:t>
       </w:r>
-      <w:bookmarkEnd w:id="11"/>
+      <w:bookmarkEnd w:id="12"/>
+      <w:commentRangeEnd w:id="13"/>
+      <w:r>
+        <w:rPr>
+          <w:rStyle w:val="CommentReference"/>
+          <w:sz w:val="28"/>
+          <w:szCs w:val="32"/>
+        </w:rPr>
+        <w:commentReference w:id="13"/>
+      </w:r>
     </w:p>
     <w:p>
       <w:pPr>
@@ -1657,7 +1686,7 @@
         </w:rPr>
         <w:t xml:space="preserve"> regarding various procedural generation </w:t>
       </w:r>
-      <w:commentRangeStart w:id="12"/>
+      <w:commentRangeStart w:id="14"/>
       <w:r>
         <w:rPr>
           <w:b w:val="0"/>
@@ -1690,7 +1719,7 @@
         </w:rPr>
         <w:t>. This section involves the existing relevant work that research project, which will be reviewed.</w:t>
       </w:r>
-      <w:commentRangeEnd w:id="12"/>
+      <w:commentRangeEnd w:id="14"/>
       <w:r>
         <w:rPr>
           <w:rStyle w:val="CommentReference"/>
@@ -1699,7 +1728,7 @@
           <w:sz w:val="24"/>
           <w:szCs w:val="32"/>
         </w:rPr>
-        <w:commentReference w:id="12"/>
+        <w:commentReference w:id="14"/>
       </w:r>
     </w:p>
     <w:p/>
@@ -1719,11 +1748,8 @@
         <w:t xml:space="preserve">In Procedural Level Design for Platform Games (Ref here), it uses a four-layer hierarchy to represent platform games, with a concentration of repetition, rhythm and connectivity. The idea of rhythm is effective here since this allows a level to be created via a set of steps, where for example, the level can start off with “walk 2 seconds”, which means generate a platform that spawns for 2 seconds. Then it might say jump 1 second in, which means make a jump one second into playing the level. </w:t>
       </w:r>
       <w:r>
-        <w:t xml:space="preserve">The project uses this example to generate the base level before deciding </w:t>
-      </w:r>
-      <w:r>
         <w:lastRenderedPageBreak/>
-        <w:t>which platforms will be spawned. It will at least have a set order of which will be a platform, and which parts will be a gap between two platforms to jump, or when the direction changes.</w:t>
+        <w:t>The project uses this example to generate the base level before deciding which platforms will be spawned. It will at least have a set order of which will be a platform, and which parts will be a gap between two platforms to jump, or when the direction changes.</w:t>
       </w:r>
     </w:p>
     <w:p/>
@@ -1743,42 +1769,34 @@
       <w:r>
         <w:t xml:space="preserve"> this does not make the level feel unique </w:t>
       </w:r>
-      <w:commentRangeStart w:id="13"/>
+      <w:commentRangeStart w:id="15"/>
       <w:r>
         <w:t>since you are just limiting it to difficulty</w:t>
       </w:r>
-      <w:commentRangeEnd w:id="13"/>
+      <w:commentRangeEnd w:id="15"/>
       <w:r>
         <w:rPr>
           <w:rStyle w:val="CommentReference"/>
           <w:sz w:val="24"/>
           <w:szCs w:val="24"/>
         </w:rPr>
-        <w:commentReference w:id="13"/>
+        <w:commentReference w:id="15"/>
       </w:r>
       <w:r>
         <w:t xml:space="preserve">. Instead, the application </w:t>
       </w:r>
-      <w:commentRangeStart w:id="14"/>
-      <w:r>
-        <w:t xml:space="preserve">has a way to change the likelihood of what will spawn in the level </w:t>
-      </w:r>
-      <w:proofErr w:type="gramStart"/>
-      <w:r>
-        <w:t>in order to</w:t>
-      </w:r>
-      <w:proofErr w:type="gramEnd"/>
-      <w:r>
-        <w:t xml:space="preserve"> allow an adjustment for difficulty, but also to allow for one level with the same difficulty to be completely unique from another level with the same difficulty.</w:t>
-      </w:r>
-      <w:commentRangeEnd w:id="14"/>
+      <w:commentRangeStart w:id="16"/>
+      <w:r>
+        <w:t>has a way to change the likelihood of what will spawn in the level in order to allow an adjustment for difficulty, but also to allow for one level with the same difficulty to be completely unique from another level with the same difficulty.</w:t>
+      </w:r>
+      <w:commentRangeEnd w:id="16"/>
       <w:r>
         <w:rPr>
           <w:rStyle w:val="CommentReference"/>
           <w:sz w:val="24"/>
           <w:szCs w:val="24"/>
         </w:rPr>
-        <w:commentReference w:id="14"/>
+        <w:commentReference w:id="16"/>
       </w:r>
     </w:p>
     <w:p/>
@@ -1786,18 +1804,18 @@
       <w:r>
         <w:t xml:space="preserve">The paper mentions a system about monitoring the player’s progress through the level, and the success and failure </w:t>
       </w:r>
-      <w:commentRangeStart w:id="15"/>
+      <w:commentRangeStart w:id="17"/>
       <w:r>
         <w:t>rates. The application takes some of these ideas and uses a unique method, which is measuring what the player does in the level and then outputting this onto a JSON file.</w:t>
       </w:r>
-      <w:commentRangeEnd w:id="15"/>
+      <w:commentRangeEnd w:id="17"/>
       <w:r>
         <w:rPr>
           <w:rStyle w:val="CommentReference"/>
           <w:sz w:val="24"/>
           <w:szCs w:val="24"/>
         </w:rPr>
-        <w:commentReference w:id="15"/>
+        <w:commentReference w:id="17"/>
       </w:r>
     </w:p>
     <w:p/>
@@ -1813,23 +1831,23 @@
       <w:r>
         <w:t xml:space="preserve"> (ref here), the generation is unfortunately flawed since it uses 9 different algorithms, which</w:t>
       </w:r>
-      <w:commentRangeStart w:id="16"/>
+      <w:commentRangeStart w:id="18"/>
       <w:r>
         <w:t xml:space="preserve"> </w:t>
       </w:r>
-      <w:commentRangeEnd w:id="16"/>
+      <w:commentRangeEnd w:id="18"/>
       <w:r>
         <w:rPr>
           <w:rStyle w:val="CommentReference"/>
           <w:sz w:val="24"/>
           <w:szCs w:val="24"/>
         </w:rPr>
-        <w:commentReference w:id="16"/>
+        <w:commentReference w:id="18"/>
       </w:r>
       <w:r>
         <w:t xml:space="preserve">makes the scope too big for the timeframe of this project. The article does </w:t>
       </w:r>
-      <w:commentRangeStart w:id="17"/>
+      <w:commentRangeStart w:id="19"/>
       <w:r>
         <w:t xml:space="preserve">have restrictions of furnishing however, which the project has made use of by </w:t>
       </w:r>
@@ -1849,15 +1867,7 @@
     <w:p/>
     <w:p>
       <w:r>
-        <w:t xml:space="preserve">The idea of the two-step generation is also in the application, where the platforms will be generated. After each platform generation, the collectable positions of that platform will be determined if there </w:t>
-      </w:r>
-      <w:proofErr w:type="gramStart"/>
-      <w:r>
-        <w:t>is</w:t>
-      </w:r>
-      <w:proofErr w:type="gramEnd"/>
-      <w:r>
-        <w:t xml:space="preserve"> any collectables. </w:t>
+        <w:t xml:space="preserve">The idea of the two-step generation is also in the application, where the platforms will be generated. After each platform generation, the collectable positions of that platform will be determined if there is any collectables. </w:t>
       </w:r>
       <w:r>
         <w:t xml:space="preserve"> </w:t>
@@ -1865,14 +1875,14 @@
       <w:r>
         <w:t>Once every platform has been generated</w:t>
       </w:r>
-      <w:commentRangeEnd w:id="17"/>
+      <w:commentRangeEnd w:id="19"/>
       <w:r>
         <w:rPr>
           <w:rStyle w:val="CommentReference"/>
           <w:sz w:val="24"/>
           <w:szCs w:val="24"/>
         </w:rPr>
-        <w:commentReference w:id="17"/>
+        <w:commentReference w:id="19"/>
       </w:r>
       <w:r>
         <w:t xml:space="preserve">, all the collectables in that section will be generated onto the level. </w:t>
@@ -1896,283 +1906,239 @@
     <w:p/>
     <w:p/>
     <w:p>
-      <w:commentRangeStart w:id="18"/>
-      <w:commentRangeStart w:id="19"/>
+      <w:commentRangeStart w:id="20"/>
+      <w:commentRangeStart w:id="21"/>
       <w:r>
         <w:t xml:space="preserve">The article has the same </w:t>
       </w:r>
-      <w:commentRangeEnd w:id="18"/>
+      <w:commentRangeEnd w:id="20"/>
       <w:r>
         <w:rPr>
           <w:rStyle w:val="CommentReference"/>
           <w:sz w:val="24"/>
           <w:szCs w:val="24"/>
         </w:rPr>
-        <w:commentReference w:id="18"/>
-      </w:r>
-      <w:commentRangeEnd w:id="19"/>
-      <w:r>
-        <w:rPr>
-          <w:rStyle w:val="CommentReference"/>
-          <w:rFonts w:asciiTheme="minorHAnsi" w:eastAsiaTheme="minorEastAsia" w:hAnsiTheme="minorHAnsi" w:cstheme="minorBidi"/>
-          <w:kern w:val="2"/>
-          <w:lang w:eastAsia="ko-KR"/>
-          <w14:ligatures w14:val="standardContextual"/>
-        </w:rPr>
-        <w:commentReference w:id="19"/>
-      </w:r>
-      <w:r>
-        <w:t xml:space="preserve">goal as this project, which is to save development times while still making the level feel engaging for players. </w:t>
-      </w:r>
-    </w:p>
-    <w:p>
-      <w:r>
-        <w:t xml:space="preserve">The abstract mentions that the algorithm has the potential to streamline game development processes, while it is still maintaining high quality content generation. However, to begin with stating the algorithm is still maintaining high quality content generation without stating there is evidence for this in the abstract might result in the reader believing that this is not backed up effectively if they were to look at the abstract as a summary of this paper. </w:t>
-      </w:r>
-    </w:p>
-    <w:p/>
-    <w:p>
-      <w:r>
-        <w:t xml:space="preserve">The paper describes that high quality games usually require manual generation and significant effort by a large team which includes designers and </w:t>
-      </w:r>
-      <w:commentRangeStart w:id="20"/>
-      <w:r>
-        <w:t>developers, which is expensive budget wise and can be time consuming. This links to the objective of this project, which is to procedurally generate 3D platformer levels to reduce the demand for designers and to reduce development time in terms of level design, and this in turn saves money for the company.</w:t>
-      </w:r>
-      <w:commentRangeEnd w:id="20"/>
+        <w:commentReference w:id="20"/>
+      </w:r>
+      <w:commentRangeEnd w:id="21"/>
       <w:r>
         <w:rPr>
           <w:rStyle w:val="CommentReference"/>
           <w:sz w:val="24"/>
           <w:szCs w:val="24"/>
         </w:rPr>
-        <w:commentReference w:id="20"/>
-      </w:r>
-    </w:p>
-    <w:p/>
-    <w:p>
-      <w:r>
-        <w:t xml:space="preserve">It states an advantage of procedural generation, which is that it can reduce the disk capacity of the final game dramatically since the content that is generated throughout the game is created on the fly. For example, in the application, when the player reaches a checkpoint, the content generated is determined just when the player touches the checkpoint, rather than generating it all at the start or before run time. This is effective for reducing compile times at the start since there isn’t as many </w:t>
-      </w:r>
-      <w:proofErr w:type="gramStart"/>
-      <w:r>
-        <w:t>assets</w:t>
-      </w:r>
-      <w:proofErr w:type="gramEnd"/>
-      <w:r>
-        <w:t xml:space="preserve"> to load at the beginning, and there is</w:t>
-      </w:r>
-      <w:r>
-        <w:t xml:space="preserve"> not</w:t>
-      </w:r>
-      <w:r>
-        <w:t xml:space="preserve"> any need to store the level itself in the game’s files, thus saving storage space. </w:t>
-      </w:r>
-    </w:p>
-    <w:p/>
-    <w:p/>
-    <w:p>
-      <w:r>
-        <w:t xml:space="preserve">The paper also states the disadvantage of procedural generation taken more processing power before the game loads but also mentions that this is better than having a larger file size for the game. However, the application does combat this by only generating one section of the level </w:t>
-      </w:r>
-      <w:r>
-        <w:lastRenderedPageBreak/>
-        <w:t xml:space="preserve">at the start. Each section gets generated when the player hits a checkpoint, which dramatically decreases the computational power needed for each generation. </w:t>
-      </w:r>
-    </w:p>
-    <w:p/>
-    <w:p>
-      <w:r>
-        <w:t xml:space="preserve">The article mentions that some methods generate the content during the loading phase, while others will be generated dynamically during gameplay. The application has taken both ideas, where the first section will be generated during the loading phase, and the overall generation attributes </w:t>
-      </w:r>
-      <w:commentRangeStart w:id="21"/>
-      <w:r>
-        <w:t>and parameters will be determined at the start. The rest of the sections will be generated dynamically based on these attributes and parameters.</w:t>
-      </w:r>
-    </w:p>
-    <w:p/>
-    <w:p>
-      <w:r>
-        <w:t xml:space="preserve">The paper states methods that procedural generation uses, it states Markov is a procedural generation method that is fast. This is used when determining which platform can be spawned in the level, and if there should be a direction change for example. This is also used for other attributes such as when generating a bounce pad in the level. </w:t>
-      </w:r>
-    </w:p>
-    <w:p>
-      <w:r>
-        <w:t xml:space="preserve">The paper does state that some machine learning methods, such as generative </w:t>
-      </w:r>
-      <w:proofErr w:type="spellStart"/>
-      <w:r>
-        <w:t>adversial</w:t>
-      </w:r>
-      <w:proofErr w:type="spellEnd"/>
-      <w:r>
-        <w:t xml:space="preserve"> networks is not a suitable method since it takes up too much computational power, which is not suited for real time content generation. I believe this effective since the paper is not afraid to mention flaws about procedural generation methods, which allows researchers to ensure they are making the right decisions when utilising procedural generation in their application.</w:t>
-      </w:r>
-    </w:p>
-    <w:p/>
-    <w:p>
-      <w:r>
-        <w:t xml:space="preserve">It has mentioned a procedural generation technique regarding difficulty in a level. If there were not time constraints with the development times of the project, this idea by determining the difficulty to use when reaching a checkpoint would be used. If the player successfully got a high score (e.g. lots of coins, fast time, no deaths), the difficulty would </w:t>
-      </w:r>
-      <w:commentRangeEnd w:id="21"/>
+        <w:commentReference w:id="21"/>
+      </w:r>
+      <w:r>
+        <w:t xml:space="preserve">goal as this project, which is to save development times while still making the level feel engaging for players. </w:t>
+      </w:r>
+    </w:p>
+    <w:p>
+      <w:r>
+        <w:t xml:space="preserve">The abstract mentions that the algorithm has the potential to streamline game development processes, while it is still maintaining high quality content generation. However, to begin with stating the algorithm is still maintaining high quality content generation without stating there is evidence for this in the abstract might result in the reader believing that this is not backed up effectively if they were to look at the abstract as a summary of this paper. </w:t>
+      </w:r>
+    </w:p>
+    <w:p/>
+    <w:p>
+      <w:r>
+        <w:t xml:space="preserve">The paper describes that high quality games usually require manual generation and significant effort by a large team which includes designers and </w:t>
+      </w:r>
+      <w:commentRangeStart w:id="22"/>
+      <w:r>
+        <w:t>developers, which is expensive budget wise and can be time consuming. This links to the objective of this project, which is to procedurally generate 3D platformer levels to reduce the demand for designers and to reduce development time in terms of level design, and this in turn saves money for the company.</w:t>
+      </w:r>
+      <w:commentRangeEnd w:id="22"/>
       <w:r>
         <w:rPr>
           <w:rStyle w:val="CommentReference"/>
           <w:sz w:val="24"/>
           <w:szCs w:val="24"/>
         </w:rPr>
-        <w:commentReference w:id="21"/>
-      </w:r>
-      <w:r>
-        <w:t>be harder.</w:t>
-      </w:r>
-    </w:p>
-    <w:p/>
-    <w:p>
-      <w:r>
-        <w:t xml:space="preserve">The article mentions that many games lack variety in terms of levels, which means the player can recognise patterns. It’s effective the article mentions this since for example, once you complete a video game, there </w:t>
+        <w:commentReference w:id="22"/>
+      </w:r>
+    </w:p>
+    <w:p/>
+    <w:p>
+      <w:r>
+        <w:t>It states an advantage of procedural generation, which is that it can reduce the disk capacity of the final game dramatically since the content that is generated throughout the game is created on the fly. For example, in the application, when the player reaches a checkpoint, the content generated is determined just when the player touches the checkpoint, rather than generating it all at the start or before run time. This is effective for reducing compile times at the start since there isn’t as many assets to load at the beginning, and there is</w:t>
+      </w:r>
+      <w:r>
+        <w:t xml:space="preserve"> not</w:t>
+      </w:r>
+      <w:r>
+        <w:t xml:space="preserve"> any need to store the level itself in the game’s files, thus saving storage space. </w:t>
+      </w:r>
+    </w:p>
+    <w:p/>
+    <w:p/>
+    <w:p>
+      <w:r>
+        <w:t xml:space="preserve">The paper also states the disadvantage of procedural generation taken more processing power before the game loads but also mentions that this is better than having a larger file size for the game. However, the </w:t>
       </w:r>
       <w:r>
         <w:lastRenderedPageBreak/>
-        <w:t xml:space="preserve">isn’t much in terms of </w:t>
-      </w:r>
-      <w:proofErr w:type="spellStart"/>
-      <w:r>
-        <w:t>replayability</w:t>
-      </w:r>
-      <w:proofErr w:type="spellEnd"/>
-      <w:r>
-        <w:t xml:space="preserve"> for the level layouts changing for example. </w:t>
-      </w:r>
-    </w:p>
-    <w:p>
-      <w:r>
-        <w:t xml:space="preserve">The article ensures to mention that rules are required to prevent </w:t>
-      </w:r>
-      <w:proofErr w:type="spellStart"/>
-      <w:r>
-        <w:t>softlocks</w:t>
-      </w:r>
-      <w:proofErr w:type="spellEnd"/>
-      <w:r>
-        <w:t>, such as with the improved spawn algorithm where special attention is given to the fact that all entrances cannot face any wall side, as a minimum distance from it is estimated. This is effective since the application also has some rules to prevent soft locks to name specific jump gaps and predefined platform sizes.</w:t>
-      </w:r>
-    </w:p>
-    <w:p/>
-    <w:p/>
-    <w:p/>
-    <w:p>
-      <w:r>
-        <w:t>2.2 Platformer Level Techniques</w:t>
-      </w:r>
-    </w:p>
-    <w:p>
-      <w:r>
-        <w:t>2.2.1 Patterns</w:t>
-      </w:r>
-    </w:p>
-    <w:p>
-      <w:r>
-        <w:t xml:space="preserve">In Level Design Patterns in 2D </w:t>
-      </w:r>
-      <w:r>
-        <w:t>Games (</w:t>
-      </w:r>
-      <w:r>
-        <w:t>ref here)</w:t>
-      </w:r>
-      <w:r>
-        <w:t xml:space="preserve">, it discusses in the introduction that level design </w:t>
-      </w:r>
-      <w:r>
-        <w:t xml:space="preserve">has become a major task in game design which links to how in this project that the point of procedurally generating content is to reduce the demands for game design. This is especially true for games becoming increasingly demanding, which also means the cost of creating a game is even higher, therefore using procedural generation in a game reduces the need of hiring more designers due to the demand of level design. </w:t>
-      </w:r>
-    </w:p>
-    <w:p/>
-    <w:p>
-      <w:r>
-        <w:t xml:space="preserve">The article has been effective for level design patterns, especially with the guidance segment, </w:t>
-      </w:r>
-      <w:r>
-        <w:t xml:space="preserve">which can help the player to figure where they might go next. This is important in level design since the player might feel </w:t>
-      </w:r>
-      <w:proofErr w:type="spellStart"/>
-      <w:r>
-        <w:t>lost</w:t>
-      </w:r>
-      <w:proofErr w:type="spellEnd"/>
-      <w:r>
-        <w:t xml:space="preserve"> of where to go without this mechanic, such as not having a trail of coins go towards where the player needs to go </w:t>
-      </w:r>
-      <w:r>
-        <w:t>next or</w:t>
-      </w:r>
-      <w:r>
-        <w:t xml:space="preserve"> having an arrow at the checkpoint for where the player needs to go. Pace breaking is also a powerful method for level design since it can dramatically change the parts of a level. For instance, having a lot of smaller jumps/smaller platforms in one part of the level, and then having lots of paths/coins in another segment. Checkpoints and save zones are another form of this, where for example in the application, a checkpoint will </w:t>
-      </w:r>
-      <w:r>
-        <w:t>be in</w:t>
-      </w:r>
-      <w:r>
-        <w:t xml:space="preserve"> a platform that is safe for the player so once they reach the checkpoint, they can </w:t>
-      </w:r>
-      <w:r>
-        <w:lastRenderedPageBreak/>
-        <w:t xml:space="preserve">strategically decide how they will navigate through the next section of the level. </w:t>
-      </w:r>
-    </w:p>
-    <w:p/>
-    <w:p>
-      <w:r>
-        <w:t>2.2.2 Playability</w:t>
-      </w:r>
-    </w:p>
-    <w:p>
-      <w:r>
-        <w:t xml:space="preserve">Procedural Generation of Game Levels and Maps (Ref here) is an article </w:t>
-      </w:r>
-      <w:commentRangeStart w:id="22"/>
+        <w:t xml:space="preserve">application does combat this by only generating one section of the level at the start. Each section gets generated when the player hits a checkpoint, which dramatically decreases the computational power needed for each generation. </w:t>
+      </w:r>
+    </w:p>
+    <w:p/>
+    <w:p>
+      <w:r>
+        <w:t xml:space="preserve">The article mentions that some methods generate the content during the loading phase, while others will be generated dynamically during gameplay. The application has taken both ideas, where the first section will be generated during the loading phase, and the overall generation attributes </w:t>
+      </w:r>
       <w:commentRangeStart w:id="23"/>
       <w:r>
-        <w:t xml:space="preserve">that is too difficult to understand when reading </w:t>
-      </w:r>
-      <w:r>
-        <w:t>without prior research</w:t>
-      </w:r>
-      <w:r>
-        <w:t xml:space="preserve"> as it m</w:t>
-      </w:r>
-      <w:r>
-        <w:t>ay</w:t>
-      </w:r>
-      <w:r>
-        <w:t xml:space="preserve"> require knowledge of various articles that have been referenced due to its vagueness, which is </w:t>
-      </w:r>
-      <w:r>
-        <w:t>not suitable</w:t>
-      </w:r>
-      <w:r>
-        <w:t xml:space="preserve"> for developers that might be on a tight deadline. </w:t>
-      </w:r>
-      <w:commentRangeEnd w:id="22"/>
+        <w:t>and parameters will be determined at the start. The rest of the sections will be generated dynamically based on these attributes and parameters.</w:t>
+      </w:r>
+    </w:p>
+    <w:p/>
+    <w:p>
+      <w:r>
+        <w:t xml:space="preserve">The paper states methods that procedural generation uses, it states Markov is a procedural generation method that is fast. This is used when determining which platform can be spawned in the level, and if there should be a direction change for example. This is also used for other attributes such as when generating a bounce pad in the level. </w:t>
+      </w:r>
+    </w:p>
+    <w:p>
+      <w:r>
+        <w:t>The paper does state that some machine learning methods, such as generative adversial networks is not a suitable method since it takes up too much computational power, which is not suited for real time content generation. I believe this effective since the paper is not afraid to mention flaws about procedural generation methods, which allows researchers to ensure they are making the right decisions when utilising procedural generation in their application.</w:t>
+      </w:r>
+    </w:p>
+    <w:p/>
+    <w:p>
+      <w:r>
+        <w:t xml:space="preserve">It has mentioned a procedural generation technique regarding difficulty in a level. If there were not time constraints with the development times of the project, this idea by determining the difficulty to use when reaching a checkpoint would be used. If the player successfully got a high score (e.g. lots of coins, fast time, no deaths), the difficulty would </w:t>
+      </w:r>
+      <w:commentRangeEnd w:id="23"/>
       <w:r>
         <w:rPr>
           <w:rStyle w:val="CommentReference"/>
           <w:sz w:val="24"/>
           <w:szCs w:val="24"/>
         </w:rPr>
-        <w:commentReference w:id="22"/>
-      </w:r>
-      <w:commentRangeEnd w:id="23"/>
+        <w:commentReference w:id="23"/>
+      </w:r>
+      <w:r>
+        <w:t>be harder.</w:t>
+      </w:r>
+    </w:p>
+    <w:p/>
+    <w:p>
+      <w:r>
+        <w:t xml:space="preserve">The article mentions that many games lack variety in terms of levels, which means the player can recognise patterns. It’s effective the article </w:t>
+      </w:r>
+      <w:r>
+        <w:lastRenderedPageBreak/>
+        <w:t xml:space="preserve">mentions this since for example, once you complete a video game, there isn’t much in terms of replayability for the level layouts changing for example. </w:t>
+      </w:r>
+    </w:p>
+    <w:p>
+      <w:r>
+        <w:t>The article ensures to mention that rules are required to prevent softlocks, such as with the improved spawn algorithm where special attention is given to the fact that all entrances cannot face any wall side, as a minimum distance from it is estimated. This is effective since the application also has some rules to prevent soft locks to name specific jump gaps and predefined platform sizes.</w:t>
+      </w:r>
+    </w:p>
+    <w:p/>
+    <w:p/>
+    <w:p/>
+    <w:p>
+      <w:r>
+        <w:t>2.2 Platformer Level Techniques</w:t>
+      </w:r>
+    </w:p>
+    <w:p>
+      <w:r>
+        <w:t>2.2.1 Patterns</w:t>
+      </w:r>
+    </w:p>
+    <w:p>
+      <w:r>
+        <w:t xml:space="preserve">In Level Design Patterns in 2D </w:t>
+      </w:r>
+      <w:r>
+        <w:t>Games (</w:t>
+      </w:r>
+      <w:r>
+        <w:t>ref here)</w:t>
+      </w:r>
+      <w:r>
+        <w:t xml:space="preserve">, it discusses in the introduction that level design </w:t>
+      </w:r>
+      <w:r>
+        <w:t xml:space="preserve">has become a major task in game design which links to how in this project that the point of procedurally generating content is to reduce the demands for game design. This is especially true for games becoming increasingly demanding, which also means the cost of creating a game is even higher, therefore using procedural generation in a game reduces the need of hiring more designers due to the demand of level design. </w:t>
+      </w:r>
+    </w:p>
+    <w:p/>
+    <w:p>
+      <w:r>
+        <w:t xml:space="preserve">The article has been effective for level design patterns, especially with the guidance segment, </w:t>
+      </w:r>
+      <w:r>
+        <w:t xml:space="preserve">which can help the player to figure where they might go next. This is important in level design since the player might feel lost of where to go without this mechanic, such as not having a trail of coins go towards where the player needs to go </w:t>
+      </w:r>
+      <w:r>
+        <w:t>next or</w:t>
+      </w:r>
+      <w:r>
+        <w:t xml:space="preserve"> having an arrow at the checkpoint for where the player needs to go. Pace breaking is also a powerful method for level design since it can dramatically change the parts of a level. For instance, having a lot of smaller jumps/smaller platforms in one part of the level, and then having lots of paths/coins in another segment. Checkpoints and save zones are another form of this, where for example in the application, a checkpoint will </w:t>
+      </w:r>
+      <w:r>
+        <w:t>be in</w:t>
+      </w:r>
+      <w:r>
+        <w:t xml:space="preserve"> a platform </w:t>
+      </w:r>
+      <w:r>
+        <w:lastRenderedPageBreak/>
+        <w:t xml:space="preserve">that is safe for the player so once they reach the checkpoint, they can strategically decide how they will navigate through the next section of the level. </w:t>
+      </w:r>
+    </w:p>
+    <w:p/>
+    <w:p>
+      <w:r>
+        <w:t>2.2.2 Playability</w:t>
+      </w:r>
+    </w:p>
+    <w:p>
+      <w:r>
+        <w:t xml:space="preserve">Procedural Generation of Game Levels and Maps (Ref here) is an article </w:t>
+      </w:r>
+      <w:commentRangeStart w:id="24"/>
+      <w:commentRangeStart w:id="25"/>
+      <w:r>
+        <w:t xml:space="preserve">that is too difficult to understand when reading </w:t>
+      </w:r>
+      <w:r>
+        <w:t>without prior research</w:t>
+      </w:r>
+      <w:r>
+        <w:t xml:space="preserve"> as it m</w:t>
+      </w:r>
+      <w:r>
+        <w:t>ay</w:t>
+      </w:r>
+      <w:r>
+        <w:t xml:space="preserve"> require knowledge of various articles that have been referenced due to its vagueness, which is </w:t>
+      </w:r>
+      <w:r>
+        <w:t>not suitable</w:t>
+      </w:r>
+      <w:r>
+        <w:t xml:space="preserve"> for developers that might be on a tight deadline. </w:t>
+      </w:r>
+      <w:commentRangeEnd w:id="24"/>
       <w:r>
         <w:rPr>
           <w:rStyle w:val="CommentReference"/>
-          <w:rFonts w:asciiTheme="minorHAnsi" w:eastAsiaTheme="minorEastAsia" w:hAnsiTheme="minorHAnsi" w:cstheme="minorBidi"/>
-          <w:kern w:val="2"/>
-          <w:lang w:eastAsia="ko-KR"/>
-          <w14:ligatures w14:val="standardContextual"/>
-        </w:rPr>
-        <w:commentReference w:id="23"/>
+          <w:sz w:val="24"/>
+          <w:szCs w:val="24"/>
+        </w:rPr>
+        <w:commentReference w:id="24"/>
+      </w:r>
+      <w:commentRangeEnd w:id="25"/>
+      <w:r>
+        <w:rPr>
+          <w:rStyle w:val="CommentReference"/>
+          <w:sz w:val="24"/>
+          <w:szCs w:val="24"/>
+        </w:rPr>
+        <w:commentReference w:id="25"/>
       </w:r>
     </w:p>
     <w:p/>
@@ -2188,7 +2154,6 @@
         <w:pStyle w:val="Heading1"/>
       </w:pPr>
       <w:r>
-        <w:lastRenderedPageBreak/>
         <w:br w:type="page"/>
       </w:r>
     </w:p>
@@ -2198,25 +2163,196 @@
         <w:pStyle w:val="Heading1"/>
         <w:jc w:val="center"/>
       </w:pPr>
-      <w:bookmarkStart w:id="24" w:name="_Toc92987354"/>
-      <w:r>
-        <w:lastRenderedPageBreak/>
+      <w:bookmarkStart w:id="26" w:name="_Toc92987354"/>
+      <w:r>
         <w:t>Chapter 3</w:t>
       </w:r>
       <w:r>
         <w:t xml:space="preserve"> Methodology</w:t>
       </w:r>
-      <w:bookmarkEnd w:id="24"/>
-      <w:r>
-        <w:br w:type="page"/>
-      </w:r>
+      <w:bookmarkEnd w:id="26"/>
     </w:p>
     <w:p>
       <w:pPr>
         <w:pStyle w:val="Heading1"/>
         <w:jc w:val="center"/>
-      </w:pPr>
-      <w:bookmarkStart w:id="25" w:name="_Toc92987355"/>
+        <w:rPr>
+          <w:b w:val="0"/>
+          <w:bCs w:val="0"/>
+        </w:rPr>
+      </w:pPr>
+      <w:r>
+        <w:rPr>
+          <w:b w:val="0"/>
+          <w:bCs w:val="0"/>
+        </w:rPr>
+        <w:t>To achieve the goals of the project, elements from rhythm-based platforming techniques were chosen. To demonstrate how the level will play out, a playable character was developed. This chapter will provide a detailed description of how the development process was delivered and the reasoning behind the decisions made during the making of the application.</w:t>
+      </w:r>
+    </w:p>
+    <w:p>
+      <w:pPr>
+        <w:pStyle w:val="Heading1"/>
+        <w:jc w:val="center"/>
+        <w:rPr>
+          <w:b w:val="0"/>
+          <w:bCs w:val="0"/>
+        </w:rPr>
+      </w:pPr>
+    </w:p>
+    <w:p>
+      <w:pPr>
+        <w:pStyle w:val="Heading1"/>
+        <w:jc w:val="center"/>
+      </w:pPr>
+      <w:r>
+        <w:t>3.1 Project Development</w:t>
+      </w:r>
+    </w:p>
+    <w:p>
+      <w:pPr>
+        <w:pStyle w:val="Heading1"/>
+        <w:jc w:val="center"/>
+      </w:pPr>
+      <w:r>
+        <w:t>3.1.1 Development Environment</w:t>
+      </w:r>
+    </w:p>
+    <w:p>
+      <w:pPr>
+        <w:pStyle w:val="Heading1"/>
+        <w:jc w:val="center"/>
+        <w:rPr>
+          <w:b w:val="0"/>
+          <w:bCs w:val="0"/>
+        </w:rPr>
+      </w:pPr>
+      <w:r>
+        <w:rPr>
+          <w:b w:val="0"/>
+          <w:bCs w:val="0"/>
+        </w:rPr>
+        <w:t>Godot(ref here) was chosen as the development environment in this project due to the engine being lightweight</w:t>
+      </w:r>
+      <w:r>
+        <w:rPr>
+          <w:b w:val="0"/>
+          <w:bCs w:val="0"/>
+        </w:rPr>
+        <w:t xml:space="preserve"> in terms of processing power, therefore allowing more machines to run it. Using Godot has also ensured that generating the level will not require an intensive setup. Additionally, the researcher is highly experienced with Godot’s workflow and scripting system. The application was developed using the .NET version of Godot, which means the scripting language was implemented in C#, therefore allowing the scripting part of the application to be easily transferred over to Unity. </w:t>
+      </w:r>
+    </w:p>
+    <w:p>
+      <w:pPr>
+        <w:pStyle w:val="Heading1"/>
+        <w:jc w:val="center"/>
+      </w:pPr>
+      <w:r>
+        <w:t>3.3.1 Data Collection</w:t>
+      </w:r>
+    </w:p>
+    <w:p>
+      <w:pPr>
+        <w:pStyle w:val="Heading1"/>
+        <w:jc w:val="center"/>
+        <w:rPr>
+          <w:b w:val="0"/>
+          <w:bCs w:val="0"/>
+        </w:rPr>
+      </w:pPr>
+      <w:r>
+        <w:rPr>
+          <w:b w:val="0"/>
+          <w:bCs w:val="0"/>
+        </w:rPr>
+        <w:t xml:space="preserve">User testing was selected for this project to determine if the generated level the user played was enjoyable and if the user </w:t>
+      </w:r>
+      <w:r>
+        <w:rPr>
+          <w:b w:val="0"/>
+          <w:bCs w:val="0"/>
+        </w:rPr>
+        <w:lastRenderedPageBreak/>
+        <w:t>managed the user interface just fine</w:t>
+      </w:r>
+      <w:r>
+        <w:rPr>
+          <w:b w:val="0"/>
+          <w:bCs w:val="0"/>
+        </w:rPr>
+        <w:t xml:space="preserve"> and how they thought about the accuracy of difficulty using it</w:t>
+      </w:r>
+      <w:r>
+        <w:rPr>
+          <w:b w:val="0"/>
+          <w:bCs w:val="0"/>
+        </w:rPr>
+        <w:t>.</w:t>
+      </w:r>
+      <w:r>
+        <w:rPr>
+          <w:b w:val="0"/>
+          <w:bCs w:val="0"/>
+        </w:rPr>
+        <w:t xml:space="preserve"> The users also had their desired settings, the level generated which they played, and the results of their gameplay all documented. This was used with a JSON file due to Godot’s ease of use of outputting data through its own built-in functions. </w:t>
+      </w:r>
+      <w:r>
+        <w:rPr>
+          <w:b w:val="0"/>
+          <w:bCs w:val="0"/>
+        </w:rPr>
+        <w:t xml:space="preserve"> </w:t>
+      </w:r>
+    </w:p>
+    <w:p>
+      <w:pPr>
+        <w:pStyle w:val="Heading1"/>
+        <w:jc w:val="center"/>
+        <w:rPr>
+          <w:b w:val="0"/>
+          <w:bCs w:val="0"/>
+        </w:rPr>
+      </w:pPr>
+      <w:r>
+        <w:rPr>
+          <w:b w:val="0"/>
+          <w:bCs w:val="0"/>
+        </w:rPr>
+        <w:t>The participants selected w</w:t>
+      </w:r>
+      <w:r>
+        <w:rPr>
+          <w:b w:val="0"/>
+          <w:bCs w:val="0"/>
+        </w:rPr>
+        <w:t>ere</w:t>
+      </w:r>
+      <w:r>
+        <w:rPr>
+          <w:b w:val="0"/>
+          <w:bCs w:val="0"/>
+        </w:rPr>
+        <w:t xml:space="preserve"> those who are familiar with the procedural generation technique, and those who are familiar with the 3D platformer genre.</w:t>
+      </w:r>
+    </w:p>
+    <w:p>
+      <w:pPr>
+        <w:pStyle w:val="Heading1"/>
+        <w:jc w:val="center"/>
+        <w:rPr>
+          <w:b w:val="0"/>
+          <w:bCs w:val="0"/>
+        </w:rPr>
+      </w:pPr>
+      <w:r>
+        <w:br w:type="page"/>
+      </w:r>
+    </w:p>
+    <w:p>
+      <w:pPr>
+        <w:pStyle w:val="Heading1"/>
+        <w:jc w:val="center"/>
+      </w:pPr>
+      <w:bookmarkStart w:id="27" w:name="_Toc92987355"/>
       <w:r>
         <w:lastRenderedPageBreak/>
         <w:t>Chapter 4</w:t>
@@ -2224,7 +2360,7 @@
       <w:r>
         <w:t xml:space="preserve"> Results</w:t>
       </w:r>
-      <w:bookmarkEnd w:id="25"/>
+      <w:bookmarkEnd w:id="27"/>
     </w:p>
     <w:p>
       <w:pPr>
@@ -2246,7 +2382,7 @@
         <w:pStyle w:val="Heading1"/>
         <w:jc w:val="center"/>
       </w:pPr>
-      <w:bookmarkStart w:id="26" w:name="_Toc92987356"/>
+      <w:bookmarkStart w:id="28" w:name="_Toc92987356"/>
       <w:r>
         <w:lastRenderedPageBreak/>
         <w:t>Chapter 5</w:t>
@@ -2254,7 +2390,7 @@
       <w:r>
         <w:t xml:space="preserve"> Discussion</w:t>
       </w:r>
-      <w:bookmarkEnd w:id="26"/>
+      <w:bookmarkEnd w:id="28"/>
       <w:r>
         <w:br w:type="page"/>
       </w:r>
@@ -2264,7 +2400,7 @@
         <w:pStyle w:val="Heading1"/>
         <w:jc w:val="center"/>
       </w:pPr>
-      <w:bookmarkStart w:id="27" w:name="_Toc92987357"/>
+      <w:bookmarkStart w:id="29" w:name="_Toc92987357"/>
       <w:r>
         <w:lastRenderedPageBreak/>
         <w:t>Chapter 6</w:t>
@@ -2278,7 +2414,7 @@
       <w:r>
         <w:t>uture Work</w:t>
       </w:r>
-      <w:bookmarkEnd w:id="27"/>
+      <w:bookmarkEnd w:id="29"/>
       <w:r>
         <w:br w:type="page"/>
       </w:r>
@@ -2287,12 +2423,12 @@
       <w:pPr>
         <w:pStyle w:val="Heading1"/>
       </w:pPr>
-      <w:bookmarkStart w:id="28" w:name="_Toc92987358"/>
+      <w:bookmarkStart w:id="30" w:name="_Toc92987358"/>
       <w:r>
         <w:lastRenderedPageBreak/>
         <w:t>List of References</w:t>
       </w:r>
-      <w:bookmarkEnd w:id="28"/>
+      <w:bookmarkEnd w:id="30"/>
     </w:p>
     <w:p>
       <w:pPr>
@@ -2301,27 +2437,26 @@
       <w:r>
         <w:br w:type="page"/>
       </w:r>
-      <w:bookmarkStart w:id="29" w:name="_Toc92987359"/>
-      <w:bookmarkStart w:id="30" w:name="_Toc447628191"/>
+      <w:bookmarkStart w:id="31" w:name="_Toc92987359"/>
+      <w:bookmarkStart w:id="32" w:name="_Toc447628191"/>
       <w:r>
         <w:lastRenderedPageBreak/>
         <w:t>Bibliography</w:t>
       </w:r>
-      <w:bookmarkEnd w:id="29"/>
+      <w:bookmarkEnd w:id="31"/>
     </w:p>
     <w:p>
       <w:r>
         <w:t>If required</w:t>
       </w:r>
     </w:p>
-    <w:bookmarkEnd w:id="30"/>
+    <w:bookmarkEnd w:id="32"/>
     <w:p/>
     <w:p>
       <w:pPr>
         <w:pStyle w:val="Heading1"/>
       </w:pPr>
       <w:r>
-        <w:lastRenderedPageBreak/>
         <w:br w:type="page"/>
       </w:r>
     </w:p>
@@ -2329,12 +2464,12 @@
       <w:pPr>
         <w:pStyle w:val="Heading1"/>
       </w:pPr>
-      <w:bookmarkStart w:id="31" w:name="_Toc92987360"/>
+      <w:bookmarkStart w:id="33" w:name="_Toc92987360"/>
       <w:r>
         <w:lastRenderedPageBreak/>
         <w:t>Appendices</w:t>
       </w:r>
-      <w:bookmarkEnd w:id="31"/>
+      <w:bookmarkEnd w:id="33"/>
       <w:r>
         <w:t xml:space="preserve"> </w:t>
       </w:r>
@@ -2403,7 +2538,7 @@
       </w:r>
     </w:p>
   </w:comment>
-  <w:comment w:id="10" w:author="Hadi Mehrpouya" w:date="2026-04-08T06:52:00Z" w:initials="HM">
+  <w:comment w:id="7" w:author="Jerry" w:date="2026-04-17T14:00:00Z" w:initials="J">
     <w:p>
       <w:pPr>
         <w:pStyle w:val="CommentText"/>
@@ -2415,11 +2550,30 @@
         <w:annotationRef/>
       </w:r>
       <w:r>
+        <w:rPr>
+          <w:lang w:val="en-US"/>
+        </w:rPr>
+        <w:t>Changed slightly but take another look in case</w:t>
+      </w:r>
+    </w:p>
+  </w:comment>
+  <w:comment w:id="11" w:author="Hadi Mehrpouya" w:date="2026-04-08T06:52:00Z" w:initials="HM">
+    <w:p>
+      <w:pPr>
+        <w:pStyle w:val="CommentText"/>
+      </w:pPr>
+      <w:r>
+        <w:rPr>
+          <w:rStyle w:val="CommentReference"/>
+        </w:rPr>
+        <w:annotationRef/>
+      </w:r>
+      <w:r>
         <w:t>Is it a mechanic?</w:t>
       </w:r>
     </w:p>
   </w:comment>
-  <w:comment w:id="9" w:author="Hadi Mehrpouya" w:date="2026-04-08T06:54:00Z" w:initials="HM">
+  <w:comment w:id="10" w:author="Hadi Mehrpouya" w:date="2026-04-08T06:54:00Z" w:initials="HM">
     <w:p>
       <w:pPr>
         <w:pStyle w:val="CommentText"/>
@@ -2435,7 +2589,7 @@
       </w:r>
     </w:p>
   </w:comment>
-  <w:comment w:id="12" w:author="Hadi Mehrpouya" w:date="2026-04-08T06:55:00Z" w:initials="HM">
+  <w:comment w:id="13" w:author="Jerry" w:date="2026-04-17T22:11:00Z" w:initials="J">
     <w:p>
       <w:pPr>
         <w:pStyle w:val="CommentText"/>
@@ -2447,11 +2601,30 @@
         <w:annotationRef/>
       </w:r>
       <w:r>
+        <w:rPr>
+          <w:lang w:val="en-US"/>
+        </w:rPr>
+        <w:t>Mention how in the 2006ish paper about pcg in 2d platformers you took elements for this to create platforms prior to generating them</w:t>
+      </w:r>
+    </w:p>
+  </w:comment>
+  <w:comment w:id="14" w:author="Hadi Mehrpouya" w:date="2026-04-08T06:55:00Z" w:initials="HM">
+    <w:p>
+      <w:pPr>
+        <w:pStyle w:val="CommentText"/>
+      </w:pPr>
+      <w:r>
+        <w:rPr>
+          <w:rStyle w:val="CommentReference"/>
+        </w:rPr>
+        <w:annotationRef/>
+      </w:r>
+      <w:r>
         <w:t>Good, double check formating. You can expand this a bit more too, e.g. 2.1 offers a brief summary of …..following this, 2.Y provides….</w:t>
       </w:r>
     </w:p>
   </w:comment>
-  <w:comment w:id="13" w:author="Hadi Mehrpouya" w:date="2026-04-08T07:16:00Z" w:initials="HM">
+  <w:comment w:id="15" w:author="Hadi Mehrpouya" w:date="2026-04-08T07:16:00Z" w:initials="HM">
     <w:p>
       <w:pPr>
         <w:pStyle w:val="CommentText"/>
@@ -2467,7 +2640,7 @@
       </w:r>
     </w:p>
   </w:comment>
-  <w:comment w:id="14" w:author="Hadi Mehrpouya" w:date="2026-04-08T07:16:00Z" w:initials="HM">
+  <w:comment w:id="16" w:author="Hadi Mehrpouya" w:date="2026-04-08T07:16:00Z" w:initials="HM">
     <w:p>
       <w:pPr>
         <w:pStyle w:val="CommentText"/>
@@ -2483,7 +2656,7 @@
       </w:r>
     </w:p>
   </w:comment>
-  <w:comment w:id="15" w:author="Hadi Mehrpouya" w:date="2026-04-08T07:17:00Z" w:initials="HM">
+  <w:comment w:id="17" w:author="Hadi Mehrpouya" w:date="2026-04-08T07:17:00Z" w:initials="HM">
     <w:p>
       <w:pPr>
         <w:pStyle w:val="CommentText"/>
@@ -2499,7 +2672,7 @@
       </w:r>
     </w:p>
   </w:comment>
-  <w:comment w:id="16" w:author="Hadi Mehrpouya" w:date="2026-04-08T07:18:00Z" w:initials="HM">
+  <w:comment w:id="18" w:author="Hadi Mehrpouya" w:date="2026-04-08T07:18:00Z" w:initials="HM">
     <w:p>
       <w:pPr>
         <w:pStyle w:val="CommentText"/>
@@ -2515,7 +2688,7 @@
       </w:r>
     </w:p>
   </w:comment>
-  <w:comment w:id="17" w:author="Hadi Mehrpouya" w:date="2026-04-08T07:18:00Z" w:initials="HM">
+  <w:comment w:id="19" w:author="Hadi Mehrpouya" w:date="2026-04-08T07:18:00Z" w:initials="HM">
     <w:p>
       <w:pPr>
         <w:pStyle w:val="CommentText"/>
@@ -2531,7 +2704,7 @@
       </w:r>
     </w:p>
   </w:comment>
-  <w:comment w:id="18" w:author="Hadi Mehrpouya" w:date="2026-04-08T07:19:00Z" w:initials="HM">
+  <w:comment w:id="20" w:author="Hadi Mehrpouya" w:date="2026-04-08T07:19:00Z" w:initials="HM">
     <w:p>
       <w:pPr>
         <w:pStyle w:val="CommentText"/>
@@ -2547,7 +2720,7 @@
       </w:r>
     </w:p>
   </w:comment>
-  <w:comment w:id="19" w:author="JERRY FRASER" w:date="2026-04-16T16:54:00Z" w:initials="JF">
+  <w:comment w:id="21" w:author="JERRY FRASER" w:date="2026-04-16T16:54:00Z" w:initials="JF">
     <w:p>
       <w:pPr>
         <w:pStyle w:val="CommentText"/>
@@ -2563,7 +2736,7 @@
       </w:r>
     </w:p>
   </w:comment>
-  <w:comment w:id="20" w:author="Hadi Mehrpouya" w:date="2026-04-08T07:21:00Z" w:initials="HM">
+  <w:comment w:id="22" w:author="Hadi Mehrpouya" w:date="2026-04-08T07:21:00Z" w:initials="HM">
     <w:p>
       <w:pPr>
         <w:pStyle w:val="CommentText"/>
@@ -2579,7 +2752,7 @@
       </w:r>
     </w:p>
   </w:comment>
-  <w:comment w:id="21" w:author="Hadi Mehrpouya" w:date="2026-04-08T07:22:00Z" w:initials="HM">
+  <w:comment w:id="23" w:author="Hadi Mehrpouya" w:date="2026-04-08T07:22:00Z" w:initials="HM">
     <w:p>
       <w:pPr>
         <w:pStyle w:val="CommentText"/>
@@ -2595,7 +2768,7 @@
       </w:r>
     </w:p>
   </w:comment>
-  <w:comment w:id="22" w:author="Hadi Mehrpouya" w:date="2026-04-08T07:22:00Z" w:initials="HM">
+  <w:comment w:id="24" w:author="Hadi Mehrpouya" w:date="2026-04-08T07:22:00Z" w:initials="HM">
     <w:p>
       <w:pPr>
         <w:pStyle w:val="CommentText"/>
@@ -2611,7 +2784,7 @@
       </w:r>
     </w:p>
   </w:comment>
-  <w:comment w:id="23" w:author="JERRY FRASER" w:date="2026-04-16T16:52:00Z" w:initials="JF">
+  <w:comment w:id="25" w:author="JERRY FRASER" w:date="2026-04-16T16:52:00Z" w:initials="JF">
     <w:p>
       <w:pPr>
         <w:pStyle w:val="CommentText"/>
@@ -2633,10 +2806,12 @@
 <file path=word/commentsExtended.xml><?xml version="1.0" encoding="utf-8"?>
 <w15:commentsEx xmlns:wpc="http://schemas.microsoft.com/office/word/2010/wordprocessingCanvas" xmlns:cx="http://schemas.microsoft.com/office/drawing/2014/chartex" xmlns:cx1="http://schemas.microsoft.com/office/drawing/2015/9/8/chartex" xmlns:cx2="http://schemas.microsoft.com/office/drawing/2015/10/21/chartex" xmlns:cx3="http://schemas.microsoft.com/office/drawing/2016/5/9/chartex" xmlns:cx4="http://schemas.microsoft.com/office/drawing/2016/5/10/chartex" xmlns:cx5="http://schemas.microsoft.com/office/drawing/2016/5/11/chartex" xmlns:cx6="http://schemas.microsoft.com/office/drawing/2016/5/12/chartex" xmlns:cx7="http://schemas.microsoft.com/office/drawing/2016/5/13/chartex" xmlns:cx8="http://schemas.microsoft.com/office/drawing/2016/5/14/chartex" xmlns:mc="http://schemas.openxmlformats.org/markup-compatibility/2006" xmlns:aink="http://schemas.microsoft.com/office/drawing/2016/ink" xmlns:am3d="http://schemas.microsoft.com/office/drawing/2017/model3d" xmlns:o="urn:schemas-microsoft-com:office:office" xmlns:oel="http://schemas.microsoft.com/office/2019/extlst" xmlns:r="http://schemas.openxmlformats.org/officeDocument/2006/relationships" xmlns:m="http://schemas.openxmlformats.org/officeDocument/2006/math" xmlns:v="urn:schemas-microsoft-com:vml" xmlns:wp14="http://schemas.microsoft.com/office/word/2010/wordprocessingDrawing" xmlns:wp="http://schemas.openxmlformats.org/drawingml/2006/wordprocessingDrawing" xmlns:w10="urn:schemas-microsoft-com:office:word" xmlns:w="http://schemas.openxmlformats.org/wordprocessingml/2006/main" xmlns:w14="http://schemas.microsoft.com/office/word/2010/wordml" xmlns:w15="http://schemas.microsoft.com/office/word/2012/wordml" xmlns:w16cex="http://schemas.microsoft.com/office/word/2018/wordml/cex" xmlns:w16cid="http://schemas.microsoft.com/office/word/2016/wordml/cid" xmlns:w16="http://schemas.microsoft.com/office/word/2018/wordml" xmlns:w16du="http://schemas.microsoft.com/office/word/2023/wordml/word16du" xmlns:w16sdtdh="http://schemas.microsoft.com/office/word/2020/wordml/sdtdatahash" xmlns:w16sdtfl="http://schemas.microsoft.com/office/word/2024/wordml/sdtformatlock" xmlns:w16se="http://schemas.microsoft.com/office/word/2015/wordml/symex" xmlns:wpg="http://schemas.microsoft.com/office/word/2010/wordprocessingGroup" xmlns:wpi="http://schemas.microsoft.com/office/word/2010/wordprocessingInk" xmlns:wne="http://schemas.microsoft.com/office/word/2006/wordml" xmlns:wps="http://schemas.microsoft.com/office/word/2010/wordprocessingShape" mc:Ignorable="w14 w15 w16se w16cid w16 w16cex w16sdtdh w16sdtfl w16du wp14">
   <w15:commentEx w15:paraId="592DA7D3" w15:done="0"/>
-  <w15:commentEx w15:paraId="62F7EB78" w15:done="0"/>
+  <w15:commentEx w15:paraId="62F7EB78" w15:done="1"/>
   <w15:commentEx w15:paraId="6B1846D4" w15:done="0"/>
-  <w15:commentEx w15:paraId="60E96988" w15:done="0"/>
+  <w15:commentEx w15:paraId="5B71DF62" w15:paraIdParent="6B1846D4" w15:done="0"/>
+  <w15:commentEx w15:paraId="60E96988" w15:done="1"/>
   <w15:commentEx w15:paraId="2AA3A3DE" w15:done="0"/>
+  <w15:commentEx w15:paraId="63261128" w15:done="0"/>
   <w15:commentEx w15:paraId="10332D5F" w15:done="0"/>
   <w15:commentEx w15:paraId="4212E9AB" w15:done="0"/>
   <w15:commentEx w15:paraId="23D949FF" w15:done="0"/>
@@ -2655,7 +2830,19 @@
 <file path=word/commentsExtensible.xml><?xml version="1.0" encoding="utf-8"?>
 <w16cex:commentsExtensible xmlns:wpc="http://schemas.microsoft.com/office/word/2010/wordprocessingCanvas" xmlns:cx="http://schemas.microsoft.com/office/drawing/2014/chartex" xmlns:cx1="http://schemas.microsoft.com/office/drawing/2015/9/8/chartex" xmlns:cx2="http://schemas.microsoft.com/office/drawing/2015/10/21/chartex" xmlns:cx3="http://schemas.microsoft.com/office/drawing/2016/5/9/chartex" xmlns:cx4="http://schemas.microsoft.com/office/drawing/2016/5/10/chartex" xmlns:cx5="http://schemas.microsoft.com/office/drawing/2016/5/11/chartex" xmlns:cx6="http://schemas.microsoft.com/office/drawing/2016/5/12/chartex" xmlns:cx7="http://schemas.microsoft.com/office/drawing/2016/5/13/chartex" xmlns:cx8="http://schemas.microsoft.com/office/drawing/2016/5/14/chartex" xmlns:cr="http://schemas.microsoft.com/office/comments/2020/reactions" xmlns:mc="http://schemas.openxmlformats.org/markup-compatibility/2006" xmlns:aink="http://schemas.microsoft.com/office/drawing/2016/ink" xmlns:am3d="http://schemas.microsoft.com/office/drawing/2017/model3d" xmlns:o="urn:schemas-microsoft-com:office:office" xmlns:oel="http://schemas.microsoft.com/office/2019/extlst" xmlns:r="http://schemas.openxmlformats.org/officeDocument/2006/relationships" xmlns:m="http://schemas.openxmlformats.org/officeDocument/2006/math" xmlns:v="urn:schemas-microsoft-com:vml" xmlns:wp14="http://schemas.microsoft.com/office/word/2010/wordprocessingDrawing" xmlns:wp="http://schemas.openxmlformats.org/drawingml/2006/wordprocessingDrawing" xmlns:w10="urn:schemas-microsoft-com:office:word" xmlns:w="http://schemas.openxmlformats.org/wordprocessingml/2006/main" xmlns:w14="http://schemas.microsoft.com/office/word/2010/wordml" xmlns:w15="http://schemas.microsoft.com/office/word/2012/wordml" xmlns:w16cex="http://schemas.microsoft.com/office/word/2018/wordml/cex" xmlns:w16cid="http://schemas.microsoft.com/office/word/2016/wordml/cid" xmlns:w16="http://schemas.microsoft.com/office/word/2018/wordml" xmlns:w16du="http://schemas.microsoft.com/office/word/2023/wordml/word16du" xmlns:w16sdtdh="http://schemas.microsoft.com/office/word/2020/wordml/sdtdatahash" xmlns:w16sdtfl="http://schemas.microsoft.com/office/word/2024/wordml/sdtformatlock" xmlns:w16se="http://schemas.microsoft.com/office/word/2015/wordml/symex" xmlns:wpg="http://schemas.microsoft.com/office/word/2010/wordprocessingGroup" xmlns:wpi="http://schemas.microsoft.com/office/word/2010/wordprocessingInk" xmlns:wne="http://schemas.microsoft.com/office/word/2006/wordml" xmlns:wps="http://schemas.microsoft.com/office/word/2010/wordprocessingShape" mc:Ignorable="w14 w15 w16se w16cid w16 w16cex w16sdtdh w16sdtfl cr w16du wp14">
   <w16cex:commentExtensible w16cex:durableId="053A91DC" w16cex:dateUtc="2026-04-08T05:49:00Z"/>
-  <w16cex:commentExtensible w16cex:durableId="0FAB520E" w16cex:dateUtc="2026-04-08T05:51:00Z"/>
+  <w16cex:commentExtensible w16cex:durableId="0FAB520E" w16cex:dateUtc="2026-04-08T05:51:00Z">
+    <w16cex:extLst>
+      <w16:ext w16:uri="{CE6994B0-6A32-4C9F-8C6B-6E91EDA988CE}">
+        <cr:reactions xmlns:cr="http://schemas.microsoft.com/office/comments/2020/reactions">
+          <cr:reaction reactionType="1">
+            <cr:reactionInfo dateUtc="2026-04-17T10:22:24Z">
+              <cr:user userId="Jerry" userProvider="None" userName="Jerry"/>
+            </cr:reactionInfo>
+          </cr:reaction>
+        </cr:reactions>
+      </w16:ext>
+    </w16cex:extLst>
+  </w16cex:commentExtensible>
   <w16cex:commentExtensible w16cex:durableId="0277350D" w16cex:dateUtc="2026-04-08T05:51:00Z">
     <w16cex:extLst>
       <w16:ext w16:uri="{CE6994B0-6A32-4C9F-8C6B-6E91EDA988CE}">
@@ -2669,8 +2856,10 @@
       </w16:ext>
     </w16cex:extLst>
   </w16cex:commentExtensible>
+  <w16cex:commentExtensible w16cex:durableId="4E7E8613" w16cex:dateUtc="2026-04-17T13:00:00Z"/>
   <w16cex:commentExtensible w16cex:durableId="622D5A29" w16cex:dateUtc="2026-04-08T05:52:00Z"/>
   <w16cex:commentExtensible w16cex:durableId="18F39C27" w16cex:dateUtc="2026-04-08T05:54:00Z"/>
+  <w16cex:commentExtensible w16cex:durableId="0A397B29" w16cex:dateUtc="2026-04-17T21:11:00Z"/>
   <w16cex:commentExtensible w16cex:durableId="01053579" w16cex:dateUtc="2026-04-08T05:55:00Z">
     <w16cex:extLst>
       <w16:ext w16:uri="{CE6994B0-6A32-4C9F-8C6B-6E91EDA988CE}">
@@ -2703,8 +2892,10 @@
   <w16cid:commentId w16cid:paraId="592DA7D3" w16cid:durableId="053A91DC"/>
   <w16cid:commentId w16cid:paraId="62F7EB78" w16cid:durableId="0FAB520E"/>
   <w16cid:commentId w16cid:paraId="6B1846D4" w16cid:durableId="0277350D"/>
+  <w16cid:commentId w16cid:paraId="5B71DF62" w16cid:durableId="4E7E8613"/>
   <w16cid:commentId w16cid:paraId="60E96988" w16cid:durableId="622D5A29"/>
   <w16cid:commentId w16cid:paraId="2AA3A3DE" w16cid:durableId="18F39C27"/>
+  <w16cid:commentId w16cid:paraId="63261128" w16cid:durableId="0A397B29"/>
   <w16cid:commentId w16cid:paraId="10332D5F" w16cid:durableId="01053579"/>
   <w16cid:commentId w16cid:paraId="4212E9AB" w16cid:durableId="56E3320E"/>
   <w16cid:commentId w16cid:paraId="23D949FF" w16cid:durableId="5E125D0C"/>
@@ -3151,6 +3342,9 @@
 <w15:people xmlns:wpc="http://schemas.microsoft.com/office/word/2010/wordprocessingCanvas" xmlns:cx="http://schemas.microsoft.com/office/drawing/2014/chartex" xmlns:cx1="http://schemas.microsoft.com/office/drawing/2015/9/8/chartex" xmlns:cx2="http://schemas.microsoft.com/office/drawing/2015/10/21/chartex" xmlns:cx3="http://schemas.microsoft.com/office/drawing/2016/5/9/chartex" xmlns:cx4="http://schemas.microsoft.com/office/drawing/2016/5/10/chartex" xmlns:cx5="http://schemas.microsoft.com/office/drawing/2016/5/11/chartex" xmlns:cx6="http://schemas.microsoft.com/office/drawing/2016/5/12/chartex" xmlns:cx7="http://schemas.microsoft.com/office/drawing/2016/5/13/chartex" xmlns:cx8="http://schemas.microsoft.com/office/drawing/2016/5/14/chartex" xmlns:mc="http://schemas.openxmlformats.org/markup-compatibility/2006" xmlns:aink="http://schemas.microsoft.com/office/drawing/2016/ink" xmlns:am3d="http://schemas.microsoft.com/office/drawing/2017/model3d" xmlns:o="urn:schemas-microsoft-com:office:office" xmlns:oel="http://schemas.microsoft.com/office/2019/extlst" xmlns:r="http://schemas.openxmlformats.org/officeDocument/2006/relationships" xmlns:m="http://schemas.openxmlformats.org/officeDocument/2006/math" xmlns:v="urn:schemas-microsoft-com:vml" xmlns:wp14="http://schemas.microsoft.com/office/word/2010/wordprocessingDrawing" xmlns:wp="http://schemas.openxmlformats.org/drawingml/2006/wordprocessingDrawing" xmlns:w10="urn:schemas-microsoft-com:office:word" xmlns:w="http://schemas.openxmlformats.org/wordprocessingml/2006/main" xmlns:w14="http://schemas.microsoft.com/office/word/2010/wordml" xmlns:w15="http://schemas.microsoft.com/office/word/2012/wordml" xmlns:w16cex="http://schemas.microsoft.com/office/word/2018/wordml/cex" xmlns:w16cid="http://schemas.microsoft.com/office/word/2016/wordml/cid" xmlns:w16="http://schemas.microsoft.com/office/word/2018/wordml" xmlns:w16du="http://schemas.microsoft.com/office/word/2023/wordml/word16du" xmlns:w16sdtdh="http://schemas.microsoft.com/office/word/2020/wordml/sdtdatahash" xmlns:w16sdtfl="http://schemas.microsoft.com/office/word/2024/wordml/sdtformatlock" xmlns:w16se="http://schemas.microsoft.com/office/word/2015/wordml/symex" xmlns:wpg="http://schemas.microsoft.com/office/word/2010/wordprocessingGroup" xmlns:wpi="http://schemas.microsoft.com/office/word/2010/wordprocessingInk" xmlns:wne="http://schemas.microsoft.com/office/word/2006/wordml" xmlns:wps="http://schemas.microsoft.com/office/word/2010/wordprocessingShape" mc:Ignorable="w14 w15 w16se w16cid w16 w16cex w16sdtdh w16sdtfl w16du wp14">
   <w15:person w15:author="Hadi Mehrpouya">
     <w15:presenceInfo w15:providerId="AD" w15:userId="S::h517352@uad.ac.uk::294a077a-621c-4666-a3a9-532f8af7a40d"/>
+  </w15:person>
+  <w15:person w15:author="Jerry">
+    <w15:presenceInfo w15:providerId="None" w15:userId="Jerry"/>
   </w15:person>
   <w15:person w15:author="JERRY FRASER">
     <w15:presenceInfo w15:providerId="AD" w15:userId="S::2200611@uad.ac.uk::ccba7b0a-8b6a-4ff1-84cc-db4c01ca33ef"/>
@@ -4145,15 +4339,6 @@
 </file>
 
 <file path=customXml/item1.xml><?xml version="1.0" encoding="utf-8"?>
-<?mso-contentType ?>
-<FormTemplates xmlns="http://schemas.microsoft.com/sharepoint/v3/contenttype/forms">
-  <Display>DocumentLibraryForm</Display>
-  <Edit>DocumentLibraryForm</Edit>
-  <New>DocumentLibraryForm</New>
-</FormTemplates>
-</file>
-
-<file path=customXml/item2.xml><?xml version="1.0" encoding="utf-8"?>
 <ct:contentTypeSchema xmlns:ct="http://schemas.microsoft.com/office/2006/metadata/contentType" xmlns:ma="http://schemas.microsoft.com/office/2006/metadata/properties/metaAttributes" ct:_="" ma:_="" ma:contentTypeName="Document" ma:contentTypeID="0x01010033553FA8616F3A45AD369E275EA42271" ma:contentTypeVersion="11" ma:contentTypeDescription="Create a new document." ma:contentTypeScope="" ma:versionID="8eb4e0804d077bcc139b361cda3a640c">
   <xsd:schema xmlns:xsd="http://www.w3.org/2001/XMLSchema" xmlns:xs="http://www.w3.org/2001/XMLSchema" xmlns:p="http://schemas.microsoft.com/office/2006/metadata/properties" xmlns:ns3="371a10d4-9e19-41a9-948b-d1cca29b4cb6" xmlns:ns4="18dffc30-a361-43f0-bb4a-1f62e819a6f2" targetNamespace="http://schemas.microsoft.com/office/2006/metadata/properties" ma:root="true" ma:fieldsID="ac8e08ff64368403dfb4d2274f8d7465" ns3:_="" ns4:_="">
     <xsd:import namespace="371a10d4-9e19-41a9-948b-d1cca29b4cb6"/>
@@ -4362,25 +4547,26 @@
 </ct:contentTypeSchema>
 </file>
 
-<file path=customXml/item3.xml><?xml version="1.0" encoding="utf-8"?>
-<b:Sources xmlns:b="http://schemas.openxmlformats.org/officeDocument/2006/bibliography" xmlns="http://schemas.openxmlformats.org/officeDocument/2006/bibliography" SelectedStyle="\APA.XSL" StyleName="APA"/>
+<file path=customXml/item2.xml><?xml version="1.0" encoding="utf-8"?>
+<?mso-contentType ?>
+<FormTemplates xmlns="http://schemas.microsoft.com/sharepoint/v3/contenttype/forms">
+  <Display>DocumentLibraryForm</Display>
+  <Edit>DocumentLibraryForm</Edit>
+  <New>DocumentLibraryForm</New>
+</FormTemplates>
 </file>
 
-<file path=customXml/item4.xml><?xml version="1.0" encoding="utf-8"?>
+<file path=customXml/item3.xml><?xml version="1.0" encoding="utf-8"?>
 <p:properties xmlns:p="http://schemas.microsoft.com/office/2006/metadata/properties" xmlns:xsi="http://www.w3.org/2001/XMLSchema-instance" xmlns:pc="http://schemas.microsoft.com/office/infopath/2007/PartnerControls">
   <documentManagement/>
 </p:properties>
 </file>
 
-<file path=customXml/itemProps1.xml><?xml version="1.0" encoding="utf-8"?>
-<ds:datastoreItem xmlns:ds="http://schemas.openxmlformats.org/officeDocument/2006/customXml" ds:itemID="{05D9BF79-26A9-4E9A-9793-4E28B04A02DC}">
-  <ds:schemaRefs>
-    <ds:schemaRef ds:uri="http://schemas.microsoft.com/sharepoint/v3/contenttype/forms"/>
-  </ds:schemaRefs>
-</ds:datastoreItem>
+<file path=customXml/item4.xml><?xml version="1.0" encoding="utf-8"?>
+<b:Sources xmlns:b="http://schemas.openxmlformats.org/officeDocument/2006/bibliography" xmlns="http://schemas.openxmlformats.org/officeDocument/2006/bibliography" SelectedStyle="\APA.XSL" StyleName="APA"/>
 </file>
 
-<file path=customXml/itemProps2.xml><?xml version="1.0" encoding="utf-8"?>
+<file path=customXml/itemProps1.xml><?xml version="1.0" encoding="utf-8"?>
 <ds:datastoreItem xmlns:ds="http://schemas.openxmlformats.org/officeDocument/2006/customXml" ds:itemID="{307A6BE8-0D48-4A7D-A535-369CCDFBF2CB}">
   <ds:schemaRefs>
     <ds:schemaRef ds:uri="http://schemas.microsoft.com/office/2006/metadata/contentType"/>
@@ -4399,19 +4585,27 @@
 </ds:datastoreItem>
 </file>
 
-<file path=customXml/itemProps3.xml><?xml version="1.0" encoding="utf-8"?>
-<ds:datastoreItem xmlns:ds="http://schemas.openxmlformats.org/officeDocument/2006/customXml" ds:itemID="{79CEDF70-F74C-4284-98FC-38644A27E791}">
+<file path=customXml/itemProps2.xml><?xml version="1.0" encoding="utf-8"?>
+<ds:datastoreItem xmlns:ds="http://schemas.openxmlformats.org/officeDocument/2006/customXml" ds:itemID="{05D9BF79-26A9-4E9A-9793-4E28B04A02DC}">
   <ds:schemaRefs>
-    <ds:schemaRef ds:uri="http://schemas.openxmlformats.org/officeDocument/2006/bibliography"/>
+    <ds:schemaRef ds:uri="http://schemas.microsoft.com/sharepoint/v3/contenttype/forms"/>
   </ds:schemaRefs>
 </ds:datastoreItem>
 </file>
 
-<file path=customXml/itemProps4.xml><?xml version="1.0" encoding="utf-8"?>
+<file path=customXml/itemProps3.xml><?xml version="1.0" encoding="utf-8"?>
 <ds:datastoreItem xmlns:ds="http://schemas.openxmlformats.org/officeDocument/2006/customXml" ds:itemID="{10A8F88B-6E38-47A8-8074-155E10D59BDF}">
   <ds:schemaRefs>
     <ds:schemaRef ds:uri="http://schemas.microsoft.com/office/2006/metadata/properties"/>
     <ds:schemaRef ds:uri="http://schemas.microsoft.com/office/infopath/2007/PartnerControls"/>
   </ds:schemaRefs>
 </ds:datastoreItem>
+</file>
+
+<file path=customXml/itemProps4.xml><?xml version="1.0" encoding="utf-8"?>
+<ds:datastoreItem xmlns:ds="http://schemas.openxmlformats.org/officeDocument/2006/customXml" ds:itemID="{79CEDF70-F74C-4284-98FC-38644A27E791}">
+  <ds:schemaRefs>
+    <ds:schemaRef ds:uri="http://schemas.openxmlformats.org/officeDocument/2006/bibliography"/>
+  </ds:schemaRefs>
+</ds:datastoreItem>
 </file>
--- a/Documents/Dissertation w feedback 16th april.docx
+++ b/Documents/Dissertation w feedback 16th april.docx
@@ -2179,12 +2179,16 @@
         <w:rPr>
           <w:b w:val="0"/>
           <w:bCs w:val="0"/>
+          <w:sz w:val="24"/>
+          <w:szCs w:val="28"/>
         </w:rPr>
       </w:pPr>
       <w:r>
         <w:rPr>
           <w:b w:val="0"/>
           <w:bCs w:val="0"/>
+          <w:sz w:val="24"/>
+          <w:szCs w:val="28"/>
         </w:rPr>
         <w:t>To achieve the goals of the project, elements from rhythm-based platforming techniques were chosen. To demonstrate how the level will play out, a playable character was developed. This chapter will provide a detailed description of how the development process was delivered and the reasoning behind the decisions made during the making of the application.</w:t>
       </w:r>
@@ -2224,12 +2228,16 @@
         <w:rPr>
           <w:b w:val="0"/>
           <w:bCs w:val="0"/>
+          <w:sz w:val="24"/>
+          <w:szCs w:val="28"/>
         </w:rPr>
       </w:pPr>
       <w:r>
         <w:rPr>
           <w:b w:val="0"/>
           <w:bCs w:val="0"/>
+          <w:sz w:val="24"/>
+          <w:szCs w:val="28"/>
         </w:rPr>
         <w:t>Godot(ref here) was chosen as the development environment in this project due to the engine being lightweight</w:t>
       </w:r>
@@ -2237,8 +2245,10 @@
         <w:rPr>
           <w:b w:val="0"/>
           <w:bCs w:val="0"/>
-        </w:rPr>
-        <w:t xml:space="preserve"> in terms of processing power, therefore allowing more machines to run it. Using Godot has also ensured that generating the level will not require an intensive setup. Additionally, the researcher is highly experienced with Godot’s workflow and scripting system. The application was developed using the .NET version of Godot, which means the scripting language was implemented in C#, therefore allowing the scripting part of the application to be easily transferred over to Unity. </w:t>
+          <w:sz w:val="24"/>
+          <w:szCs w:val="28"/>
+        </w:rPr>
+        <w:t xml:space="preserve"> in terms of processing power, therefore allowing more machines to run it. Using Godot has also ensured that generating the level will not require an intensive setup. Additionally, the researcher is highly experienced with Godot’s workflow and scripting system. The application was developed using the .NET version of Godot, which means the scripting language was implemented in C#, therefore allowing the scripting part of the application to be easily transferred over to Unity.</w:t>
       </w:r>
     </w:p>
     <w:p>
@@ -2247,7 +2257,7 @@
         <w:jc w:val="center"/>
       </w:pPr>
       <w:r>
-        <w:t>3.3.1 Data Collection</w:t>
+        <w:t>3.2.1 Platform Placement</w:t>
       </w:r>
     </w:p>
     <w:p>
@@ -2257,49 +2267,272 @@
         <w:rPr>
           <w:b w:val="0"/>
           <w:bCs w:val="0"/>
+          <w:sz w:val="24"/>
+          <w:szCs w:val="28"/>
         </w:rPr>
       </w:pPr>
       <w:r>
         <w:rPr>
           <w:b w:val="0"/>
           <w:bCs w:val="0"/>
-        </w:rPr>
-        <w:t xml:space="preserve">User testing was selected for this project to determine if the generated level the user played was enjoyable and if the user </w:t>
+          <w:sz w:val="24"/>
+          <w:szCs w:val="28"/>
+        </w:rPr>
+        <w:t xml:space="preserve">To ensure the level was playable and that each part of the level was grouped correctly, some elements from the rhythm-based technique were </w:t>
       </w:r>
       <w:r>
         <w:rPr>
           <w:b w:val="0"/>
           <w:bCs w:val="0"/>
+          <w:sz w:val="24"/>
+          <w:szCs w:val="28"/>
         </w:rPr>
         <w:lastRenderedPageBreak/>
-        <w:t>managed the user interface just fine</w:t>
+        <w:t>used. Specifically for the platforms, jumps, and directions in the level.</w:t>
       </w:r>
       <w:r>
         <w:rPr>
           <w:b w:val="0"/>
           <w:bCs w:val="0"/>
-        </w:rPr>
-        <w:t xml:space="preserve"> and how they thought about the accuracy of difficulty using it</w:t>
-      </w:r>
+          <w:sz w:val="24"/>
+          <w:szCs w:val="28"/>
+        </w:rPr>
+        <w:t xml:space="preserve"> </w:t>
+      </w:r>
+      <w:commentRangeStart w:id="27"/>
       <w:r>
         <w:rPr>
           <w:b w:val="0"/>
           <w:bCs w:val="0"/>
-        </w:rPr>
-        <w:t>.</w:t>
-      </w:r>
-      <w:r>
-        <w:rPr>
+          <w:sz w:val="24"/>
+          <w:szCs w:val="28"/>
+        </w:rPr>
+        <w:t xml:space="preserve">This was selected to </w:t>
+      </w:r>
+      <w:commentRangeEnd w:id="27"/>
+      <w:r>
+        <w:rPr>
+          <w:rStyle w:val="CommentReference"/>
           <w:b w:val="0"/>
           <w:bCs w:val="0"/>
-        </w:rPr>
-        <w:t xml:space="preserve"> The users also had their desired settings, the level generated which they played, and the results of their gameplay all documented. This was used with a JSON file due to Godot’s ease of use of outputting data through its own built-in functions. </w:t>
-      </w:r>
-      <w:r>
+          <w:sz w:val="24"/>
+          <w:szCs w:val="28"/>
+        </w:rPr>
+        <w:commentReference w:id="27"/>
+      </w:r>
+    </w:p>
+    <w:p>
+      <w:r>
+        <w:drawing>
+          <wp:inline distT="0" distB="0" distL="0" distR="0" wp14:anchorId="3402FD7A" wp14:editId="119A876E">
+            <wp:extent cx="4979035" cy="1666875"/>
+            <wp:effectExtent l="0" t="0" r="0" b="9525"/>
+            <wp:docPr id="1845967081" name="Picture 1"/>
+            <wp:cNvGraphicFramePr>
+              <a:graphicFrameLocks xmlns:a="http://schemas.openxmlformats.org/drawingml/2006/main" noChangeAspect="1"/>
+            </wp:cNvGraphicFramePr>
+            <a:graphic xmlns:a="http://schemas.openxmlformats.org/drawingml/2006/main">
+              <a:graphicData uri="http://schemas.openxmlformats.org/drawingml/2006/picture">
+                <pic:pic xmlns:pic="http://schemas.openxmlformats.org/drawingml/2006/picture">
+                  <pic:nvPicPr>
+                    <pic:cNvPr id="1845967081" name=""/>
+                    <pic:cNvPicPr/>
+                  </pic:nvPicPr>
+                  <pic:blipFill>
+                    <a:blip r:embed="rId18"/>
+                    <a:stretch>
+                      <a:fillRect/>
+                    </a:stretch>
+                  </pic:blipFill>
+                  <pic:spPr>
+                    <a:xfrm>
+                      <a:off x="0" y="0"/>
+                      <a:ext cx="4979035" cy="1666875"/>
+                    </a:xfrm>
+                    <a:prstGeom prst="rect">
+                      <a:avLst/>
+                    </a:prstGeom>
+                  </pic:spPr>
+                </pic:pic>
+              </a:graphicData>
+            </a:graphic>
+          </wp:inline>
+        </w:drawing>
+      </w:r>
+    </w:p>
+    <w:p>
+      <w:r>
+        <w:t>Figure 1: Rhythm-Based Technique elements used in the application</w:t>
+      </w:r>
+    </w:p>
+    <w:p/>
+    <w:p/>
+    <w:p>
+      <w:pPr>
+        <w:rPr>
+          <w:b/>
+          <w:bCs/>
+          <w:sz w:val="28"/>
+          <w:szCs w:val="28"/>
+        </w:rPr>
+      </w:pPr>
+      <w:r>
+        <w:rPr>
+          <w:b/>
+          <w:bCs/>
+          <w:sz w:val="28"/>
+          <w:szCs w:val="28"/>
+        </w:rPr>
+        <w:t>3.3.2 User Interface</w:t>
+      </w:r>
+    </w:p>
+    <w:p>
+      <w:r>
+        <w:t xml:space="preserve">The application involved a user interface where the user has the ability to adjust parameters of the level. This involved changing the odds of how each part of the level was spawned, and adjusting the size of the level. </w:t>
+      </w:r>
+    </w:p>
+    <w:p/>
+    <w:p>
+      <w:r>
+        <w:drawing>
+          <wp:inline distT="0" distB="0" distL="0" distR="0" wp14:anchorId="26695CB5" wp14:editId="71C85FA4">
+            <wp:extent cx="4979035" cy="2787650"/>
+            <wp:effectExtent l="0" t="0" r="0" b="0"/>
+            <wp:docPr id="840056755" name="Picture 1"/>
+            <wp:cNvGraphicFramePr>
+              <a:graphicFrameLocks xmlns:a="http://schemas.openxmlformats.org/drawingml/2006/main" noChangeAspect="1"/>
+            </wp:cNvGraphicFramePr>
+            <a:graphic xmlns:a="http://schemas.openxmlformats.org/drawingml/2006/main">
+              <a:graphicData uri="http://schemas.openxmlformats.org/drawingml/2006/picture">
+                <pic:pic xmlns:pic="http://schemas.openxmlformats.org/drawingml/2006/picture">
+                  <pic:nvPicPr>
+                    <pic:cNvPr id="840056755" name=""/>
+                    <pic:cNvPicPr/>
+                  </pic:nvPicPr>
+                  <pic:blipFill>
+                    <a:blip r:embed="rId19"/>
+                    <a:stretch>
+                      <a:fillRect/>
+                    </a:stretch>
+                  </pic:blipFill>
+                  <pic:spPr>
+                    <a:xfrm>
+                      <a:off x="0" y="0"/>
+                      <a:ext cx="4979035" cy="2787650"/>
+                    </a:xfrm>
+                    <a:prstGeom prst="rect">
+                      <a:avLst/>
+                    </a:prstGeom>
+                  </pic:spPr>
+                </pic:pic>
+              </a:graphicData>
+            </a:graphic>
+          </wp:inline>
+        </w:drawing>
+      </w:r>
+    </w:p>
+    <w:p>
+      <w:r>
+        <w:lastRenderedPageBreak/>
+        <w:drawing>
+          <wp:inline distT="0" distB="0" distL="0" distR="0" wp14:anchorId="0DA53875" wp14:editId="30054D3E">
+            <wp:extent cx="4979035" cy="2789555"/>
+            <wp:effectExtent l="0" t="0" r="0" b="0"/>
+            <wp:docPr id="1687447222" name="Picture 1"/>
+            <wp:cNvGraphicFramePr>
+              <a:graphicFrameLocks xmlns:a="http://schemas.openxmlformats.org/drawingml/2006/main" noChangeAspect="1"/>
+            </wp:cNvGraphicFramePr>
+            <a:graphic xmlns:a="http://schemas.openxmlformats.org/drawingml/2006/main">
+              <a:graphicData uri="http://schemas.openxmlformats.org/drawingml/2006/picture">
+                <pic:pic xmlns:pic="http://schemas.openxmlformats.org/drawingml/2006/picture">
+                  <pic:nvPicPr>
+                    <pic:cNvPr id="1687447222" name=""/>
+                    <pic:cNvPicPr/>
+                  </pic:nvPicPr>
+                  <pic:blipFill>
+                    <a:blip r:embed="rId20"/>
+                    <a:stretch>
+                      <a:fillRect/>
+                    </a:stretch>
+                  </pic:blipFill>
+                  <pic:spPr>
+                    <a:xfrm>
+                      <a:off x="0" y="0"/>
+                      <a:ext cx="4979035" cy="2789555"/>
+                    </a:xfrm>
+                    <a:prstGeom prst="rect">
+                      <a:avLst/>
+                    </a:prstGeom>
+                  </pic:spPr>
+                </pic:pic>
+              </a:graphicData>
+            </a:graphic>
+          </wp:inline>
+        </w:drawing>
+      </w:r>
+    </w:p>
+    <w:p>
+      <w:r>
+        <w:t>Figures 2 and 3: Adjusting parameters of the level</w:t>
+      </w:r>
+    </w:p>
+    <w:p>
+      <w:pPr>
+        <w:pStyle w:val="Heading1"/>
+        <w:jc w:val="center"/>
+      </w:pPr>
+      <w:r>
+        <w:t>3.</w:t>
+      </w:r>
+      <w:r>
+        <w:t>4</w:t>
+      </w:r>
+      <w:r>
+        <w:t>.1 Data Collection</w:t>
+      </w:r>
+    </w:p>
+    <w:p>
+      <w:pPr>
+        <w:pStyle w:val="Heading1"/>
+        <w:jc w:val="center"/>
         <w:rPr>
           <w:b w:val="0"/>
           <w:bCs w:val="0"/>
         </w:rPr>
+      </w:pPr>
+      <w:r>
+        <w:rPr>
+          <w:b w:val="0"/>
+          <w:bCs w:val="0"/>
+        </w:rPr>
+        <w:t>User testing was selected for this project to determine if the generated level the user played was enjoyable and if the user managed the user interface just fine</w:t>
+      </w:r>
+      <w:r>
+        <w:rPr>
+          <w:b w:val="0"/>
+          <w:bCs w:val="0"/>
+        </w:rPr>
+        <w:t xml:space="preserve"> and how they thought about the accuracy of difficulty using it</w:t>
+      </w:r>
+      <w:r>
+        <w:rPr>
+          <w:b w:val="0"/>
+          <w:bCs w:val="0"/>
+        </w:rPr>
+        <w:t>.</w:t>
+      </w:r>
+      <w:r>
+        <w:rPr>
+          <w:b w:val="0"/>
+          <w:bCs w:val="0"/>
+        </w:rPr>
+        <w:t xml:space="preserve"> The users also had their desired settings, the level generated which they played, and the results of their gameplay all documented. This was used with a JSON file due to Godot’s ease of use of outputting data through its own built-in functions. </w:t>
+      </w:r>
+      <w:r>
+        <w:rPr>
+          <w:b w:val="0"/>
+          <w:bCs w:val="0"/>
+        </w:rPr>
         <w:t xml:space="preserve"> </w:t>
       </w:r>
     </w:p>
@@ -2352,7 +2585,7 @@
         <w:pStyle w:val="Heading1"/>
         <w:jc w:val="center"/>
       </w:pPr>
-      <w:bookmarkStart w:id="27" w:name="_Toc92987355"/>
+      <w:bookmarkStart w:id="28" w:name="_Toc92987355"/>
       <w:r>
         <w:lastRenderedPageBreak/>
         <w:t>Chapter 4</w:t>
@@ -2360,7 +2593,7 @@
       <w:r>
         <w:t xml:space="preserve"> Results</w:t>
       </w:r>
-      <w:bookmarkEnd w:id="27"/>
+      <w:bookmarkEnd w:id="28"/>
     </w:p>
     <w:p>
       <w:pPr>
@@ -2382,7 +2615,7 @@
         <w:pStyle w:val="Heading1"/>
         <w:jc w:val="center"/>
       </w:pPr>
-      <w:bookmarkStart w:id="28" w:name="_Toc92987356"/>
+      <w:bookmarkStart w:id="29" w:name="_Toc92987356"/>
       <w:r>
         <w:lastRenderedPageBreak/>
         <w:t>Chapter 5</w:t>
@@ -2390,7 +2623,7 @@
       <w:r>
         <w:t xml:space="preserve"> Discussion</w:t>
       </w:r>
-      <w:bookmarkEnd w:id="28"/>
+      <w:bookmarkEnd w:id="29"/>
       <w:r>
         <w:br w:type="page"/>
       </w:r>
@@ -2400,7 +2633,7 @@
         <w:pStyle w:val="Heading1"/>
         <w:jc w:val="center"/>
       </w:pPr>
-      <w:bookmarkStart w:id="29" w:name="_Toc92987357"/>
+      <w:bookmarkStart w:id="30" w:name="_Toc92987357"/>
       <w:r>
         <w:lastRenderedPageBreak/>
         <w:t>Chapter 6</w:t>
@@ -2414,7 +2647,7 @@
       <w:r>
         <w:t>uture Work</w:t>
       </w:r>
-      <w:bookmarkEnd w:id="29"/>
+      <w:bookmarkEnd w:id="30"/>
       <w:r>
         <w:br w:type="page"/>
       </w:r>
@@ -2423,12 +2656,12 @@
       <w:pPr>
         <w:pStyle w:val="Heading1"/>
       </w:pPr>
-      <w:bookmarkStart w:id="30" w:name="_Toc92987358"/>
+      <w:bookmarkStart w:id="31" w:name="_Toc92987358"/>
       <w:r>
         <w:lastRenderedPageBreak/>
         <w:t>List of References</w:t>
       </w:r>
-      <w:bookmarkEnd w:id="30"/>
+      <w:bookmarkEnd w:id="31"/>
     </w:p>
     <w:p>
       <w:pPr>
@@ -2437,20 +2670,20 @@
       <w:r>
         <w:br w:type="page"/>
       </w:r>
-      <w:bookmarkStart w:id="31" w:name="_Toc92987359"/>
-      <w:bookmarkStart w:id="32" w:name="_Toc447628191"/>
+      <w:bookmarkStart w:id="32" w:name="_Toc92987359"/>
+      <w:bookmarkStart w:id="33" w:name="_Toc447628191"/>
       <w:r>
         <w:lastRenderedPageBreak/>
         <w:t>Bibliography</w:t>
       </w:r>
-      <w:bookmarkEnd w:id="31"/>
+      <w:bookmarkEnd w:id="32"/>
     </w:p>
     <w:p>
       <w:r>
         <w:t>If required</w:t>
       </w:r>
     </w:p>
-    <w:bookmarkEnd w:id="32"/>
+    <w:bookmarkEnd w:id="33"/>
     <w:p/>
     <w:p>
       <w:pPr>
@@ -2464,20 +2697,20 @@
       <w:pPr>
         <w:pStyle w:val="Heading1"/>
       </w:pPr>
-      <w:bookmarkStart w:id="33" w:name="_Toc92987360"/>
+      <w:bookmarkStart w:id="34" w:name="_Toc92987360"/>
       <w:r>
         <w:lastRenderedPageBreak/>
         <w:t>Appendices</w:t>
       </w:r>
-      <w:bookmarkEnd w:id="33"/>
+      <w:bookmarkEnd w:id="34"/>
       <w:r>
         <w:t xml:space="preserve"> </w:t>
       </w:r>
     </w:p>
     <w:p/>
     <w:sectPr>
-      <w:headerReference w:type="default" r:id="rId18"/>
-      <w:footerReference w:type="default" r:id="rId19"/>
+      <w:headerReference w:type="default" r:id="rId21"/>
+      <w:footerReference w:type="default" r:id="rId22"/>
       <w:pgSz w:w="11906" w:h="16838"/>
       <w:pgMar w:top="1440" w:right="1797" w:bottom="1440" w:left="2268" w:header="720" w:footer="720" w:gutter="0"/>
       <w:pgNumType w:start="1"/>
@@ -2797,6 +3030,25 @@
       </w:r>
       <w:r>
         <w:t>Fixed a little but try to improve a little more</w:t>
+      </w:r>
+    </w:p>
+  </w:comment>
+  <w:comment w:id="27" w:author="Jerry" w:date="2026-04-17T23:33:00Z" w:initials="J">
+    <w:p>
+      <w:pPr>
+        <w:pStyle w:val="CommentText"/>
+      </w:pPr>
+      <w:r>
+        <w:rPr>
+          <w:rStyle w:val="CommentReference"/>
+        </w:rPr>
+        <w:annotationRef/>
+      </w:r>
+      <w:r>
+        <w:rPr>
+          <w:lang w:val="en-US"/>
+        </w:rPr>
+        <w:t>Look back on rhythm based papers</w:t>
       </w:r>
     </w:p>
   </w:comment>
@@ -2824,6 +3076,7 @@
   <w15:commentEx w15:paraId="725638F4" w15:done="0"/>
   <w15:commentEx w15:paraId="411FCE12" w15:done="0"/>
   <w15:commentEx w15:paraId="4D230C25" w15:paraIdParent="411FCE12" w15:done="0"/>
+  <w15:commentEx w15:paraId="0BB2FE0B" w15:done="0"/>
 </w15:commentsEx>
 </file>
 
@@ -2884,6 +3137,7 @@
   <w16cex:commentExtensible w16cex:durableId="279996B3" w16cex:dateUtc="2026-04-08T06:22:00Z"/>
   <w16cex:commentExtensible w16cex:durableId="0D92B2A9" w16cex:dateUtc="2026-04-08T06:22:00Z"/>
   <w16cex:commentExtensible w16cex:durableId="586455FE" w16cex:dateUtc="2026-04-16T15:52:00Z"/>
+  <w16cex:commentExtensible w16cex:durableId="196A3CED" w16cex:dateUtc="2026-04-17T22:33:00Z"/>
 </w16cex:commentsExtensible>
 </file>
 
@@ -2908,6 +3162,7 @@
   <w16cid:commentId w16cid:paraId="725638F4" w16cid:durableId="279996B3"/>
   <w16cid:commentId w16cid:paraId="411FCE12" w16cid:durableId="0D92B2A9"/>
   <w16cid:commentId w16cid:paraId="4D230C25" w16cid:durableId="586455FE"/>
+  <w16cid:commentId w16cid:paraId="0BB2FE0B" w16cid:durableId="196A3CED"/>
 </w16cid:commentsIds>
 </file>
 

--- a/Documents/Dissertation w feedback 16th april.docx
+++ b/Documents/Dissertation w feedback 16th april.docx
@@ -2154,6 +2154,7 @@
         <w:pStyle w:val="Heading1"/>
       </w:pPr>
       <w:r>
+        <w:lastRenderedPageBreak/>
         <w:br w:type="page"/>
       </w:r>
     </w:p>
@@ -2323,6 +2324,9 @@
     </w:p>
     <w:p>
       <w:r>
+        <w:rPr>
+          <w:noProof/>
+        </w:rPr>
         <w:drawing>
           <wp:inline distT="0" distB="0" distL="0" distR="0" wp14:anchorId="3402FD7A" wp14:editId="119A876E">
             <wp:extent cx="4979035" cy="1666875"/>
@@ -2394,6 +2398,9 @@
     <w:p/>
     <w:p>
       <w:r>
+        <w:rPr>
+          <w:noProof/>
+        </w:rPr>
         <w:drawing>
           <wp:inline distT="0" distB="0" distL="0" distR="0" wp14:anchorId="26695CB5" wp14:editId="71C85FA4">
             <wp:extent cx="4979035" cy="2787650"/>
@@ -2433,6 +2440,9 @@
     </w:p>
     <w:p>
       <w:r>
+        <w:rPr>
+          <w:noProof/>
+        </w:rPr>
         <w:lastRenderedPageBreak/>
         <w:drawing>
           <wp:inline distT="0" distB="0" distL="0" distR="0" wp14:anchorId="0DA53875" wp14:editId="30054D3E">
@@ -2498,12 +2508,16 @@
         <w:rPr>
           <w:b w:val="0"/>
           <w:bCs w:val="0"/>
+          <w:sz w:val="24"/>
+          <w:szCs w:val="28"/>
         </w:rPr>
       </w:pPr>
       <w:r>
         <w:rPr>
           <w:b w:val="0"/>
           <w:bCs w:val="0"/>
+          <w:sz w:val="24"/>
+          <w:szCs w:val="28"/>
         </w:rPr>
         <w:t>User testing was selected for this project to determine if the generated level the user played was enjoyable and if the user managed the user interface just fine</w:t>
       </w:r>
@@ -2511,6 +2525,8 @@
         <w:rPr>
           <w:b w:val="0"/>
           <w:bCs w:val="0"/>
+          <w:sz w:val="24"/>
+          <w:szCs w:val="28"/>
         </w:rPr>
         <w:t xml:space="preserve"> and how they thought about the accuracy of difficulty using it</w:t>
       </w:r>
@@ -2518,6 +2534,8 @@
         <w:rPr>
           <w:b w:val="0"/>
           <w:bCs w:val="0"/>
+          <w:sz w:val="24"/>
+          <w:szCs w:val="28"/>
         </w:rPr>
         <w:t>.</w:t>
       </w:r>
@@ -2525,6 +2543,8 @@
         <w:rPr>
           <w:b w:val="0"/>
           <w:bCs w:val="0"/>
+          <w:sz w:val="24"/>
+          <w:szCs w:val="28"/>
         </w:rPr>
         <w:t xml:space="preserve"> The users also had their desired settings, the level generated which they played, and the results of their gameplay all documented. This was used with a JSON file due to Godot’s ease of use of outputting data through its own built-in functions. </w:t>
       </w:r>
@@ -2532,6 +2552,8 @@
         <w:rPr>
           <w:b w:val="0"/>
           <w:bCs w:val="0"/>
+          <w:sz w:val="24"/>
+          <w:szCs w:val="28"/>
         </w:rPr>
         <w:t xml:space="preserve"> </w:t>
       </w:r>
@@ -2543,12 +2565,16 @@
         <w:rPr>
           <w:b w:val="0"/>
           <w:bCs w:val="0"/>
+          <w:sz w:val="24"/>
+          <w:szCs w:val="28"/>
         </w:rPr>
       </w:pPr>
       <w:r>
         <w:rPr>
           <w:b w:val="0"/>
           <w:bCs w:val="0"/>
+          <w:sz w:val="24"/>
+          <w:szCs w:val="28"/>
         </w:rPr>
         <w:t>The participants selected w</w:t>
       </w:r>
@@ -2556,6 +2582,8 @@
         <w:rPr>
           <w:b w:val="0"/>
           <w:bCs w:val="0"/>
+          <w:sz w:val="24"/>
+          <w:szCs w:val="28"/>
         </w:rPr>
         <w:t>ere</w:t>
       </w:r>
@@ -2563,20 +2591,100 @@
         <w:rPr>
           <w:b w:val="0"/>
           <w:bCs w:val="0"/>
+          <w:sz w:val="24"/>
+          <w:szCs w:val="28"/>
         </w:rPr>
         <w:t xml:space="preserve"> those who are familiar with the procedural generation technique, and those who are familiar with the 3D platformer genre.</w:t>
+      </w:r>
+    </w:p>
+    <w:p/>
+    <w:p>
+      <w:pPr>
+        <w:jc w:val="center"/>
+        <w:rPr>
+          <w:b/>
+          <w:bCs/>
+          <w:sz w:val="28"/>
+          <w:szCs w:val="28"/>
+        </w:rPr>
+      </w:pPr>
+      <w:r>
+        <w:rPr>
+          <w:b/>
+          <w:bCs/>
+          <w:sz w:val="28"/>
+          <w:szCs w:val="28"/>
+        </w:rPr>
+        <w:t>3.4.2 Pilot Test</w:t>
+      </w:r>
+    </w:p>
+    <w:p>
+      <w:pPr>
+        <w:jc w:val="center"/>
+      </w:pPr>
+      <w:r>
+        <w:t>A pilot test was conducted to check if there were any major issues with the application before the real test properly started. This test allowed the researcher to identity what issues were present in the application and needed to be addressed. Five participants were selected for this test, and th</w:t>
+      </w:r>
+      <w:r>
+        <w:t>e participants were four games programming students and the project supervisor of the researcher.</w:t>
+      </w:r>
+    </w:p>
+    <w:p>
+      <w:pPr>
+        <w:jc w:val="center"/>
+      </w:pPr>
+      <w:r>
+        <w:lastRenderedPageBreak/>
+        <w:t>This test was a survey, which required the user to submit a JSON file of their level’s results to assess how the user performed throughout the level.</w:t>
+      </w:r>
+      <w:r>
+        <w:t xml:space="preserve"> </w:t>
+      </w:r>
+    </w:p>
+    <w:p>
+      <w:pPr>
+        <w:jc w:val="center"/>
+      </w:pPr>
+    </w:p>
+    <w:p>
+      <w:pPr>
+        <w:jc w:val="center"/>
+      </w:pPr>
+      <w:r>
+        <w:t>The users were asked the following questions: How familiar they are with the 3D platformer genre, how much they enjoyed the level, whether they believe that 3D platformers are a good example of using procedural generation or if they believe they should be strictly designed by humans</w:t>
+      </w:r>
+      <w:r>
+        <w:t xml:space="preserve">, What they appreciated and detested about the level, and what they wanted to see improved about the level, and if there was anything else they would like to share about the level. </w:t>
+      </w:r>
+    </w:p>
+    <w:p>
+      <w:pPr>
+        <w:jc w:val="center"/>
+      </w:pPr>
+    </w:p>
+    <w:p>
+      <w:pPr>
+        <w:jc w:val="center"/>
+      </w:pPr>
+      <w:r>
+        <w:t>For the familiarity of the 3D platformer genre, this got an average rating of 7.4. The enjoyabiity of the level got an average rating of 5.2</w:t>
+      </w:r>
+    </w:p>
+    <w:p>
+      <w:pPr>
+        <w:jc w:val="center"/>
+      </w:pPr>
+      <w:r>
+        <w:t xml:space="preserve"> </w:t>
       </w:r>
     </w:p>
     <w:p>
       <w:pPr>
         <w:pStyle w:val="Heading1"/>
         <w:jc w:val="center"/>
-        <w:rPr>
-          <w:b w:val="0"/>
-          <w:bCs w:val="0"/>
-        </w:rPr>
-      </w:pPr>
-      <w:r>
+      </w:pPr>
+      <w:r>
+        <w:lastRenderedPageBreak/>
         <w:br w:type="page"/>
       </w:r>
     </w:p>
@@ -2690,6 +2798,7 @@
         <w:pStyle w:val="Heading1"/>
       </w:pPr>
       <w:r>
+        <w:lastRenderedPageBreak/>
         <w:br w:type="page"/>
       </w:r>
     </w:p>
@@ -4594,6 +4703,15 @@
 </file>
 
 <file path=customXml/item1.xml><?xml version="1.0" encoding="utf-8"?>
+<?mso-contentType ?>
+<FormTemplates xmlns="http://schemas.microsoft.com/sharepoint/v3/contenttype/forms">
+  <Display>DocumentLibraryForm</Display>
+  <Edit>DocumentLibraryForm</Edit>
+  <New>DocumentLibraryForm</New>
+</FormTemplates>
+</file>
+
+<file path=customXml/item2.xml><?xml version="1.0" encoding="utf-8"?>
 <ct:contentTypeSchema xmlns:ct="http://schemas.microsoft.com/office/2006/metadata/contentType" xmlns:ma="http://schemas.microsoft.com/office/2006/metadata/properties/metaAttributes" ct:_="" ma:_="" ma:contentTypeName="Document" ma:contentTypeID="0x01010033553FA8616F3A45AD369E275EA42271" ma:contentTypeVersion="11" ma:contentTypeDescription="Create a new document." ma:contentTypeScope="" ma:versionID="8eb4e0804d077bcc139b361cda3a640c">
   <xsd:schema xmlns:xsd="http://www.w3.org/2001/XMLSchema" xmlns:xs="http://www.w3.org/2001/XMLSchema" xmlns:p="http://schemas.microsoft.com/office/2006/metadata/properties" xmlns:ns3="371a10d4-9e19-41a9-948b-d1cca29b4cb6" xmlns:ns4="18dffc30-a361-43f0-bb4a-1f62e819a6f2" targetNamespace="http://schemas.microsoft.com/office/2006/metadata/properties" ma:root="true" ma:fieldsID="ac8e08ff64368403dfb4d2274f8d7465" ns3:_="" ns4:_="">
     <xsd:import namespace="371a10d4-9e19-41a9-948b-d1cca29b4cb6"/>
@@ -4802,26 +4920,25 @@
 </ct:contentTypeSchema>
 </file>
 
-<file path=customXml/item2.xml><?xml version="1.0" encoding="utf-8"?>
-<?mso-contentType ?>
-<FormTemplates xmlns="http://schemas.microsoft.com/sharepoint/v3/contenttype/forms">
-  <Display>DocumentLibraryForm</Display>
-  <Edit>DocumentLibraryForm</Edit>
-  <New>DocumentLibraryForm</New>
-</FormTemplates>
+<file path=customXml/item3.xml><?xml version="1.0" encoding="utf-8"?>
+<b:Sources xmlns:b="http://schemas.openxmlformats.org/officeDocument/2006/bibliography" xmlns="http://schemas.openxmlformats.org/officeDocument/2006/bibliography" SelectedStyle="\APA.XSL" StyleName="APA"/>
 </file>
 
-<file path=customXml/item3.xml><?xml version="1.0" encoding="utf-8"?>
+<file path=customXml/item4.xml><?xml version="1.0" encoding="utf-8"?>
 <p:properties xmlns:p="http://schemas.microsoft.com/office/2006/metadata/properties" xmlns:xsi="http://www.w3.org/2001/XMLSchema-instance" xmlns:pc="http://schemas.microsoft.com/office/infopath/2007/PartnerControls">
   <documentManagement/>
 </p:properties>
 </file>
 
-<file path=customXml/item4.xml><?xml version="1.0" encoding="utf-8"?>
-<b:Sources xmlns:b="http://schemas.openxmlformats.org/officeDocument/2006/bibliography" xmlns="http://schemas.openxmlformats.org/officeDocument/2006/bibliography" SelectedStyle="\APA.XSL" StyleName="APA"/>
+<file path=customXml/itemProps1.xml><?xml version="1.0" encoding="utf-8"?>
+<ds:datastoreItem xmlns:ds="http://schemas.openxmlformats.org/officeDocument/2006/customXml" ds:itemID="{05D9BF79-26A9-4E9A-9793-4E28B04A02DC}">
+  <ds:schemaRefs>
+    <ds:schemaRef ds:uri="http://schemas.microsoft.com/sharepoint/v3/contenttype/forms"/>
+  </ds:schemaRefs>
+</ds:datastoreItem>
 </file>
 
-<file path=customXml/itemProps1.xml><?xml version="1.0" encoding="utf-8"?>
+<file path=customXml/itemProps2.xml><?xml version="1.0" encoding="utf-8"?>
 <ds:datastoreItem xmlns:ds="http://schemas.openxmlformats.org/officeDocument/2006/customXml" ds:itemID="{307A6BE8-0D48-4A7D-A535-369CCDFBF2CB}">
   <ds:schemaRefs>
     <ds:schemaRef ds:uri="http://schemas.microsoft.com/office/2006/metadata/contentType"/>
@@ -4840,27 +4957,19 @@
 </ds:datastoreItem>
 </file>
 
-<file path=customXml/itemProps2.xml><?xml version="1.0" encoding="utf-8"?>
-<ds:datastoreItem xmlns:ds="http://schemas.openxmlformats.org/officeDocument/2006/customXml" ds:itemID="{05D9BF79-26A9-4E9A-9793-4E28B04A02DC}">
+<file path=customXml/itemProps3.xml><?xml version="1.0" encoding="utf-8"?>
+<ds:datastoreItem xmlns:ds="http://schemas.openxmlformats.org/officeDocument/2006/customXml" ds:itemID="{79CEDF70-F74C-4284-98FC-38644A27E791}">
   <ds:schemaRefs>
-    <ds:schemaRef ds:uri="http://schemas.microsoft.com/sharepoint/v3/contenttype/forms"/>
+    <ds:schemaRef ds:uri="http://schemas.openxmlformats.org/officeDocument/2006/bibliography"/>
   </ds:schemaRefs>
 </ds:datastoreItem>
 </file>
 
-<file path=customXml/itemProps3.xml><?xml version="1.0" encoding="utf-8"?>
+<file path=customXml/itemProps4.xml><?xml version="1.0" encoding="utf-8"?>
 <ds:datastoreItem xmlns:ds="http://schemas.openxmlformats.org/officeDocument/2006/customXml" ds:itemID="{10A8F88B-6E38-47A8-8074-155E10D59BDF}">
   <ds:schemaRefs>
     <ds:schemaRef ds:uri="http://schemas.microsoft.com/office/2006/metadata/properties"/>
     <ds:schemaRef ds:uri="http://schemas.microsoft.com/office/infopath/2007/PartnerControls"/>
   </ds:schemaRefs>
 </ds:datastoreItem>
-</file>
-
-<file path=customXml/itemProps4.xml><?xml version="1.0" encoding="utf-8"?>
-<ds:datastoreItem xmlns:ds="http://schemas.openxmlformats.org/officeDocument/2006/customXml" ds:itemID="{79CEDF70-F74C-4284-98FC-38644A27E791}">
-  <ds:schemaRefs>
-    <ds:schemaRef ds:uri="http://schemas.openxmlformats.org/officeDocument/2006/bibliography"/>
-  </ds:schemaRefs>
-</ds:datastoreItem>
 </file>
--- a/Documents/Dissertation w feedback 16th april.docx
+++ b/Documents/Dissertation w feedback 16th april.docx
@@ -2154,7 +2154,6 @@
         <w:pStyle w:val="Heading1"/>
       </w:pPr>
       <w:r>
-        <w:lastRenderedPageBreak/>
         <w:br w:type="page"/>
       </w:r>
     </w:p>
@@ -2684,7 +2683,6 @@
         <w:jc w:val="center"/>
       </w:pPr>
       <w:r>
-        <w:lastRenderedPageBreak/>
         <w:br w:type="page"/>
       </w:r>
     </w:p>
@@ -2773,6 +2771,1806 @@
     </w:p>
     <w:p>
       <w:pPr>
+        <w:pStyle w:val="Bibliography"/>
+      </w:pPr>
+      <w:r>
+        <w:t>References</w:t>
+      </w:r>
+      <w:r>
+        <w:t xml:space="preserve"> List:</w:t>
+      </w:r>
+    </w:p>
+    <w:p>
+      <w:pPr>
+        <w:pStyle w:val="Bibliography"/>
+        <w:ind w:left="405"/>
+        <w:rPr>
+          <w:rFonts w:cs="Arial"/>
+        </w:rPr>
+      </w:pPr>
+      <w:r>
+        <w:rPr>
+          <w:rFonts w:cs="Arial"/>
+          <w:i/>
+          <w:iCs/>
+        </w:rPr>
+        <w:t>3D Leap Land Asset Pack by Essssam</w:t>
+      </w:r>
+      <w:r>
+        <w:rPr>
+          <w:rFonts w:cs="Arial"/>
+        </w:rPr>
+        <w:t xml:space="preserve"> (no date) </w:t>
+      </w:r>
+      <w:r>
+        <w:rPr>
+          <w:rFonts w:cs="Arial"/>
+          <w:i/>
+          <w:iCs/>
+        </w:rPr>
+        <w:t>itch.io</w:t>
+      </w:r>
+      <w:r>
+        <w:rPr>
+          <w:rFonts w:cs="Arial"/>
+        </w:rPr>
+        <w:t>. Available at: https://essssam.itch.io/3d-leap-land (Accessed: 22 April 2026).</w:t>
+      </w:r>
+    </w:p>
+    <w:p>
+      <w:pPr>
+        <w:pStyle w:val="ListParagraph"/>
+        <w:ind w:left="405"/>
+        <w:rPr>
+          <w:rFonts w:ascii="Arial" w:eastAsia="Times New Roman" w:hAnsi="Arial" w:cs="Arial"/>
+          <w:color w:val="000000"/>
+          <w:kern w:val="0"/>
+          <w:lang w:eastAsia="en-GB"/>
+          <w14:ligatures w14:val="none"/>
+        </w:rPr>
+      </w:pPr>
+      <w:r>
+        <w:rPr>
+          <w:rFonts w:ascii="Arial" w:eastAsia="Times New Roman" w:hAnsi="Arial" w:cs="Arial"/>
+          <w:b/>
+          <w:bCs/>
+          <w:color w:val="000000"/>
+          <w:kern w:val="0"/>
+          <w:u w:val="single"/>
+          <w:lang w:eastAsia="en-GB"/>
+          <w14:ligatures w14:val="none"/>
+        </w:rPr>
+        <w:t>‌</w:t>
+      </w:r>
+    </w:p>
+    <w:p>
+      <w:pPr>
+        <w:pStyle w:val="ListParagraph"/>
+        <w:spacing w:after="0" w:line="240" w:lineRule="auto"/>
+        <w:ind w:left="405"/>
+        <w:rPr>
+          <w:rFonts w:ascii="Arial" w:eastAsia="Times New Roman" w:hAnsi="Arial" w:cs="Arial"/>
+          <w:color w:val="000000"/>
+          <w:kern w:val="0"/>
+          <w:lang w:eastAsia="en-GB"/>
+          <w14:ligatures w14:val="none"/>
+        </w:rPr>
+      </w:pPr>
+      <w:r>
+        <w:rPr>
+          <w:rFonts w:ascii="Arial" w:eastAsia="Times New Roman" w:hAnsi="Arial" w:cs="Arial"/>
+          <w:color w:val="000000"/>
+          <w:kern w:val="0"/>
+          <w:lang w:eastAsia="en-GB"/>
+          <w14:ligatures w14:val="none"/>
+        </w:rPr>
+        <w:t xml:space="preserve">A.I. Design (1980) </w:t>
+      </w:r>
+      <w:r>
+        <w:rPr>
+          <w:rFonts w:ascii="Arial" w:eastAsia="Times New Roman" w:hAnsi="Arial" w:cs="Arial"/>
+          <w:i/>
+          <w:iCs/>
+          <w:color w:val="000000"/>
+          <w:kern w:val="0"/>
+          <w:lang w:eastAsia="en-GB"/>
+          <w14:ligatures w14:val="none"/>
+        </w:rPr>
+        <w:t>Rogue</w:t>
+      </w:r>
+      <w:r>
+        <w:rPr>
+          <w:rFonts w:ascii="Arial" w:eastAsia="Times New Roman" w:hAnsi="Arial" w:cs="Arial"/>
+          <w:color w:val="000000"/>
+          <w:kern w:val="0"/>
+          <w:lang w:eastAsia="en-GB"/>
+          <w14:ligatures w14:val="none"/>
+        </w:rPr>
+        <w:t xml:space="preserve"> [Video Game]. Mastertronic.</w:t>
+      </w:r>
+    </w:p>
+    <w:p>
+      <w:pPr>
+        <w:pStyle w:val="ListParagraph"/>
+        <w:spacing w:after="0" w:line="240" w:lineRule="auto"/>
+        <w:ind w:left="405"/>
+        <w:rPr>
+          <w:rFonts w:ascii="Arial" w:eastAsia="Times New Roman" w:hAnsi="Arial" w:cs="Arial"/>
+          <w:kern w:val="0"/>
+          <w:lang w:eastAsia="en-GB"/>
+          <w14:ligatures w14:val="none"/>
+        </w:rPr>
+      </w:pPr>
+    </w:p>
+    <w:p>
+      <w:pPr>
+        <w:pStyle w:val="ListParagraph"/>
+        <w:ind w:left="405"/>
+        <w:rPr>
+          <w:rFonts w:ascii="Arial" w:eastAsia="Times New Roman" w:hAnsi="Arial" w:cs="Arial"/>
+          <w:color w:val="000000"/>
+          <w:kern w:val="0"/>
+          <w:lang w:eastAsia="en-GB"/>
+          <w14:ligatures w14:val="none"/>
+        </w:rPr>
+      </w:pPr>
+      <w:r>
+        <w:rPr>
+          <w:rFonts w:ascii="Arial" w:eastAsia="Times New Roman" w:hAnsi="Arial" w:cs="Arial"/>
+          <w:color w:val="000000"/>
+          <w:kern w:val="0"/>
+          <w:lang w:eastAsia="en-GB"/>
+          <w14:ligatures w14:val="none"/>
+        </w:rPr>
+        <w:t>Biemer, C.F. and Cooper, S. (2022) ‘On Linking Level Segments’, </w:t>
+      </w:r>
+      <w:r>
+        <w:rPr>
+          <w:rFonts w:ascii="Arial" w:eastAsia="Times New Roman" w:hAnsi="Arial" w:cs="Arial"/>
+          <w:i/>
+          <w:iCs/>
+          <w:color w:val="000000"/>
+          <w:kern w:val="0"/>
+          <w:lang w:eastAsia="en-GB"/>
+          <w14:ligatures w14:val="none"/>
+        </w:rPr>
+        <w:t>2022 IEEE Conference on Games (CoG)</w:t>
+      </w:r>
+      <w:r>
+        <w:rPr>
+          <w:rFonts w:ascii="Arial" w:eastAsia="Times New Roman" w:hAnsi="Arial" w:cs="Arial"/>
+          <w:color w:val="000000"/>
+          <w:kern w:val="0"/>
+          <w:lang w:eastAsia="en-GB"/>
+          <w14:ligatures w14:val="none"/>
+        </w:rPr>
+        <w:t xml:space="preserve">, pp. 199–205. Available at: </w:t>
+      </w:r>
+      <w:hyperlink r:id="rId21" w:history="1">
+        <w:r>
+          <w:rPr>
+            <w:rStyle w:val="Hyperlink"/>
+            <w:rFonts w:ascii="Arial" w:eastAsia="Times New Roman" w:hAnsi="Arial" w:cs="Arial"/>
+            <w:kern w:val="0"/>
+            <w:lang w:eastAsia="en-GB"/>
+            <w14:ligatures w14:val="none"/>
+          </w:rPr>
+          <w:t>https://doi.org/10.1109/CoG51982.2022.9893705</w:t>
+        </w:r>
+      </w:hyperlink>
+      <w:r>
+        <w:rPr>
+          <w:rFonts w:ascii="Arial" w:eastAsia="Times New Roman" w:hAnsi="Arial" w:cs="Arial"/>
+          <w:color w:val="000000"/>
+          <w:kern w:val="0"/>
+          <w:lang w:eastAsia="en-GB"/>
+          <w14:ligatures w14:val="none"/>
+        </w:rPr>
+        <w:t>.</w:t>
+      </w:r>
+    </w:p>
+    <w:p>
+      <w:pPr>
+        <w:pStyle w:val="ListParagraph"/>
+        <w:ind w:left="405"/>
+        <w:rPr>
+          <w:rFonts w:ascii="Arial" w:eastAsia="Times New Roman" w:hAnsi="Arial" w:cs="Arial"/>
+          <w:color w:val="000000"/>
+          <w:kern w:val="0"/>
+          <w:lang w:eastAsia="en-GB"/>
+          <w14:ligatures w14:val="none"/>
+        </w:rPr>
+      </w:pPr>
+    </w:p>
+    <w:p>
+      <w:pPr>
+        <w:pStyle w:val="ListParagraph"/>
+        <w:ind w:left="405"/>
+        <w:rPr>
+          <w:rFonts w:ascii="Arial" w:eastAsia="Times New Roman" w:hAnsi="Arial" w:cs="Arial"/>
+          <w:color w:val="000000"/>
+          <w:kern w:val="0"/>
+          <w:lang w:eastAsia="en-GB"/>
+          <w14:ligatures w14:val="none"/>
+        </w:rPr>
+      </w:pPr>
+      <w:r>
+        <w:rPr>
+          <w:rFonts w:ascii="Arial" w:eastAsia="Times New Roman" w:hAnsi="Arial" w:cs="Arial"/>
+          <w:color w:val="000000"/>
+          <w:kern w:val="0"/>
+          <w:lang w:eastAsia="en-GB"/>
+          <w14:ligatures w14:val="none"/>
+        </w:rPr>
+        <w:t>Bramwell (2023) </w:t>
+      </w:r>
+      <w:r>
+        <w:rPr>
+          <w:rFonts w:ascii="Arial" w:eastAsia="Times New Roman" w:hAnsi="Arial" w:cs="Arial"/>
+          <w:i/>
+          <w:iCs/>
+          <w:color w:val="000000"/>
+          <w:kern w:val="0"/>
+          <w:lang w:eastAsia="en-GB"/>
+          <w14:ligatures w14:val="none"/>
+        </w:rPr>
+        <w:t>Make your first 3D Platformer in Godot 4: Setup, Movement, and Camera Controls</w:t>
+      </w:r>
+      <w:r>
+        <w:rPr>
+          <w:rFonts w:ascii="Arial" w:eastAsia="Times New Roman" w:hAnsi="Arial" w:cs="Arial"/>
+          <w:color w:val="000000"/>
+          <w:kern w:val="0"/>
+          <w:lang w:eastAsia="en-GB"/>
+          <w14:ligatures w14:val="none"/>
+        </w:rPr>
+        <w:t>, </w:t>
+      </w:r>
+      <w:r>
+        <w:rPr>
+          <w:rFonts w:ascii="Arial" w:eastAsia="Times New Roman" w:hAnsi="Arial" w:cs="Arial"/>
+          <w:i/>
+          <w:iCs/>
+          <w:color w:val="000000"/>
+          <w:kern w:val="0"/>
+          <w:lang w:eastAsia="en-GB"/>
+          <w14:ligatures w14:val="none"/>
+        </w:rPr>
+        <w:t>YouTube</w:t>
+      </w:r>
+      <w:r>
+        <w:rPr>
+          <w:rFonts w:ascii="Arial" w:eastAsia="Times New Roman" w:hAnsi="Arial" w:cs="Arial"/>
+          <w:color w:val="000000"/>
+          <w:kern w:val="0"/>
+          <w:lang w:eastAsia="en-GB"/>
+          <w14:ligatures w14:val="none"/>
+        </w:rPr>
+        <w:t>. Available at: https://www.youtube.com/watch?v=sVsn9NqpVhg (Accessed: 5 November 2025). </w:t>
+      </w:r>
+    </w:p>
+    <w:p>
+      <w:pPr>
+        <w:pStyle w:val="Bibliography"/>
+        <w:ind w:left="405"/>
+        <w:rPr>
+          <w:rFonts w:cs="Arial"/>
+        </w:rPr>
+      </w:pPr>
+      <w:r>
+        <w:rPr>
+          <w:rFonts w:cs="Arial"/>
+          <w:i/>
+          <w:iCs/>
+        </w:rPr>
+        <w:t>Checkpoint - Download Free 3D model by tiunov.se</w:t>
+      </w:r>
+      <w:r>
+        <w:rPr>
+          <w:rFonts w:cs="Arial"/>
+        </w:rPr>
+        <w:t xml:space="preserve"> (2023). Available at:</w:t>
+      </w:r>
+    </w:p>
+    <w:p>
+      <w:pPr>
+        <w:pStyle w:val="Bibliography"/>
+        <w:ind w:left="405"/>
+        <w:rPr>
+          <w:rFonts w:cs="Arial"/>
+        </w:rPr>
+      </w:pPr>
+      <w:r>
+        <w:rPr>
+          <w:rFonts w:cs="Arial"/>
+        </w:rPr>
+        <w:t>https://sketchfab.com/models/cdeb04f317854d54b23574caeb7845d5/embed?autostart=1 (Accessed: 22 April 2026).</w:t>
+      </w:r>
+    </w:p>
+    <w:p>
+      <w:pPr>
+        <w:pStyle w:val="ListParagraph"/>
+        <w:spacing w:after="0" w:line="240" w:lineRule="auto"/>
+        <w:ind w:left="405"/>
+        <w:rPr>
+          <w:rFonts w:ascii="Arial" w:eastAsia="Times New Roman" w:hAnsi="Arial" w:cs="Arial"/>
+          <w:color w:val="000000"/>
+          <w:kern w:val="0"/>
+          <w:lang w:eastAsia="en-GB"/>
+          <w14:ligatures w14:val="none"/>
+        </w:rPr>
+      </w:pPr>
+      <w:r>
+        <w:rPr>
+          <w:rFonts w:ascii="Arial" w:eastAsia="Times New Roman" w:hAnsi="Arial" w:cs="Arial"/>
+          <w:color w:val="000000"/>
+          <w:kern w:val="0"/>
+          <w:lang w:eastAsia="en-GB"/>
+          <w14:ligatures w14:val="none"/>
+        </w:rPr>
+        <w:t>CodingWithRus (2020) </w:t>
+      </w:r>
+      <w:r>
+        <w:rPr>
+          <w:rFonts w:ascii="Arial" w:eastAsia="Times New Roman" w:hAnsi="Arial" w:cs="Arial"/>
+          <w:i/>
+          <w:iCs/>
+          <w:color w:val="000000"/>
+          <w:kern w:val="0"/>
+          <w:lang w:eastAsia="en-GB"/>
+          <w14:ligatures w14:val="none"/>
+        </w:rPr>
+        <w:t>Procedural Placement : Beginners Guide EP 3 - Unity3D</w:t>
+      </w:r>
+      <w:r>
+        <w:rPr>
+          <w:rFonts w:ascii="Arial" w:eastAsia="Times New Roman" w:hAnsi="Arial" w:cs="Arial"/>
+          <w:color w:val="000000"/>
+          <w:kern w:val="0"/>
+          <w:lang w:eastAsia="en-GB"/>
+          <w14:ligatures w14:val="none"/>
+        </w:rPr>
+        <w:t xml:space="preserve">, </w:t>
+      </w:r>
+      <w:r>
+        <w:rPr>
+          <w:rFonts w:ascii="Arial" w:eastAsia="Times New Roman" w:hAnsi="Arial" w:cs="Arial"/>
+          <w:i/>
+          <w:iCs/>
+          <w:color w:val="000000"/>
+          <w:kern w:val="0"/>
+          <w:lang w:eastAsia="en-GB"/>
+          <w14:ligatures w14:val="none"/>
+        </w:rPr>
+        <w:t>YouTube</w:t>
+      </w:r>
+      <w:r>
+        <w:rPr>
+          <w:rFonts w:ascii="Arial" w:eastAsia="Times New Roman" w:hAnsi="Arial" w:cs="Arial"/>
+          <w:color w:val="000000"/>
+          <w:kern w:val="0"/>
+          <w:lang w:eastAsia="en-GB"/>
+          <w14:ligatures w14:val="none"/>
+        </w:rPr>
+        <w:t xml:space="preserve">. Available at: </w:t>
+      </w:r>
+      <w:r>
+        <w:rPr>
+          <w:rFonts w:ascii="Arial" w:eastAsia="Times New Roman" w:hAnsi="Arial" w:cs="Arial"/>
+          <w:color w:val="1155CC"/>
+          <w:kern w:val="0"/>
+          <w:u w:val="single"/>
+          <w:lang w:eastAsia="en-GB"/>
+          <w14:ligatures w14:val="none"/>
+        </w:rPr>
+        <w:t>https://www.youtube.com/watch?v=vfl2HyEar68</w:t>
+      </w:r>
+      <w:r>
+        <w:rPr>
+          <w:rFonts w:ascii="Arial" w:eastAsia="Times New Roman" w:hAnsi="Arial" w:cs="Arial"/>
+          <w:color w:val="000000"/>
+          <w:kern w:val="0"/>
+          <w:lang w:eastAsia="en-GB"/>
+          <w14:ligatures w14:val="none"/>
+        </w:rPr>
+        <w:t> (Accessed: 13 October 2025).</w:t>
+      </w:r>
+    </w:p>
+    <w:p>
+      <w:pPr>
+        <w:pStyle w:val="ListParagraph"/>
+        <w:spacing w:after="0" w:line="240" w:lineRule="auto"/>
+        <w:ind w:left="405"/>
+        <w:rPr>
+          <w:rFonts w:ascii="Arial" w:eastAsia="Times New Roman" w:hAnsi="Arial" w:cs="Arial"/>
+          <w:color w:val="000000"/>
+          <w:kern w:val="0"/>
+          <w:lang w:eastAsia="en-GB"/>
+          <w14:ligatures w14:val="none"/>
+        </w:rPr>
+      </w:pPr>
+    </w:p>
+    <w:p>
+      <w:pPr>
+        <w:pStyle w:val="ListParagraph"/>
+        <w:spacing w:after="0" w:line="240" w:lineRule="auto"/>
+        <w:ind w:left="405"/>
+        <w:rPr>
+          <w:rFonts w:ascii="Arial" w:eastAsia="Times New Roman" w:hAnsi="Arial" w:cs="Arial"/>
+          <w:color w:val="000000"/>
+          <w:kern w:val="0"/>
+          <w:lang w:eastAsia="en-GB"/>
+          <w14:ligatures w14:val="none"/>
+        </w:rPr>
+      </w:pPr>
+      <w:r>
+        <w:rPr>
+          <w:rFonts w:ascii="Arial" w:eastAsia="Times New Roman" w:hAnsi="Arial" w:cs="Arial"/>
+          <w:color w:val="000000"/>
+          <w:kern w:val="0"/>
+          <w:lang w:eastAsia="en-GB"/>
+          <w14:ligatures w14:val="none"/>
+        </w:rPr>
+        <w:t>Compton, K. and Mateas, M. (2021) ‘Procedural Level Design for Platform Games’, </w:t>
+      </w:r>
+      <w:r>
+        <w:rPr>
+          <w:rFonts w:ascii="Arial" w:eastAsia="Times New Roman" w:hAnsi="Arial" w:cs="Arial"/>
+          <w:i/>
+          <w:iCs/>
+          <w:color w:val="000000"/>
+          <w:kern w:val="0"/>
+          <w:lang w:eastAsia="en-GB"/>
+          <w14:ligatures w14:val="none"/>
+        </w:rPr>
+        <w:t>Proceedings of the AAAI Conference on Artificial Intelligence and Interactive Digital Entertainment</w:t>
+      </w:r>
+      <w:r>
+        <w:rPr>
+          <w:rFonts w:ascii="Arial" w:eastAsia="Times New Roman" w:hAnsi="Arial" w:cs="Arial"/>
+          <w:color w:val="000000"/>
+          <w:kern w:val="0"/>
+          <w:lang w:eastAsia="en-GB"/>
+          <w14:ligatures w14:val="none"/>
+        </w:rPr>
+        <w:t xml:space="preserve">, 2(1), pp. 109-111. Available at: </w:t>
+      </w:r>
+      <w:hyperlink r:id="rId22" w:history="1">
+        <w:r>
+          <w:rPr>
+            <w:rStyle w:val="Hyperlink"/>
+            <w:rFonts w:ascii="Arial" w:eastAsia="Times New Roman" w:hAnsi="Arial" w:cs="Arial"/>
+            <w:kern w:val="0"/>
+            <w:lang w:eastAsia="en-GB"/>
+            <w14:ligatures w14:val="none"/>
+          </w:rPr>
+          <w:t>https://doi.org/10.1609/aiide.v2i1.18755</w:t>
+        </w:r>
+      </w:hyperlink>
+      <w:r>
+        <w:rPr>
+          <w:rFonts w:ascii="Arial" w:eastAsia="Times New Roman" w:hAnsi="Arial" w:cs="Arial"/>
+          <w:color w:val="000000"/>
+          <w:kern w:val="0"/>
+          <w:lang w:eastAsia="en-GB"/>
+          <w14:ligatures w14:val="none"/>
+        </w:rPr>
+        <w:t>.</w:t>
+      </w:r>
+    </w:p>
+    <w:p>
+      <w:pPr>
+        <w:pStyle w:val="ListParagraph"/>
+        <w:spacing w:after="0" w:line="240" w:lineRule="auto"/>
+        <w:ind w:left="405"/>
+        <w:rPr>
+          <w:rFonts w:ascii="Arial" w:eastAsia="Times New Roman" w:hAnsi="Arial" w:cs="Arial"/>
+          <w:color w:val="000000"/>
+          <w:kern w:val="0"/>
+          <w:lang w:eastAsia="en-GB"/>
+          <w14:ligatures w14:val="none"/>
+        </w:rPr>
+      </w:pPr>
+    </w:p>
+    <w:p>
+      <w:pPr>
+        <w:pStyle w:val="Bibliography"/>
+        <w:ind w:left="405"/>
+        <w:rPr>
+          <w:rFonts w:cs="Arial"/>
+        </w:rPr>
+      </w:pPr>
+      <w:r>
+        <w:rPr>
+          <w:rFonts w:cs="Arial"/>
+          <w:i/>
+          <w:iCs/>
+        </w:rPr>
+        <w:t>Coyote Time :: Godot 4 Recipes</w:t>
+      </w:r>
+      <w:r>
+        <w:rPr>
+          <w:rFonts w:cs="Arial"/>
+        </w:rPr>
+        <w:t xml:space="preserve"> (no date). Available at: https://kidscancode.org/godot_recipes/4.x/2d/coyote_time/index.html (Accessed: 22 April 2026).</w:t>
+      </w:r>
+    </w:p>
+    <w:p>
+      <w:pPr>
+        <w:pStyle w:val="Bibliography"/>
+        <w:ind w:left="405"/>
+        <w:rPr>
+          <w:rFonts w:cs="Arial"/>
+        </w:rPr>
+      </w:pPr>
+      <w:r>
+        <w:rPr>
+          <w:rFonts w:cs="Arial"/>
+        </w:rPr>
+        <w:t xml:space="preserve">Felipe Greboge (2023) </w:t>
+      </w:r>
+      <w:r>
+        <w:rPr>
+          <w:rFonts w:cs="Arial"/>
+          <w:i/>
+          <w:iCs/>
+        </w:rPr>
+        <w:t>Export Assets From Blender To Godot (Tutorial)</w:t>
+      </w:r>
+      <w:r>
+        <w:rPr>
+          <w:rFonts w:cs="Arial"/>
+        </w:rPr>
+        <w:t>. Available at: https://www.youtube.com/watch?v=cYfhe5MWqWE (Accessed: 22 April 2026).</w:t>
+      </w:r>
+    </w:p>
+    <w:p>
+      <w:pPr>
+        <w:pStyle w:val="ListParagraph"/>
+        <w:ind w:left="405"/>
+        <w:rPr>
+          <w:rFonts w:ascii="Arial" w:hAnsi="Arial" w:cs="Arial"/>
+        </w:rPr>
+      </w:pPr>
+      <w:r>
+        <w:rPr>
+          <w:rFonts w:ascii="Arial" w:hAnsi="Arial" w:cs="Arial"/>
+        </w:rPr>
+        <w:t xml:space="preserve">Game Design with Reilly (2021) </w:t>
+      </w:r>
+      <w:r>
+        <w:rPr>
+          <w:rFonts w:ascii="Arial" w:hAnsi="Arial" w:cs="Arial"/>
+          <w:i/>
+          <w:iCs/>
+        </w:rPr>
+        <w:t>7.Godot 3D Platformer:Gravity and respawns</w:t>
+      </w:r>
+      <w:r>
+        <w:rPr>
+          <w:rFonts w:ascii="Arial" w:hAnsi="Arial" w:cs="Arial"/>
+        </w:rPr>
+        <w:t>. Available at: https://www.youtube.com/watch?v=G2FSNiLtohk (Accessed: 22 April 2026).</w:t>
+      </w:r>
+      <w:r>
+        <w:rPr>
+          <w:rFonts w:ascii="Arial" w:hAnsi="Arial" w:cs="Arial"/>
+        </w:rPr>
+        <w:tab/>
+      </w:r>
+    </w:p>
+    <w:p>
+      <w:pPr>
+        <w:pStyle w:val="ListParagraph"/>
+        <w:ind w:left="405"/>
+        <w:rPr>
+          <w:rFonts w:ascii="Arial" w:hAnsi="Arial" w:cs="Arial"/>
+        </w:rPr>
+      </w:pPr>
+    </w:p>
+    <w:p>
+      <w:pPr>
+        <w:pStyle w:val="ListParagraph"/>
+        <w:ind w:left="405"/>
+        <w:rPr>
+          <w:rFonts w:ascii="Arial" w:eastAsia="Times New Roman" w:hAnsi="Arial" w:cs="Arial"/>
+          <w:color w:val="000000"/>
+          <w:kern w:val="0"/>
+          <w:lang w:eastAsia="en-GB"/>
+          <w14:ligatures w14:val="none"/>
+        </w:rPr>
+      </w:pPr>
+      <w:r>
+        <w:rPr>
+          <w:rFonts w:ascii="Arial" w:eastAsia="Times New Roman" w:hAnsi="Arial" w:cs="Arial"/>
+          <w:color w:val="000000"/>
+          <w:kern w:val="0"/>
+          <w:lang w:eastAsia="en-GB"/>
+          <w14:ligatures w14:val="none"/>
+        </w:rPr>
+        <w:lastRenderedPageBreak/>
+        <w:t>Gao, T., Zhang, J. and Mi, Q. (2022) ‘Procedural Generation of Game Levels and Maps: A Review’, </w:t>
+      </w:r>
+      <w:r>
+        <w:rPr>
+          <w:rFonts w:ascii="Arial" w:eastAsia="Times New Roman" w:hAnsi="Arial" w:cs="Arial"/>
+          <w:i/>
+          <w:iCs/>
+          <w:color w:val="000000"/>
+          <w:kern w:val="0"/>
+          <w:lang w:eastAsia="en-GB"/>
+          <w14:ligatures w14:val="none"/>
+        </w:rPr>
+        <w:t>2022 International Conference on Artificial Intelligence in Information and Communication (ICAIIC)</w:t>
+      </w:r>
+      <w:r>
+        <w:rPr>
+          <w:rFonts w:ascii="Arial" w:eastAsia="Times New Roman" w:hAnsi="Arial" w:cs="Arial"/>
+          <w:color w:val="000000"/>
+          <w:kern w:val="0"/>
+          <w:lang w:eastAsia="en-GB"/>
+          <w14:ligatures w14:val="none"/>
+        </w:rPr>
+        <w:t xml:space="preserve">, pp. 50–55. Available at: </w:t>
+      </w:r>
+      <w:r>
+        <w:rPr>
+          <w:rFonts w:ascii="Arial" w:eastAsia="Times New Roman" w:hAnsi="Arial" w:cs="Arial"/>
+          <w:kern w:val="0"/>
+          <w:lang w:eastAsia="en-GB"/>
+          <w14:ligatures w14:val="none"/>
+        </w:rPr>
+        <w:t>https://doi.org/10.1109/ICAIIC54071.2022.9722624</w:t>
+      </w:r>
+      <w:r>
+        <w:rPr>
+          <w:rFonts w:ascii="Arial" w:eastAsia="Times New Roman" w:hAnsi="Arial" w:cs="Arial"/>
+          <w:color w:val="000000"/>
+          <w:kern w:val="0"/>
+          <w:lang w:eastAsia="en-GB"/>
+          <w14:ligatures w14:val="none"/>
+        </w:rPr>
+        <w:t>.</w:t>
+      </w:r>
+    </w:p>
+    <w:p>
+      <w:pPr>
+        <w:pStyle w:val="Bibliography"/>
+        <w:ind w:left="405"/>
+        <w:rPr>
+          <w:rFonts w:cs="Arial"/>
+        </w:rPr>
+      </w:pPr>
+      <w:r>
+        <w:rPr>
+          <w:rFonts w:cs="Arial"/>
+        </w:rPr>
+        <w:t xml:space="preserve">GDQuest (2024) </w:t>
+      </w:r>
+      <w:r>
+        <w:rPr>
+          <w:rFonts w:cs="Arial"/>
+          <w:i/>
+          <w:iCs/>
+        </w:rPr>
+        <w:t>3D TUTORIAL: Make a Smooth 3D Character Controller in Godot 4</w:t>
+      </w:r>
+      <w:r>
+        <w:rPr>
+          <w:rFonts w:cs="Arial"/>
+        </w:rPr>
+        <w:t xml:space="preserve">, </w:t>
+      </w:r>
+      <w:r>
+        <w:rPr>
+          <w:rFonts w:cs="Arial"/>
+          <w:i/>
+          <w:iCs/>
+          <w:color w:val="000000"/>
+          <w:lang w:eastAsia="en-GB"/>
+        </w:rPr>
+        <w:t>YouTube</w:t>
+      </w:r>
+      <w:r>
+        <w:rPr>
+          <w:rFonts w:cs="Arial"/>
+          <w:color w:val="000000"/>
+          <w:lang w:eastAsia="en-GB"/>
+        </w:rPr>
+        <w:t>.</w:t>
+      </w:r>
+      <w:r>
+        <w:rPr>
+          <w:rFonts w:cs="Arial"/>
+        </w:rPr>
+        <w:t xml:space="preserve"> Available at: https://www.youtube.com/watch?v=JlgZtOFMdfc (Accessed: 6 November 2025).</w:t>
+      </w:r>
+    </w:p>
+    <w:p>
+      <w:pPr>
+        <w:pStyle w:val="ListParagraph"/>
+        <w:ind w:left="405"/>
+        <w:rPr>
+          <w:rFonts w:ascii="Arial" w:eastAsia="Times New Roman" w:hAnsi="Arial" w:cs="Arial"/>
+          <w:color w:val="000000"/>
+          <w:kern w:val="0"/>
+          <w:lang w:eastAsia="en-GB"/>
+          <w14:ligatures w14:val="none"/>
+        </w:rPr>
+      </w:pPr>
+      <w:r>
+        <w:rPr>
+          <w:rFonts w:ascii="Arial" w:eastAsia="Times New Roman" w:hAnsi="Arial" w:cs="Arial"/>
+          <w:color w:val="000000"/>
+          <w:kern w:val="0"/>
+          <w:lang w:eastAsia="en-GB"/>
+          <w14:ligatures w14:val="none"/>
+        </w:rPr>
+        <w:t>GDQuest (2023) </w:t>
+      </w:r>
+      <w:r>
+        <w:rPr>
+          <w:rFonts w:ascii="Arial" w:eastAsia="Times New Roman" w:hAnsi="Arial" w:cs="Arial"/>
+          <w:i/>
+          <w:iCs/>
+          <w:color w:val="000000"/>
+          <w:kern w:val="0"/>
+          <w:lang w:eastAsia="en-GB"/>
+          <w14:ligatures w14:val="none"/>
+        </w:rPr>
+        <w:t>Get Realistic Lighting in Godot 4 with SDFGI: New Global Illumination</w:t>
+      </w:r>
+      <w:r>
+        <w:rPr>
+          <w:rFonts w:ascii="Arial" w:eastAsia="Times New Roman" w:hAnsi="Arial" w:cs="Arial"/>
+          <w:color w:val="000000"/>
+          <w:kern w:val="0"/>
+          <w:lang w:eastAsia="en-GB"/>
+          <w14:ligatures w14:val="none"/>
+        </w:rPr>
+        <w:t>, </w:t>
+      </w:r>
+      <w:r>
+        <w:rPr>
+          <w:rFonts w:ascii="Arial" w:eastAsia="Times New Roman" w:hAnsi="Arial" w:cs="Arial"/>
+          <w:i/>
+          <w:iCs/>
+          <w:color w:val="000000"/>
+          <w:kern w:val="0"/>
+          <w:lang w:eastAsia="en-GB"/>
+          <w14:ligatures w14:val="none"/>
+        </w:rPr>
+        <w:t>YouTube</w:t>
+      </w:r>
+      <w:r>
+        <w:rPr>
+          <w:rFonts w:ascii="Arial" w:eastAsia="Times New Roman" w:hAnsi="Arial" w:cs="Arial"/>
+          <w:color w:val="000000"/>
+          <w:kern w:val="0"/>
+          <w:lang w:eastAsia="en-GB"/>
+          <w14:ligatures w14:val="none"/>
+        </w:rPr>
+        <w:t>. Available at: https://www.youtube.com/watch?v=oehdIc8NGXE (Accessed: 23 November 2025). </w:t>
+      </w:r>
+    </w:p>
+    <w:p>
+      <w:pPr>
+        <w:pStyle w:val="ListParagraph"/>
+        <w:ind w:left="405"/>
+        <w:rPr>
+          <w:rFonts w:ascii="Arial" w:eastAsia="Times New Roman" w:hAnsi="Arial" w:cs="Arial"/>
+          <w:color w:val="000000"/>
+          <w:kern w:val="0"/>
+          <w:lang w:eastAsia="en-GB"/>
+          <w14:ligatures w14:val="none"/>
+        </w:rPr>
+      </w:pPr>
+    </w:p>
+    <w:p>
+      <w:pPr>
+        <w:pStyle w:val="ListParagraph"/>
+        <w:ind w:left="405"/>
+        <w:rPr>
+          <w:rFonts w:ascii="Arial" w:eastAsia="Times New Roman" w:hAnsi="Arial" w:cs="Arial"/>
+          <w:color w:val="000000"/>
+          <w:kern w:val="0"/>
+          <w:lang w:eastAsia="en-GB"/>
+          <w14:ligatures w14:val="none"/>
+        </w:rPr>
+      </w:pPr>
+      <w:r>
+        <w:rPr>
+          <w:rFonts w:ascii="Arial" w:eastAsia="Times New Roman" w:hAnsi="Arial" w:cs="Arial"/>
+          <w:color w:val="000000"/>
+          <w:kern w:val="0"/>
+          <w:lang w:eastAsia="en-GB"/>
+          <w14:ligatures w14:val="none"/>
+        </w:rPr>
+        <w:t>Green, M.C. </w:t>
+      </w:r>
+      <w:r>
+        <w:rPr>
+          <w:rFonts w:ascii="Arial" w:eastAsia="Times New Roman" w:hAnsi="Arial" w:cs="Arial"/>
+          <w:i/>
+          <w:iCs/>
+          <w:color w:val="000000"/>
+          <w:kern w:val="0"/>
+          <w:lang w:eastAsia="en-GB"/>
+          <w14:ligatures w14:val="none"/>
+        </w:rPr>
+        <w:t>et al.</w:t>
+      </w:r>
+      <w:r>
+        <w:rPr>
+          <w:rFonts w:ascii="Arial" w:eastAsia="Times New Roman" w:hAnsi="Arial" w:cs="Arial"/>
+          <w:color w:val="000000"/>
+          <w:kern w:val="0"/>
+          <w:lang w:eastAsia="en-GB"/>
+          <w14:ligatures w14:val="none"/>
+        </w:rPr>
+        <w:t> (2019) ‘Two-step constructive approaches for dungeon generation’, </w:t>
+      </w:r>
+      <w:r>
+        <w:rPr>
+          <w:rFonts w:ascii="Arial" w:eastAsia="Times New Roman" w:hAnsi="Arial" w:cs="Arial"/>
+          <w:i/>
+          <w:iCs/>
+          <w:color w:val="000000"/>
+          <w:kern w:val="0"/>
+          <w:lang w:eastAsia="en-GB"/>
+          <w14:ligatures w14:val="none"/>
+        </w:rPr>
+        <w:t>FDG ’19: Proceedings of the 14th International Conference on the Foundations of Digital Games</w:t>
+      </w:r>
+      <w:r>
+        <w:rPr>
+          <w:rFonts w:ascii="Arial" w:eastAsia="Times New Roman" w:hAnsi="Arial" w:cs="Arial"/>
+          <w:color w:val="000000"/>
+          <w:kern w:val="0"/>
+          <w:lang w:eastAsia="en-GB"/>
+          <w14:ligatures w14:val="none"/>
+        </w:rPr>
+        <w:t xml:space="preserve">, pp. 1–7. Available at: </w:t>
+      </w:r>
+      <w:r>
+        <w:rPr>
+          <w:rFonts w:ascii="Arial" w:eastAsia="Times New Roman" w:hAnsi="Arial" w:cs="Arial"/>
+          <w:kern w:val="0"/>
+          <w:lang w:eastAsia="en-GB"/>
+          <w14:ligatures w14:val="none"/>
+        </w:rPr>
+        <w:t>https://doi.org/10.1145/3337722.3341847</w:t>
+      </w:r>
+      <w:r>
+        <w:rPr>
+          <w:rFonts w:ascii="Arial" w:eastAsia="Times New Roman" w:hAnsi="Arial" w:cs="Arial"/>
+          <w:color w:val="000000"/>
+          <w:kern w:val="0"/>
+          <w:lang w:eastAsia="en-GB"/>
+          <w14:ligatures w14:val="none"/>
+        </w:rPr>
+        <w:t>.</w:t>
+      </w:r>
+    </w:p>
+    <w:p>
+      <w:pPr>
+        <w:pStyle w:val="Bibliography"/>
+        <w:ind w:left="405"/>
+        <w:rPr>
+          <w:rFonts w:cs="Arial"/>
+        </w:rPr>
+      </w:pPr>
+      <w:r>
+        <w:rPr>
+          <w:rFonts w:cs="Arial"/>
+          <w:i/>
+          <w:iCs/>
+        </w:rPr>
+        <w:t>How does the Time Bonus work?</w:t>
+      </w:r>
+      <w:r>
+        <w:rPr>
+          <w:rFonts w:cs="Arial"/>
+        </w:rPr>
+        <w:t xml:space="preserve"> (no date) </w:t>
+      </w:r>
+      <w:r>
+        <w:rPr>
+          <w:rFonts w:cs="Arial"/>
+          <w:i/>
+          <w:iCs/>
+        </w:rPr>
+        <w:t>Solitaire Cash</w:t>
+      </w:r>
+      <w:r>
+        <w:rPr>
+          <w:rFonts w:cs="Arial"/>
+        </w:rPr>
+        <w:t>. Available at: https://support.solitairecash.com/hc/en-us/articles/360017046818-How-does-the-Time-Bonus-work (Accessed: 22 April 2026).</w:t>
+      </w:r>
+    </w:p>
+    <w:p>
+      <w:pPr>
+        <w:pStyle w:val="Bibliography"/>
+        <w:ind w:left="405"/>
+        <w:rPr>
+          <w:rFonts w:cs="Arial"/>
+        </w:rPr>
+      </w:pPr>
+      <w:r>
+        <w:rPr>
+          <w:rFonts w:cs="Arial"/>
+          <w:i/>
+          <w:iCs/>
+        </w:rPr>
+        <w:t>JSON</w:t>
+      </w:r>
+      <w:r>
+        <w:rPr>
+          <w:rFonts w:cs="Arial"/>
+        </w:rPr>
+        <w:t xml:space="preserve"> (no date) </w:t>
+      </w:r>
+      <w:r>
+        <w:rPr>
+          <w:rFonts w:cs="Arial"/>
+          <w:i/>
+          <w:iCs/>
+        </w:rPr>
+        <w:t>Godot Engine documentation</w:t>
+      </w:r>
+      <w:r>
+        <w:rPr>
+          <w:rFonts w:cs="Arial"/>
+        </w:rPr>
+        <w:t>. Available at: https://docs.godotengine.org/en/stable/classes/class_json.html (Accessed: 22 April 2026).</w:t>
+      </w:r>
+    </w:p>
+    <w:p>
+      <w:pPr>
+        <w:pStyle w:val="Bibliography"/>
+        <w:ind w:left="405"/>
+        <w:rPr>
+          <w:rFonts w:cs="Arial"/>
+        </w:rPr>
+      </w:pPr>
+      <w:r>
+        <w:rPr>
+          <w:rFonts w:cs="Arial"/>
+          <w:i/>
+          <w:iCs/>
+        </w:rPr>
+        <w:t>KayKit - Platformer Pack by Kay Lousberg</w:t>
+      </w:r>
+      <w:r>
+        <w:rPr>
+          <w:rFonts w:cs="Arial"/>
+        </w:rPr>
+        <w:t xml:space="preserve"> (no date) </w:t>
+      </w:r>
+      <w:r>
+        <w:rPr>
+          <w:rFonts w:cs="Arial"/>
+          <w:i/>
+          <w:iCs/>
+        </w:rPr>
+        <w:t>itch.io</w:t>
+      </w:r>
+      <w:r>
+        <w:rPr>
+          <w:rFonts w:cs="Arial"/>
+        </w:rPr>
+        <w:t>. Available at: https://kaylousberg.itch.io/kaykit-platformer (Accessed: 22 April 2026).</w:t>
+      </w:r>
+    </w:p>
+    <w:p>
+      <w:pPr>
+        <w:pStyle w:val="ListParagraph"/>
+        <w:ind w:left="405"/>
+        <w:rPr>
+          <w:rFonts w:ascii="Arial" w:eastAsia="Times New Roman" w:hAnsi="Arial" w:cs="Arial"/>
+          <w:color w:val="000000"/>
+          <w:kern w:val="0"/>
+          <w:lang w:eastAsia="en-GB"/>
+          <w14:ligatures w14:val="none"/>
+        </w:rPr>
+      </w:pPr>
+      <w:r>
+        <w:rPr>
+          <w:rFonts w:ascii="Arial" w:eastAsia="Times New Roman" w:hAnsi="Arial" w:cs="Arial"/>
+          <w:color w:val="000000"/>
+          <w:kern w:val="0"/>
+          <w:lang w:eastAsia="en-GB"/>
+          <w14:ligatures w14:val="none"/>
+        </w:rPr>
+        <w:t>Keith at Fertile Soil Productions (2023) </w:t>
+      </w:r>
+      <w:r>
+        <w:rPr>
+          <w:rFonts w:ascii="Arial" w:eastAsia="Times New Roman" w:hAnsi="Arial" w:cs="Arial"/>
+          <w:i/>
+          <w:iCs/>
+          <w:color w:val="000000"/>
+          <w:kern w:val="0"/>
+          <w:lang w:eastAsia="en-GB"/>
+          <w14:ligatures w14:val="none"/>
+        </w:rPr>
+        <w:t>Modular Platformer</w:t>
+      </w:r>
+      <w:r>
+        <w:rPr>
+          <w:rFonts w:ascii="Arial" w:eastAsia="Times New Roman" w:hAnsi="Arial" w:cs="Arial"/>
+          <w:color w:val="000000"/>
+          <w:kern w:val="0"/>
+          <w:lang w:eastAsia="en-GB"/>
+          <w14:ligatures w14:val="none"/>
+        </w:rPr>
+        <w:t>, </w:t>
+      </w:r>
+      <w:r>
+        <w:rPr>
+          <w:rFonts w:ascii="Arial" w:eastAsia="Times New Roman" w:hAnsi="Arial" w:cs="Arial"/>
+          <w:i/>
+          <w:iCs/>
+          <w:color w:val="000000"/>
+          <w:kern w:val="0"/>
+          <w:lang w:eastAsia="en-GB"/>
+          <w14:ligatures w14:val="none"/>
+        </w:rPr>
+        <w:t>itch.io</w:t>
+      </w:r>
+      <w:r>
+        <w:rPr>
+          <w:rFonts w:ascii="Arial" w:eastAsia="Times New Roman" w:hAnsi="Arial" w:cs="Arial"/>
+          <w:color w:val="000000"/>
+          <w:kern w:val="0"/>
+          <w:lang w:eastAsia="en-GB"/>
+          <w14:ligatures w14:val="none"/>
+        </w:rPr>
+        <w:t>. Available at: https://fertile-soil-productions.itch.io/modular-platformer (Accessed: 28 October 2025). </w:t>
+      </w:r>
+    </w:p>
+    <w:p>
+      <w:pPr>
+        <w:pStyle w:val="ListParagraph"/>
+        <w:ind w:left="405"/>
+        <w:rPr>
+          <w:rFonts w:ascii="Arial" w:eastAsia="Times New Roman" w:hAnsi="Arial" w:cs="Arial"/>
+          <w:color w:val="000000"/>
+          <w:kern w:val="0"/>
+          <w:lang w:eastAsia="en-GB"/>
+          <w14:ligatures w14:val="none"/>
+        </w:rPr>
+      </w:pPr>
+    </w:p>
+    <w:p>
+      <w:pPr>
+        <w:pStyle w:val="ListParagraph"/>
+        <w:spacing w:after="0" w:line="240" w:lineRule="auto"/>
+        <w:ind w:left="405"/>
+        <w:rPr>
+          <w:rFonts w:ascii="Arial" w:eastAsia="Times New Roman" w:hAnsi="Arial" w:cs="Arial"/>
+          <w:color w:val="000000"/>
+          <w:kern w:val="0"/>
+          <w:lang w:eastAsia="en-GB"/>
+          <w14:ligatures w14:val="none"/>
+        </w:rPr>
+      </w:pPr>
+      <w:r>
+        <w:rPr>
+          <w:rFonts w:ascii="Arial" w:eastAsia="Times New Roman" w:hAnsi="Arial" w:cs="Arial"/>
+          <w:color w:val="000000"/>
+          <w:kern w:val="0"/>
+          <w:lang w:eastAsia="en-GB"/>
+          <w14:ligatures w14:val="none"/>
+        </w:rPr>
+        <w:t>Khalifa, A., Silva, F. de M. and Togelius, J. (2019) ‘Level Design Patterns in 2D Games’, </w:t>
+      </w:r>
+      <w:r>
+        <w:rPr>
+          <w:rFonts w:ascii="Arial" w:eastAsia="Times New Roman" w:hAnsi="Arial" w:cs="Arial"/>
+          <w:i/>
+          <w:iCs/>
+          <w:color w:val="000000"/>
+          <w:kern w:val="0"/>
+          <w:lang w:eastAsia="en-GB"/>
+          <w14:ligatures w14:val="none"/>
+        </w:rPr>
+        <w:t>2019 IEEE Conference on Games, CoG</w:t>
+      </w:r>
+      <w:r>
+        <w:rPr>
+          <w:rFonts w:ascii="Arial" w:eastAsia="Times New Roman" w:hAnsi="Arial" w:cs="Arial"/>
+          <w:color w:val="000000"/>
+          <w:kern w:val="0"/>
+          <w:lang w:eastAsia="en-GB"/>
+          <w14:ligatures w14:val="none"/>
+        </w:rPr>
+        <w:t xml:space="preserve">, pp. 1–8. Available at: </w:t>
+      </w:r>
+      <w:hyperlink r:id="rId23" w:history="1">
+        <w:r>
+          <w:rPr>
+            <w:rStyle w:val="Hyperlink"/>
+            <w:rFonts w:ascii="Arial" w:eastAsia="Times New Roman" w:hAnsi="Arial" w:cs="Arial"/>
+            <w:kern w:val="0"/>
+            <w:lang w:eastAsia="en-GB"/>
+            <w14:ligatures w14:val="none"/>
+          </w:rPr>
+          <w:t>https://doi.org/10.1109/CIG.2019.8847953</w:t>
+        </w:r>
+      </w:hyperlink>
+      <w:r>
+        <w:rPr>
+          <w:rFonts w:ascii="Arial" w:eastAsia="Times New Roman" w:hAnsi="Arial" w:cs="Arial"/>
+          <w:color w:val="000000"/>
+          <w:kern w:val="0"/>
+          <w:lang w:eastAsia="en-GB"/>
+          <w14:ligatures w14:val="none"/>
+        </w:rPr>
+        <w:t>.</w:t>
+      </w:r>
+    </w:p>
+    <w:p>
+      <w:pPr>
+        <w:pStyle w:val="ListParagraph"/>
+        <w:spacing w:after="0" w:line="240" w:lineRule="auto"/>
+        <w:ind w:left="405"/>
+        <w:rPr>
+          <w:rFonts w:ascii="Arial" w:eastAsia="Times New Roman" w:hAnsi="Arial" w:cs="Arial"/>
+          <w:kern w:val="0"/>
+          <w:lang w:eastAsia="en-GB"/>
+          <w14:ligatures w14:val="none"/>
+        </w:rPr>
+      </w:pPr>
+    </w:p>
+    <w:p>
+      <w:pPr>
+        <w:pStyle w:val="Bibliography"/>
+        <w:ind w:left="405"/>
+        <w:rPr>
+          <w:rFonts w:cs="Arial"/>
+        </w:rPr>
+      </w:pPr>
+      <w:r>
+        <w:rPr>
+          <w:rFonts w:cs="Arial"/>
+        </w:rPr>
+        <w:t xml:space="preserve">KobeDev (2024) </w:t>
+      </w:r>
+      <w:r>
+        <w:rPr>
+          <w:rFonts w:cs="Arial"/>
+          <w:i/>
+          <w:iCs/>
+        </w:rPr>
+        <w:t>Make a Pause Menu in Godot 4+ in 5 Minutes!</w:t>
+      </w:r>
+      <w:r>
+        <w:rPr>
+          <w:rFonts w:cs="Arial"/>
+        </w:rPr>
+        <w:t xml:space="preserve"> Available at: https://www.youtube.com/watch?v=e9-WQg1yMCY (Accessed: 22 April 2026).</w:t>
+      </w:r>
+    </w:p>
+    <w:p>
+      <w:pPr>
+        <w:pStyle w:val="ListParagraph"/>
+        <w:ind w:left="405"/>
+        <w:rPr>
+          <w:rFonts w:ascii="Arial" w:eastAsia="Times New Roman" w:hAnsi="Arial" w:cs="Arial"/>
+          <w:color w:val="000000"/>
+          <w:kern w:val="0"/>
+          <w:lang w:eastAsia="en-GB"/>
+          <w14:ligatures w14:val="none"/>
+        </w:rPr>
+      </w:pPr>
+      <w:r>
+        <w:rPr>
+          <w:rFonts w:ascii="Arial" w:eastAsia="Times New Roman" w:hAnsi="Arial" w:cs="Arial"/>
+          <w:color w:val="000000"/>
+          <w:kern w:val="0"/>
+          <w:lang w:eastAsia="en-GB"/>
+          <w14:ligatures w14:val="none"/>
+        </w:rPr>
+        <w:lastRenderedPageBreak/>
+        <w:t>Lazaridis, L. and Fragulis, G.F. (2024) ‘Creating a Newer and Improved Procedural Content Generation (PCG) Algorithm with Minimal Human Intervention for Computer Gaming Development’, </w:t>
+      </w:r>
+      <w:r>
+        <w:rPr>
+          <w:rFonts w:ascii="Arial" w:eastAsia="Times New Roman" w:hAnsi="Arial" w:cs="Arial"/>
+          <w:i/>
+          <w:iCs/>
+          <w:color w:val="000000"/>
+          <w:kern w:val="0"/>
+          <w:lang w:eastAsia="en-GB"/>
+          <w14:ligatures w14:val="none"/>
+        </w:rPr>
+        <w:t>Game-Based Learning, Gamification in Education and Serious Games 2023,</w:t>
+      </w:r>
+      <w:r>
+        <w:rPr>
+          <w:rFonts w:ascii="Arial" w:eastAsia="Times New Roman" w:hAnsi="Arial" w:cs="Arial"/>
+          <w:color w:val="000000"/>
+          <w:kern w:val="0"/>
+          <w:lang w:eastAsia="en-GB"/>
+          <w14:ligatures w14:val="none"/>
+        </w:rPr>
+        <w:t xml:space="preserve"> 13(11), article 304. Available at: </w:t>
+      </w:r>
+      <w:hyperlink r:id="rId24" w:history="1">
+        <w:r>
+          <w:rPr>
+            <w:rStyle w:val="Hyperlink"/>
+            <w:rFonts w:ascii="Arial" w:eastAsia="Times New Roman" w:hAnsi="Arial" w:cs="Arial"/>
+            <w:kern w:val="0"/>
+            <w:lang w:eastAsia="en-GB"/>
+            <w14:ligatures w14:val="none"/>
+          </w:rPr>
+          <w:t>https://doi.org/10.3390/computers13110304</w:t>
+        </w:r>
+      </w:hyperlink>
+      <w:r>
+        <w:rPr>
+          <w:rFonts w:ascii="Arial" w:eastAsia="Times New Roman" w:hAnsi="Arial" w:cs="Arial"/>
+          <w:color w:val="000000"/>
+          <w:kern w:val="0"/>
+          <w:lang w:eastAsia="en-GB"/>
+          <w14:ligatures w14:val="none"/>
+        </w:rPr>
+        <w:t>.</w:t>
+      </w:r>
+    </w:p>
+    <w:p>
+      <w:pPr>
+        <w:pStyle w:val="ListParagraph"/>
+        <w:ind w:left="405"/>
+        <w:rPr>
+          <w:rFonts w:ascii="Arial" w:eastAsia="Times New Roman" w:hAnsi="Arial" w:cs="Arial"/>
+          <w:color w:val="000000"/>
+          <w:kern w:val="0"/>
+          <w:lang w:eastAsia="en-GB"/>
+          <w14:ligatures w14:val="none"/>
+        </w:rPr>
+      </w:pPr>
+    </w:p>
+    <w:p>
+      <w:pPr>
+        <w:pStyle w:val="ListParagraph"/>
+        <w:ind w:left="405"/>
+        <w:rPr>
+          <w:rFonts w:ascii="Arial" w:eastAsia="Times New Roman" w:hAnsi="Arial" w:cs="Arial"/>
+          <w:color w:val="000000"/>
+          <w:kern w:val="0"/>
+          <w:lang w:eastAsia="en-GB"/>
+          <w14:ligatures w14:val="none"/>
+        </w:rPr>
+      </w:pPr>
+      <w:r>
+        <w:rPr>
+          <w:rFonts w:ascii="Arial" w:eastAsia="Times New Roman" w:hAnsi="Arial" w:cs="Arial"/>
+          <w:color w:val="000000"/>
+          <w:kern w:val="0"/>
+          <w:lang w:eastAsia="en-GB"/>
+          <w14:ligatures w14:val="none"/>
+        </w:rPr>
+        <w:t>Linietsky, J. and Manzur, A. (2014) </w:t>
+      </w:r>
+      <w:r>
+        <w:rPr>
+          <w:rFonts w:ascii="Arial" w:eastAsia="Times New Roman" w:hAnsi="Arial" w:cs="Arial"/>
+          <w:i/>
+          <w:iCs/>
+          <w:color w:val="000000"/>
+          <w:kern w:val="0"/>
+          <w:lang w:eastAsia="en-GB"/>
+          <w14:ligatures w14:val="none"/>
+        </w:rPr>
+        <w:t>RigidBody3D</w:t>
+      </w:r>
+      <w:r>
+        <w:rPr>
+          <w:rFonts w:ascii="Arial" w:eastAsia="Times New Roman" w:hAnsi="Arial" w:cs="Arial"/>
+          <w:color w:val="000000"/>
+          <w:kern w:val="0"/>
+          <w:lang w:eastAsia="en-GB"/>
+          <w14:ligatures w14:val="none"/>
+        </w:rPr>
+        <w:t>, </w:t>
+      </w:r>
+      <w:r>
+        <w:rPr>
+          <w:rFonts w:ascii="Arial" w:eastAsia="Times New Roman" w:hAnsi="Arial" w:cs="Arial"/>
+          <w:i/>
+          <w:iCs/>
+          <w:color w:val="000000"/>
+          <w:kern w:val="0"/>
+          <w:lang w:eastAsia="en-GB"/>
+          <w14:ligatures w14:val="none"/>
+        </w:rPr>
+        <w:t>Godot Docs</w:t>
+      </w:r>
+      <w:r>
+        <w:rPr>
+          <w:rFonts w:ascii="Arial" w:eastAsia="Times New Roman" w:hAnsi="Arial" w:cs="Arial"/>
+          <w:color w:val="000000"/>
+          <w:kern w:val="0"/>
+          <w:lang w:eastAsia="en-GB"/>
+          <w14:ligatures w14:val="none"/>
+        </w:rPr>
+        <w:t>. Available at: https://docs.godotengine.org/en/stable/classes/class_rigidbody3d.html#class-rigidbody3d-method-apply-central-impulse (Accessed: 7 November 2025). </w:t>
+      </w:r>
+    </w:p>
+    <w:p>
+      <w:pPr>
+        <w:pStyle w:val="Bibliography"/>
+        <w:ind w:left="405"/>
+        <w:rPr>
+          <w:rFonts w:cs="Arial"/>
+        </w:rPr>
+      </w:pPr>
+      <w:r>
+        <w:rPr>
+          <w:rFonts w:cs="Arial"/>
+          <w:i/>
+          <w:iCs/>
+        </w:rPr>
+        <w:t>LowPoly Platformer Pack by Quaternius</w:t>
+      </w:r>
+      <w:r>
+        <w:rPr>
+          <w:rFonts w:cs="Arial"/>
+        </w:rPr>
+        <w:t xml:space="preserve"> (no date) </w:t>
+      </w:r>
+      <w:r>
+        <w:rPr>
+          <w:rFonts w:cs="Arial"/>
+          <w:i/>
+          <w:iCs/>
+        </w:rPr>
+        <w:t>itch.io</w:t>
+      </w:r>
+      <w:r>
+        <w:rPr>
+          <w:rFonts w:cs="Arial"/>
+        </w:rPr>
+        <w:t>. Available at: https://quaternius.itch.io/platformer-pack (Accessed: 22 April 2026).</w:t>
+      </w:r>
+    </w:p>
+    <w:p>
+      <w:pPr>
+        <w:pStyle w:val="ListParagraph"/>
+        <w:spacing w:after="0" w:line="240" w:lineRule="auto"/>
+        <w:ind w:left="405"/>
+        <w:rPr>
+          <w:rFonts w:ascii="Arial" w:eastAsia="Times New Roman" w:hAnsi="Arial" w:cs="Arial"/>
+          <w:color w:val="000000"/>
+          <w:kern w:val="0"/>
+          <w:lang w:eastAsia="en-GB"/>
+          <w14:ligatures w14:val="none"/>
+        </w:rPr>
+      </w:pPr>
+      <w:r>
+        <w:rPr>
+          <w:rFonts w:ascii="Arial" w:eastAsia="Times New Roman" w:hAnsi="Arial" w:cs="Arial"/>
+          <w:color w:val="000000"/>
+          <w:kern w:val="0"/>
+          <w:lang w:eastAsia="en-GB"/>
+          <w14:ligatures w14:val="none"/>
+        </w:rPr>
+        <w:t xml:space="preserve">Markus Persson (2006) </w:t>
+      </w:r>
+      <w:r>
+        <w:rPr>
+          <w:rFonts w:ascii="Arial" w:eastAsia="Times New Roman" w:hAnsi="Arial" w:cs="Arial"/>
+          <w:i/>
+          <w:iCs/>
+          <w:color w:val="000000"/>
+          <w:kern w:val="0"/>
+          <w:lang w:eastAsia="en-GB"/>
+          <w14:ligatures w14:val="none"/>
+        </w:rPr>
+        <w:t>Infinite Mario Bros</w:t>
+      </w:r>
+      <w:r>
+        <w:rPr>
+          <w:rFonts w:ascii="Arial" w:eastAsia="Times New Roman" w:hAnsi="Arial" w:cs="Arial"/>
+          <w:color w:val="000000"/>
+          <w:kern w:val="0"/>
+          <w:lang w:eastAsia="en-GB"/>
+          <w14:ligatures w14:val="none"/>
+        </w:rPr>
+        <w:t xml:space="preserve"> [Video Game].</w:t>
+      </w:r>
+    </w:p>
+    <w:p>
+      <w:pPr>
+        <w:pStyle w:val="ListParagraph"/>
+        <w:spacing w:after="0" w:line="240" w:lineRule="auto"/>
+        <w:ind w:left="405"/>
+        <w:rPr>
+          <w:rFonts w:ascii="Arial" w:eastAsia="Times New Roman" w:hAnsi="Arial" w:cs="Arial"/>
+          <w:color w:val="000000"/>
+          <w:kern w:val="0"/>
+          <w:lang w:eastAsia="en-GB"/>
+          <w14:ligatures w14:val="none"/>
+        </w:rPr>
+      </w:pPr>
+    </w:p>
+    <w:p>
+      <w:pPr>
+        <w:pStyle w:val="ListParagraph"/>
+        <w:ind w:left="405"/>
+        <w:rPr>
+          <w:rFonts w:ascii="Arial" w:eastAsia="Times New Roman" w:hAnsi="Arial" w:cs="Arial"/>
+          <w:color w:val="000000"/>
+          <w:kern w:val="0"/>
+          <w:lang w:eastAsia="en-GB"/>
+          <w14:ligatures w14:val="none"/>
+        </w:rPr>
+      </w:pPr>
+      <w:r>
+        <w:rPr>
+          <w:rFonts w:ascii="Arial" w:eastAsia="Times New Roman" w:hAnsi="Arial" w:cs="Arial"/>
+          <w:color w:val="000000"/>
+          <w:kern w:val="0"/>
+          <w:lang w:eastAsia="en-GB"/>
+          <w14:ligatures w14:val="none"/>
+        </w:rPr>
+        <w:t>Moghadam, A.B. and Rafsanjani, M.K. (2017) ‘A genetic approach in procedural content generation for platformer games level creation’, </w:t>
+      </w:r>
+      <w:r>
+        <w:rPr>
+          <w:rFonts w:ascii="Arial" w:eastAsia="Times New Roman" w:hAnsi="Arial" w:cs="Arial"/>
+          <w:i/>
+          <w:iCs/>
+          <w:color w:val="000000"/>
+          <w:kern w:val="0"/>
+          <w:lang w:eastAsia="en-GB"/>
+          <w14:ligatures w14:val="none"/>
+        </w:rPr>
+        <w:t>2017 2nd Conference on Swarm Intelligence and Evolutionary Computation (CSIEC)</w:t>
+      </w:r>
+      <w:r>
+        <w:rPr>
+          <w:rFonts w:ascii="Arial" w:eastAsia="Times New Roman" w:hAnsi="Arial" w:cs="Arial"/>
+          <w:color w:val="000000"/>
+          <w:kern w:val="0"/>
+          <w:lang w:eastAsia="en-GB"/>
+          <w14:ligatures w14:val="none"/>
+        </w:rPr>
+        <w:t xml:space="preserve">, pp. 141–146. Available at: </w:t>
+      </w:r>
+      <w:hyperlink r:id="rId25" w:history="1">
+        <w:r>
+          <w:rPr>
+            <w:rStyle w:val="Hyperlink"/>
+            <w:rFonts w:ascii="Arial" w:eastAsia="Times New Roman" w:hAnsi="Arial" w:cs="Arial"/>
+            <w:kern w:val="0"/>
+            <w:lang w:eastAsia="en-GB"/>
+            <w14:ligatures w14:val="none"/>
+          </w:rPr>
+          <w:t>https://doi.org/10.1109/CSIEC.2017.7940160</w:t>
+        </w:r>
+      </w:hyperlink>
+      <w:r>
+        <w:rPr>
+          <w:rFonts w:ascii="Arial" w:eastAsia="Times New Roman" w:hAnsi="Arial" w:cs="Arial"/>
+          <w:color w:val="000000"/>
+          <w:kern w:val="0"/>
+          <w:lang w:eastAsia="en-GB"/>
+          <w14:ligatures w14:val="none"/>
+        </w:rPr>
+        <w:t>.</w:t>
+      </w:r>
+    </w:p>
+    <w:p>
+      <w:pPr>
+        <w:pStyle w:val="ListParagraph"/>
+        <w:ind w:left="405"/>
+        <w:rPr>
+          <w:rFonts w:ascii="Arial" w:eastAsia="Times New Roman" w:hAnsi="Arial" w:cs="Arial"/>
+          <w:color w:val="000000"/>
+          <w:kern w:val="0"/>
+          <w:lang w:eastAsia="en-GB"/>
+          <w14:ligatures w14:val="none"/>
+        </w:rPr>
+      </w:pPr>
+    </w:p>
+    <w:p>
+      <w:pPr>
+        <w:pStyle w:val="ListParagraph"/>
+        <w:spacing w:after="0" w:line="240" w:lineRule="auto"/>
+        <w:ind w:left="405"/>
+        <w:rPr>
+          <w:rFonts w:ascii="Arial" w:eastAsia="Times New Roman" w:hAnsi="Arial" w:cs="Arial"/>
+          <w:color w:val="000000"/>
+          <w:kern w:val="0"/>
+          <w:lang w:eastAsia="en-GB"/>
+          <w14:ligatures w14:val="none"/>
+        </w:rPr>
+      </w:pPr>
+      <w:r>
+        <w:rPr>
+          <w:rFonts w:ascii="Arial" w:eastAsia="Times New Roman" w:hAnsi="Arial" w:cs="Arial"/>
+          <w:color w:val="000000"/>
+          <w:kern w:val="0"/>
+          <w:lang w:eastAsia="en-GB"/>
+          <w14:ligatures w14:val="none"/>
+        </w:rPr>
+        <w:t xml:space="preserve">Mojang (2011) </w:t>
+      </w:r>
+      <w:r>
+        <w:rPr>
+          <w:rFonts w:ascii="Arial" w:eastAsia="Times New Roman" w:hAnsi="Arial" w:cs="Arial"/>
+          <w:i/>
+          <w:iCs/>
+          <w:color w:val="000000"/>
+          <w:kern w:val="0"/>
+          <w:lang w:eastAsia="en-GB"/>
+          <w14:ligatures w14:val="none"/>
+        </w:rPr>
+        <w:t>Minecraft</w:t>
+      </w:r>
+      <w:r>
+        <w:rPr>
+          <w:rFonts w:ascii="Arial" w:eastAsia="Times New Roman" w:hAnsi="Arial" w:cs="Arial"/>
+          <w:color w:val="000000"/>
+          <w:kern w:val="0"/>
+          <w:lang w:eastAsia="en-GB"/>
+          <w14:ligatures w14:val="none"/>
+        </w:rPr>
+        <w:t xml:space="preserve"> [Video Game].</w:t>
+      </w:r>
+    </w:p>
+    <w:p>
+      <w:pPr>
+        <w:pStyle w:val="ListParagraph"/>
+        <w:spacing w:after="0" w:line="240" w:lineRule="auto"/>
+        <w:ind w:left="405"/>
+        <w:rPr>
+          <w:rFonts w:ascii="Arial" w:eastAsia="Times New Roman" w:hAnsi="Arial" w:cs="Arial"/>
+          <w:color w:val="000000"/>
+          <w:kern w:val="0"/>
+          <w:lang w:eastAsia="en-GB"/>
+          <w14:ligatures w14:val="none"/>
+        </w:rPr>
+      </w:pPr>
+    </w:p>
+    <w:p>
+      <w:pPr>
+        <w:pStyle w:val="Bibliography"/>
+        <w:ind w:left="405"/>
+        <w:rPr>
+          <w:rFonts w:cs="Arial"/>
+        </w:rPr>
+      </w:pPr>
+      <w:r>
+        <w:rPr>
+          <w:rFonts w:cs="Arial"/>
+        </w:rPr>
+        <w:t xml:space="preserve">Red Indie Games (2024) </w:t>
+      </w:r>
+      <w:r>
+        <w:rPr>
+          <w:rFonts w:cs="Arial"/>
+          <w:i/>
+          <w:iCs/>
+        </w:rPr>
+        <w:t>Master JSON in Godot: Save Systems, Data Handling, and More!</w:t>
+      </w:r>
+      <w:r>
+        <w:rPr>
+          <w:rFonts w:cs="Arial"/>
+        </w:rPr>
+        <w:t xml:space="preserve"> Available at: https://www.youtube.com/watch?v=JqJ5duB0Xhs (Accessed: 22 April 2026).</w:t>
+      </w:r>
+    </w:p>
+    <w:p>
+      <w:pPr>
+        <w:pStyle w:val="ListParagraph"/>
+        <w:spacing w:after="0" w:line="240" w:lineRule="auto"/>
+        <w:ind w:left="405"/>
+        <w:rPr>
+          <w:rFonts w:ascii="Arial" w:eastAsia="Times New Roman" w:hAnsi="Arial" w:cs="Arial"/>
+          <w:color w:val="000000"/>
+          <w:kern w:val="0"/>
+          <w:lang w:eastAsia="en-GB"/>
+          <w14:ligatures w14:val="none"/>
+        </w:rPr>
+      </w:pPr>
+      <w:r>
+        <w:rPr>
+          <w:rFonts w:ascii="Arial" w:eastAsia="Times New Roman" w:hAnsi="Arial" w:cs="Arial"/>
+          <w:color w:val="000000"/>
+          <w:kern w:val="0"/>
+          <w:lang w:eastAsia="en-GB"/>
+          <w14:ligatures w14:val="none"/>
+        </w:rPr>
+        <w:t xml:space="preserve">Smith G., Cha M., and Whitehead J. (2008) ‘A framework for analysis of 2D platformer levels’, </w:t>
+      </w:r>
+      <w:r>
+        <w:rPr>
+          <w:rFonts w:ascii="Arial" w:eastAsia="Times New Roman" w:hAnsi="Arial" w:cs="Arial"/>
+          <w:i/>
+          <w:iCs/>
+          <w:color w:val="000000"/>
+          <w:kern w:val="0"/>
+          <w:lang w:eastAsia="en-GB"/>
+          <w14:ligatures w14:val="none"/>
+        </w:rPr>
+        <w:t>Proceedings of the 2008 ACM SIGGRAPH symposium on Video games, Sandbox '08</w:t>
+      </w:r>
+      <w:r>
+        <w:rPr>
+          <w:rFonts w:ascii="Arial" w:eastAsia="Times New Roman" w:hAnsi="Arial" w:cs="Arial"/>
+          <w:color w:val="000000"/>
+          <w:kern w:val="0"/>
+          <w:lang w:eastAsia="en-GB"/>
+          <w14:ligatures w14:val="none"/>
+        </w:rPr>
+        <w:t xml:space="preserve">, pp. 75–80. Available at: </w:t>
+      </w:r>
+      <w:hyperlink r:id="rId26" w:history="1">
+        <w:r>
+          <w:rPr>
+            <w:rStyle w:val="Hyperlink"/>
+            <w:rFonts w:ascii="Arial" w:eastAsia="Times New Roman" w:hAnsi="Arial" w:cs="Arial"/>
+            <w:kern w:val="0"/>
+            <w:lang w:eastAsia="en-GB"/>
+            <w14:ligatures w14:val="none"/>
+          </w:rPr>
+          <w:t>https://doi.org/10.1145/1401843.1401858</w:t>
+        </w:r>
+      </w:hyperlink>
+      <w:r>
+        <w:rPr>
+          <w:rFonts w:ascii="Arial" w:eastAsia="Times New Roman" w:hAnsi="Arial" w:cs="Arial"/>
+          <w:color w:val="000000"/>
+          <w:kern w:val="0"/>
+          <w:lang w:eastAsia="en-GB"/>
+          <w14:ligatures w14:val="none"/>
+        </w:rPr>
+        <w:t>.</w:t>
+      </w:r>
+    </w:p>
+    <w:p>
+      <w:pPr>
+        <w:pStyle w:val="ListParagraph"/>
+        <w:spacing w:after="0" w:line="240" w:lineRule="auto"/>
+        <w:ind w:left="405"/>
+        <w:rPr>
+          <w:rFonts w:ascii="Arial" w:eastAsia="Times New Roman" w:hAnsi="Arial" w:cs="Arial"/>
+          <w:color w:val="000000"/>
+          <w:kern w:val="0"/>
+          <w:lang w:eastAsia="en-GB"/>
+          <w14:ligatures w14:val="none"/>
+        </w:rPr>
+      </w:pPr>
+    </w:p>
+    <w:p>
+      <w:pPr>
+        <w:pStyle w:val="ListParagraph"/>
+        <w:spacing w:after="0" w:line="240" w:lineRule="auto"/>
+        <w:ind w:left="405"/>
+        <w:rPr>
+          <w:rFonts w:ascii="Arial" w:eastAsia="Times New Roman" w:hAnsi="Arial" w:cs="Arial"/>
+          <w:color w:val="000000"/>
+          <w:kern w:val="0"/>
+          <w:lang w:eastAsia="en-GB"/>
+          <w14:ligatures w14:val="none"/>
+        </w:rPr>
+      </w:pPr>
+      <w:r>
+        <w:rPr>
+          <w:rFonts w:ascii="Arial" w:eastAsia="Times New Roman" w:hAnsi="Arial" w:cs="Arial"/>
+          <w:color w:val="000000"/>
+          <w:kern w:val="0"/>
+          <w:lang w:eastAsia="en-GB"/>
+          <w14:ligatures w14:val="none"/>
+        </w:rPr>
+        <w:t xml:space="preserve">Smith G., Treanor M., Whitehead J., and Mateas M. (2009) ‘Rhythm-based level generation for 2D platformers’, </w:t>
+      </w:r>
+      <w:r>
+        <w:rPr>
+          <w:rFonts w:ascii="Arial" w:eastAsia="Times New Roman" w:hAnsi="Arial" w:cs="Arial"/>
+          <w:i/>
+          <w:iCs/>
+          <w:color w:val="000000"/>
+          <w:kern w:val="0"/>
+          <w:lang w:eastAsia="en-GB"/>
+          <w14:ligatures w14:val="none"/>
+        </w:rPr>
+        <w:t>Proceedings of the 4th International Conference on Foundations of Digital Games,</w:t>
+      </w:r>
+      <w:r>
+        <w:rPr>
+          <w:rFonts w:ascii="Arial" w:eastAsia="Times New Roman" w:hAnsi="Arial" w:cs="Arial"/>
+          <w:color w:val="000000"/>
+          <w:kern w:val="0"/>
+          <w:lang w:eastAsia="en-GB"/>
+          <w14:ligatures w14:val="none"/>
+        </w:rPr>
+        <w:t xml:space="preserve"> </w:t>
+      </w:r>
+      <w:r>
+        <w:rPr>
+          <w:rFonts w:ascii="Arial" w:eastAsia="Times New Roman" w:hAnsi="Arial" w:cs="Arial"/>
+          <w:i/>
+          <w:iCs/>
+          <w:color w:val="000000"/>
+          <w:kern w:val="0"/>
+          <w:lang w:eastAsia="en-GB"/>
+          <w14:ligatures w14:val="none"/>
+        </w:rPr>
+        <w:t>FDG '09</w:t>
+      </w:r>
+      <w:r>
+        <w:rPr>
+          <w:rFonts w:ascii="Arial" w:eastAsia="Times New Roman" w:hAnsi="Arial" w:cs="Arial"/>
+          <w:color w:val="000000"/>
+          <w:kern w:val="0"/>
+          <w:lang w:eastAsia="en-GB"/>
+          <w14:ligatures w14:val="none"/>
+        </w:rPr>
+        <w:t xml:space="preserve">, pp. 175–182. Available at: </w:t>
+      </w:r>
+      <w:hyperlink r:id="rId27" w:history="1">
+        <w:r>
+          <w:rPr>
+            <w:rStyle w:val="Hyperlink"/>
+            <w:rFonts w:ascii="Arial" w:eastAsia="Times New Roman" w:hAnsi="Arial" w:cs="Arial"/>
+            <w:kern w:val="0"/>
+            <w:lang w:eastAsia="en-GB"/>
+            <w14:ligatures w14:val="none"/>
+          </w:rPr>
+          <w:t>https://doi.org/10.1145/1536513.1536548</w:t>
+        </w:r>
+      </w:hyperlink>
+      <w:r>
+        <w:rPr>
+          <w:rFonts w:ascii="Arial" w:eastAsia="Times New Roman" w:hAnsi="Arial" w:cs="Arial"/>
+          <w:color w:val="000000"/>
+          <w:kern w:val="0"/>
+          <w:lang w:eastAsia="en-GB"/>
+          <w14:ligatures w14:val="none"/>
+        </w:rPr>
+        <w:t>.</w:t>
+      </w:r>
+    </w:p>
+    <w:p>
+      <w:pPr>
+        <w:pStyle w:val="ListParagraph"/>
+        <w:ind w:left="405"/>
+        <w:rPr>
+          <w:rFonts w:eastAsia="Times New Roman" w:cs="Times New Roman"/>
+          <w:color w:val="000000"/>
+          <w:kern w:val="0"/>
+          <w:lang w:eastAsia="en-GB"/>
+          <w14:ligatures w14:val="none"/>
+        </w:rPr>
+      </w:pPr>
+    </w:p>
+    <w:p>
+      <w:pPr>
+        <w:pStyle w:val="ListParagraph"/>
+        <w:spacing w:after="0" w:line="240" w:lineRule="auto"/>
+        <w:ind w:left="405"/>
+        <w:rPr>
+          <w:rFonts w:eastAsia="Times New Roman" w:cs="Times New Roman"/>
+          <w:color w:val="000000"/>
+          <w:kern w:val="0"/>
+          <w:lang w:eastAsia="en-GB"/>
+          <w14:ligatures w14:val="none"/>
+        </w:rPr>
+      </w:pPr>
+    </w:p>
+    <w:p/>
+    <w:p/>
+    <w:p/>
+    <w:p>
+      <w:pPr>
         <w:pStyle w:val="Heading1"/>
       </w:pPr>
       <w:r>
@@ -2798,7 +4596,6 @@
         <w:pStyle w:val="Heading1"/>
       </w:pPr>
       <w:r>
-        <w:lastRenderedPageBreak/>
         <w:br w:type="page"/>
       </w:r>
     </w:p>
@@ -2818,8 +4615,8 @@
     </w:p>
     <w:p/>
     <w:sectPr>
-      <w:headerReference w:type="default" r:id="rId21"/>
-      <w:footerReference w:type="default" r:id="rId22"/>
+      <w:headerReference w:type="default" r:id="rId28"/>
+      <w:footerReference w:type="default" r:id="rId29"/>
       <w:pgSz w:w="11906" w:h="16838"/>
       <w:pgMar w:top="1440" w:right="1797" w:bottom="1440" w:left="2268" w:header="720" w:footer="720" w:gutter="0"/>
       <w:pgNumType w:start="1"/>
@@ -4414,6 +6211,32 @@
       <w14:ligatures w14:val="standardContextual"/>
     </w:rPr>
   </w:style>
+  <w:style w:type="paragraph" w:styleId="Bibliography">
+    <w:name w:val="Bibliography"/>
+    <w:basedOn w:val="Normal"/>
+    <w:next w:val="Normal"/>
+    <w:uiPriority w:val="37"/>
+    <w:semiHidden/>
+    <w:unhideWhenUsed/>
+    <w:rsid w:val="00E36993"/>
+  </w:style>
+  <w:style w:type="paragraph" w:styleId="ListParagraph">
+    <w:name w:val="List Paragraph"/>
+    <w:basedOn w:val="Normal"/>
+    <w:uiPriority w:val="34"/>
+    <w:qFormat/>
+    <w:rsid w:val="00E36993"/>
+    <w:pPr>
+      <w:spacing w:after="160" w:line="278" w:lineRule="auto"/>
+      <w:ind w:left="720"/>
+      <w:contextualSpacing/>
+    </w:pPr>
+    <w:rPr>
+      <w:rFonts w:asciiTheme="minorHAnsi" w:eastAsiaTheme="minorHAnsi" w:hAnsiTheme="minorHAnsi" w:cstheme="minorBidi"/>
+      <w:kern w:val="2"/>
+      <w14:ligatures w14:val="standardContextual"/>
+    </w:rPr>
+  </w:style>
 </w:styles>
 </file>
 
@@ -4703,15 +6526,6 @@
 </file>
 
 <file path=customXml/item1.xml><?xml version="1.0" encoding="utf-8"?>
-<?mso-contentType ?>
-<FormTemplates xmlns="http://schemas.microsoft.com/sharepoint/v3/contenttype/forms">
-  <Display>DocumentLibraryForm</Display>
-  <Edit>DocumentLibraryForm</Edit>
-  <New>DocumentLibraryForm</New>
-</FormTemplates>
-</file>
-
-<file path=customXml/item2.xml><?xml version="1.0" encoding="utf-8"?>
 <ct:contentTypeSchema xmlns:ct="http://schemas.microsoft.com/office/2006/metadata/contentType" xmlns:ma="http://schemas.microsoft.com/office/2006/metadata/properties/metaAttributes" ct:_="" ma:_="" ma:contentTypeName="Document" ma:contentTypeID="0x01010033553FA8616F3A45AD369E275EA42271" ma:contentTypeVersion="11" ma:contentTypeDescription="Create a new document." ma:contentTypeScope="" ma:versionID="8eb4e0804d077bcc139b361cda3a640c">
   <xsd:schema xmlns:xsd="http://www.w3.org/2001/XMLSchema" xmlns:xs="http://www.w3.org/2001/XMLSchema" xmlns:p="http://schemas.microsoft.com/office/2006/metadata/properties" xmlns:ns3="371a10d4-9e19-41a9-948b-d1cca29b4cb6" xmlns:ns4="18dffc30-a361-43f0-bb4a-1f62e819a6f2" targetNamespace="http://schemas.microsoft.com/office/2006/metadata/properties" ma:root="true" ma:fieldsID="ac8e08ff64368403dfb4d2274f8d7465" ns3:_="" ns4:_="">
     <xsd:import namespace="371a10d4-9e19-41a9-948b-d1cca29b4cb6"/>
@@ -4920,25 +6734,26 @@
 </ct:contentTypeSchema>
 </file>
 
-<file path=customXml/item3.xml><?xml version="1.0" encoding="utf-8"?>
-<b:Sources xmlns:b="http://schemas.openxmlformats.org/officeDocument/2006/bibliography" xmlns="http://schemas.openxmlformats.org/officeDocument/2006/bibliography" SelectedStyle="\APA.XSL" StyleName="APA"/>
+<file path=customXml/item2.xml><?xml version="1.0" encoding="utf-8"?>
+<?mso-contentType ?>
+<FormTemplates xmlns="http://schemas.microsoft.com/sharepoint/v3/contenttype/forms">
+  <Display>DocumentLibraryForm</Display>
+  <Edit>DocumentLibraryForm</Edit>
+  <New>DocumentLibraryForm</New>
+</FormTemplates>
 </file>
 
-<file path=customXml/item4.xml><?xml version="1.0" encoding="utf-8"?>
+<file path=customXml/item3.xml><?xml version="1.0" encoding="utf-8"?>
 <p:properties xmlns:p="http://schemas.microsoft.com/office/2006/metadata/properties" xmlns:xsi="http://www.w3.org/2001/XMLSchema-instance" xmlns:pc="http://schemas.microsoft.com/office/infopath/2007/PartnerControls">
   <documentManagement/>
 </p:properties>
 </file>
 
-<file path=customXml/itemProps1.xml><?xml version="1.0" encoding="utf-8"?>
-<ds:datastoreItem xmlns:ds="http://schemas.openxmlformats.org/officeDocument/2006/customXml" ds:itemID="{05D9BF79-26A9-4E9A-9793-4E28B04A02DC}">
-  <ds:schemaRefs>
-    <ds:schemaRef ds:uri="http://schemas.microsoft.com/sharepoint/v3/contenttype/forms"/>
-  </ds:schemaRefs>
-</ds:datastoreItem>
+<file path=customXml/item4.xml><?xml version="1.0" encoding="utf-8"?>
+<b:Sources xmlns:b="http://schemas.openxmlformats.org/officeDocument/2006/bibliography" xmlns="http://schemas.openxmlformats.org/officeDocument/2006/bibliography" SelectedStyle="\APA.XSL" StyleName="APA"/>
 </file>
 
-<file path=customXml/itemProps2.xml><?xml version="1.0" encoding="utf-8"?>
+<file path=customXml/itemProps1.xml><?xml version="1.0" encoding="utf-8"?>
 <ds:datastoreItem xmlns:ds="http://schemas.openxmlformats.org/officeDocument/2006/customXml" ds:itemID="{307A6BE8-0D48-4A7D-A535-369CCDFBF2CB}">
   <ds:schemaRefs>
     <ds:schemaRef ds:uri="http://schemas.microsoft.com/office/2006/metadata/contentType"/>
@@ -4957,19 +6772,27 @@
 </ds:datastoreItem>
 </file>
 
-<file path=customXml/itemProps3.xml><?xml version="1.0" encoding="utf-8"?>
-<ds:datastoreItem xmlns:ds="http://schemas.openxmlformats.org/officeDocument/2006/customXml" ds:itemID="{79CEDF70-F74C-4284-98FC-38644A27E791}">
+<file path=customXml/itemProps2.xml><?xml version="1.0" encoding="utf-8"?>
+<ds:datastoreItem xmlns:ds="http://schemas.openxmlformats.org/officeDocument/2006/customXml" ds:itemID="{05D9BF79-26A9-4E9A-9793-4E28B04A02DC}">
   <ds:schemaRefs>
-    <ds:schemaRef ds:uri="http://schemas.openxmlformats.org/officeDocument/2006/bibliography"/>
+    <ds:schemaRef ds:uri="http://schemas.microsoft.com/sharepoint/v3/contenttype/forms"/>
   </ds:schemaRefs>
 </ds:datastoreItem>
 </file>
 
-<file path=customXml/itemProps4.xml><?xml version="1.0" encoding="utf-8"?>
+<file path=customXml/itemProps3.xml><?xml version="1.0" encoding="utf-8"?>
 <ds:datastoreItem xmlns:ds="http://schemas.openxmlformats.org/officeDocument/2006/customXml" ds:itemID="{10A8F88B-6E38-47A8-8074-155E10D59BDF}">
   <ds:schemaRefs>
     <ds:schemaRef ds:uri="http://schemas.microsoft.com/office/2006/metadata/properties"/>
     <ds:schemaRef ds:uri="http://schemas.microsoft.com/office/infopath/2007/PartnerControls"/>
   </ds:schemaRefs>
 </ds:datastoreItem>
+</file>
+
+<file path=customXml/itemProps4.xml><?xml version="1.0" encoding="utf-8"?>
+<ds:datastoreItem xmlns:ds="http://schemas.openxmlformats.org/officeDocument/2006/customXml" ds:itemID="{79CEDF70-F74C-4284-98FC-38644A27E791}">
+  <ds:schemaRefs>
+    <ds:schemaRef ds:uri="http://schemas.openxmlformats.org/officeDocument/2006/bibliography"/>
+  </ds:schemaRefs>
+</ds:datastoreItem>
 </file>
--- a/Documents/Dissertation w feedback 16th april.docx
+++ b/Documents/Dissertation w feedback 16th april.docx
@@ -2660,13 +2660,176 @@
       <w:pPr>
         <w:jc w:val="center"/>
       </w:pPr>
+      <w:r>
+        <w:t xml:space="preserve"> </w:t>
+      </w:r>
+      <w:r>
+        <w:drawing>
+          <wp:inline distT="0" distB="0" distL="0" distR="0" wp14:anchorId="68A4155E" wp14:editId="26D7C67F">
+            <wp:extent cx="4979035" cy="3241675"/>
+            <wp:effectExtent l="0" t="0" r="0" b="0"/>
+            <wp:docPr id="2076514218" name="Picture 1"/>
+            <wp:cNvGraphicFramePr>
+              <a:graphicFrameLocks xmlns:a="http://schemas.openxmlformats.org/drawingml/2006/main" noChangeAspect="1"/>
+            </wp:cNvGraphicFramePr>
+            <a:graphic xmlns:a="http://schemas.openxmlformats.org/drawingml/2006/main">
+              <a:graphicData uri="http://schemas.openxmlformats.org/drawingml/2006/picture">
+                <pic:pic xmlns:pic="http://schemas.openxmlformats.org/drawingml/2006/picture">
+                  <pic:nvPicPr>
+                    <pic:cNvPr id="2076514218" name=""/>
+                    <pic:cNvPicPr/>
+                  </pic:nvPicPr>
+                  <pic:blipFill>
+                    <a:blip r:embed="rId21"/>
+                    <a:stretch>
+                      <a:fillRect/>
+                    </a:stretch>
+                  </pic:blipFill>
+                  <pic:spPr>
+                    <a:xfrm>
+                      <a:off x="0" y="0"/>
+                      <a:ext cx="4979035" cy="3241675"/>
+                    </a:xfrm>
+                    <a:prstGeom prst="rect">
+                      <a:avLst/>
+                    </a:prstGeom>
+                  </pic:spPr>
+                </pic:pic>
+              </a:graphicData>
+            </a:graphic>
+          </wp:inline>
+        </w:drawing>
+      </w:r>
     </w:p>
     <w:p>
       <w:pPr>
         <w:jc w:val="center"/>
       </w:pPr>
       <w:r>
-        <w:t>For the familiarity of the 3D platformer genre, this got an average rating of 7.4. The enjoyabiity of the level got an average rating of 5.2</w:t>
+        <w:drawing>
+          <wp:inline distT="0" distB="0" distL="0" distR="0" wp14:anchorId="28FF215B" wp14:editId="3B2B26E6">
+            <wp:extent cx="4979035" cy="2280920"/>
+            <wp:effectExtent l="0" t="0" r="0" b="5080"/>
+            <wp:docPr id="1988893542" name="Picture 1"/>
+            <wp:cNvGraphicFramePr>
+              <a:graphicFrameLocks xmlns:a="http://schemas.openxmlformats.org/drawingml/2006/main" noChangeAspect="1"/>
+            </wp:cNvGraphicFramePr>
+            <a:graphic xmlns:a="http://schemas.openxmlformats.org/drawingml/2006/main">
+              <a:graphicData uri="http://schemas.openxmlformats.org/drawingml/2006/picture">
+                <pic:pic xmlns:pic="http://schemas.openxmlformats.org/drawingml/2006/picture">
+                  <pic:nvPicPr>
+                    <pic:cNvPr id="1988893542" name=""/>
+                    <pic:cNvPicPr/>
+                  </pic:nvPicPr>
+                  <pic:blipFill>
+                    <a:blip r:embed="rId22"/>
+                    <a:stretch>
+                      <a:fillRect/>
+                    </a:stretch>
+                  </pic:blipFill>
+                  <pic:spPr>
+                    <a:xfrm>
+                      <a:off x="0" y="0"/>
+                      <a:ext cx="4979035" cy="2280920"/>
+                    </a:xfrm>
+                    <a:prstGeom prst="rect">
+                      <a:avLst/>
+                    </a:prstGeom>
+                  </pic:spPr>
+                </pic:pic>
+              </a:graphicData>
+            </a:graphic>
+          </wp:inline>
+        </w:drawing>
+      </w:r>
+    </w:p>
+    <w:p>
+      <w:pPr>
+        <w:jc w:val="center"/>
+      </w:pPr>
+      <w:r>
+        <w:lastRenderedPageBreak/>
+        <w:t>Figure 4</w:t>
+      </w:r>
+      <w:r>
+        <w:t xml:space="preserve"> and 5</w:t>
+      </w:r>
+      <w:r>
+        <w:t>. Pilot Test Responses</w:t>
+      </w:r>
+    </w:p>
+    <w:p>
+      <w:pPr>
+        <w:jc w:val="center"/>
+      </w:pPr>
+    </w:p>
+    <w:p>
+      <w:pPr>
+        <w:jc w:val="center"/>
+      </w:pPr>
+    </w:p>
+    <w:p>
+      <w:pPr>
+        <w:jc w:val="center"/>
+      </w:pPr>
+      <w:r>
+        <w:t xml:space="preserve">For the familiarity of the 3D platformer genre, this got an average rating of 7.4. The </w:t>
+      </w:r>
+      <w:r>
+        <w:t>enjoyability</w:t>
+      </w:r>
+      <w:r>
+        <w:t xml:space="preserve"> of the level got an average rating of 5.2</w:t>
+      </w:r>
+      <w:r>
+        <w:t xml:space="preserve">. What people detested about the level is how the player character behaved, particularly the double jump functionality and the floaty movement. </w:t>
+      </w:r>
+      <w:r>
+        <w:t>Most</w:t>
+      </w:r>
+      <w:r>
+        <w:t xml:space="preserve"> users also felt that the game was considered too difficult for them in terms of the level generation and losing a score of 5000 per death. As a result of this, there was some fixes made. </w:t>
+      </w:r>
+    </w:p>
+    <w:p>
+      <w:pPr>
+        <w:jc w:val="center"/>
+      </w:pPr>
+    </w:p>
+    <w:p>
+      <w:pPr>
+        <w:jc w:val="center"/>
+      </w:pPr>
+      <w:r>
+        <w:t>To address the issue of the player’s double jump</w:t>
+      </w:r>
+      <w:r>
+        <w:t xml:space="preserve">, when </w:t>
+      </w:r>
+      <w:r>
+        <w:t>the second</w:t>
+      </w:r>
+      <w:r>
+        <w:t xml:space="preserve"> jump is made, the velocity y direction is set to 0 before adding the jump impulse to the player. This is so the double jump would behave regardless of the players current y velocity after jumping. The floaty movement was resolved by using a very high acceleration to ensure that the velocity of the player movement felt constant. This meant the player wouldn’t slide across the map when stopping or start sliding when they are running.</w:t>
+      </w:r>
+    </w:p>
+    <w:p>
+      <w:pPr>
+        <w:jc w:val="center"/>
+      </w:pPr>
+    </w:p>
+    <w:p>
+      <w:pPr>
+        <w:jc w:val="center"/>
+      </w:pPr>
+      <w:r>
+        <w:t xml:space="preserve">Dead-end spawns and poor generations have also been mitigated by taking measures to ensure that each level is able to be beaten. For instance, setting a limit for the furthest jump on a platform. Every platform also has a set gap when translating itself </w:t>
+      </w:r>
+      <w:r>
+        <w:t>to</w:t>
+      </w:r>
+      <w:r>
+        <w:t xml:space="preserve"> prevent overlap between other platforms. The game has also been made less harsh for players by reducing the score lost from 5000 to 3000. Players now also gain 1000 points for every health pack they contain. </w:t>
       </w:r>
     </w:p>
     <w:p>
@@ -2683,7 +2846,8 @@
         <w:jc w:val="center"/>
       </w:pPr>
       <w:r>
-        <w:br w:type="page"/>
+        <w:lastRenderedPageBreak/>
+        <w:t>3.4.3 Survey Design</w:t>
       </w:r>
     </w:p>
     <w:p>
@@ -2691,9 +2855,221 @@
         <w:pStyle w:val="Heading1"/>
         <w:jc w:val="center"/>
       </w:pPr>
+      <w:r>
+        <w:drawing>
+          <wp:inline distT="0" distB="0" distL="0" distR="0" wp14:anchorId="722F9DBE" wp14:editId="1EBADE04">
+            <wp:extent cx="4979035" cy="6298565"/>
+            <wp:effectExtent l="0" t="0" r="0" b="6985"/>
+            <wp:docPr id="1375497242" name="Picture 1"/>
+            <wp:cNvGraphicFramePr>
+              <a:graphicFrameLocks xmlns:a="http://schemas.openxmlformats.org/drawingml/2006/main" noChangeAspect="1"/>
+            </wp:cNvGraphicFramePr>
+            <a:graphic xmlns:a="http://schemas.openxmlformats.org/drawingml/2006/main">
+              <a:graphicData uri="http://schemas.openxmlformats.org/drawingml/2006/picture">
+                <pic:pic xmlns:pic="http://schemas.openxmlformats.org/drawingml/2006/picture">
+                  <pic:nvPicPr>
+                    <pic:cNvPr id="1375497242" name=""/>
+                    <pic:cNvPicPr/>
+                  </pic:nvPicPr>
+                  <pic:blipFill>
+                    <a:blip r:embed="rId23"/>
+                    <a:stretch>
+                      <a:fillRect/>
+                    </a:stretch>
+                  </pic:blipFill>
+                  <pic:spPr>
+                    <a:xfrm>
+                      <a:off x="0" y="0"/>
+                      <a:ext cx="4979035" cy="6298565"/>
+                    </a:xfrm>
+                    <a:prstGeom prst="rect">
+                      <a:avLst/>
+                    </a:prstGeom>
+                  </pic:spPr>
+                </pic:pic>
+              </a:graphicData>
+            </a:graphic>
+          </wp:inline>
+        </w:drawing>
+      </w:r>
+    </w:p>
+    <w:p>
+      <w:pPr>
+        <w:pStyle w:val="Heading1"/>
+        <w:jc w:val="center"/>
+      </w:pPr>
+      <w:r>
+        <w:lastRenderedPageBreak/>
+        <w:drawing>
+          <wp:inline distT="0" distB="0" distL="0" distR="0" wp14:anchorId="7F3CC324" wp14:editId="1DFA32E1">
+            <wp:extent cx="4979035" cy="5237480"/>
+            <wp:effectExtent l="0" t="0" r="0" b="1270"/>
+            <wp:docPr id="1442658749" name="Picture 1"/>
+            <wp:cNvGraphicFramePr>
+              <a:graphicFrameLocks xmlns:a="http://schemas.openxmlformats.org/drawingml/2006/main" noChangeAspect="1"/>
+            </wp:cNvGraphicFramePr>
+            <a:graphic xmlns:a="http://schemas.openxmlformats.org/drawingml/2006/main">
+              <a:graphicData uri="http://schemas.openxmlformats.org/drawingml/2006/picture">
+                <pic:pic xmlns:pic="http://schemas.openxmlformats.org/drawingml/2006/picture">
+                  <pic:nvPicPr>
+                    <pic:cNvPr id="1442658749" name=""/>
+                    <pic:cNvPicPr/>
+                  </pic:nvPicPr>
+                  <pic:blipFill>
+                    <a:blip r:embed="rId24"/>
+                    <a:stretch>
+                      <a:fillRect/>
+                    </a:stretch>
+                  </pic:blipFill>
+                  <pic:spPr>
+                    <a:xfrm>
+                      <a:off x="0" y="0"/>
+                      <a:ext cx="4979035" cy="5237480"/>
+                    </a:xfrm>
+                    <a:prstGeom prst="rect">
+                      <a:avLst/>
+                    </a:prstGeom>
+                  </pic:spPr>
+                </pic:pic>
+              </a:graphicData>
+            </a:graphic>
+          </wp:inline>
+        </w:drawing>
+      </w:r>
+    </w:p>
+    <w:p>
+      <w:r>
+        <w:lastRenderedPageBreak/>
+        <w:drawing>
+          <wp:inline distT="0" distB="0" distL="0" distR="0" wp14:anchorId="0F8612A3" wp14:editId="783A161B">
+            <wp:extent cx="4979035" cy="4839970"/>
+            <wp:effectExtent l="0" t="0" r="0" b="0"/>
+            <wp:docPr id="1558109284" name="Picture 1"/>
+            <wp:cNvGraphicFramePr>
+              <a:graphicFrameLocks xmlns:a="http://schemas.openxmlformats.org/drawingml/2006/main" noChangeAspect="1"/>
+            </wp:cNvGraphicFramePr>
+            <a:graphic xmlns:a="http://schemas.openxmlformats.org/drawingml/2006/main">
+              <a:graphicData uri="http://schemas.openxmlformats.org/drawingml/2006/picture">
+                <pic:pic xmlns:pic="http://schemas.openxmlformats.org/drawingml/2006/picture">
+                  <pic:nvPicPr>
+                    <pic:cNvPr id="1558109284" name=""/>
+                    <pic:cNvPicPr/>
+                  </pic:nvPicPr>
+                  <pic:blipFill>
+                    <a:blip r:embed="rId25"/>
+                    <a:stretch>
+                      <a:fillRect/>
+                    </a:stretch>
+                  </pic:blipFill>
+                  <pic:spPr>
+                    <a:xfrm>
+                      <a:off x="0" y="0"/>
+                      <a:ext cx="4979035" cy="4839970"/>
+                    </a:xfrm>
+                    <a:prstGeom prst="rect">
+                      <a:avLst/>
+                    </a:prstGeom>
+                  </pic:spPr>
+                </pic:pic>
+              </a:graphicData>
+            </a:graphic>
+          </wp:inline>
+        </w:drawing>
+      </w:r>
+    </w:p>
+    <w:p>
+      <w:r>
+        <w:lastRenderedPageBreak/>
+        <w:drawing>
+          <wp:inline distT="0" distB="0" distL="0" distR="0" wp14:anchorId="07D915AF" wp14:editId="0408DC0C">
+            <wp:extent cx="4979035" cy="4486910"/>
+            <wp:effectExtent l="0" t="0" r="0" b="8890"/>
+            <wp:docPr id="1482182750" name="Picture 1"/>
+            <wp:cNvGraphicFramePr>
+              <a:graphicFrameLocks xmlns:a="http://schemas.openxmlformats.org/drawingml/2006/main" noChangeAspect="1"/>
+            </wp:cNvGraphicFramePr>
+            <a:graphic xmlns:a="http://schemas.openxmlformats.org/drawingml/2006/main">
+              <a:graphicData uri="http://schemas.openxmlformats.org/drawingml/2006/picture">
+                <pic:pic xmlns:pic="http://schemas.openxmlformats.org/drawingml/2006/picture">
+                  <pic:nvPicPr>
+                    <pic:cNvPr id="1482182750" name=""/>
+                    <pic:cNvPicPr/>
+                  </pic:nvPicPr>
+                  <pic:blipFill>
+                    <a:blip r:embed="rId26"/>
+                    <a:stretch>
+                      <a:fillRect/>
+                    </a:stretch>
+                  </pic:blipFill>
+                  <pic:spPr>
+                    <a:xfrm>
+                      <a:off x="0" y="0"/>
+                      <a:ext cx="4979035" cy="4486910"/>
+                    </a:xfrm>
+                    <a:prstGeom prst="rect">
+                      <a:avLst/>
+                    </a:prstGeom>
+                  </pic:spPr>
+                </pic:pic>
+              </a:graphicData>
+            </a:graphic>
+          </wp:inline>
+        </w:drawing>
+      </w:r>
+    </w:p>
+    <w:p/>
+    <w:p>
+      <w:r>
+        <w:t xml:space="preserve">Google Forms (Google, 2008) was selected for its flexibility with uploading JSON files and with its ability to send anonymous responses. </w:t>
+      </w:r>
+    </w:p>
+    <w:p>
+      <w:r>
+        <w:lastRenderedPageBreak/>
+        <w:drawing>
+          <wp:inline distT="0" distB="0" distL="0" distR="0" wp14:anchorId="4CA90BC9" wp14:editId="553AC71D">
+            <wp:extent cx="4979035" cy="6040120"/>
+            <wp:effectExtent l="0" t="0" r="0" b="0"/>
+            <wp:docPr id="2055265724" name="Picture 1"/>
+            <wp:cNvGraphicFramePr>
+              <a:graphicFrameLocks xmlns:a="http://schemas.openxmlformats.org/drawingml/2006/main" noChangeAspect="1"/>
+            </wp:cNvGraphicFramePr>
+            <a:graphic xmlns:a="http://schemas.openxmlformats.org/drawingml/2006/main">
+              <a:graphicData uri="http://schemas.openxmlformats.org/drawingml/2006/picture">
+                <pic:pic xmlns:pic="http://schemas.openxmlformats.org/drawingml/2006/picture">
+                  <pic:nvPicPr>
+                    <pic:cNvPr id="2055265724" name=""/>
+                    <pic:cNvPicPr/>
+                  </pic:nvPicPr>
+                  <pic:blipFill>
+                    <a:blip r:embed="rId27"/>
+                    <a:stretch>
+                      <a:fillRect/>
+                    </a:stretch>
+                  </pic:blipFill>
+                  <pic:spPr>
+                    <a:xfrm>
+                      <a:off x="0" y="0"/>
+                      <a:ext cx="4979035" cy="6040120"/>
+                    </a:xfrm>
+                    <a:prstGeom prst="rect">
+                      <a:avLst/>
+                    </a:prstGeom>
+                  </pic:spPr>
+                </pic:pic>
+              </a:graphicData>
+            </a:graphic>
+          </wp:inline>
+        </w:drawing>
+      </w:r>
+    </w:p>
+    <w:p>
+      <w:pPr>
+        <w:pStyle w:val="Heading1"/>
+        <w:jc w:val="center"/>
+      </w:pPr>
       <w:bookmarkStart w:id="28" w:name="_Toc92987355"/>
       <w:r>
-        <w:lastRenderedPageBreak/>
         <w:t>Chapter 4</w:t>
       </w:r>
       <w:r>
@@ -2946,7 +3322,7 @@
         </w:rPr>
         <w:t xml:space="preserve">, pp. 199–205. Available at: </w:t>
       </w:r>
-      <w:hyperlink r:id="rId21" w:history="1">
+      <w:hyperlink r:id="rId28" w:history="1">
         <w:r>
           <w:rPr>
             <w:rStyle w:val="Hyperlink"/>
@@ -3235,7 +3611,7 @@
         </w:rPr>
         <w:t xml:space="preserve">, 2(1), pp. 109-111. Available at: </w:t>
       </w:r>
-      <w:hyperlink r:id="rId22" w:history="1">
+      <w:hyperlink r:id="rId29" w:history="1">
         <w:r>
           <w:rPr>
             <w:rStyle w:val="Hyperlink"/>
@@ -3888,7 +4264,7 @@
         </w:rPr>
         <w:t xml:space="preserve">, pp. 1–8. Available at: </w:t>
       </w:r>
-      <w:hyperlink r:id="rId23" w:history="1">
+      <w:hyperlink r:id="rId30" w:history="1">
         <w:r>
           <w:rPr>
             <w:rStyle w:val="Hyperlink"/>
@@ -3998,7 +4374,7 @@
         </w:rPr>
         <w:t xml:space="preserve"> 13(11), article 304. Available at: </w:t>
       </w:r>
-      <w:hyperlink r:id="rId24" w:history="1">
+      <w:hyperlink r:id="rId31" w:history="1">
         <w:r>
           <w:rPr>
             <w:rStyle w:val="Hyperlink"/>
@@ -4242,7 +4618,7 @@
         </w:rPr>
         <w:t xml:space="preserve">, pp. 141–146. Available at: </w:t>
       </w:r>
-      <w:hyperlink r:id="rId25" w:history="1">
+      <w:hyperlink r:id="rId32" w:history="1">
         <w:r>
           <w:rPr>
             <w:rStyle w:val="Hyperlink"/>
@@ -4412,7 +4788,7 @@
         </w:rPr>
         <w:t xml:space="preserve">, pp. 75–80. Available at: </w:t>
       </w:r>
-      <w:hyperlink r:id="rId26" w:history="1">
+      <w:hyperlink r:id="rId33" w:history="1">
         <w:r>
           <w:rPr>
             <w:rStyle w:val="Hyperlink"/>
@@ -4516,7 +4892,7 @@
         </w:rPr>
         <w:t xml:space="preserve">, pp. 175–182. Available at: </w:t>
       </w:r>
-      <w:hyperlink r:id="rId27" w:history="1">
+      <w:hyperlink r:id="rId34" w:history="1">
         <w:r>
           <w:rPr>
             <w:rStyle w:val="Hyperlink"/>
@@ -4615,8 +4991,8 @@
     </w:p>
     <w:p/>
     <w:sectPr>
-      <w:headerReference w:type="default" r:id="rId28"/>
-      <w:footerReference w:type="default" r:id="rId29"/>
+      <w:headerReference w:type="default" r:id="rId35"/>
+      <w:footerReference w:type="default" r:id="rId36"/>
       <w:pgSz w:w="11906" w:h="16838"/>
       <w:pgMar w:top="1440" w:right="1797" w:bottom="1440" w:left="2268" w:header="720" w:footer="720" w:gutter="0"/>
       <w:pgNumType w:start="1"/>
@@ -6735,12 +7111,7 @@
 </file>
 
 <file path=customXml/item2.xml><?xml version="1.0" encoding="utf-8"?>
-<?mso-contentType ?>
-<FormTemplates xmlns="http://schemas.microsoft.com/sharepoint/v3/contenttype/forms">
-  <Display>DocumentLibraryForm</Display>
-  <Edit>DocumentLibraryForm</Edit>
-  <New>DocumentLibraryForm</New>
-</FormTemplates>
+<b:Sources xmlns:b="http://schemas.openxmlformats.org/officeDocument/2006/bibliography" xmlns="http://schemas.openxmlformats.org/officeDocument/2006/bibliography" SelectedStyle="\APA.XSL" StyleName="APA"/>
 </file>
 
 <file path=customXml/item3.xml><?xml version="1.0" encoding="utf-8"?>
@@ -6750,7 +7121,12 @@
 </file>
 
 <file path=customXml/item4.xml><?xml version="1.0" encoding="utf-8"?>
-<b:Sources xmlns:b="http://schemas.openxmlformats.org/officeDocument/2006/bibliography" xmlns="http://schemas.openxmlformats.org/officeDocument/2006/bibliography" SelectedStyle="\APA.XSL" StyleName="APA"/>
+<?mso-contentType ?>
+<FormTemplates xmlns="http://schemas.microsoft.com/sharepoint/v3/contenttype/forms">
+  <Display>DocumentLibraryForm</Display>
+  <Edit>DocumentLibraryForm</Edit>
+  <New>DocumentLibraryForm</New>
+</FormTemplates>
 </file>
 
 <file path=customXml/itemProps1.xml><?xml version="1.0" encoding="utf-8"?>
@@ -6773,9 +7149,9 @@
 </file>
 
 <file path=customXml/itemProps2.xml><?xml version="1.0" encoding="utf-8"?>
-<ds:datastoreItem xmlns:ds="http://schemas.openxmlformats.org/officeDocument/2006/customXml" ds:itemID="{05D9BF79-26A9-4E9A-9793-4E28B04A02DC}">
+<ds:datastoreItem xmlns:ds="http://schemas.openxmlformats.org/officeDocument/2006/customXml" ds:itemID="{79CEDF70-F74C-4284-98FC-38644A27E791}">
   <ds:schemaRefs>
-    <ds:schemaRef ds:uri="http://schemas.microsoft.com/sharepoint/v3/contenttype/forms"/>
+    <ds:schemaRef ds:uri="http://schemas.openxmlformats.org/officeDocument/2006/bibliography"/>
   </ds:schemaRefs>
 </ds:datastoreItem>
 </file>
@@ -6790,9 +7166,9 @@
 </file>
 
 <file path=customXml/itemProps4.xml><?xml version="1.0" encoding="utf-8"?>
-<ds:datastoreItem xmlns:ds="http://schemas.openxmlformats.org/officeDocument/2006/customXml" ds:itemID="{79CEDF70-F74C-4284-98FC-38644A27E791}">
+<ds:datastoreItem xmlns:ds="http://schemas.openxmlformats.org/officeDocument/2006/customXml" ds:itemID="{05D9BF79-26A9-4E9A-9793-4E28B04A02DC}">
   <ds:schemaRefs>
-    <ds:schemaRef ds:uri="http://schemas.openxmlformats.org/officeDocument/2006/bibliography"/>
+    <ds:schemaRef ds:uri="http://schemas.microsoft.com/sharepoint/v3/contenttype/forms"/>
   </ds:schemaRefs>
 </ds:datastoreItem>
 </file>
--- a/Documents/Dissertation w feedback 16th april.docx
+++ b/Documents/Dissertation w feedback 16th april.docx
@@ -1489,6 +1489,29 @@
           <w:rFonts w:cs="Arial"/>
           <w:kern w:val="32"/>
         </w:rPr>
+      </w:pPr>
+      <w:r>
+        <w:rPr>
+          <w:rFonts w:cs="Arial"/>
+          <w:kern w:val="32"/>
+        </w:rPr>
+        <w:t>PCG – Procedural Content Generation</w:t>
+      </w:r>
+    </w:p>
+    <w:p>
+      <w:pPr>
+        <w:rPr>
+          <w:rFonts w:cs="Arial"/>
+          <w:kern w:val="32"/>
+        </w:rPr>
+      </w:pPr>
+    </w:p>
+    <w:p>
+      <w:pPr>
+        <w:rPr>
+          <w:rFonts w:cs="Arial"/>
+          <w:kern w:val="32"/>
+        </w:rPr>
         <w:sectPr>
           <w:headerReference w:type="default" r:id="rId16"/>
           <w:footerReference w:type="default" r:id="rId17"/>
@@ -1504,7 +1527,7 @@
           <w:rFonts w:cs="Arial"/>
           <w:kern w:val="32"/>
         </w:rPr>
-        <w:t>PCG – Procedural Content Generation</w:t>
+        <w:t>UI – User Interface</w:t>
       </w:r>
     </w:p>
     <w:p>
@@ -2664,6 +2687,9 @@
         <w:t xml:space="preserve"> </w:t>
       </w:r>
       <w:r>
+        <w:rPr>
+          <w:noProof/>
+        </w:rPr>
         <w:drawing>
           <wp:inline distT="0" distB="0" distL="0" distR="0" wp14:anchorId="68A4155E" wp14:editId="26D7C67F">
             <wp:extent cx="4979035" cy="3241675"/>
@@ -2706,6 +2732,9 @@
         <w:jc w:val="center"/>
       </w:pPr>
       <w:r>
+        <w:rPr>
+          <w:noProof/>
+        </w:rPr>
         <w:drawing>
           <wp:inline distT="0" distB="0" distL="0" distR="0" wp14:anchorId="28FF215B" wp14:editId="3B2B26E6">
             <wp:extent cx="4979035" cy="2280920"/>
@@ -2856,11 +2885,14 @@
         <w:jc w:val="center"/>
       </w:pPr>
       <w:r>
+        <w:rPr>
+          <w:noProof/>
+        </w:rPr>
         <w:drawing>
-          <wp:inline distT="0" distB="0" distL="0" distR="0" wp14:anchorId="722F9DBE" wp14:editId="1EBADE04">
-            <wp:extent cx="4979035" cy="6298565"/>
-            <wp:effectExtent l="0" t="0" r="0" b="6985"/>
-            <wp:docPr id="1375497242" name="Picture 1"/>
+          <wp:inline distT="0" distB="0" distL="0" distR="0" wp14:anchorId="258EBFDC" wp14:editId="7C1A6110">
+            <wp:extent cx="4979035" cy="6295390"/>
+            <wp:effectExtent l="0" t="0" r="0" b="0"/>
+            <wp:docPr id="614634850" name="Picture 1"/>
             <wp:cNvGraphicFramePr>
               <a:graphicFrameLocks xmlns:a="http://schemas.openxmlformats.org/drawingml/2006/main" noChangeAspect="1"/>
             </wp:cNvGraphicFramePr>
@@ -2868,23 +2900,36 @@
               <a:graphicData uri="http://schemas.openxmlformats.org/drawingml/2006/picture">
                 <pic:pic xmlns:pic="http://schemas.openxmlformats.org/drawingml/2006/picture">
                   <pic:nvPicPr>
-                    <pic:cNvPr id="1375497242" name=""/>
-                    <pic:cNvPicPr/>
+                    <pic:cNvPr id="0" name="Picture 1"/>
+                    <pic:cNvPicPr>
+                      <a:picLocks noChangeAspect="1" noChangeArrowheads="1"/>
+                    </pic:cNvPicPr>
                   </pic:nvPicPr>
                   <pic:blipFill>
-                    <a:blip r:embed="rId23"/>
+                    <a:blip r:embed="rId23">
+                      <a:extLst>
+                        <a:ext uri="{28A0092B-C50C-407E-A947-70E740481C1C}">
+                          <a14:useLocalDpi xmlns:a14="http://schemas.microsoft.com/office/drawing/2010/main" val="0"/>
+                        </a:ext>
+                      </a:extLst>
+                    </a:blip>
+                    <a:srcRect/>
                     <a:stretch>
                       <a:fillRect/>
                     </a:stretch>
                   </pic:blipFill>
-                  <pic:spPr>
+                  <pic:spPr bwMode="auto">
                     <a:xfrm>
                       <a:off x="0" y="0"/>
-                      <a:ext cx="4979035" cy="6298565"/>
+                      <a:ext cx="4979035" cy="6295390"/>
                     </a:xfrm>
                     <a:prstGeom prst="rect">
                       <a:avLst/>
                     </a:prstGeom>
+                    <a:noFill/>
+                    <a:ln>
+                      <a:noFill/>
+                    </a:ln>
                   </pic:spPr>
                 </pic:pic>
               </a:graphicData>
@@ -2898,13 +2943,19 @@
         <w:pStyle w:val="Heading1"/>
         <w:jc w:val="center"/>
       </w:pPr>
-      <w:r>
+    </w:p>
+    <w:p/>
+    <w:p>
+      <w:r>
+        <w:rPr>
+          <w:noProof/>
+        </w:rPr>
         <w:lastRenderedPageBreak/>
         <w:drawing>
-          <wp:inline distT="0" distB="0" distL="0" distR="0" wp14:anchorId="7F3CC324" wp14:editId="1DFA32E1">
-            <wp:extent cx="4979035" cy="5237480"/>
-            <wp:effectExtent l="0" t="0" r="0" b="1270"/>
-            <wp:docPr id="1442658749" name="Picture 1"/>
+          <wp:inline distT="0" distB="0" distL="0" distR="0" wp14:anchorId="3EC2F55C" wp14:editId="6EEFA5FC">
+            <wp:extent cx="4979035" cy="5234940"/>
+            <wp:effectExtent l="0" t="0" r="0" b="3810"/>
+            <wp:docPr id="268349745" name="Picture 2"/>
             <wp:cNvGraphicFramePr>
               <a:graphicFrameLocks xmlns:a="http://schemas.openxmlformats.org/drawingml/2006/main" noChangeAspect="1"/>
             </wp:cNvGraphicFramePr>
@@ -2912,23 +2963,36 @@
               <a:graphicData uri="http://schemas.openxmlformats.org/drawingml/2006/picture">
                 <pic:pic xmlns:pic="http://schemas.openxmlformats.org/drawingml/2006/picture">
                   <pic:nvPicPr>
-                    <pic:cNvPr id="1442658749" name=""/>
-                    <pic:cNvPicPr/>
+                    <pic:cNvPr id="0" name="Picture 3"/>
+                    <pic:cNvPicPr>
+                      <a:picLocks noChangeAspect="1" noChangeArrowheads="1"/>
+                    </pic:cNvPicPr>
                   </pic:nvPicPr>
                   <pic:blipFill>
-                    <a:blip r:embed="rId24"/>
+                    <a:blip r:embed="rId24">
+                      <a:extLst>
+                        <a:ext uri="{28A0092B-C50C-407E-A947-70E740481C1C}">
+                          <a14:useLocalDpi xmlns:a14="http://schemas.microsoft.com/office/drawing/2010/main" val="0"/>
+                        </a:ext>
+                      </a:extLst>
+                    </a:blip>
+                    <a:srcRect/>
                     <a:stretch>
                       <a:fillRect/>
                     </a:stretch>
                   </pic:blipFill>
-                  <pic:spPr>
+                  <pic:spPr bwMode="auto">
                     <a:xfrm>
                       <a:off x="0" y="0"/>
-                      <a:ext cx="4979035" cy="5237480"/>
+                      <a:ext cx="4979035" cy="5234940"/>
                     </a:xfrm>
                     <a:prstGeom prst="rect">
                       <a:avLst/>
                     </a:prstGeom>
+                    <a:noFill/>
+                    <a:ln>
+                      <a:noFill/>
+                    </a:ln>
                   </pic:spPr>
                 </pic:pic>
               </a:graphicData>
@@ -2936,15 +3000,19 @@
           </wp:inline>
         </w:drawing>
       </w:r>
-    </w:p>
-    <w:p>
-      <w:r>
+      <w:r>
+        <w:br/>
+      </w:r>
+      <w:r>
+        <w:rPr>
+          <w:noProof/>
+        </w:rPr>
         <w:lastRenderedPageBreak/>
         <w:drawing>
-          <wp:inline distT="0" distB="0" distL="0" distR="0" wp14:anchorId="0F8612A3" wp14:editId="783A161B">
-            <wp:extent cx="4979035" cy="4839970"/>
+          <wp:inline distT="0" distB="0" distL="0" distR="0" wp14:anchorId="0540FC63" wp14:editId="172056AF">
+            <wp:extent cx="4979035" cy="4838700"/>
             <wp:effectExtent l="0" t="0" r="0" b="0"/>
-            <wp:docPr id="1558109284" name="Picture 1"/>
+            <wp:docPr id="2121104783" name="Picture 3"/>
             <wp:cNvGraphicFramePr>
               <a:graphicFrameLocks xmlns:a="http://schemas.openxmlformats.org/drawingml/2006/main" noChangeAspect="1"/>
             </wp:cNvGraphicFramePr>
@@ -2952,23 +3020,36 @@
               <a:graphicData uri="http://schemas.openxmlformats.org/drawingml/2006/picture">
                 <pic:pic xmlns:pic="http://schemas.openxmlformats.org/drawingml/2006/picture">
                   <pic:nvPicPr>
-                    <pic:cNvPr id="1558109284" name=""/>
-                    <pic:cNvPicPr/>
+                    <pic:cNvPr id="0" name="Picture 5"/>
+                    <pic:cNvPicPr>
+                      <a:picLocks noChangeAspect="1" noChangeArrowheads="1"/>
+                    </pic:cNvPicPr>
                   </pic:nvPicPr>
                   <pic:blipFill>
-                    <a:blip r:embed="rId25"/>
+                    <a:blip r:embed="rId25">
+                      <a:extLst>
+                        <a:ext uri="{28A0092B-C50C-407E-A947-70E740481C1C}">
+                          <a14:useLocalDpi xmlns:a14="http://schemas.microsoft.com/office/drawing/2010/main" val="0"/>
+                        </a:ext>
+                      </a:extLst>
+                    </a:blip>
+                    <a:srcRect/>
                     <a:stretch>
                       <a:fillRect/>
                     </a:stretch>
                   </pic:blipFill>
-                  <pic:spPr>
+                  <pic:spPr bwMode="auto">
                     <a:xfrm>
                       <a:off x="0" y="0"/>
-                      <a:ext cx="4979035" cy="4839970"/>
+                      <a:ext cx="4979035" cy="4838700"/>
                     </a:xfrm>
                     <a:prstGeom prst="rect">
                       <a:avLst/>
                     </a:prstGeom>
+                    <a:noFill/>
+                    <a:ln>
+                      <a:noFill/>
+                    </a:ln>
                   </pic:spPr>
                 </pic:pic>
               </a:graphicData>
@@ -2979,12 +3060,15 @@
     </w:p>
     <w:p>
       <w:r>
+        <w:rPr>
+          <w:noProof/>
+        </w:rPr>
         <w:lastRenderedPageBreak/>
         <w:drawing>
-          <wp:inline distT="0" distB="0" distL="0" distR="0" wp14:anchorId="07D915AF" wp14:editId="0408DC0C">
-            <wp:extent cx="4979035" cy="4486910"/>
-            <wp:effectExtent l="0" t="0" r="0" b="8890"/>
-            <wp:docPr id="1482182750" name="Picture 1"/>
+          <wp:inline distT="0" distB="0" distL="0" distR="0" wp14:anchorId="47F5DF01" wp14:editId="5CDFBB28">
+            <wp:extent cx="4979035" cy="4485640"/>
+            <wp:effectExtent l="0" t="0" r="0" b="0"/>
+            <wp:docPr id="491899199" name="Picture 4"/>
             <wp:cNvGraphicFramePr>
               <a:graphicFrameLocks xmlns:a="http://schemas.openxmlformats.org/drawingml/2006/main" noChangeAspect="1"/>
             </wp:cNvGraphicFramePr>
@@ -2992,23 +3076,36 @@
               <a:graphicData uri="http://schemas.openxmlformats.org/drawingml/2006/picture">
                 <pic:pic xmlns:pic="http://schemas.openxmlformats.org/drawingml/2006/picture">
                   <pic:nvPicPr>
-                    <pic:cNvPr id="1482182750" name=""/>
-                    <pic:cNvPicPr/>
+                    <pic:cNvPr id="0" name="Picture 7"/>
+                    <pic:cNvPicPr>
+                      <a:picLocks noChangeAspect="1" noChangeArrowheads="1"/>
+                    </pic:cNvPicPr>
                   </pic:nvPicPr>
                   <pic:blipFill>
-                    <a:blip r:embed="rId26"/>
+                    <a:blip r:embed="rId26">
+                      <a:extLst>
+                        <a:ext uri="{28A0092B-C50C-407E-A947-70E740481C1C}">
+                          <a14:useLocalDpi xmlns:a14="http://schemas.microsoft.com/office/drawing/2010/main" val="0"/>
+                        </a:ext>
+                      </a:extLst>
+                    </a:blip>
+                    <a:srcRect/>
                     <a:stretch>
                       <a:fillRect/>
                     </a:stretch>
                   </pic:blipFill>
-                  <pic:spPr>
+                  <pic:spPr bwMode="auto">
                     <a:xfrm>
                       <a:off x="0" y="0"/>
-                      <a:ext cx="4979035" cy="4486910"/>
+                      <a:ext cx="4979035" cy="4485640"/>
                     </a:xfrm>
                     <a:prstGeom prst="rect">
                       <a:avLst/>
                     </a:prstGeom>
+                    <a:noFill/>
+                    <a:ln>
+                      <a:noFill/>
+                    </a:ln>
                   </pic:spPr>
                 </pic:pic>
               </a:graphicData>
@@ -3017,15 +3114,89 @@
         </w:drawing>
       </w:r>
     </w:p>
+    <w:p>
+      <w:r>
+        <w:rPr>
+          <w:noProof/>
+        </w:rPr>
+        <w:lastRenderedPageBreak/>
+        <w:drawing>
+          <wp:inline distT="0" distB="0" distL="0" distR="0" wp14:anchorId="7FBA7DCC" wp14:editId="6A00CDBA">
+            <wp:extent cx="4979035" cy="6039485"/>
+            <wp:effectExtent l="0" t="0" r="0" b="0"/>
+            <wp:docPr id="1016528810" name="Picture 5"/>
+            <wp:cNvGraphicFramePr>
+              <a:graphicFrameLocks xmlns:a="http://schemas.openxmlformats.org/drawingml/2006/main" noChangeAspect="1"/>
+            </wp:cNvGraphicFramePr>
+            <a:graphic xmlns:a="http://schemas.openxmlformats.org/drawingml/2006/main">
+              <a:graphicData uri="http://schemas.openxmlformats.org/drawingml/2006/picture">
+                <pic:pic xmlns:pic="http://schemas.openxmlformats.org/drawingml/2006/picture">
+                  <pic:nvPicPr>
+                    <pic:cNvPr id="0" name="Picture 9"/>
+                    <pic:cNvPicPr>
+                      <a:picLocks noChangeAspect="1" noChangeArrowheads="1"/>
+                    </pic:cNvPicPr>
+                  </pic:nvPicPr>
+                  <pic:blipFill>
+                    <a:blip r:embed="rId27">
+                      <a:extLst>
+                        <a:ext uri="{28A0092B-C50C-407E-A947-70E740481C1C}">
+                          <a14:useLocalDpi xmlns:a14="http://schemas.microsoft.com/office/drawing/2010/main" val="0"/>
+                        </a:ext>
+                      </a:extLst>
+                    </a:blip>
+                    <a:srcRect/>
+                    <a:stretch>
+                      <a:fillRect/>
+                    </a:stretch>
+                  </pic:blipFill>
+                  <pic:spPr bwMode="auto">
+                    <a:xfrm>
+                      <a:off x="0" y="0"/>
+                      <a:ext cx="4979035" cy="6039485"/>
+                    </a:xfrm>
+                    <a:prstGeom prst="rect">
+                      <a:avLst/>
+                    </a:prstGeom>
+                    <a:noFill/>
+                    <a:ln>
+                      <a:noFill/>
+                    </a:ln>
+                  </pic:spPr>
+                </pic:pic>
+              </a:graphicData>
+            </a:graphic>
+          </wp:inline>
+        </w:drawing>
+      </w:r>
+    </w:p>
+    <w:p>
+      <w:r>
+        <w:t xml:space="preserve">Google Forms (Google, 2008) was selected for its flexibility with uploading JSON files and with its ability to send anonymous responses. </w:t>
+      </w:r>
+      <w:r>
+        <w:t>The survey contains 3 required questions to upload JSON files, 8 required questions, and 2 optional questions.</w:t>
+      </w:r>
+      <w:r>
+        <w:t xml:space="preserve"> Users were asked the following: their skill level in games, how often they played video games, if they are familiar with popular 3D platformer titles</w:t>
+      </w:r>
+      <w:r>
+        <w:t xml:space="preserve">, their familiarity of the 3D platformer genre, if they are aware about the concept of Procedural Generation before hearing about this project, how much they enjoyed the level from a scale of 1 to 10, what they thought about the level and wanted to see improved about it, how manageable they found their ability </w:t>
+      </w:r>
+      <w:r>
+        <w:lastRenderedPageBreak/>
+        <w:t>to change the level’s rules from a scale of 1 to 10, how accurate they thought they thought the difficulty was based on the rules from a scale of 1 to 10, and what they appreciated about the UI</w:t>
+      </w:r>
+      <w:r>
+        <w:t xml:space="preserve"> and wanted to see improved.</w:t>
+      </w:r>
+    </w:p>
     <w:p/>
     <w:p>
       <w:r>
-        <w:t xml:space="preserve">Google Forms (Google, 2008) was selected for its flexibility with uploading JSON files and with its ability to send anonymous responses. </w:t>
-      </w:r>
-    </w:p>
-    <w:p>
-      <w:r>
-        <w:lastRenderedPageBreak/>
+        <w:rPr>
+          <w:noProof/>
+        </w:rPr>
         <w:drawing>
           <wp:inline distT="0" distB="0" distL="0" distR="0" wp14:anchorId="4CA90BC9" wp14:editId="553AC71D">
             <wp:extent cx="4979035" cy="6040120"/>
@@ -3042,7 +3213,7 @@
                     <pic:cNvPicPr/>
                   </pic:nvPicPr>
                   <pic:blipFill>
-                    <a:blip r:embed="rId27"/>
+                    <a:blip r:embed="rId28"/>
                     <a:stretch>
                       <a:fillRect/>
                     </a:stretch>
@@ -3081,15 +3252,300 @@
       <w:pPr>
         <w:pStyle w:val="Heading1"/>
         <w:jc w:val="center"/>
-      </w:pPr>
-    </w:p>
+        <w:rPr>
+          <w:b w:val="0"/>
+          <w:bCs w:val="0"/>
+          <w:sz w:val="24"/>
+          <w:szCs w:val="28"/>
+        </w:rPr>
+      </w:pPr>
+      <w:r>
+        <w:rPr>
+          <w:b w:val="0"/>
+          <w:bCs w:val="0"/>
+          <w:sz w:val="24"/>
+          <w:szCs w:val="28"/>
+        </w:rPr>
+        <w:t xml:space="preserve">Participants selected were people who had either familiarity of the 3D platformer genre or people who were familiar with the concept of procedural generation, or people who had familiarity of </w:t>
+      </w:r>
+      <w:r>
+        <w:rPr>
+          <w:b w:val="0"/>
+          <w:bCs w:val="0"/>
+          <w:sz w:val="24"/>
+          <w:szCs w:val="28"/>
+        </w:rPr>
+        <w:t>both</w:t>
+      </w:r>
+      <w:r>
+        <w:rPr>
+          <w:b w:val="0"/>
+          <w:bCs w:val="0"/>
+          <w:sz w:val="24"/>
+          <w:szCs w:val="28"/>
+        </w:rPr>
+        <w:t xml:space="preserve"> areas. In </w:t>
+      </w:r>
+      <w:r>
+        <w:lastRenderedPageBreak/>
+        <w:drawing>
+          <wp:anchor distT="0" distB="0" distL="114300" distR="114300" simplePos="0" relativeHeight="251658240" behindDoc="0" locked="0" layoutInCell="1" allowOverlap="1" wp14:anchorId="1736CA34" wp14:editId="11FB9ED9">
+            <wp:simplePos x="0" y="0"/>
+            <wp:positionH relativeFrom="column">
+              <wp:posOffset>-830580</wp:posOffset>
+            </wp:positionH>
+            <wp:positionV relativeFrom="paragraph">
+              <wp:posOffset>725805</wp:posOffset>
+            </wp:positionV>
+            <wp:extent cx="6772275" cy="8131666"/>
+            <wp:effectExtent l="0" t="0" r="0" b="3175"/>
+            <wp:wrapSquare wrapText="bothSides"/>
+            <wp:docPr id="1642969571" name="Picture 1"/>
+            <wp:cNvGraphicFramePr>
+              <a:graphicFrameLocks xmlns:a="http://schemas.openxmlformats.org/drawingml/2006/main" noChangeAspect="1"/>
+            </wp:cNvGraphicFramePr>
+            <a:graphic xmlns:a="http://schemas.openxmlformats.org/drawingml/2006/main">
+              <a:graphicData uri="http://schemas.openxmlformats.org/drawingml/2006/picture">
+                <pic:pic xmlns:pic="http://schemas.openxmlformats.org/drawingml/2006/picture">
+                  <pic:nvPicPr>
+                    <pic:cNvPr id="1642969571" name=""/>
+                    <pic:cNvPicPr/>
+                  </pic:nvPicPr>
+                  <pic:blipFill>
+                    <a:blip r:embed="rId29">
+                      <a:extLst>
+                        <a:ext uri="{28A0092B-C50C-407E-A947-70E740481C1C}">
+                          <a14:useLocalDpi xmlns:a14="http://schemas.microsoft.com/office/drawing/2010/main" val="0"/>
+                        </a:ext>
+                      </a:extLst>
+                    </a:blip>
+                    <a:stretch>
+                      <a:fillRect/>
+                    </a:stretch>
+                  </pic:blipFill>
+                  <pic:spPr>
+                    <a:xfrm>
+                      <a:off x="0" y="0"/>
+                      <a:ext cx="6772684" cy="8132157"/>
+                    </a:xfrm>
+                    <a:prstGeom prst="rect">
+                      <a:avLst/>
+                    </a:prstGeom>
+                  </pic:spPr>
+                </pic:pic>
+              </a:graphicData>
+            </a:graphic>
+            <wp14:sizeRelH relativeFrom="page">
+              <wp14:pctWidth>0</wp14:pctWidth>
+            </wp14:sizeRelH>
+            <wp14:sizeRelV relativeFrom="page">
+              <wp14:pctHeight>0</wp14:pctHeight>
+            </wp14:sizeRelV>
+          </wp:anchor>
+        </w:drawing>
+      </w:r>
+      <w:r>
+        <w:rPr>
+          <w:b w:val="0"/>
+          <w:bCs w:val="0"/>
+          <w:sz w:val="24"/>
+          <w:szCs w:val="28"/>
+        </w:rPr>
+        <w:t>total, there was 18 responses for the testing.</w:t>
+      </w:r>
+      <w:r>
+        <w:rPr>
+          <w:b w:val="0"/>
+          <w:bCs w:val="0"/>
+          <w:sz w:val="24"/>
+          <w:szCs w:val="28"/>
+        </w:rPr>
+        <w:t xml:space="preserve"> What they chose for the level’s attributes, the level layout they played, and how they performed during the level was recorded.</w:t>
+      </w:r>
+    </w:p>
+    <w:p>
+      <w:r>
+        <w:lastRenderedPageBreak/>
+        <w:drawing>
+          <wp:anchor distT="0" distB="0" distL="114300" distR="114300" simplePos="0" relativeHeight="251659264" behindDoc="0" locked="0" layoutInCell="1" allowOverlap="1" wp14:anchorId="6B0262BB" wp14:editId="7CB20EB8">
+            <wp:simplePos x="0" y="0"/>
+            <wp:positionH relativeFrom="column">
+              <wp:posOffset>-1087755</wp:posOffset>
+            </wp:positionH>
+            <wp:positionV relativeFrom="paragraph">
+              <wp:posOffset>0</wp:posOffset>
+            </wp:positionV>
+            <wp:extent cx="6981825" cy="6485255"/>
+            <wp:effectExtent l="0" t="0" r="9525" b="0"/>
+            <wp:wrapSquare wrapText="bothSides"/>
+            <wp:docPr id="878124697" name="Picture 1"/>
+            <wp:cNvGraphicFramePr>
+              <a:graphicFrameLocks xmlns:a="http://schemas.openxmlformats.org/drawingml/2006/main" noChangeAspect="1"/>
+            </wp:cNvGraphicFramePr>
+            <a:graphic xmlns:a="http://schemas.openxmlformats.org/drawingml/2006/main">
+              <a:graphicData uri="http://schemas.openxmlformats.org/drawingml/2006/picture">
+                <pic:pic xmlns:pic="http://schemas.openxmlformats.org/drawingml/2006/picture">
+                  <pic:nvPicPr>
+                    <pic:cNvPr id="878124697" name=""/>
+                    <pic:cNvPicPr/>
+                  </pic:nvPicPr>
+                  <pic:blipFill>
+                    <a:blip r:embed="rId30">
+                      <a:extLst>
+                        <a:ext uri="{28A0092B-C50C-407E-A947-70E740481C1C}">
+                          <a14:useLocalDpi xmlns:a14="http://schemas.microsoft.com/office/drawing/2010/main" val="0"/>
+                        </a:ext>
+                      </a:extLst>
+                    </a:blip>
+                    <a:stretch>
+                      <a:fillRect/>
+                    </a:stretch>
+                  </pic:blipFill>
+                  <pic:spPr>
+                    <a:xfrm>
+                      <a:off x="0" y="0"/>
+                      <a:ext cx="6981825" cy="6485255"/>
+                    </a:xfrm>
+                    <a:prstGeom prst="rect">
+                      <a:avLst/>
+                    </a:prstGeom>
+                  </pic:spPr>
+                </pic:pic>
+              </a:graphicData>
+            </a:graphic>
+            <wp14:sizeRelH relativeFrom="page">
+              <wp14:pctWidth>0</wp14:pctWidth>
+            </wp14:sizeRelH>
+            <wp14:sizeRelV relativeFrom="page">
+              <wp14:pctHeight>0</wp14:pctHeight>
+            </wp14:sizeRelV>
+          </wp:anchor>
+        </w:drawing>
+      </w:r>
+    </w:p>
+    <w:p/>
+    <w:p/>
+    <w:p/>
     <w:p>
       <w:pPr>
         <w:pStyle w:val="Heading1"/>
         <w:jc w:val="center"/>
       </w:pPr>
-      <w:r>
-        <w:br w:type="page"/>
+      <w:bookmarkStart w:id="29" w:name="_Toc92987356"/>
+      <w:r>
+        <w:lastRenderedPageBreak/>
+        <w:drawing>
+          <wp:anchor distT="0" distB="0" distL="114300" distR="114300" simplePos="0" relativeHeight="251661312" behindDoc="0" locked="0" layoutInCell="1" allowOverlap="1" wp14:anchorId="4DE8B8A1" wp14:editId="7ADE048C">
+            <wp:simplePos x="0" y="0"/>
+            <wp:positionH relativeFrom="margin">
+              <wp:posOffset>-1198880</wp:posOffset>
+            </wp:positionH>
+            <wp:positionV relativeFrom="paragraph">
+              <wp:posOffset>4571365</wp:posOffset>
+            </wp:positionV>
+            <wp:extent cx="7082155" cy="4110990"/>
+            <wp:effectExtent l="0" t="0" r="4445" b="3810"/>
+            <wp:wrapSquare wrapText="bothSides"/>
+            <wp:docPr id="216449415" name="Picture 1"/>
+            <wp:cNvGraphicFramePr>
+              <a:graphicFrameLocks xmlns:a="http://schemas.openxmlformats.org/drawingml/2006/main" noChangeAspect="1"/>
+            </wp:cNvGraphicFramePr>
+            <a:graphic xmlns:a="http://schemas.openxmlformats.org/drawingml/2006/main">
+              <a:graphicData uri="http://schemas.openxmlformats.org/drawingml/2006/picture">
+                <pic:pic xmlns:pic="http://schemas.openxmlformats.org/drawingml/2006/picture">
+                  <pic:nvPicPr>
+                    <pic:cNvPr id="216449415" name=""/>
+                    <pic:cNvPicPr/>
+                  </pic:nvPicPr>
+                  <pic:blipFill>
+                    <a:blip r:embed="rId31">
+                      <a:extLst>
+                        <a:ext uri="{28A0092B-C50C-407E-A947-70E740481C1C}">
+                          <a14:useLocalDpi xmlns:a14="http://schemas.microsoft.com/office/drawing/2010/main" val="0"/>
+                        </a:ext>
+                      </a:extLst>
+                    </a:blip>
+                    <a:stretch>
+                      <a:fillRect/>
+                    </a:stretch>
+                  </pic:blipFill>
+                  <pic:spPr>
+                    <a:xfrm>
+                      <a:off x="0" y="0"/>
+                      <a:ext cx="7082155" cy="4110990"/>
+                    </a:xfrm>
+                    <a:prstGeom prst="rect">
+                      <a:avLst/>
+                    </a:prstGeom>
+                  </pic:spPr>
+                </pic:pic>
+              </a:graphicData>
+            </a:graphic>
+            <wp14:sizeRelH relativeFrom="page">
+              <wp14:pctWidth>0</wp14:pctWidth>
+            </wp14:sizeRelH>
+            <wp14:sizeRelV relativeFrom="page">
+              <wp14:pctHeight>0</wp14:pctHeight>
+            </wp14:sizeRelV>
+          </wp:anchor>
+        </w:drawing>
+      </w:r>
+      <w:r>
+        <w:drawing>
+          <wp:anchor distT="0" distB="0" distL="114300" distR="114300" simplePos="0" relativeHeight="251660288" behindDoc="0" locked="0" layoutInCell="1" allowOverlap="1" wp14:anchorId="67E1FDB5" wp14:editId="137F6E08">
+            <wp:simplePos x="0" y="0"/>
+            <wp:positionH relativeFrom="margin">
+              <wp:posOffset>-1421130</wp:posOffset>
+            </wp:positionH>
+            <wp:positionV relativeFrom="paragraph">
+              <wp:posOffset>0</wp:posOffset>
+            </wp:positionV>
+            <wp:extent cx="7437755" cy="4419600"/>
+            <wp:effectExtent l="0" t="0" r="0" b="0"/>
+            <wp:wrapSquare wrapText="bothSides"/>
+            <wp:docPr id="1651715452" name="Picture 1"/>
+            <wp:cNvGraphicFramePr>
+              <a:graphicFrameLocks xmlns:a="http://schemas.openxmlformats.org/drawingml/2006/main" noChangeAspect="1"/>
+            </wp:cNvGraphicFramePr>
+            <a:graphic xmlns:a="http://schemas.openxmlformats.org/drawingml/2006/main">
+              <a:graphicData uri="http://schemas.openxmlformats.org/drawingml/2006/picture">
+                <pic:pic xmlns:pic="http://schemas.openxmlformats.org/drawingml/2006/picture">
+                  <pic:nvPicPr>
+                    <pic:cNvPr id="1651715452" name=""/>
+                    <pic:cNvPicPr/>
+                  </pic:nvPicPr>
+                  <pic:blipFill>
+                    <a:blip r:embed="rId32">
+                      <a:extLst>
+                        <a:ext uri="{28A0092B-C50C-407E-A947-70E740481C1C}">
+                          <a14:useLocalDpi xmlns:a14="http://schemas.microsoft.com/office/drawing/2010/main" val="0"/>
+                        </a:ext>
+                      </a:extLst>
+                    </a:blip>
+                    <a:stretch>
+                      <a:fillRect/>
+                    </a:stretch>
+                  </pic:blipFill>
+                  <pic:spPr>
+                    <a:xfrm>
+                      <a:off x="0" y="0"/>
+                      <a:ext cx="7437755" cy="4419600"/>
+                    </a:xfrm>
+                    <a:prstGeom prst="rect">
+                      <a:avLst/>
+                    </a:prstGeom>
+                  </pic:spPr>
+                </pic:pic>
+              </a:graphicData>
+            </a:graphic>
+            <wp14:sizeRelH relativeFrom="page">
+              <wp14:pctWidth>0</wp14:pctWidth>
+            </wp14:sizeRelH>
+            <wp14:sizeRelV relativeFrom="page">
+              <wp14:pctHeight>0</wp14:pctHeight>
+            </wp14:sizeRelV>
+          </wp:anchor>
+        </w:drawing>
       </w:r>
     </w:p>
     <w:p>
@@ -3097,9 +3553,25 @@
         <w:pStyle w:val="Heading1"/>
         <w:jc w:val="center"/>
       </w:pPr>
-      <w:bookmarkStart w:id="29" w:name="_Toc92987356"/>
-      <w:r>
-        <w:lastRenderedPageBreak/>
+    </w:p>
+    <w:p>
+      <w:pPr>
+        <w:pStyle w:val="Heading1"/>
+        <w:jc w:val="center"/>
+      </w:pPr>
+    </w:p>
+    <w:p>
+      <w:pPr>
+        <w:pStyle w:val="Heading1"/>
+        <w:jc w:val="center"/>
+      </w:pPr>
+    </w:p>
+    <w:p>
+      <w:pPr>
+        <w:pStyle w:val="Heading1"/>
+        <w:jc w:val="center"/>
+      </w:pPr>
+      <w:r>
         <w:t>Chapter 5</w:t>
       </w:r>
       <w:r>
@@ -3322,7 +3794,7 @@
         </w:rPr>
         <w:t xml:space="preserve">, pp. 199–205. Available at: </w:t>
       </w:r>
-      <w:hyperlink r:id="rId28" w:history="1">
+      <w:hyperlink r:id="rId33" w:history="1">
         <w:r>
           <w:rPr>
             <w:rStyle w:val="Hyperlink"/>
@@ -3611,7 +4083,7 @@
         </w:rPr>
         <w:t xml:space="preserve">, 2(1), pp. 109-111. Available at: </w:t>
       </w:r>
-      <w:hyperlink r:id="rId29" w:history="1">
+      <w:hyperlink r:id="rId34" w:history="1">
         <w:r>
           <w:rPr>
             <w:rStyle w:val="Hyperlink"/>
@@ -4264,7 +4736,7 @@
         </w:rPr>
         <w:t xml:space="preserve">, pp. 1–8. Available at: </w:t>
       </w:r>
-      <w:hyperlink r:id="rId30" w:history="1">
+      <w:hyperlink r:id="rId35" w:history="1">
         <w:r>
           <w:rPr>
             <w:rStyle w:val="Hyperlink"/>
@@ -4374,7 +4846,7 @@
         </w:rPr>
         <w:t xml:space="preserve"> 13(11), article 304. Available at: </w:t>
       </w:r>
-      <w:hyperlink r:id="rId31" w:history="1">
+      <w:hyperlink r:id="rId36" w:history="1">
         <w:r>
           <w:rPr>
             <w:rStyle w:val="Hyperlink"/>
@@ -4618,7 +5090,7 @@
         </w:rPr>
         <w:t xml:space="preserve">, pp. 141–146. Available at: </w:t>
       </w:r>
-      <w:hyperlink r:id="rId32" w:history="1">
+      <w:hyperlink r:id="rId37" w:history="1">
         <w:r>
           <w:rPr>
             <w:rStyle w:val="Hyperlink"/>
@@ -4788,7 +5260,7 @@
         </w:rPr>
         <w:t xml:space="preserve">, pp. 75–80. Available at: </w:t>
       </w:r>
-      <w:hyperlink r:id="rId33" w:history="1">
+      <w:hyperlink r:id="rId38" w:history="1">
         <w:r>
           <w:rPr>
             <w:rStyle w:val="Hyperlink"/>
@@ -4892,7 +5364,7 @@
         </w:rPr>
         <w:t xml:space="preserve">, pp. 175–182. Available at: </w:t>
       </w:r>
-      <w:hyperlink r:id="rId34" w:history="1">
+      <w:hyperlink r:id="rId39" w:history="1">
         <w:r>
           <w:rPr>
             <w:rStyle w:val="Hyperlink"/>
@@ -4991,8 +5463,8 @@
     </w:p>
     <w:p/>
     <w:sectPr>
-      <w:headerReference w:type="default" r:id="rId35"/>
-      <w:footerReference w:type="default" r:id="rId36"/>
+      <w:headerReference w:type="default" r:id="rId40"/>
+      <w:footerReference w:type="default" r:id="rId41"/>
       <w:pgSz w:w="11906" w:h="16838"/>
       <w:pgMar w:top="1440" w:right="1797" w:bottom="1440" w:left="2268" w:header="720" w:footer="720" w:gutter="0"/>
       <w:pgNumType w:start="1"/>
@@ -6368,7 +6840,6 @@
   <w:style w:type="character" w:default="1" w:styleId="DefaultParagraphFont">
     <w:name w:val="Default Paragraph Font"/>
     <w:uiPriority w:val="1"/>
-    <w:semiHidden/>
     <w:unhideWhenUsed/>
   </w:style>
   <w:style w:type="table" w:default="1" w:styleId="TableNormal">
@@ -6902,6 +7373,10 @@
 </file>
 
 <file path=customXml/item1.xml><?xml version="1.0" encoding="utf-8"?>
+<b:Sources xmlns:b="http://schemas.openxmlformats.org/officeDocument/2006/bibliography" xmlns="http://schemas.openxmlformats.org/officeDocument/2006/bibliography" SelectedStyle="\APA.XSL" StyleName="APA"/>
+</file>
+
+<file path=customXml/item2.xml><?xml version="1.0" encoding="utf-8"?>
 <ct:contentTypeSchema xmlns:ct="http://schemas.microsoft.com/office/2006/metadata/contentType" xmlns:ma="http://schemas.microsoft.com/office/2006/metadata/properties/metaAttributes" ct:_="" ma:_="" ma:contentTypeName="Document" ma:contentTypeID="0x01010033553FA8616F3A45AD369E275EA42271" ma:contentTypeVersion="11" ma:contentTypeDescription="Create a new document." ma:contentTypeScope="" ma:versionID="8eb4e0804d077bcc139b361cda3a640c">
   <xsd:schema xmlns:xsd="http://www.w3.org/2001/XMLSchema" xmlns:xs="http://www.w3.org/2001/XMLSchema" xmlns:p="http://schemas.microsoft.com/office/2006/metadata/properties" xmlns:ns3="371a10d4-9e19-41a9-948b-d1cca29b4cb6" xmlns:ns4="18dffc30-a361-43f0-bb4a-1f62e819a6f2" targetNamespace="http://schemas.microsoft.com/office/2006/metadata/properties" ma:root="true" ma:fieldsID="ac8e08ff64368403dfb4d2274f8d7465" ns3:_="" ns4:_="">
     <xsd:import namespace="371a10d4-9e19-41a9-948b-d1cca29b4cb6"/>
@@ -7110,17 +7585,7 @@
 </ct:contentTypeSchema>
 </file>
 
-<file path=customXml/item2.xml><?xml version="1.0" encoding="utf-8"?>
-<b:Sources xmlns:b="http://schemas.openxmlformats.org/officeDocument/2006/bibliography" xmlns="http://schemas.openxmlformats.org/officeDocument/2006/bibliography" SelectedStyle="\APA.XSL" StyleName="APA"/>
-</file>
-
 <file path=customXml/item3.xml><?xml version="1.0" encoding="utf-8"?>
-<p:properties xmlns:p="http://schemas.microsoft.com/office/2006/metadata/properties" xmlns:xsi="http://www.w3.org/2001/XMLSchema-instance" xmlns:pc="http://schemas.microsoft.com/office/infopath/2007/PartnerControls">
-  <documentManagement/>
-</p:properties>
-</file>
-
-<file path=customXml/item4.xml><?xml version="1.0" encoding="utf-8"?>
 <?mso-contentType ?>
 <FormTemplates xmlns="http://schemas.microsoft.com/sharepoint/v3/contenttype/forms">
   <Display>DocumentLibraryForm</Display>
@@ -7129,7 +7594,21 @@
 </FormTemplates>
 </file>
 
+<file path=customXml/item4.xml><?xml version="1.0" encoding="utf-8"?>
+<p:properties xmlns:p="http://schemas.microsoft.com/office/2006/metadata/properties" xmlns:xsi="http://www.w3.org/2001/XMLSchema-instance" xmlns:pc="http://schemas.microsoft.com/office/infopath/2007/PartnerControls">
+  <documentManagement/>
+</p:properties>
+</file>
+
 <file path=customXml/itemProps1.xml><?xml version="1.0" encoding="utf-8"?>
+<ds:datastoreItem xmlns:ds="http://schemas.openxmlformats.org/officeDocument/2006/customXml" ds:itemID="{79CEDF70-F74C-4284-98FC-38644A27E791}">
+  <ds:schemaRefs>
+    <ds:schemaRef ds:uri="http://schemas.openxmlformats.org/officeDocument/2006/bibliography"/>
+  </ds:schemaRefs>
+</ds:datastoreItem>
+</file>
+
+<file path=customXml/itemProps2.xml><?xml version="1.0" encoding="utf-8"?>
 <ds:datastoreItem xmlns:ds="http://schemas.openxmlformats.org/officeDocument/2006/customXml" ds:itemID="{307A6BE8-0D48-4A7D-A535-369CCDFBF2CB}">
   <ds:schemaRefs>
     <ds:schemaRef ds:uri="http://schemas.microsoft.com/office/2006/metadata/contentType"/>
@@ -7148,27 +7627,19 @@
 </ds:datastoreItem>
 </file>
 
-<file path=customXml/itemProps2.xml><?xml version="1.0" encoding="utf-8"?>
-<ds:datastoreItem xmlns:ds="http://schemas.openxmlformats.org/officeDocument/2006/customXml" ds:itemID="{79CEDF70-F74C-4284-98FC-38644A27E791}">
+<file path=customXml/itemProps3.xml><?xml version="1.0" encoding="utf-8"?>
+<ds:datastoreItem xmlns:ds="http://schemas.openxmlformats.org/officeDocument/2006/customXml" ds:itemID="{05D9BF79-26A9-4E9A-9793-4E28B04A02DC}">
   <ds:schemaRefs>
-    <ds:schemaRef ds:uri="http://schemas.openxmlformats.org/officeDocument/2006/bibliography"/>
+    <ds:schemaRef ds:uri="http://schemas.microsoft.com/sharepoint/v3/contenttype/forms"/>
   </ds:schemaRefs>
 </ds:datastoreItem>
 </file>
 
-<file path=customXml/itemProps3.xml><?xml version="1.0" encoding="utf-8"?>
+<file path=customXml/itemProps4.xml><?xml version="1.0" encoding="utf-8"?>
 <ds:datastoreItem xmlns:ds="http://schemas.openxmlformats.org/officeDocument/2006/customXml" ds:itemID="{10A8F88B-6E38-47A8-8074-155E10D59BDF}">
   <ds:schemaRefs>
     <ds:schemaRef ds:uri="http://schemas.microsoft.com/office/2006/metadata/properties"/>
     <ds:schemaRef ds:uri="http://schemas.microsoft.com/office/infopath/2007/PartnerControls"/>
   </ds:schemaRefs>
 </ds:datastoreItem>
-</file>
-
-<file path=customXml/itemProps4.xml><?xml version="1.0" encoding="utf-8"?>
-<ds:datastoreItem xmlns:ds="http://schemas.openxmlformats.org/officeDocument/2006/customXml" ds:itemID="{05D9BF79-26A9-4E9A-9793-4E28B04A02DC}">
-  <ds:schemaRefs>
-    <ds:schemaRef ds:uri="http://schemas.microsoft.com/sharepoint/v3/contenttype/forms"/>
-  </ds:schemaRefs>
-</ds:datastoreItem>
 </file>
--- a/Documents/Dissertation w feedback 16th april.docx
+++ b/Documents/Dissertation w feedback 16th april.docx
@@ -2942,10 +2942,67 @@
       <w:pPr>
         <w:pStyle w:val="Heading1"/>
         <w:jc w:val="center"/>
-      </w:pPr>
-    </w:p>
-    <w:p/>
-    <w:p>
+        <w:rPr>
+          <w:b w:val="0"/>
+          <w:bCs w:val="0"/>
+          <w:i/>
+          <w:iCs/>
+        </w:rPr>
+      </w:pPr>
+      <w:r>
+        <w:rPr>
+          <w:b w:val="0"/>
+          <w:bCs w:val="0"/>
+          <w:i/>
+          <w:iCs/>
+        </w:rPr>
+        <w:t xml:space="preserve">Figure </w:t>
+      </w:r>
+      <w:commentRangeStart w:id="28"/>
+      <w:r>
+        <w:rPr>
+          <w:b w:val="0"/>
+          <w:bCs w:val="0"/>
+          <w:i/>
+          <w:iCs/>
+        </w:rPr>
+        <w:t>1</w:t>
+      </w:r>
+      <w:commentRangeEnd w:id="28"/>
+      <w:r>
+        <w:rPr>
+          <w:rStyle w:val="CommentReference"/>
+          <w:b w:val="0"/>
+          <w:bCs w:val="0"/>
+          <w:i/>
+          <w:iCs/>
+          <w:sz w:val="28"/>
+          <w:szCs w:val="32"/>
+        </w:rPr>
+        <w:commentReference w:id="28"/>
+      </w:r>
+      <w:r>
+        <w:rPr>
+          <w:b w:val="0"/>
+          <w:bCs w:val="0"/>
+          <w:i/>
+          <w:iCs/>
+        </w:rPr>
+        <w:t>: First part of Survey</w:t>
+      </w:r>
+    </w:p>
+    <w:p/>
+    <w:p>
+      <w:pPr>
+        <w:pStyle w:val="Heading1"/>
+        <w:jc w:val="center"/>
+        <w:rPr>
+          <w:b w:val="0"/>
+          <w:bCs w:val="0"/>
+          <w:i/>
+          <w:iCs/>
+        </w:rPr>
+      </w:pPr>
       <w:r>
         <w:rPr>
           <w:noProof/>
@@ -3001,13 +3058,69 @@
         </w:drawing>
       </w:r>
       <w:r>
+        <w:rPr>
+          <w:b w:val="0"/>
+          <w:bCs w:val="0"/>
+          <w:i/>
+          <w:iCs/>
+        </w:rPr>
+        <w:t xml:space="preserve"> </w:t>
+      </w:r>
+      <w:r>
+        <w:rPr>
+          <w:b w:val="0"/>
+          <w:bCs w:val="0"/>
+          <w:i/>
+          <w:iCs/>
+        </w:rPr>
+        <w:t xml:space="preserve">Figure </w:t>
+      </w:r>
+      <w:r>
+        <w:rPr>
+          <w:b w:val="0"/>
+          <w:bCs w:val="0"/>
+          <w:i/>
+          <w:iCs/>
+        </w:rPr>
+        <w:t>2</w:t>
+      </w:r>
+      <w:r>
+        <w:rPr>
+          <w:b w:val="0"/>
+          <w:bCs w:val="0"/>
+          <w:i/>
+          <w:iCs/>
+        </w:rPr>
+        <w:t xml:space="preserve">: </w:t>
+      </w:r>
+      <w:r>
+        <w:rPr>
+          <w:b w:val="0"/>
+          <w:bCs w:val="0"/>
+          <w:i/>
+          <w:iCs/>
+        </w:rPr>
+        <w:t>Second</w:t>
+      </w:r>
+      <w:r>
+        <w:rPr>
+          <w:b w:val="0"/>
+          <w:bCs w:val="0"/>
+          <w:i/>
+          <w:iCs/>
+        </w:rPr>
+        <w:t xml:space="preserve"> part of Survey</w:t>
+      </w:r>
+    </w:p>
+    <w:p>
+      <w:r>
+        <w:lastRenderedPageBreak/>
         <w:br/>
       </w:r>
       <w:r>
         <w:rPr>
           <w:noProof/>
         </w:rPr>
-        <w:lastRenderedPageBreak/>
         <w:drawing>
           <wp:inline distT="0" distB="0" distL="0" distR="0" wp14:anchorId="0540FC63" wp14:editId="172056AF">
             <wp:extent cx="4979035" cy="4838700"/>
@@ -3056,6 +3169,50 @@
             </a:graphic>
           </wp:inline>
         </w:drawing>
+      </w:r>
+    </w:p>
+    <w:p>
+      <w:pPr>
+        <w:jc w:val="center"/>
+        <w:rPr>
+          <w:i/>
+          <w:iCs/>
+        </w:rPr>
+      </w:pPr>
+      <w:r>
+        <w:rPr>
+          <w:i/>
+          <w:iCs/>
+        </w:rPr>
+        <w:t xml:space="preserve">Figure </w:t>
+      </w:r>
+      <w:r>
+        <w:rPr>
+          <w:i/>
+          <w:iCs/>
+        </w:rPr>
+        <w:t>3</w:t>
+      </w:r>
+      <w:r>
+        <w:rPr>
+          <w:i/>
+          <w:iCs/>
+        </w:rPr>
+        <w:t xml:space="preserve">: </w:t>
+      </w:r>
+      <w:r>
+        <w:rPr>
+          <w:i/>
+          <w:iCs/>
+        </w:rPr>
+        <w:t>Third</w:t>
+      </w:r>
+      <w:r>
+        <w:rPr>
+          <w:i/>
+          <w:iCs/>
+        </w:rPr>
+        <w:t xml:space="preserve"> part of Survey</w:t>
       </w:r>
     </w:p>
     <w:p>
@@ -3115,6 +3272,22 @@
       </w:r>
     </w:p>
     <w:p>
+      <w:pPr>
+        <w:jc w:val="center"/>
+        <w:rPr>
+          <w:i/>
+          <w:iCs/>
+        </w:rPr>
+      </w:pPr>
+      <w:r>
+        <w:rPr>
+          <w:i/>
+          <w:iCs/>
+        </w:rPr>
+        <w:t>Figure 4: Fourth Part of Survey</w:t>
+      </w:r>
+    </w:p>
+    <w:p>
       <w:r>
         <w:rPr>
           <w:noProof/>
@@ -3171,6 +3344,23 @@
       </w:r>
     </w:p>
     <w:p>
+      <w:pPr>
+        <w:jc w:val="center"/>
+        <w:rPr>
+          <w:i/>
+          <w:iCs/>
+        </w:rPr>
+      </w:pPr>
+      <w:r>
+        <w:rPr>
+          <w:i/>
+          <w:iCs/>
+        </w:rPr>
+        <w:t>Figure 5: Fifth Part of Survey</w:t>
+      </w:r>
+    </w:p>
+    <w:p/>
+    <w:p>
       <w:r>
         <w:t xml:space="preserve">Google Forms (Google, 2008) was selected for its flexibility with uploading JSON files and with its ability to send anonymous responses. </w:t>
       </w:r>
@@ -3181,27 +3371,179 @@
         <w:t xml:space="preserve"> Users were asked the following: their skill level in games, how often they played video games, if they are familiar with popular 3D platformer titles</w:t>
       </w:r>
       <w:r>
-        <w:t xml:space="preserve">, their familiarity of the 3D platformer genre, if they are aware about the concept of Procedural Generation before hearing about this project, how much they enjoyed the level from a scale of 1 to 10, what they thought about the level and wanted to see improved about it, how manageable they found their ability </w:t>
+        <w:t xml:space="preserve">, their familiarity of the 3D platformer genre, if they are aware about the concept of Procedural Generation before hearing about this project, how much they enjoyed the </w:t>
       </w:r>
       <w:r>
         <w:lastRenderedPageBreak/>
-        <w:t>to change the level’s rules from a scale of 1 to 10, how accurate they thought they thought the difficulty was based on the rules from a scale of 1 to 10, and what they appreciated about the UI</w:t>
+        <w:t>level from a scale of 1 to 10, what they thought about the level and wanted to see improved about it, how manageable they found their ability to change the level’s rules from a scale of 1 to 10, how accurate they thought they thought the difficulty was based on the rules from a scale of 1 to 10, and what they appreciated about the UI</w:t>
       </w:r>
       <w:r>
         <w:t xml:space="preserve"> and wanted to see improved.</w:t>
       </w:r>
     </w:p>
-    <w:p/>
-    <w:p>
-      <w:r>
-        <w:rPr>
-          <w:noProof/>
+    <w:p>
+      <w:pPr>
+        <w:pStyle w:val="Heading1"/>
+        <w:jc w:val="center"/>
+      </w:pPr>
+      <w:bookmarkStart w:id="29" w:name="_Toc92987355"/>
+    </w:p>
+    <w:p>
+      <w:pPr>
+        <w:pStyle w:val="Heading1"/>
+        <w:jc w:val="center"/>
+      </w:pPr>
+      <w:r>
+        <w:t>Chapter 4</w:t>
+      </w:r>
+      <w:r>
+        <w:t xml:space="preserve"> Results</w:t>
+      </w:r>
+      <w:bookmarkEnd w:id="29"/>
+    </w:p>
+    <w:p>
+      <w:pPr>
+        <w:pStyle w:val="Heading1"/>
+        <w:jc w:val="center"/>
+        <w:rPr>
+          <w:b w:val="0"/>
+          <w:bCs w:val="0"/>
+          <w:sz w:val="24"/>
+          <w:szCs w:val="28"/>
+        </w:rPr>
+      </w:pPr>
+      <w:r>
+        <w:rPr>
+          <w:b w:val="0"/>
+          <w:bCs w:val="0"/>
+          <w:sz w:val="24"/>
+          <w:szCs w:val="28"/>
+        </w:rPr>
+        <w:t xml:space="preserve">Participants selected were people who had either familiarity of the 3D platformer genre or people who were familiar with the concept of procedural generation, or people who had familiarity of </w:t>
+      </w:r>
+      <w:r>
+        <w:rPr>
+          <w:b w:val="0"/>
+          <w:bCs w:val="0"/>
+          <w:sz w:val="24"/>
+          <w:szCs w:val="28"/>
+        </w:rPr>
+        <w:t>both</w:t>
+      </w:r>
+      <w:r>
+        <w:rPr>
+          <w:b w:val="0"/>
+          <w:bCs w:val="0"/>
+          <w:sz w:val="24"/>
+          <w:szCs w:val="28"/>
+        </w:rPr>
+        <w:t xml:space="preserve"> areas. In total, there was 18 responses for the testing.</w:t>
+      </w:r>
+      <w:r>
+        <w:rPr>
+          <w:b w:val="0"/>
+          <w:bCs w:val="0"/>
+          <w:sz w:val="24"/>
+          <w:szCs w:val="28"/>
+        </w:rPr>
+        <w:t xml:space="preserve"> </w:t>
+      </w:r>
+      <w:r>
+        <w:rPr>
+          <w:b w:val="0"/>
+          <w:bCs w:val="0"/>
+          <w:sz w:val="24"/>
+          <w:szCs w:val="28"/>
+        </w:rPr>
+        <w:t xml:space="preserve">Each respondent played through a procedurally generated 3D platformer level, and they also chose the attributes of the level before starting with a UI to change the level’s attributes.  </w:t>
+      </w:r>
+    </w:p>
+    <w:p>
+      <w:pPr>
+        <w:pStyle w:val="Heading1"/>
+        <w:jc w:val="center"/>
+        <w:rPr>
+          <w:b w:val="0"/>
+          <w:bCs w:val="0"/>
+          <w:sz w:val="24"/>
+          <w:szCs w:val="28"/>
+        </w:rPr>
+      </w:pPr>
+      <w:r>
+        <w:rPr>
+          <w:b w:val="0"/>
+          <w:bCs w:val="0"/>
+          <w:sz w:val="24"/>
+          <w:szCs w:val="28"/>
+        </w:rPr>
+        <w:t>What they chose for the level’s attributes, the level</w:t>
+      </w:r>
+      <w:r>
+        <w:rPr>
+          <w:b w:val="0"/>
+          <w:bCs w:val="0"/>
+          <w:sz w:val="24"/>
+          <w:szCs w:val="28"/>
+        </w:rPr>
+        <w:t xml:space="preserve"> </w:t>
+      </w:r>
+      <w:r>
+        <w:rPr>
+          <w:b w:val="0"/>
+          <w:bCs w:val="0"/>
+          <w:sz w:val="24"/>
+          <w:szCs w:val="28"/>
+        </w:rPr>
+        <w:t>layout they played, and how they performed during the level was recorded</w:t>
+      </w:r>
+      <w:r>
+        <w:rPr>
+          <w:b w:val="0"/>
+          <w:bCs w:val="0"/>
+          <w:sz w:val="24"/>
+          <w:szCs w:val="28"/>
+        </w:rPr>
+        <w:t xml:space="preserve"> through a JSON file</w:t>
+      </w:r>
+      <w:r>
+        <w:rPr>
+          <w:b w:val="0"/>
+          <w:bCs w:val="0"/>
+          <w:sz w:val="24"/>
+          <w:szCs w:val="28"/>
+        </w:rPr>
+        <w:t>.</w:t>
+      </w:r>
+      <w:r>
+        <w:rPr>
+          <w:b w:val="0"/>
+          <w:bCs w:val="0"/>
+          <w:sz w:val="24"/>
+          <w:szCs w:val="28"/>
+        </w:rPr>
+        <w:t xml:space="preserve"> </w:t>
+      </w:r>
+      <w:bookmarkStart w:id="30" w:name="_Toc92987356"/>
+    </w:p>
+    <w:p>
+      <w:r>
+        <w:rPr>
+          <w:sz w:val="34"/>
+          <w:szCs w:val="34"/>
         </w:rPr>
         <w:drawing>
-          <wp:inline distT="0" distB="0" distL="0" distR="0" wp14:anchorId="4CA90BC9" wp14:editId="553AC71D">
-            <wp:extent cx="4979035" cy="6040120"/>
+          <wp:anchor distT="0" distB="0" distL="114300" distR="114300" simplePos="0" relativeHeight="251668480" behindDoc="0" locked="0" layoutInCell="1" allowOverlap="1" wp14:anchorId="6AE3EC85" wp14:editId="7CF8C284">
+            <wp:simplePos x="0" y="0"/>
+            <wp:positionH relativeFrom="margin">
+              <wp:align>right</wp:align>
+            </wp:positionH>
+            <wp:positionV relativeFrom="paragraph">
+              <wp:posOffset>10663</wp:posOffset>
+            </wp:positionV>
+            <wp:extent cx="4979035" cy="1985645"/>
             <wp:effectExtent l="0" t="0" r="0" b="0"/>
-            <wp:docPr id="2055265724" name="Picture 1"/>
+            <wp:wrapNone/>
+            <wp:docPr id="1549291448" name="Picture 1"/>
             <wp:cNvGraphicFramePr>
               <a:graphicFrameLocks xmlns:a="http://schemas.openxmlformats.org/drawingml/2006/main" noChangeAspect="1"/>
             </wp:cNvGraphicFramePr>
@@ -3209,11 +3551,17 @@
               <a:graphicData uri="http://schemas.openxmlformats.org/drawingml/2006/picture">
                 <pic:pic xmlns:pic="http://schemas.openxmlformats.org/drawingml/2006/picture">
                   <pic:nvPicPr>
-                    <pic:cNvPr id="2055265724" name=""/>
+                    <pic:cNvPr id="1549291448" name=""/>
                     <pic:cNvPicPr/>
                   </pic:nvPicPr>
                   <pic:blipFill>
-                    <a:blip r:embed="rId28"/>
+                    <a:blip r:embed="rId28">
+                      <a:extLst>
+                        <a:ext uri="{28A0092B-C50C-407E-A947-70E740481C1C}">
+                          <a14:useLocalDpi xmlns:a14="http://schemas.microsoft.com/office/drawing/2010/main" val="0"/>
+                        </a:ext>
+                      </a:extLst>
+                    </a:blip>
                     <a:stretch>
                       <a:fillRect/>
                     </a:stretch>
@@ -3221,7 +3569,7 @@
                   <pic:spPr>
                     <a:xfrm>
                       <a:off x="0" y="0"/>
-                      <a:ext cx="4979035" cy="6040120"/>
+                      <a:ext cx="4979035" cy="1985645"/>
                     </a:xfrm>
                     <a:prstGeom prst="rect">
                       <a:avLst/>
@@ -3230,77 +3578,182 @@
                 </pic:pic>
               </a:graphicData>
             </a:graphic>
-          </wp:inline>
+            <wp14:sizeRelH relativeFrom="page">
+              <wp14:pctWidth>0</wp14:pctWidth>
+            </wp14:sizeRelH>
+            <wp14:sizeRelV relativeFrom="page">
+              <wp14:pctHeight>0</wp14:pctHeight>
+            </wp14:sizeRelV>
+          </wp:anchor>
         </w:drawing>
       </w:r>
     </w:p>
-    <w:p>
-      <w:pPr>
-        <w:pStyle w:val="Heading1"/>
-        <w:jc w:val="center"/>
-      </w:pPr>
-      <w:bookmarkStart w:id="28" w:name="_Toc92987355"/>
-      <w:r>
-        <w:t>Chapter 4</w:t>
-      </w:r>
-      <w:r>
-        <w:t xml:space="preserve"> Results</w:t>
-      </w:r>
-      <w:bookmarkEnd w:id="28"/>
-    </w:p>
-    <w:p>
-      <w:pPr>
-        <w:pStyle w:val="Heading1"/>
-        <w:jc w:val="center"/>
-        <w:rPr>
-          <w:b w:val="0"/>
-          <w:bCs w:val="0"/>
+    <w:p/>
+    <w:p>
+      <w:pPr>
+        <w:rPr>
+          <w:i/>
+          <w:iCs/>
+        </w:rPr>
+      </w:pPr>
+    </w:p>
+    <w:p>
+      <w:pPr>
+        <w:rPr>
+          <w:i/>
+          <w:iCs/>
+        </w:rPr>
+      </w:pPr>
+    </w:p>
+    <w:p>
+      <w:pPr>
+        <w:rPr>
+          <w:i/>
+          <w:iCs/>
+        </w:rPr>
+      </w:pPr>
+    </w:p>
+    <w:p>
+      <w:pPr>
+        <w:rPr>
+          <w:i/>
+          <w:iCs/>
+        </w:rPr>
+      </w:pPr>
+    </w:p>
+    <w:p>
+      <w:pPr>
+        <w:rPr>
+          <w:i/>
+          <w:iCs/>
+        </w:rPr>
+      </w:pPr>
+    </w:p>
+    <w:p>
+      <w:pPr>
+        <w:rPr>
+          <w:i/>
+          <w:iCs/>
+        </w:rPr>
+      </w:pPr>
+    </w:p>
+    <w:p>
+      <w:pPr>
+        <w:jc w:val="center"/>
+        <w:rPr>
+          <w:i/>
+          <w:iCs/>
+        </w:rPr>
+      </w:pPr>
+      <w:r>
+        <w:rPr>
+          <w:i/>
+          <w:iCs/>
+        </w:rPr>
+        <w:t xml:space="preserve">Figure </w:t>
+      </w:r>
+      <w:r>
+        <w:rPr>
+          <w:i/>
+          <w:iCs/>
+        </w:rPr>
+        <w:t>1</w:t>
+      </w:r>
+      <w:commentRangeStart w:id="31"/>
+      <w:r>
+        <w:rPr>
+          <w:i/>
+          <w:iCs/>
+        </w:rPr>
+        <w:t>:</w:t>
+      </w:r>
+      <w:commentRangeEnd w:id="31"/>
+      <w:r>
+        <w:rPr>
+          <w:rStyle w:val="CommentReference"/>
+          <w:i/>
+          <w:iCs/>
           <w:sz w:val="24"/>
-          <w:szCs w:val="28"/>
-        </w:rPr>
-      </w:pPr>
-      <w:r>
-        <w:rPr>
-          <w:b w:val="0"/>
-          <w:bCs w:val="0"/>
-          <w:sz w:val="24"/>
-          <w:szCs w:val="28"/>
-        </w:rPr>
-        <w:t xml:space="preserve">Participants selected were people who had either familiarity of the 3D platformer genre or people who were familiar with the concept of procedural generation, or people who had familiarity of </w:t>
-      </w:r>
-      <w:r>
-        <w:rPr>
-          <w:b w:val="0"/>
-          <w:bCs w:val="0"/>
-          <w:sz w:val="24"/>
-          <w:szCs w:val="28"/>
-        </w:rPr>
-        <w:t>both</w:t>
-      </w:r>
-      <w:r>
-        <w:rPr>
-          <w:b w:val="0"/>
-          <w:bCs w:val="0"/>
-          <w:sz w:val="24"/>
-          <w:szCs w:val="28"/>
-        </w:rPr>
-        <w:t xml:space="preserve"> areas. In </w:t>
-      </w:r>
-      <w:r>
+          <w:szCs w:val="24"/>
+        </w:rPr>
+        <w:commentReference w:id="31"/>
+      </w:r>
+      <w:r>
+        <w:rPr>
+          <w:i/>
+          <w:iCs/>
+        </w:rPr>
+        <w:t xml:space="preserve"> Pie Chart from Survey regarding </w:t>
+      </w:r>
+      <w:r>
+        <w:rPr>
+          <w:i/>
+          <w:iCs/>
+        </w:rPr>
+        <w:t>Question 1</w:t>
+      </w:r>
+    </w:p>
+    <w:p>
+      <w:pPr>
+        <w:rPr>
+          <w:i/>
+          <w:iCs/>
+        </w:rPr>
+      </w:pPr>
+    </w:p>
+    <w:p>
+      <w:pPr>
+        <w:rPr>
+          <w:i/>
+          <w:iCs/>
+        </w:rPr>
+      </w:pPr>
+    </w:p>
+    <w:p>
+      <w:pPr>
+        <w:jc w:val="center"/>
+        <w:rPr>
+          <w:i/>
+          <w:iCs/>
+        </w:rPr>
+      </w:pPr>
+    </w:p>
+    <w:p>
+      <w:pPr>
+        <w:jc w:val="center"/>
+        <w:rPr>
+          <w:i/>
+          <w:iCs/>
+        </w:rPr>
+      </w:pPr>
+    </w:p>
+    <w:p>
+      <w:pPr>
+        <w:jc w:val="center"/>
+        <w:rPr>
+          <w:i/>
+          <w:iCs/>
+        </w:rPr>
+      </w:pPr>
+      <w:r>
+        <w:rPr>
+          <w:sz w:val="34"/>
+          <w:szCs w:val="34"/>
+        </w:rPr>
         <w:lastRenderedPageBreak/>
         <w:drawing>
-          <wp:anchor distT="0" distB="0" distL="114300" distR="114300" simplePos="0" relativeHeight="251658240" behindDoc="0" locked="0" layoutInCell="1" allowOverlap="1" wp14:anchorId="1736CA34" wp14:editId="11FB9ED9">
+          <wp:anchor distT="0" distB="0" distL="114300" distR="114300" simplePos="0" relativeHeight="251669504" behindDoc="0" locked="0" layoutInCell="1" allowOverlap="1" wp14:anchorId="63863B89" wp14:editId="1DB5E88A">
             <wp:simplePos x="0" y="0"/>
-            <wp:positionH relativeFrom="column">
-              <wp:posOffset>-830580</wp:posOffset>
+            <wp:positionH relativeFrom="margin">
+              <wp:align>right</wp:align>
             </wp:positionH>
             <wp:positionV relativeFrom="paragraph">
-              <wp:posOffset>725805</wp:posOffset>
+              <wp:posOffset>-532729</wp:posOffset>
             </wp:positionV>
-            <wp:extent cx="6772275" cy="8131666"/>
-            <wp:effectExtent l="0" t="0" r="0" b="3175"/>
-            <wp:wrapSquare wrapText="bothSides"/>
-            <wp:docPr id="1642969571" name="Picture 1"/>
+            <wp:extent cx="4979035" cy="2085723"/>
+            <wp:effectExtent l="0" t="0" r="0" b="0"/>
+            <wp:wrapNone/>
+            <wp:docPr id="78549856" name="Picture 1"/>
             <wp:cNvGraphicFramePr>
               <a:graphicFrameLocks xmlns:a="http://schemas.openxmlformats.org/drawingml/2006/main" noChangeAspect="1"/>
             </wp:cNvGraphicFramePr>
@@ -3308,7 +3761,7 @@
               <a:graphicData uri="http://schemas.openxmlformats.org/drawingml/2006/picture">
                 <pic:pic xmlns:pic="http://schemas.openxmlformats.org/drawingml/2006/picture">
                   <pic:nvPicPr>
-                    <pic:cNvPr id="1642969571" name=""/>
+                    <pic:cNvPr id="78549856" name=""/>
                     <pic:cNvPicPr/>
                   </pic:nvPicPr>
                   <pic:blipFill>
@@ -3326,7 +3779,7 @@
                   <pic:spPr>
                     <a:xfrm>
                       <a:off x="0" y="0"/>
-                      <a:ext cx="6772684" cy="8132157"/>
+                      <a:ext cx="4979035" cy="2085723"/>
                     </a:xfrm>
                     <a:prstGeom prst="rect">
                       <a:avLst/>
@@ -3344,41 +3797,94 @@
           </wp:anchor>
         </w:drawing>
       </w:r>
-      <w:r>
-        <w:rPr>
-          <w:b w:val="0"/>
-          <w:bCs w:val="0"/>
-          <w:sz w:val="24"/>
-          <w:szCs w:val="28"/>
-        </w:rPr>
-        <w:t>total, there was 18 responses for the testing.</w:t>
-      </w:r>
-      <w:r>
-        <w:rPr>
-          <w:b w:val="0"/>
-          <w:bCs w:val="0"/>
-          <w:sz w:val="24"/>
-          <w:szCs w:val="28"/>
-        </w:rPr>
-        <w:t xml:space="preserve"> What they chose for the level’s attributes, the level layout they played, and how they performed during the level was recorded.</w:t>
-      </w:r>
-    </w:p>
-    <w:p>
-      <w:r>
-        <w:lastRenderedPageBreak/>
+    </w:p>
+    <w:p>
+      <w:pPr>
+        <w:jc w:val="center"/>
+        <w:rPr>
+          <w:i/>
+          <w:iCs/>
+        </w:rPr>
+      </w:pPr>
+    </w:p>
+    <w:p>
+      <w:pPr>
+        <w:jc w:val="center"/>
+        <w:rPr>
+          <w:i/>
+          <w:iCs/>
+        </w:rPr>
+      </w:pPr>
+    </w:p>
+    <w:p>
+      <w:pPr>
+        <w:jc w:val="center"/>
+        <w:rPr>
+          <w:i/>
+          <w:iCs/>
+        </w:rPr>
+      </w:pPr>
+    </w:p>
+    <w:p>
+      <w:pPr>
+        <w:jc w:val="center"/>
+        <w:rPr>
+          <w:i/>
+          <w:iCs/>
+        </w:rPr>
+      </w:pPr>
+    </w:p>
+    <w:p>
+      <w:pPr>
+        <w:jc w:val="center"/>
+        <w:rPr>
+          <w:i/>
+          <w:iCs/>
+        </w:rPr>
+      </w:pPr>
+    </w:p>
+    <w:p>
+      <w:pPr>
+        <w:jc w:val="center"/>
+        <w:rPr>
+          <w:i/>
+          <w:iCs/>
+        </w:rPr>
+      </w:pPr>
+      <w:r>
+        <w:rPr>
+          <w:i/>
+          <w:iCs/>
+        </w:rPr>
+        <w:t>Figure 2: Pie Chart from Survey regarding Question 2</w:t>
+      </w:r>
+    </w:p>
+    <w:p>
+      <w:pPr>
+        <w:jc w:val="center"/>
+        <w:rPr>
+          <w:i/>
+          <w:iCs/>
+        </w:rPr>
+      </w:pPr>
+      <w:r>
+        <w:rPr>
+          <w:i/>
+          <w:iCs/>
+        </w:rPr>
         <w:drawing>
-          <wp:anchor distT="0" distB="0" distL="114300" distR="114300" simplePos="0" relativeHeight="251659264" behindDoc="0" locked="0" layoutInCell="1" allowOverlap="1" wp14:anchorId="6B0262BB" wp14:editId="7CB20EB8">
+          <wp:anchor distT="0" distB="0" distL="114300" distR="114300" simplePos="0" relativeHeight="251667456" behindDoc="0" locked="0" layoutInCell="1" allowOverlap="1" wp14:anchorId="20DC2C4C" wp14:editId="1A27A589">
             <wp:simplePos x="0" y="0"/>
-            <wp:positionH relativeFrom="column">
-              <wp:posOffset>-1087755</wp:posOffset>
+            <wp:positionH relativeFrom="margin">
+              <wp:align>right</wp:align>
             </wp:positionH>
             <wp:positionV relativeFrom="paragraph">
-              <wp:posOffset>0</wp:posOffset>
+              <wp:posOffset>50009</wp:posOffset>
             </wp:positionV>
-            <wp:extent cx="6981825" cy="6485255"/>
-            <wp:effectExtent l="0" t="0" r="9525" b="0"/>
-            <wp:wrapSquare wrapText="bothSides"/>
-            <wp:docPr id="878124697" name="Picture 1"/>
+            <wp:extent cx="4979035" cy="4556125"/>
+            <wp:effectExtent l="0" t="0" r="0" b="0"/>
+            <wp:wrapNone/>
+            <wp:docPr id="1231705895" name="Picture 1"/>
             <wp:cNvGraphicFramePr>
               <a:graphicFrameLocks xmlns:a="http://schemas.openxmlformats.org/drawingml/2006/main" noChangeAspect="1"/>
             </wp:cNvGraphicFramePr>
@@ -3386,7 +3892,7 @@
               <a:graphicData uri="http://schemas.openxmlformats.org/drawingml/2006/picture">
                 <pic:pic xmlns:pic="http://schemas.openxmlformats.org/drawingml/2006/picture">
                   <pic:nvPicPr>
-                    <pic:cNvPr id="878124697" name=""/>
+                    <pic:cNvPr id="1231705895" name=""/>
                     <pic:cNvPicPr/>
                   </pic:nvPicPr>
                   <pic:blipFill>
@@ -3404,7 +3910,7 @@
                   <pic:spPr>
                     <a:xfrm>
                       <a:off x="0" y="0"/>
-                      <a:ext cx="6981825" cy="6485255"/>
+                      <a:ext cx="4979035" cy="4556125"/>
                     </a:xfrm>
                     <a:prstGeom prst="rect">
                       <a:avLst/>
@@ -3423,29 +3929,1445 @@
         </w:drawing>
       </w:r>
     </w:p>
-    <w:p/>
-    <w:p/>
-    <w:p/>
-    <w:p>
-      <w:pPr>
-        <w:pStyle w:val="Heading1"/>
-        <w:jc w:val="center"/>
-      </w:pPr>
-      <w:bookmarkStart w:id="29" w:name="_Toc92987356"/>
+    <w:p>
+      <w:pPr>
+        <w:jc w:val="center"/>
+        <w:rPr>
+          <w:i/>
+          <w:iCs/>
+        </w:rPr>
+      </w:pPr>
+    </w:p>
+    <w:p>
+      <w:pPr>
+        <w:jc w:val="center"/>
+        <w:rPr>
+          <w:i/>
+          <w:iCs/>
+        </w:rPr>
+      </w:pPr>
+    </w:p>
+    <w:p>
+      <w:pPr>
+        <w:jc w:val="center"/>
+        <w:rPr>
+          <w:i/>
+          <w:iCs/>
+        </w:rPr>
+      </w:pPr>
+    </w:p>
+    <w:p>
+      <w:pPr>
+        <w:jc w:val="center"/>
+        <w:rPr>
+          <w:i/>
+          <w:iCs/>
+        </w:rPr>
+      </w:pPr>
+    </w:p>
+    <w:p>
+      <w:pPr>
+        <w:jc w:val="center"/>
+        <w:rPr>
+          <w:i/>
+          <w:iCs/>
+        </w:rPr>
+      </w:pPr>
+    </w:p>
+    <w:p>
+      <w:pPr>
+        <w:jc w:val="center"/>
+        <w:rPr>
+          <w:i/>
+          <w:iCs/>
+        </w:rPr>
+      </w:pPr>
+    </w:p>
+    <w:p>
+      <w:pPr>
+        <w:jc w:val="center"/>
+        <w:rPr>
+          <w:i/>
+          <w:iCs/>
+        </w:rPr>
+      </w:pPr>
+    </w:p>
+    <w:p>
+      <w:pPr>
+        <w:jc w:val="center"/>
+        <w:rPr>
+          <w:i/>
+          <w:iCs/>
+        </w:rPr>
+      </w:pPr>
+    </w:p>
+    <w:p>
+      <w:pPr>
+        <w:jc w:val="center"/>
+        <w:rPr>
+          <w:i/>
+          <w:iCs/>
+        </w:rPr>
+      </w:pPr>
+    </w:p>
+    <w:p>
+      <w:pPr>
+        <w:jc w:val="center"/>
+        <w:rPr>
+          <w:i/>
+          <w:iCs/>
+        </w:rPr>
+      </w:pPr>
+    </w:p>
+    <w:p>
+      <w:pPr>
+        <w:jc w:val="center"/>
+        <w:rPr>
+          <w:i/>
+          <w:iCs/>
+        </w:rPr>
+      </w:pPr>
+    </w:p>
+    <w:p>
+      <w:pPr>
+        <w:jc w:val="center"/>
+        <w:rPr>
+          <w:i/>
+          <w:iCs/>
+        </w:rPr>
+      </w:pPr>
+    </w:p>
+    <w:p>
+      <w:pPr>
+        <w:rPr>
+          <w:i/>
+          <w:iCs/>
+        </w:rPr>
+      </w:pPr>
+    </w:p>
+    <w:p>
+      <w:pPr>
+        <w:rPr>
+          <w:i/>
+          <w:iCs/>
+        </w:rPr>
+      </w:pPr>
+    </w:p>
+    <w:p>
+      <w:pPr>
+        <w:rPr>
+          <w:i/>
+          <w:iCs/>
+        </w:rPr>
+      </w:pPr>
+    </w:p>
+    <w:p>
+      <w:pPr>
+        <w:rPr>
+          <w:i/>
+          <w:iCs/>
+        </w:rPr>
+      </w:pPr>
+    </w:p>
+    <w:p>
+      <w:pPr>
+        <w:rPr>
+          <w:i/>
+          <w:iCs/>
+        </w:rPr>
+      </w:pPr>
+    </w:p>
+    <w:p>
+      <w:pPr>
+        <w:jc w:val="center"/>
+        <w:rPr>
+          <w:i/>
+          <w:iCs/>
+        </w:rPr>
+      </w:pPr>
+      <w:r>
+        <w:rPr>
+          <w:i/>
+          <w:iCs/>
+        </w:rPr>
+        <w:t xml:space="preserve">Figure </w:t>
+      </w:r>
+      <w:r>
+        <w:rPr>
+          <w:i/>
+          <w:iCs/>
+        </w:rPr>
+        <w:t>3</w:t>
+      </w:r>
+      <w:r>
+        <w:rPr>
+          <w:i/>
+          <w:iCs/>
+        </w:rPr>
+        <w:t>: Statistics of Question 3 and 4 from Survey</w:t>
+      </w:r>
+    </w:p>
+    <w:p>
+      <w:pPr>
+        <w:rPr>
+          <w:i/>
+          <w:iCs/>
+        </w:rPr>
+      </w:pPr>
+    </w:p>
+    <w:p>
       <w:r>
         <w:lastRenderedPageBreak/>
         <w:drawing>
-          <wp:anchor distT="0" distB="0" distL="114300" distR="114300" simplePos="0" relativeHeight="251661312" behindDoc="0" locked="0" layoutInCell="1" allowOverlap="1" wp14:anchorId="4DE8B8A1" wp14:editId="7ADE048C">
+          <wp:inline distT="0" distB="0" distL="0" distR="0" wp14:anchorId="3DB7B91D" wp14:editId="4DB0DBE3">
+            <wp:extent cx="4979035" cy="4606925"/>
+            <wp:effectExtent l="0" t="0" r="0" b="3175"/>
+            <wp:docPr id="1955484118" name="Picture 1"/>
+            <wp:cNvGraphicFramePr>
+              <a:graphicFrameLocks xmlns:a="http://schemas.openxmlformats.org/drawingml/2006/main" noChangeAspect="1"/>
+            </wp:cNvGraphicFramePr>
+            <a:graphic xmlns:a="http://schemas.openxmlformats.org/drawingml/2006/main">
+              <a:graphicData uri="http://schemas.openxmlformats.org/drawingml/2006/picture">
+                <pic:pic xmlns:pic="http://schemas.openxmlformats.org/drawingml/2006/picture">
+                  <pic:nvPicPr>
+                    <pic:cNvPr id="1955484118" name=""/>
+                    <pic:cNvPicPr/>
+                  </pic:nvPicPr>
+                  <pic:blipFill>
+                    <a:blip r:embed="rId31"/>
+                    <a:stretch>
+                      <a:fillRect/>
+                    </a:stretch>
+                  </pic:blipFill>
+                  <pic:spPr>
+                    <a:xfrm>
+                      <a:off x="0" y="0"/>
+                      <a:ext cx="4979035" cy="4606925"/>
+                    </a:xfrm>
+                    <a:prstGeom prst="rect">
+                      <a:avLst/>
+                    </a:prstGeom>
+                  </pic:spPr>
+                </pic:pic>
+              </a:graphicData>
+            </a:graphic>
+          </wp:inline>
+        </w:drawing>
+      </w:r>
+    </w:p>
+    <w:p>
+      <w:pPr>
+        <w:jc w:val="center"/>
+        <w:rPr>
+          <w:i/>
+          <w:iCs/>
+        </w:rPr>
+      </w:pPr>
+      <w:r>
+        <w:rPr>
+          <w:i/>
+          <w:iCs/>
+        </w:rPr>
+        <w:t xml:space="preserve">Figure </w:t>
+      </w:r>
+      <w:r>
+        <w:rPr>
+          <w:i/>
+          <w:iCs/>
+        </w:rPr>
+        <w:t>4</w:t>
+      </w:r>
+      <w:r>
+        <w:rPr>
+          <w:i/>
+          <w:iCs/>
+        </w:rPr>
+        <w:t>: Pie Chart of Question 5 and Statistics of Question 6 of Survey</w:t>
+      </w:r>
+    </w:p>
+    <w:p>
+      <w:pPr>
+        <w:rPr>
+          <w:i/>
+          <w:iCs/>
+        </w:rPr>
+      </w:pPr>
+    </w:p>
+    <w:p>
+      <w:pPr>
+        <w:jc w:val="center"/>
+        <w:rPr>
+          <w:i/>
+          <w:iCs/>
+        </w:rPr>
+      </w:pPr>
+    </w:p>
+    <w:p>
+      <w:pPr>
+        <w:jc w:val="center"/>
+        <w:rPr>
+          <w:i/>
+          <w:iCs/>
+        </w:rPr>
+      </w:pPr>
+    </w:p>
+    <w:p>
+      <w:pPr>
+        <w:jc w:val="center"/>
+        <w:rPr>
+          <w:i/>
+          <w:iCs/>
+        </w:rPr>
+      </w:pPr>
+      <w:r>
+        <w:rPr>
+          <w:i/>
+          <w:iCs/>
+        </w:rPr>
+        <w:lastRenderedPageBreak/>
+        <w:drawing>
+          <wp:inline distT="0" distB="0" distL="0" distR="0" wp14:anchorId="044914A7" wp14:editId="3A3FFAF8">
+            <wp:extent cx="4979035" cy="4947285"/>
+            <wp:effectExtent l="0" t="0" r="0" b="5715"/>
+            <wp:docPr id="241611782" name="Picture 1"/>
+            <wp:cNvGraphicFramePr>
+              <a:graphicFrameLocks xmlns:a="http://schemas.openxmlformats.org/drawingml/2006/main" noChangeAspect="1"/>
+            </wp:cNvGraphicFramePr>
+            <a:graphic xmlns:a="http://schemas.openxmlformats.org/drawingml/2006/main">
+              <a:graphicData uri="http://schemas.openxmlformats.org/drawingml/2006/picture">
+                <pic:pic xmlns:pic="http://schemas.openxmlformats.org/drawingml/2006/picture">
+                  <pic:nvPicPr>
+                    <pic:cNvPr id="241611782" name=""/>
+                    <pic:cNvPicPr/>
+                  </pic:nvPicPr>
+                  <pic:blipFill>
+                    <a:blip r:embed="rId32"/>
+                    <a:stretch>
+                      <a:fillRect/>
+                    </a:stretch>
+                  </pic:blipFill>
+                  <pic:spPr>
+                    <a:xfrm>
+                      <a:off x="0" y="0"/>
+                      <a:ext cx="4979035" cy="4947285"/>
+                    </a:xfrm>
+                    <a:prstGeom prst="rect">
+                      <a:avLst/>
+                    </a:prstGeom>
+                  </pic:spPr>
+                </pic:pic>
+              </a:graphicData>
+            </a:graphic>
+          </wp:inline>
+        </w:drawing>
+      </w:r>
+    </w:p>
+    <w:p>
+      <w:pPr>
+        <w:jc w:val="center"/>
+        <w:rPr>
+          <w:i/>
+          <w:iCs/>
+        </w:rPr>
+      </w:pPr>
+      <w:r>
+        <w:rPr>
+          <w:i/>
+          <w:iCs/>
+        </w:rPr>
+        <w:t xml:space="preserve">Figure </w:t>
+      </w:r>
+      <w:r>
+        <w:rPr>
+          <w:i/>
+          <w:iCs/>
+        </w:rPr>
+        <w:t>5</w:t>
+      </w:r>
+      <w:r>
+        <w:rPr>
+          <w:i/>
+          <w:iCs/>
+        </w:rPr>
+        <w:t>: Statistics of Question 8 and 9 of Survey</w:t>
+      </w:r>
+    </w:p>
+    <w:p/>
+    <w:p/>
+    <w:p>
+      <w:r>
+        <w:t xml:space="preserve">Figure </w:t>
+      </w:r>
+      <w:commentRangeStart w:id="32"/>
+      <w:r>
+        <w:t>1</w:t>
+      </w:r>
+      <w:commentRangeEnd w:id="32"/>
+      <w:r>
+        <w:rPr>
+          <w:rStyle w:val="CommentReference"/>
+          <w:sz w:val="24"/>
+          <w:szCs w:val="24"/>
+        </w:rPr>
+        <w:commentReference w:id="32"/>
+      </w:r>
+      <w:r>
+        <w:t xml:space="preserve"> </w:t>
+      </w:r>
+      <w:r>
+        <w:t>shows that 22.2% of users rate their skill level as excellent, 72.2% rate their skill level as good, and 5.6% of users rate their skill level as average.</w:t>
+      </w:r>
+      <w:r>
+        <w:t xml:space="preserve"> </w:t>
+      </w:r>
+      <w:r>
+        <w:t xml:space="preserve">Figure 2 </w:t>
+      </w:r>
+      <w:r>
+        <w:t xml:space="preserve">shows that 27.8% of people play video games </w:t>
+      </w:r>
+      <w:r>
+        <w:t xml:space="preserve">many </w:t>
+      </w:r>
+      <w:r>
+        <w:t xml:space="preserve">hours </w:t>
+      </w:r>
+      <w:r>
+        <w:t xml:space="preserve">a day, </w:t>
+      </w:r>
+      <w:r>
+        <w:t xml:space="preserve">44.4% for </w:t>
+      </w:r>
+      <w:r>
+        <w:t>few hours a day, 22.2% for few times a week, and 5.6% for few times a month.</w:t>
+      </w:r>
+      <w:r>
+        <w:t xml:space="preserve"> </w:t>
+      </w:r>
+      <w:r>
+        <w:t>Based on these percentages, most users rate their skill level as good</w:t>
+      </w:r>
+      <w:r>
+        <w:t xml:space="preserve"> and play games for a few hours a day.</w:t>
+      </w:r>
+    </w:p>
+    <w:p>
+      <w:pPr>
+        <w:rPr>
+          <w:szCs w:val="28"/>
+        </w:rPr>
+      </w:pPr>
+      <w:r>
+        <w:t xml:space="preserve">Question 3 from Figure 3 shows 88.9% of respondents are Familiar with the 3D Mario (Nintendo, 1983) games, 83.3% </w:t>
+      </w:r>
+      <w:r>
+        <w:t>for</w:t>
+      </w:r>
+      <w:r>
+        <w:t xml:space="preserve"> 3D Sonic (Sega, 1991) games, 50% </w:t>
+      </w:r>
+      <w:r>
+        <w:t>for</w:t>
+      </w:r>
+      <w:r>
+        <w:t xml:space="preserve"> Astro Bot (Sony Interactive Entertainment, 2013) series</w:t>
+      </w:r>
+      <w:r>
+        <w:t xml:space="preserve">, 38.9% for Rayman (Ubisoft, 1995) games, 51.1% for Crash Bandicoot (Naughty Dog, 1996) games, 11.1% of respondents are not familiar with </w:t>
+      </w:r>
+      <w:r>
+        <w:lastRenderedPageBreak/>
+        <w:t>any of these games.</w:t>
+      </w:r>
+      <w:r>
+        <w:t xml:space="preserve"> Question 4 from Figure 3 shows that 5.6% of those have a 3/10 familiarity of the 3D platformer genre, 5.6% for 5/10, 27.8% for 7/10, 16.7% for 8/10, 22.2% for 9/10, and 22.2% for 10/10. Question 5 from Figure 4 shows that 83.3% of participants are familiar with PCG and 16.7% are not. </w:t>
+      </w:r>
+      <w:r>
+        <w:rPr>
+          <w:szCs w:val="28"/>
+        </w:rPr>
+        <w:t xml:space="preserve">Question </w:t>
+      </w:r>
+      <w:r>
+        <w:rPr>
+          <w:szCs w:val="28"/>
+        </w:rPr>
+        <w:t>6</w:t>
+      </w:r>
+      <w:r>
+        <w:rPr>
+          <w:szCs w:val="28"/>
+        </w:rPr>
+        <w:t xml:space="preserve">’s results demonstrated that 5.6% of people gave the enjoyability of the level a 4/10, 11.1% for 6/10, 33.3% for 7/10, 38.9% for 8/10, 5.9% for 9/10, and 5.6% for 10/10. </w:t>
+      </w:r>
+      <w:r>
+        <w:rPr>
+          <w:szCs w:val="28"/>
+        </w:rPr>
+        <w:t>Q</w:t>
+      </w:r>
+      <w:r>
+        <w:rPr>
+          <w:szCs w:val="28"/>
+        </w:rPr>
+        <w:t xml:space="preserve">uestion 8’s shows that </w:t>
+      </w:r>
+      <w:r>
+        <w:rPr>
+          <w:szCs w:val="28"/>
+        </w:rPr>
+        <w:t xml:space="preserve">5.6% of rated the ease of use for changing the level’s rules to be a 6/10, 11.1% for 7/10, and 27.8% each for 8/10, 9/10, and 10/10. </w:t>
+      </w:r>
+      <w:r>
+        <w:rPr>
+          <w:szCs w:val="28"/>
+        </w:rPr>
+        <w:t>Q</w:t>
+      </w:r>
+      <w:r>
+        <w:rPr>
+          <w:szCs w:val="28"/>
+        </w:rPr>
+        <w:t xml:space="preserve">uestion 9 demonstrates that 22.2% of users felt the accuracy of the difficulty based on the rules they selected was a 6/10, 11.1% for 7/10, 33.3% for 8/10, and 16.7% each for 9/10 and 10/10. </w:t>
+      </w:r>
+    </w:p>
+    <w:p>
+      <w:pPr>
+        <w:rPr>
+          <w:szCs w:val="28"/>
+        </w:rPr>
+      </w:pPr>
+    </w:p>
+    <w:p>
+      <w:r>
+        <w:rPr>
+          <w:szCs w:val="28"/>
+        </w:rPr>
+        <w:t xml:space="preserve">Based on these results, the average rating for question 4 comes out to be a 7.9/10, 7.4/10 for question </w:t>
+      </w:r>
+      <w:r>
+        <w:rPr>
+          <w:szCs w:val="28"/>
+        </w:rPr>
+        <w:t>6</w:t>
+      </w:r>
+      <w:r>
+        <w:rPr>
+          <w:szCs w:val="28"/>
+        </w:rPr>
+        <w:t>,</w:t>
+      </w:r>
+      <w:r>
+        <w:rPr>
+          <w:szCs w:val="28"/>
+        </w:rPr>
+        <w:t xml:space="preserve"> 8.6/10 for question 8, and 7.9/10 for question </w:t>
+      </w:r>
+      <w:r>
+        <w:rPr>
+          <w:szCs w:val="28"/>
+        </w:rPr>
+        <w:t xml:space="preserve">9. </w:t>
+      </w:r>
+      <w:r>
+        <w:t>T</w:t>
+      </w:r>
+      <w:r>
+        <w:t>he two respondents who stated in question 3 that they do not know any of the franchises stated knew the concept of Procedural Generation before hearing about the testing stage of this research. The two respondents who stated their familiarity of the 3D platformer genre is below a 7/10 also answered yes for question 5. For the 16.7% (3</w:t>
+      </w:r>
+      <w:r>
+        <w:t xml:space="preserve"> </w:t>
+      </w:r>
+      <w:r>
+        <w:t>participants) who answered no for question 5 answered question 4 with at least a 7/10 familiarity of the 3D platformer genre.</w:t>
+      </w:r>
+    </w:p>
+    <w:p/>
+    <w:p/>
+    <w:p/>
+    <w:p>
+      <w:r>
+        <w:drawing>
+          <wp:anchor distT="0" distB="0" distL="114300" distR="114300" simplePos="0" relativeHeight="251658240" behindDoc="0" locked="0" layoutInCell="1" allowOverlap="1" wp14:anchorId="1736CA34" wp14:editId="354DE5FF">
+            <wp:simplePos x="0" y="0"/>
+            <wp:positionH relativeFrom="page">
+              <wp:align>center</wp:align>
+            </wp:positionH>
+            <wp:positionV relativeFrom="paragraph">
+              <wp:posOffset>-734623</wp:posOffset>
+            </wp:positionV>
+            <wp:extent cx="6772275" cy="8131175"/>
+            <wp:effectExtent l="0" t="0" r="9525" b="3175"/>
+            <wp:wrapNone/>
+            <wp:docPr id="1642969571" name="Picture 1"/>
+            <wp:cNvGraphicFramePr>
+              <a:graphicFrameLocks xmlns:a="http://schemas.openxmlformats.org/drawingml/2006/main" noChangeAspect="1"/>
+            </wp:cNvGraphicFramePr>
+            <a:graphic xmlns:a="http://schemas.openxmlformats.org/drawingml/2006/main">
+              <a:graphicData uri="http://schemas.openxmlformats.org/drawingml/2006/picture">
+                <pic:pic xmlns:pic="http://schemas.openxmlformats.org/drawingml/2006/picture">
+                  <pic:nvPicPr>
+                    <pic:cNvPr id="1642969571" name=""/>
+                    <pic:cNvPicPr/>
+                  </pic:nvPicPr>
+                  <pic:blipFill>
+                    <a:blip r:embed="rId33">
+                      <a:extLst>
+                        <a:ext uri="{28A0092B-C50C-407E-A947-70E740481C1C}">
+                          <a14:useLocalDpi xmlns:a14="http://schemas.microsoft.com/office/drawing/2010/main" val="0"/>
+                        </a:ext>
+                      </a:extLst>
+                    </a:blip>
+                    <a:stretch>
+                      <a:fillRect/>
+                    </a:stretch>
+                  </pic:blipFill>
+                  <pic:spPr>
+                    <a:xfrm>
+                      <a:off x="0" y="0"/>
+                      <a:ext cx="6772275" cy="8131175"/>
+                    </a:xfrm>
+                    <a:prstGeom prst="rect">
+                      <a:avLst/>
+                    </a:prstGeom>
+                  </pic:spPr>
+                </pic:pic>
+              </a:graphicData>
+            </a:graphic>
+            <wp14:sizeRelH relativeFrom="page">
+              <wp14:pctWidth>0</wp14:pctWidth>
+            </wp14:sizeRelH>
+            <wp14:sizeRelV relativeFrom="page">
+              <wp14:pctHeight>0</wp14:pctHeight>
+            </wp14:sizeRelV>
+          </wp:anchor>
+        </w:drawing>
+      </w:r>
+    </w:p>
+    <w:p/>
+    <w:p/>
+    <w:p/>
+    <w:p/>
+    <w:p/>
+    <w:p/>
+    <w:p/>
+    <w:p/>
+    <w:p/>
+    <w:p/>
+    <w:p/>
+    <w:p/>
+    <w:p/>
+    <w:p>
+      <w:pPr>
+        <w:jc w:val="center"/>
+        <w:rPr>
+          <w:i/>
+          <w:iCs/>
+        </w:rPr>
+      </w:pPr>
+      <w:r>
+        <w:rPr>
+          <w:i/>
+          <w:iCs/>
+        </w:rPr>
+        <w:t>Table 2: Answers for Question 3 of the survey</w:t>
+      </w:r>
+    </w:p>
+    <w:p/>
+    <w:p/>
+    <w:p/>
+    <w:p/>
+    <w:p/>
+    <w:p/>
+    <w:p/>
+    <w:p/>
+    <w:p/>
+    <w:p/>
+    <w:p/>
+    <w:p/>
+    <w:p/>
+    <w:p>
+      <w:pPr>
+        <w:rPr>
+          <w:i/>
+          <w:iCs/>
+        </w:rPr>
+      </w:pPr>
+    </w:p>
+    <w:p>
+      <w:pPr>
+        <w:jc w:val="center"/>
+        <w:rPr>
+          <w:i/>
+          <w:iCs/>
+        </w:rPr>
+      </w:pPr>
+      <w:r>
+        <w:rPr>
+          <w:i/>
+          <w:iCs/>
+        </w:rPr>
+        <w:t>Table 3: Answers for Question 7 of the Survey</w:t>
+      </w:r>
+    </w:p>
+    <w:p>
+      <w:pPr>
+        <w:pStyle w:val="Heading1"/>
+        <w:jc w:val="center"/>
+      </w:pPr>
+      <w:r>
+        <w:lastRenderedPageBreak/>
+        <w:drawing>
+          <wp:anchor distT="0" distB="0" distL="114300" distR="114300" simplePos="0" relativeHeight="251659264" behindDoc="0" locked="0" layoutInCell="1" allowOverlap="1" wp14:anchorId="6B0262BB" wp14:editId="1268B05E">
             <wp:simplePos x="0" y="0"/>
             <wp:positionH relativeFrom="margin">
-              <wp:posOffset>-1198880</wp:posOffset>
+              <wp:align>center</wp:align>
             </wp:positionH>
             <wp:positionV relativeFrom="paragraph">
-              <wp:posOffset>4571365</wp:posOffset>
+              <wp:posOffset>13497</wp:posOffset>
+            </wp:positionV>
+            <wp:extent cx="6262370" cy="5816600"/>
+            <wp:effectExtent l="0" t="0" r="5080" b="0"/>
+            <wp:wrapNone/>
+            <wp:docPr id="878124697" name="Picture 1"/>
+            <wp:cNvGraphicFramePr>
+              <a:graphicFrameLocks xmlns:a="http://schemas.openxmlformats.org/drawingml/2006/main" noChangeAspect="1"/>
+            </wp:cNvGraphicFramePr>
+            <a:graphic xmlns:a="http://schemas.openxmlformats.org/drawingml/2006/main">
+              <a:graphicData uri="http://schemas.openxmlformats.org/drawingml/2006/picture">
+                <pic:pic xmlns:pic="http://schemas.openxmlformats.org/drawingml/2006/picture">
+                  <pic:nvPicPr>
+                    <pic:cNvPr id="878124697" name=""/>
+                    <pic:cNvPicPr/>
+                  </pic:nvPicPr>
+                  <pic:blipFill>
+                    <a:blip r:embed="rId34">
+                      <a:extLst>
+                        <a:ext uri="{28A0092B-C50C-407E-A947-70E740481C1C}">
+                          <a14:useLocalDpi xmlns:a14="http://schemas.microsoft.com/office/drawing/2010/main" val="0"/>
+                        </a:ext>
+                      </a:extLst>
+                    </a:blip>
+                    <a:stretch>
+                      <a:fillRect/>
+                    </a:stretch>
+                  </pic:blipFill>
+                  <pic:spPr>
+                    <a:xfrm>
+                      <a:off x="0" y="0"/>
+                      <a:ext cx="6262370" cy="5816600"/>
+                    </a:xfrm>
+                    <a:prstGeom prst="rect">
+                      <a:avLst/>
+                    </a:prstGeom>
+                  </pic:spPr>
+                </pic:pic>
+              </a:graphicData>
+            </a:graphic>
+            <wp14:sizeRelH relativeFrom="page">
+              <wp14:pctWidth>0</wp14:pctWidth>
+            </wp14:sizeRelH>
+            <wp14:sizeRelV relativeFrom="page">
+              <wp14:pctHeight>0</wp14:pctHeight>
+            </wp14:sizeRelV>
+          </wp:anchor>
+        </w:drawing>
+      </w:r>
+    </w:p>
+    <w:p>
+      <w:pPr>
+        <w:pStyle w:val="Heading1"/>
+        <w:jc w:val="center"/>
+      </w:pPr>
+    </w:p>
+    <w:p>
+      <w:pPr>
+        <w:pStyle w:val="Heading1"/>
+        <w:jc w:val="center"/>
+      </w:pPr>
+    </w:p>
+    <w:p>
+      <w:pPr>
+        <w:pStyle w:val="Heading1"/>
+        <w:jc w:val="center"/>
+      </w:pPr>
+    </w:p>
+    <w:p>
+      <w:pPr>
+        <w:pStyle w:val="Heading1"/>
+        <w:jc w:val="center"/>
+      </w:pPr>
+    </w:p>
+    <w:p>
+      <w:pPr>
+        <w:pStyle w:val="Heading1"/>
+        <w:jc w:val="center"/>
+      </w:pPr>
+    </w:p>
+    <w:p>
+      <w:pPr>
+        <w:pStyle w:val="Heading1"/>
+        <w:jc w:val="center"/>
+      </w:pPr>
+    </w:p>
+    <w:p>
+      <w:pPr>
+        <w:pStyle w:val="Heading1"/>
+        <w:jc w:val="center"/>
+      </w:pPr>
+    </w:p>
+    <w:p>
+      <w:pPr>
+        <w:pStyle w:val="Heading1"/>
+        <w:jc w:val="center"/>
+      </w:pPr>
+    </w:p>
+    <w:p>
+      <w:pPr>
+        <w:pStyle w:val="Heading1"/>
+        <w:jc w:val="center"/>
+      </w:pPr>
+    </w:p>
+    <w:p>
+      <w:pPr>
+        <w:pStyle w:val="Heading1"/>
+        <w:jc w:val="center"/>
+      </w:pPr>
+    </w:p>
+    <w:p>
+      <w:pPr>
+        <w:pStyle w:val="Heading1"/>
+        <w:jc w:val="center"/>
+      </w:pPr>
+    </w:p>
+    <w:p>
+      <w:pPr>
+        <w:pStyle w:val="Heading1"/>
+        <w:jc w:val="center"/>
+      </w:pPr>
+    </w:p>
+    <w:p>
+      <w:pPr>
+        <w:pStyle w:val="Heading1"/>
+        <w:jc w:val="center"/>
+        <w:rPr>
+          <w:b w:val="0"/>
+          <w:bCs w:val="0"/>
+          <w:i/>
+          <w:iCs/>
+          <w:sz w:val="24"/>
+          <w:szCs w:val="28"/>
+        </w:rPr>
+      </w:pPr>
+      <w:r>
+        <w:rPr>
+          <w:b w:val="0"/>
+          <w:bCs w:val="0"/>
+          <w:i/>
+          <w:iCs/>
+          <w:sz w:val="24"/>
+          <w:szCs w:val="28"/>
+        </w:rPr>
+        <w:t xml:space="preserve">Table 4: Answers for </w:t>
+      </w:r>
+      <w:r>
+        <w:rPr>
+          <w:b w:val="0"/>
+          <w:bCs w:val="0"/>
+          <w:i/>
+          <w:iCs/>
+          <w:sz w:val="24"/>
+          <w:szCs w:val="28"/>
+        </w:rPr>
+        <w:t>Question 9 of the Survey</w:t>
+      </w:r>
+    </w:p>
+    <w:p>
+      <w:pPr>
+        <w:pStyle w:val="Heading1"/>
+        <w:jc w:val="center"/>
+      </w:pPr>
+    </w:p>
+    <w:p>
+      <w:pPr>
+        <w:pStyle w:val="Heading1"/>
+        <w:jc w:val="center"/>
+      </w:pPr>
+    </w:p>
+    <w:p>
+      <w:pPr>
+        <w:pStyle w:val="Heading1"/>
+        <w:jc w:val="center"/>
+      </w:pPr>
+    </w:p>
+    <w:p>
+      <w:pPr>
+        <w:pStyle w:val="Heading1"/>
+        <w:jc w:val="center"/>
+      </w:pPr>
+    </w:p>
+    <w:p>
+      <w:pPr>
+        <w:pStyle w:val="Heading1"/>
+        <w:jc w:val="center"/>
+      </w:pPr>
+    </w:p>
+    <w:p>
+      <w:pPr>
+        <w:pStyle w:val="Heading1"/>
+        <w:jc w:val="center"/>
+      </w:pPr>
+      <w:r>
+        <w:lastRenderedPageBreak/>
+        <w:drawing>
+          <wp:anchor distT="0" distB="0" distL="114300" distR="114300" simplePos="0" relativeHeight="251662336" behindDoc="0" locked="0" layoutInCell="1" allowOverlap="1" wp14:anchorId="302A2057" wp14:editId="709F5EAD">
+            <wp:simplePos x="0" y="0"/>
+            <wp:positionH relativeFrom="page">
+              <wp:posOffset>63603</wp:posOffset>
+            </wp:positionH>
+            <wp:positionV relativeFrom="paragraph">
+              <wp:posOffset>-714581</wp:posOffset>
+            </wp:positionV>
+            <wp:extent cx="7410450" cy="3909060"/>
+            <wp:effectExtent l="0" t="0" r="0" b="0"/>
+            <wp:wrapNone/>
+            <wp:docPr id="1516850568" name="Picture 1"/>
+            <wp:cNvGraphicFramePr>
+              <a:graphicFrameLocks xmlns:a="http://schemas.openxmlformats.org/drawingml/2006/main" noChangeAspect="1"/>
+            </wp:cNvGraphicFramePr>
+            <a:graphic xmlns:a="http://schemas.openxmlformats.org/drawingml/2006/main">
+              <a:graphicData uri="http://schemas.openxmlformats.org/drawingml/2006/picture">
+                <pic:pic xmlns:pic="http://schemas.openxmlformats.org/drawingml/2006/picture">
+                  <pic:nvPicPr>
+                    <pic:cNvPr id="1516850568" name=""/>
+                    <pic:cNvPicPr/>
+                  </pic:nvPicPr>
+                  <pic:blipFill>
+                    <a:blip r:embed="rId35">
+                      <a:extLst>
+                        <a:ext uri="{28A0092B-C50C-407E-A947-70E740481C1C}">
+                          <a14:useLocalDpi xmlns:a14="http://schemas.microsoft.com/office/drawing/2010/main" val="0"/>
+                        </a:ext>
+                      </a:extLst>
+                    </a:blip>
+                    <a:stretch>
+                      <a:fillRect/>
+                    </a:stretch>
+                  </pic:blipFill>
+                  <pic:spPr>
+                    <a:xfrm>
+                      <a:off x="0" y="0"/>
+                      <a:ext cx="7410450" cy="3909060"/>
+                    </a:xfrm>
+                    <a:prstGeom prst="rect">
+                      <a:avLst/>
+                    </a:prstGeom>
+                  </pic:spPr>
+                </pic:pic>
+              </a:graphicData>
+            </a:graphic>
+            <wp14:sizeRelH relativeFrom="page">
+              <wp14:pctWidth>0</wp14:pctWidth>
+            </wp14:sizeRelH>
+            <wp14:sizeRelV relativeFrom="page">
+              <wp14:pctHeight>0</wp14:pctHeight>
+            </wp14:sizeRelV>
+          </wp:anchor>
+        </w:drawing>
+      </w:r>
+    </w:p>
+    <w:p>
+      <w:pPr>
+        <w:pStyle w:val="Heading1"/>
+        <w:jc w:val="center"/>
+      </w:pPr>
+    </w:p>
+    <w:p>
+      <w:pPr>
+        <w:pStyle w:val="Heading1"/>
+        <w:jc w:val="center"/>
+      </w:pPr>
+    </w:p>
+    <w:p>
+      <w:pPr>
+        <w:pStyle w:val="Heading1"/>
+        <w:jc w:val="center"/>
+      </w:pPr>
+    </w:p>
+    <w:p>
+      <w:pPr>
+        <w:pStyle w:val="Heading1"/>
+        <w:jc w:val="center"/>
+      </w:pPr>
+    </w:p>
+    <w:p>
+      <w:pPr>
+        <w:pStyle w:val="Heading1"/>
+        <w:jc w:val="center"/>
+      </w:pPr>
+    </w:p>
+    <w:p>
+      <w:pPr>
+        <w:pStyle w:val="Heading1"/>
+        <w:jc w:val="center"/>
+      </w:pPr>
+    </w:p>
+    <w:p>
+      <w:pPr>
+        <w:pStyle w:val="Heading1"/>
+        <w:jc w:val="center"/>
+        <w:rPr>
+          <w:b w:val="0"/>
+          <w:bCs w:val="0"/>
+          <w:i/>
+          <w:iCs/>
+          <w:sz w:val="24"/>
+          <w:szCs w:val="28"/>
+        </w:rPr>
+      </w:pPr>
+      <w:r>
+        <w:rPr>
+          <w:b w:val="0"/>
+          <w:bCs w:val="0"/>
+          <w:i/>
+          <w:iCs/>
+          <w:sz w:val="24"/>
+          <w:szCs w:val="28"/>
+        </w:rPr>
+        <w:t>Table 5: Part 1/3 of chosen attributes</w:t>
+      </w:r>
+    </w:p>
+    <w:p>
+      <w:pPr>
+        <w:pStyle w:val="Heading1"/>
+        <w:jc w:val="center"/>
+      </w:pPr>
+      <w:r>
+        <w:drawing>
+          <wp:anchor distT="0" distB="0" distL="114300" distR="114300" simplePos="0" relativeHeight="251663360" behindDoc="0" locked="0" layoutInCell="1" allowOverlap="1" wp14:anchorId="0DA3244E" wp14:editId="6ED9DB48">
+            <wp:simplePos x="0" y="0"/>
+            <wp:positionH relativeFrom="page">
+              <wp:posOffset>233518</wp:posOffset>
+            </wp:positionH>
+            <wp:positionV relativeFrom="paragraph">
+              <wp:posOffset>365435</wp:posOffset>
+            </wp:positionV>
+            <wp:extent cx="7211060" cy="4228465"/>
+            <wp:effectExtent l="0" t="0" r="8890" b="635"/>
+            <wp:wrapNone/>
+            <wp:docPr id="69593608" name="Picture 1"/>
+            <wp:cNvGraphicFramePr>
+              <a:graphicFrameLocks xmlns:a="http://schemas.openxmlformats.org/drawingml/2006/main" noChangeAspect="1"/>
+            </wp:cNvGraphicFramePr>
+            <a:graphic xmlns:a="http://schemas.openxmlformats.org/drawingml/2006/main">
+              <a:graphicData uri="http://schemas.openxmlformats.org/drawingml/2006/picture">
+                <pic:pic xmlns:pic="http://schemas.openxmlformats.org/drawingml/2006/picture">
+                  <pic:nvPicPr>
+                    <pic:cNvPr id="69593608" name=""/>
+                    <pic:cNvPicPr/>
+                  </pic:nvPicPr>
+                  <pic:blipFill>
+                    <a:blip r:embed="rId36">
+                      <a:extLst>
+                        <a:ext uri="{28A0092B-C50C-407E-A947-70E740481C1C}">
+                          <a14:useLocalDpi xmlns:a14="http://schemas.microsoft.com/office/drawing/2010/main" val="0"/>
+                        </a:ext>
+                      </a:extLst>
+                    </a:blip>
+                    <a:stretch>
+                      <a:fillRect/>
+                    </a:stretch>
+                  </pic:blipFill>
+                  <pic:spPr>
+                    <a:xfrm>
+                      <a:off x="0" y="0"/>
+                      <a:ext cx="7211060" cy="4228465"/>
+                    </a:xfrm>
+                    <a:prstGeom prst="rect">
+                      <a:avLst/>
+                    </a:prstGeom>
+                  </pic:spPr>
+                </pic:pic>
+              </a:graphicData>
+            </a:graphic>
+            <wp14:sizeRelH relativeFrom="page">
+              <wp14:pctWidth>0</wp14:pctWidth>
+            </wp14:sizeRelH>
+            <wp14:sizeRelV relativeFrom="page">
+              <wp14:pctHeight>0</wp14:pctHeight>
+            </wp14:sizeRelV>
+          </wp:anchor>
+        </w:drawing>
+      </w:r>
+    </w:p>
+    <w:p>
+      <w:pPr>
+        <w:pStyle w:val="Heading1"/>
+        <w:jc w:val="center"/>
+      </w:pPr>
+    </w:p>
+    <w:p>
+      <w:pPr>
+        <w:pStyle w:val="Heading1"/>
+        <w:jc w:val="center"/>
+      </w:pPr>
+    </w:p>
+    <w:p>
+      <w:pPr>
+        <w:pStyle w:val="Heading1"/>
+        <w:jc w:val="center"/>
+      </w:pPr>
+    </w:p>
+    <w:p>
+      <w:pPr>
+        <w:pStyle w:val="Heading1"/>
+        <w:jc w:val="center"/>
+      </w:pPr>
+    </w:p>
+    <w:p>
+      <w:pPr>
+        <w:pStyle w:val="Heading1"/>
+        <w:jc w:val="center"/>
+      </w:pPr>
+    </w:p>
+    <w:p>
+      <w:pPr>
+        <w:pStyle w:val="Heading1"/>
+        <w:jc w:val="center"/>
+      </w:pPr>
+    </w:p>
+    <w:p>
+      <w:pPr>
+        <w:pStyle w:val="Heading1"/>
+        <w:jc w:val="center"/>
+      </w:pPr>
+    </w:p>
+    <w:p>
+      <w:pPr>
+        <w:pStyle w:val="Heading1"/>
+        <w:jc w:val="center"/>
+      </w:pPr>
+    </w:p>
+    <w:p>
+      <w:pPr>
+        <w:pStyle w:val="Heading1"/>
+        <w:jc w:val="center"/>
+      </w:pPr>
+    </w:p>
+    <w:p>
+      <w:pPr>
+        <w:pStyle w:val="Heading1"/>
+        <w:jc w:val="center"/>
+        <w:rPr>
+          <w:b w:val="0"/>
+          <w:bCs w:val="0"/>
+          <w:i/>
+          <w:iCs/>
+          <w:sz w:val="24"/>
+          <w:szCs w:val="28"/>
+        </w:rPr>
+      </w:pPr>
+      <w:r>
+        <w:rPr>
+          <w:b w:val="0"/>
+          <w:bCs w:val="0"/>
+          <w:i/>
+          <w:iCs/>
+          <w:sz w:val="24"/>
+          <w:szCs w:val="28"/>
+        </w:rPr>
+        <w:t>Table 6: Part 2/3 of chosen attributes</w:t>
+      </w:r>
+    </w:p>
+    <w:p>
+      <w:pPr>
+        <w:pStyle w:val="Heading1"/>
+        <w:jc w:val="center"/>
+      </w:pPr>
+    </w:p>
+    <w:p>
+      <w:pPr>
+        <w:pStyle w:val="Heading1"/>
+        <w:jc w:val="center"/>
+      </w:pPr>
+      <w:r>
+        <w:lastRenderedPageBreak/>
+        <w:drawing>
+          <wp:anchor distT="0" distB="0" distL="114300" distR="114300" simplePos="0" relativeHeight="251664384" behindDoc="0" locked="0" layoutInCell="1" allowOverlap="1" wp14:anchorId="30F1360B" wp14:editId="2D753009">
+            <wp:simplePos x="0" y="0"/>
+            <wp:positionH relativeFrom="page">
+              <wp:posOffset>188625</wp:posOffset>
+            </wp:positionH>
+            <wp:positionV relativeFrom="paragraph">
+              <wp:posOffset>-424727</wp:posOffset>
+            </wp:positionV>
+            <wp:extent cx="7012940" cy="4023995"/>
+            <wp:effectExtent l="0" t="0" r="0" b="0"/>
+            <wp:wrapNone/>
+            <wp:docPr id="1023408961" name="Picture 1"/>
+            <wp:cNvGraphicFramePr>
+              <a:graphicFrameLocks xmlns:a="http://schemas.openxmlformats.org/drawingml/2006/main" noChangeAspect="1"/>
+            </wp:cNvGraphicFramePr>
+            <a:graphic xmlns:a="http://schemas.openxmlformats.org/drawingml/2006/main">
+              <a:graphicData uri="http://schemas.openxmlformats.org/drawingml/2006/picture">
+                <pic:pic xmlns:pic="http://schemas.openxmlformats.org/drawingml/2006/picture">
+                  <pic:nvPicPr>
+                    <pic:cNvPr id="1023408961" name=""/>
+                    <pic:cNvPicPr/>
+                  </pic:nvPicPr>
+                  <pic:blipFill>
+                    <a:blip r:embed="rId37">
+                      <a:extLst>
+                        <a:ext uri="{28A0092B-C50C-407E-A947-70E740481C1C}">
+                          <a14:useLocalDpi xmlns:a14="http://schemas.microsoft.com/office/drawing/2010/main" val="0"/>
+                        </a:ext>
+                      </a:extLst>
+                    </a:blip>
+                    <a:stretch>
+                      <a:fillRect/>
+                    </a:stretch>
+                  </pic:blipFill>
+                  <pic:spPr>
+                    <a:xfrm>
+                      <a:off x="0" y="0"/>
+                      <a:ext cx="7012940" cy="4023995"/>
+                    </a:xfrm>
+                    <a:prstGeom prst="rect">
+                      <a:avLst/>
+                    </a:prstGeom>
+                  </pic:spPr>
+                </pic:pic>
+              </a:graphicData>
+            </a:graphic>
+            <wp14:sizeRelH relativeFrom="page">
+              <wp14:pctWidth>0</wp14:pctWidth>
+            </wp14:sizeRelH>
+            <wp14:sizeRelV relativeFrom="page">
+              <wp14:pctHeight>0</wp14:pctHeight>
+            </wp14:sizeRelV>
+          </wp:anchor>
+        </w:drawing>
+      </w:r>
+    </w:p>
+    <w:p>
+      <w:pPr>
+        <w:pStyle w:val="Heading1"/>
+        <w:jc w:val="center"/>
+      </w:pPr>
+    </w:p>
+    <w:p>
+      <w:pPr>
+        <w:pStyle w:val="Heading1"/>
+        <w:jc w:val="center"/>
+      </w:pPr>
+    </w:p>
+    <w:p>
+      <w:pPr>
+        <w:pStyle w:val="Heading1"/>
+        <w:jc w:val="center"/>
+      </w:pPr>
+    </w:p>
+    <w:p>
+      <w:pPr>
+        <w:pStyle w:val="Heading1"/>
+        <w:jc w:val="center"/>
+      </w:pPr>
+    </w:p>
+    <w:p>
+      <w:pPr>
+        <w:pStyle w:val="Heading1"/>
+        <w:jc w:val="center"/>
+      </w:pPr>
+    </w:p>
+    <w:p>
+      <w:pPr>
+        <w:pStyle w:val="Heading1"/>
+        <w:jc w:val="center"/>
+      </w:pPr>
+    </w:p>
+    <w:p>
+      <w:pPr>
+        <w:pStyle w:val="Heading1"/>
+        <w:jc w:val="center"/>
+      </w:pPr>
+    </w:p>
+    <w:p>
+      <w:pPr>
+        <w:pStyle w:val="Heading1"/>
+        <w:jc w:val="center"/>
+        <w:rPr>
+          <w:b w:val="0"/>
+          <w:bCs w:val="0"/>
+          <w:i/>
+          <w:iCs/>
+          <w:sz w:val="24"/>
+          <w:szCs w:val="28"/>
+        </w:rPr>
+      </w:pPr>
+      <w:r>
+        <w:drawing>
+          <wp:anchor distT="0" distB="0" distL="114300" distR="114300" simplePos="0" relativeHeight="251660288" behindDoc="0" locked="0" layoutInCell="1" allowOverlap="1" wp14:anchorId="67E1FDB5" wp14:editId="746BBC95">
+            <wp:simplePos x="0" y="0"/>
+            <wp:positionH relativeFrom="page">
+              <wp:align>center</wp:align>
+            </wp:positionH>
+            <wp:positionV relativeFrom="paragraph">
+              <wp:posOffset>345101</wp:posOffset>
+            </wp:positionV>
+            <wp:extent cx="7320797" cy="4419600"/>
+            <wp:effectExtent l="0" t="0" r="0" b="0"/>
+            <wp:wrapNone/>
+            <wp:docPr id="1651715452" name="Picture 1"/>
+            <wp:cNvGraphicFramePr>
+              <a:graphicFrameLocks xmlns:a="http://schemas.openxmlformats.org/drawingml/2006/main" noChangeAspect="1"/>
+            </wp:cNvGraphicFramePr>
+            <a:graphic xmlns:a="http://schemas.openxmlformats.org/drawingml/2006/main">
+              <a:graphicData uri="http://schemas.openxmlformats.org/drawingml/2006/picture">
+                <pic:pic xmlns:pic="http://schemas.openxmlformats.org/drawingml/2006/picture">
+                  <pic:nvPicPr>
+                    <pic:cNvPr id="1651715452" name=""/>
+                    <pic:cNvPicPr/>
+                  </pic:nvPicPr>
+                  <pic:blipFill>
+                    <a:blip r:embed="rId38">
+                      <a:extLst>
+                        <a:ext uri="{28A0092B-C50C-407E-A947-70E740481C1C}">
+                          <a14:useLocalDpi xmlns:a14="http://schemas.microsoft.com/office/drawing/2010/main" val="0"/>
+                        </a:ext>
+                      </a:extLst>
+                    </a:blip>
+                    <a:stretch>
+                      <a:fillRect/>
+                    </a:stretch>
+                  </pic:blipFill>
+                  <pic:spPr>
+                    <a:xfrm>
+                      <a:off x="0" y="0"/>
+                      <a:ext cx="7320797" cy="4419600"/>
+                    </a:xfrm>
+                    <a:prstGeom prst="rect">
+                      <a:avLst/>
+                    </a:prstGeom>
+                  </pic:spPr>
+                </pic:pic>
+              </a:graphicData>
+            </a:graphic>
+            <wp14:sizeRelH relativeFrom="page">
+              <wp14:pctWidth>0</wp14:pctWidth>
+            </wp14:sizeRelH>
+            <wp14:sizeRelV relativeFrom="page">
+              <wp14:pctHeight>0</wp14:pctHeight>
+            </wp14:sizeRelV>
+          </wp:anchor>
+        </w:drawing>
+      </w:r>
+      <w:r>
+        <w:rPr>
+          <w:b w:val="0"/>
+          <w:bCs w:val="0"/>
+          <w:i/>
+          <w:iCs/>
+          <w:sz w:val="24"/>
+          <w:szCs w:val="28"/>
+        </w:rPr>
+        <w:t>Table 7: Part 3/3 of chosen attributes</w:t>
+      </w:r>
+    </w:p>
+    <w:p>
+      <w:pPr>
+        <w:pStyle w:val="Heading1"/>
+        <w:jc w:val="center"/>
+      </w:pPr>
+    </w:p>
+    <w:p>
+      <w:pPr>
+        <w:pStyle w:val="Heading1"/>
+        <w:jc w:val="center"/>
+      </w:pPr>
+    </w:p>
+    <w:p>
+      <w:pPr>
+        <w:pStyle w:val="Heading1"/>
+        <w:jc w:val="center"/>
+      </w:pPr>
+    </w:p>
+    <w:p>
+      <w:pPr>
+        <w:pStyle w:val="Heading1"/>
+        <w:jc w:val="center"/>
+      </w:pPr>
+    </w:p>
+    <w:p>
+      <w:pPr>
+        <w:pStyle w:val="Heading1"/>
+        <w:jc w:val="center"/>
+      </w:pPr>
+    </w:p>
+    <w:p>
+      <w:pPr>
+        <w:pStyle w:val="Heading1"/>
+        <w:jc w:val="center"/>
+      </w:pPr>
+    </w:p>
+    <w:p>
+      <w:pPr>
+        <w:pStyle w:val="Heading1"/>
+        <w:jc w:val="center"/>
+      </w:pPr>
+    </w:p>
+    <w:p>
+      <w:pPr>
+        <w:pStyle w:val="Heading1"/>
+        <w:jc w:val="center"/>
+      </w:pPr>
+    </w:p>
+    <w:p>
+      <w:pPr>
+        <w:pStyle w:val="Heading1"/>
+        <w:jc w:val="center"/>
+      </w:pPr>
+    </w:p>
+    <w:p>
+      <w:pPr>
+        <w:pStyle w:val="Heading1"/>
+        <w:jc w:val="center"/>
+      </w:pPr>
+    </w:p>
+    <w:p>
+      <w:pPr>
+        <w:jc w:val="center"/>
+        <w:rPr>
+          <w:i/>
+          <w:iCs/>
+        </w:rPr>
+      </w:pPr>
+      <w:r>
+        <w:rPr>
+          <w:i/>
+          <w:iCs/>
+        </w:rPr>
+        <w:t>Table 8: Part 1 out of 2 of Level Results</w:t>
+      </w:r>
+    </w:p>
+    <w:p>
+      <w:pPr>
+        <w:pStyle w:val="Heading1"/>
+        <w:jc w:val="center"/>
+      </w:pPr>
+      <w:r>
+        <w:lastRenderedPageBreak/>
+        <w:drawing>
+          <wp:anchor distT="0" distB="0" distL="114300" distR="114300" simplePos="0" relativeHeight="251661312" behindDoc="0" locked="0" layoutInCell="1" allowOverlap="1" wp14:anchorId="4DE8B8A1" wp14:editId="51FED210">
+            <wp:simplePos x="0" y="0"/>
+            <wp:positionH relativeFrom="page">
+              <wp:align>center</wp:align>
+            </wp:positionH>
+            <wp:positionV relativeFrom="paragraph">
+              <wp:posOffset>-751028</wp:posOffset>
             </wp:positionV>
             <wp:extent cx="7082155" cy="4110990"/>
             <wp:effectExtent l="0" t="0" r="4445" b="3810"/>
-            <wp:wrapSquare wrapText="bothSides"/>
+            <wp:wrapNone/>
             <wp:docPr id="216449415" name="Picture 1"/>
             <wp:cNvGraphicFramePr>
               <a:graphicFrameLocks xmlns:a="http://schemas.openxmlformats.org/drawingml/2006/main" noChangeAspect="1"/>
@@ -3458,7 +5380,7 @@
                     <pic:cNvPicPr/>
                   </pic:nvPicPr>
                   <pic:blipFill>
-                    <a:blip r:embed="rId31">
+                    <a:blip r:embed="rId39">
                       <a:extLst>
                         <a:ext uri="{28A0092B-C50C-407E-A947-70E740481C1C}">
                           <a14:useLocalDpi xmlns:a14="http://schemas.microsoft.com/office/drawing/2010/main" val="0"/>
@@ -3490,20 +5412,2043 @@
           </wp:anchor>
         </w:drawing>
       </w:r>
-      <w:r>
+    </w:p>
+    <w:p>
+      <w:pPr>
+        <w:pStyle w:val="Heading1"/>
+        <w:jc w:val="center"/>
+      </w:pPr>
+    </w:p>
+    <w:p>
+      <w:pPr>
+        <w:pStyle w:val="Heading1"/>
+        <w:jc w:val="center"/>
+      </w:pPr>
+    </w:p>
+    <w:p>
+      <w:pPr>
+        <w:pStyle w:val="Heading1"/>
+        <w:jc w:val="center"/>
+      </w:pPr>
+    </w:p>
+    <w:p>
+      <w:pPr>
+        <w:pStyle w:val="Heading1"/>
+        <w:jc w:val="center"/>
+      </w:pPr>
+    </w:p>
+    <w:p>
+      <w:pPr>
+        <w:pStyle w:val="Heading1"/>
+        <w:jc w:val="center"/>
+      </w:pPr>
+    </w:p>
+    <w:p>
+      <w:pPr>
+        <w:pStyle w:val="Heading1"/>
+        <w:jc w:val="center"/>
+      </w:pPr>
+    </w:p>
+    <w:p>
+      <w:pPr>
+        <w:pStyle w:val="Heading1"/>
+        <w:jc w:val="center"/>
+      </w:pPr>
+    </w:p>
+    <w:p>
+      <w:pPr>
+        <w:jc w:val="center"/>
+        <w:rPr>
+          <w:i/>
+          <w:iCs/>
+        </w:rPr>
+      </w:pPr>
+      <w:r>
+        <w:rPr>
+          <w:i/>
+          <w:iCs/>
+        </w:rPr>
+        <w:t>Table 9: Part 2 out of 2 of Level Results</w:t>
+      </w:r>
+    </w:p>
+    <w:p>
+      <w:pPr>
+        <w:pStyle w:val="Heading1"/>
+        <w:jc w:val="center"/>
+      </w:pPr>
+      <w:r>
+        <w:t>Chapter 5</w:t>
+      </w:r>
+      <w:r>
+        <w:t xml:space="preserve"> Discussion</w:t>
+      </w:r>
+      <w:bookmarkEnd w:id="30"/>
+      <w:r>
+        <w:br w:type="page"/>
+      </w:r>
+    </w:p>
+    <w:p>
+      <w:pPr>
+        <w:pStyle w:val="Heading1"/>
+        <w:jc w:val="center"/>
+      </w:pPr>
+      <w:bookmarkStart w:id="33" w:name="_Toc92987357"/>
+    </w:p>
+    <w:p>
+      <w:pPr>
+        <w:pStyle w:val="Heading1"/>
+        <w:jc w:val="center"/>
+      </w:pPr>
+    </w:p>
+    <w:p>
+      <w:pPr>
+        <w:pStyle w:val="Heading1"/>
+        <w:jc w:val="center"/>
+      </w:pPr>
+    </w:p>
+    <w:p>
+      <w:pPr>
+        <w:pStyle w:val="Heading1"/>
+        <w:jc w:val="center"/>
+      </w:pPr>
+    </w:p>
+    <w:p>
+      <w:pPr>
+        <w:pStyle w:val="Heading1"/>
+        <w:jc w:val="center"/>
+      </w:pPr>
+    </w:p>
+    <w:p>
+      <w:pPr>
+        <w:pStyle w:val="Heading1"/>
+        <w:jc w:val="center"/>
+      </w:pPr>
+    </w:p>
+    <w:p>
+      <w:pPr>
+        <w:pStyle w:val="Heading1"/>
+        <w:jc w:val="center"/>
+      </w:pPr>
+    </w:p>
+    <w:p>
+      <w:pPr>
+        <w:pStyle w:val="Heading1"/>
+        <w:jc w:val="center"/>
+      </w:pPr>
+    </w:p>
+    <w:p>
+      <w:pPr>
+        <w:pStyle w:val="Heading1"/>
+        <w:jc w:val="center"/>
+      </w:pPr>
+    </w:p>
+    <w:p>
+      <w:pPr>
+        <w:pStyle w:val="Heading1"/>
+        <w:jc w:val="center"/>
+      </w:pPr>
+    </w:p>
+    <w:p>
+      <w:pPr>
+        <w:pStyle w:val="Heading1"/>
+        <w:jc w:val="center"/>
+      </w:pPr>
+    </w:p>
+    <w:p>
+      <w:pPr>
+        <w:pStyle w:val="Heading1"/>
+        <w:jc w:val="center"/>
+      </w:pPr>
+    </w:p>
+    <w:p>
+      <w:pPr>
+        <w:pStyle w:val="Heading1"/>
+        <w:jc w:val="center"/>
+      </w:pPr>
+    </w:p>
+    <w:p>
+      <w:pPr>
+        <w:pStyle w:val="Heading1"/>
+        <w:jc w:val="center"/>
+      </w:pPr>
+      <w:r>
+        <w:t>Chapter 6</w:t>
+      </w:r>
+      <w:r>
+        <w:t xml:space="preserve"> Conclusion and </w:t>
+      </w:r>
+      <w:r>
+        <w:t>F</w:t>
+      </w:r>
+      <w:r>
+        <w:t>uture Work</w:t>
+      </w:r>
+      <w:bookmarkEnd w:id="33"/>
+      <w:r>
+        <w:br w:type="page"/>
+      </w:r>
+    </w:p>
+    <w:p>
+      <w:pPr>
+        <w:pStyle w:val="Heading1"/>
+      </w:pPr>
+      <w:bookmarkStart w:id="34" w:name="_Toc92987358"/>
+      <w:r>
+        <w:lastRenderedPageBreak/>
+        <w:t>List of References</w:t>
+      </w:r>
+      <w:bookmarkEnd w:id="34"/>
+    </w:p>
+    <w:p>
+      <w:pPr>
+        <w:pStyle w:val="Bibliography"/>
+      </w:pPr>
+      <w:r>
+        <w:t>References</w:t>
+      </w:r>
+      <w:r>
+        <w:t xml:space="preserve"> List:</w:t>
+      </w:r>
+    </w:p>
+    <w:p>
+      <w:pPr>
+        <w:pStyle w:val="Bibliography"/>
+        <w:ind w:left="405"/>
+        <w:rPr>
+          <w:rFonts w:cs="Arial"/>
+        </w:rPr>
+      </w:pPr>
+      <w:r>
+        <w:rPr>
+          <w:rFonts w:cs="Arial"/>
+          <w:i/>
+          <w:iCs/>
+        </w:rPr>
+        <w:t>3D Leap Land Asset Pack by Essssam</w:t>
+      </w:r>
+      <w:r>
+        <w:rPr>
+          <w:rFonts w:cs="Arial"/>
+        </w:rPr>
+        <w:t xml:space="preserve"> (no date) </w:t>
+      </w:r>
+      <w:r>
+        <w:rPr>
+          <w:rFonts w:cs="Arial"/>
+          <w:i/>
+          <w:iCs/>
+        </w:rPr>
+        <w:t>itch.io</w:t>
+      </w:r>
+      <w:r>
+        <w:rPr>
+          <w:rFonts w:cs="Arial"/>
+        </w:rPr>
+        <w:t>. Available at: https://essssam.itch.io/3d-leap-land (Accessed: 22 April 2026).</w:t>
+      </w:r>
+    </w:p>
+    <w:p>
+      <w:pPr>
+        <w:pStyle w:val="ListParagraph"/>
+        <w:ind w:left="405"/>
+        <w:rPr>
+          <w:rFonts w:ascii="Arial" w:eastAsia="Times New Roman" w:hAnsi="Arial" w:cs="Arial"/>
+          <w:color w:val="000000"/>
+          <w:kern w:val="0"/>
+          <w:lang w:eastAsia="en-GB"/>
+          <w14:ligatures w14:val="none"/>
+        </w:rPr>
+      </w:pPr>
+      <w:r>
+        <w:rPr>
+          <w:rFonts w:ascii="Arial" w:eastAsia="Times New Roman" w:hAnsi="Arial" w:cs="Arial"/>
+          <w:b/>
+          <w:bCs/>
+          <w:color w:val="000000"/>
+          <w:kern w:val="0"/>
+          <w:u w:val="single"/>
+          <w:lang w:eastAsia="en-GB"/>
+          <w14:ligatures w14:val="none"/>
+        </w:rPr>
+        <w:t>‌</w:t>
+      </w:r>
+    </w:p>
+    <w:p>
+      <w:pPr>
+        <w:pStyle w:val="ListParagraph"/>
+        <w:spacing w:after="0" w:line="240" w:lineRule="auto"/>
+        <w:ind w:left="405"/>
+        <w:rPr>
+          <w:rFonts w:ascii="Arial" w:eastAsia="Times New Roman" w:hAnsi="Arial" w:cs="Arial"/>
+          <w:color w:val="000000"/>
+          <w:kern w:val="0"/>
+          <w:lang w:eastAsia="en-GB"/>
+          <w14:ligatures w14:val="none"/>
+        </w:rPr>
+      </w:pPr>
+      <w:r>
+        <w:rPr>
+          <w:rFonts w:ascii="Arial" w:eastAsia="Times New Roman" w:hAnsi="Arial" w:cs="Arial"/>
+          <w:color w:val="000000"/>
+          <w:kern w:val="0"/>
+          <w:lang w:eastAsia="en-GB"/>
+          <w14:ligatures w14:val="none"/>
+        </w:rPr>
+        <w:t xml:space="preserve">A.I. Design (1980) </w:t>
+      </w:r>
+      <w:r>
+        <w:rPr>
+          <w:rFonts w:ascii="Arial" w:eastAsia="Times New Roman" w:hAnsi="Arial" w:cs="Arial"/>
+          <w:i/>
+          <w:iCs/>
+          <w:color w:val="000000"/>
+          <w:kern w:val="0"/>
+          <w:lang w:eastAsia="en-GB"/>
+          <w14:ligatures w14:val="none"/>
+        </w:rPr>
+        <w:t>Rogue</w:t>
+      </w:r>
+      <w:r>
+        <w:rPr>
+          <w:rFonts w:ascii="Arial" w:eastAsia="Times New Roman" w:hAnsi="Arial" w:cs="Arial"/>
+          <w:color w:val="000000"/>
+          <w:kern w:val="0"/>
+          <w:lang w:eastAsia="en-GB"/>
+          <w14:ligatures w14:val="none"/>
+        </w:rPr>
+        <w:t xml:space="preserve"> [Video Game]. Mastertronic.</w:t>
+      </w:r>
+    </w:p>
+    <w:p>
+      <w:pPr>
+        <w:pStyle w:val="ListParagraph"/>
+        <w:spacing w:after="0" w:line="240" w:lineRule="auto"/>
+        <w:ind w:left="405"/>
+        <w:rPr>
+          <w:rFonts w:ascii="Arial" w:eastAsia="Times New Roman" w:hAnsi="Arial" w:cs="Arial"/>
+          <w:kern w:val="0"/>
+          <w:lang w:eastAsia="en-GB"/>
+          <w14:ligatures w14:val="none"/>
+        </w:rPr>
+      </w:pPr>
+    </w:p>
+    <w:p>
+      <w:pPr>
+        <w:pStyle w:val="ListParagraph"/>
+        <w:ind w:left="405"/>
+        <w:rPr>
+          <w:rFonts w:ascii="Arial" w:eastAsia="Times New Roman" w:hAnsi="Arial" w:cs="Arial"/>
+          <w:color w:val="000000"/>
+          <w:kern w:val="0"/>
+          <w:lang w:eastAsia="en-GB"/>
+          <w14:ligatures w14:val="none"/>
+        </w:rPr>
+      </w:pPr>
+      <w:r>
+        <w:rPr>
+          <w:rFonts w:ascii="Arial" w:eastAsia="Times New Roman" w:hAnsi="Arial" w:cs="Arial"/>
+          <w:color w:val="000000"/>
+          <w:kern w:val="0"/>
+          <w:lang w:eastAsia="en-GB"/>
+          <w14:ligatures w14:val="none"/>
+        </w:rPr>
+        <w:t>Biemer, C.F. and Cooper, S. (2022) ‘On Linking Level Segments’, </w:t>
+      </w:r>
+      <w:r>
+        <w:rPr>
+          <w:rFonts w:ascii="Arial" w:eastAsia="Times New Roman" w:hAnsi="Arial" w:cs="Arial"/>
+          <w:i/>
+          <w:iCs/>
+          <w:color w:val="000000"/>
+          <w:kern w:val="0"/>
+          <w:lang w:eastAsia="en-GB"/>
+          <w14:ligatures w14:val="none"/>
+        </w:rPr>
+        <w:t>2022 IEEE Conference on Games (CoG)</w:t>
+      </w:r>
+      <w:r>
+        <w:rPr>
+          <w:rFonts w:ascii="Arial" w:eastAsia="Times New Roman" w:hAnsi="Arial" w:cs="Arial"/>
+          <w:color w:val="000000"/>
+          <w:kern w:val="0"/>
+          <w:lang w:eastAsia="en-GB"/>
+          <w14:ligatures w14:val="none"/>
+        </w:rPr>
+        <w:t xml:space="preserve">, pp. 199–205. Available at: </w:t>
+      </w:r>
+      <w:hyperlink r:id="rId40" w:history="1">
+        <w:r>
+          <w:rPr>
+            <w:rStyle w:val="Hyperlink"/>
+            <w:rFonts w:ascii="Arial" w:eastAsia="Times New Roman" w:hAnsi="Arial" w:cs="Arial"/>
+            <w:kern w:val="0"/>
+            <w:lang w:eastAsia="en-GB"/>
+            <w14:ligatures w14:val="none"/>
+          </w:rPr>
+          <w:t>https://doi.org/10.1109/CoG51982.2022.9893705</w:t>
+        </w:r>
+      </w:hyperlink>
+      <w:r>
+        <w:rPr>
+          <w:rFonts w:ascii="Arial" w:eastAsia="Times New Roman" w:hAnsi="Arial" w:cs="Arial"/>
+          <w:color w:val="000000"/>
+          <w:kern w:val="0"/>
+          <w:lang w:eastAsia="en-GB"/>
+          <w14:ligatures w14:val="none"/>
+        </w:rPr>
+        <w:t>.</w:t>
+      </w:r>
+    </w:p>
+    <w:p>
+      <w:pPr>
+        <w:pStyle w:val="ListParagraph"/>
+        <w:ind w:left="405"/>
+        <w:rPr>
+          <w:rFonts w:ascii="Arial" w:eastAsia="Times New Roman" w:hAnsi="Arial" w:cs="Arial"/>
+          <w:color w:val="000000"/>
+          <w:kern w:val="0"/>
+          <w:lang w:eastAsia="en-GB"/>
+          <w14:ligatures w14:val="none"/>
+        </w:rPr>
+      </w:pPr>
+    </w:p>
+    <w:p>
+      <w:pPr>
+        <w:pStyle w:val="ListParagraph"/>
+        <w:ind w:left="405"/>
+        <w:rPr>
+          <w:rFonts w:ascii="Arial" w:eastAsia="Times New Roman" w:hAnsi="Arial" w:cs="Arial"/>
+          <w:color w:val="000000"/>
+          <w:kern w:val="0"/>
+          <w:lang w:eastAsia="en-GB"/>
+          <w14:ligatures w14:val="none"/>
+        </w:rPr>
+      </w:pPr>
+      <w:r>
+        <w:rPr>
+          <w:rFonts w:ascii="Arial" w:eastAsia="Times New Roman" w:hAnsi="Arial" w:cs="Arial"/>
+          <w:color w:val="000000"/>
+          <w:kern w:val="0"/>
+          <w:lang w:eastAsia="en-GB"/>
+          <w14:ligatures w14:val="none"/>
+        </w:rPr>
+        <w:t>Bramwell (2023) </w:t>
+      </w:r>
+      <w:r>
+        <w:rPr>
+          <w:rFonts w:ascii="Arial" w:eastAsia="Times New Roman" w:hAnsi="Arial" w:cs="Arial"/>
+          <w:i/>
+          <w:iCs/>
+          <w:color w:val="000000"/>
+          <w:kern w:val="0"/>
+          <w:lang w:eastAsia="en-GB"/>
+          <w14:ligatures w14:val="none"/>
+        </w:rPr>
+        <w:t>Make your first 3D Platformer in Godot 4: Setup, Movement, and Camera Controls</w:t>
+      </w:r>
+      <w:r>
+        <w:rPr>
+          <w:rFonts w:ascii="Arial" w:eastAsia="Times New Roman" w:hAnsi="Arial" w:cs="Arial"/>
+          <w:color w:val="000000"/>
+          <w:kern w:val="0"/>
+          <w:lang w:eastAsia="en-GB"/>
+          <w14:ligatures w14:val="none"/>
+        </w:rPr>
+        <w:t>, </w:t>
+      </w:r>
+      <w:r>
+        <w:rPr>
+          <w:rFonts w:ascii="Arial" w:eastAsia="Times New Roman" w:hAnsi="Arial" w:cs="Arial"/>
+          <w:i/>
+          <w:iCs/>
+          <w:color w:val="000000"/>
+          <w:kern w:val="0"/>
+          <w:lang w:eastAsia="en-GB"/>
+          <w14:ligatures w14:val="none"/>
+        </w:rPr>
+        <w:t>YouTube</w:t>
+      </w:r>
+      <w:r>
+        <w:rPr>
+          <w:rFonts w:ascii="Arial" w:eastAsia="Times New Roman" w:hAnsi="Arial" w:cs="Arial"/>
+          <w:color w:val="000000"/>
+          <w:kern w:val="0"/>
+          <w:lang w:eastAsia="en-GB"/>
+          <w14:ligatures w14:val="none"/>
+        </w:rPr>
+        <w:t>. Available at: https://www.youtube.com/watch?v=sVsn9NqpVhg (Accessed: 5 November 2025). </w:t>
+      </w:r>
+    </w:p>
+    <w:p>
+      <w:pPr>
+        <w:pStyle w:val="Bibliography"/>
+        <w:ind w:left="405"/>
+        <w:rPr>
+          <w:rFonts w:cs="Arial"/>
+        </w:rPr>
+      </w:pPr>
+      <w:r>
+        <w:rPr>
+          <w:rFonts w:cs="Arial"/>
+          <w:i/>
+          <w:iCs/>
+        </w:rPr>
+        <w:t>Checkpoint - Download Free 3D model by tiunov.se</w:t>
+      </w:r>
+      <w:r>
+        <w:rPr>
+          <w:rFonts w:cs="Arial"/>
+        </w:rPr>
+        <w:t xml:space="preserve"> (2023). Available at:</w:t>
+      </w:r>
+    </w:p>
+    <w:p>
+      <w:pPr>
+        <w:pStyle w:val="Bibliography"/>
+        <w:ind w:left="405"/>
+        <w:rPr>
+          <w:rFonts w:cs="Arial"/>
+        </w:rPr>
+      </w:pPr>
+      <w:r>
+        <w:rPr>
+          <w:rFonts w:cs="Arial"/>
+        </w:rPr>
+        <w:t>https://sketchfab.com/models/cdeb04f317854d54b23574caeb7845d5/embed?autostart=1 (Accessed: 22 April 2026).</w:t>
+      </w:r>
+    </w:p>
+    <w:p>
+      <w:pPr>
+        <w:pStyle w:val="ListParagraph"/>
+        <w:spacing w:after="0" w:line="240" w:lineRule="auto"/>
+        <w:ind w:left="405"/>
+        <w:rPr>
+          <w:rFonts w:ascii="Arial" w:eastAsia="Times New Roman" w:hAnsi="Arial" w:cs="Arial"/>
+          <w:color w:val="000000"/>
+          <w:kern w:val="0"/>
+          <w:lang w:eastAsia="en-GB"/>
+          <w14:ligatures w14:val="none"/>
+        </w:rPr>
+      </w:pPr>
+      <w:r>
+        <w:rPr>
+          <w:rFonts w:ascii="Arial" w:eastAsia="Times New Roman" w:hAnsi="Arial" w:cs="Arial"/>
+          <w:color w:val="000000"/>
+          <w:kern w:val="0"/>
+          <w:lang w:eastAsia="en-GB"/>
+          <w14:ligatures w14:val="none"/>
+        </w:rPr>
+        <w:t>CodingWithRus (2020) </w:t>
+      </w:r>
+      <w:r>
+        <w:rPr>
+          <w:rFonts w:ascii="Arial" w:eastAsia="Times New Roman" w:hAnsi="Arial" w:cs="Arial"/>
+          <w:i/>
+          <w:iCs/>
+          <w:color w:val="000000"/>
+          <w:kern w:val="0"/>
+          <w:lang w:eastAsia="en-GB"/>
+          <w14:ligatures w14:val="none"/>
+        </w:rPr>
+        <w:t>Procedural Placement : Beginners Guide EP 3 - Unity3D</w:t>
+      </w:r>
+      <w:r>
+        <w:rPr>
+          <w:rFonts w:ascii="Arial" w:eastAsia="Times New Roman" w:hAnsi="Arial" w:cs="Arial"/>
+          <w:color w:val="000000"/>
+          <w:kern w:val="0"/>
+          <w:lang w:eastAsia="en-GB"/>
+          <w14:ligatures w14:val="none"/>
+        </w:rPr>
+        <w:t xml:space="preserve">, </w:t>
+      </w:r>
+      <w:r>
+        <w:rPr>
+          <w:rFonts w:ascii="Arial" w:eastAsia="Times New Roman" w:hAnsi="Arial" w:cs="Arial"/>
+          <w:i/>
+          <w:iCs/>
+          <w:color w:val="000000"/>
+          <w:kern w:val="0"/>
+          <w:lang w:eastAsia="en-GB"/>
+          <w14:ligatures w14:val="none"/>
+        </w:rPr>
+        <w:t>YouTube</w:t>
+      </w:r>
+      <w:r>
+        <w:rPr>
+          <w:rFonts w:ascii="Arial" w:eastAsia="Times New Roman" w:hAnsi="Arial" w:cs="Arial"/>
+          <w:color w:val="000000"/>
+          <w:kern w:val="0"/>
+          <w:lang w:eastAsia="en-GB"/>
+          <w14:ligatures w14:val="none"/>
+        </w:rPr>
+        <w:t xml:space="preserve">. Available at: </w:t>
+      </w:r>
+      <w:r>
+        <w:rPr>
+          <w:rFonts w:ascii="Arial" w:eastAsia="Times New Roman" w:hAnsi="Arial" w:cs="Arial"/>
+          <w:color w:val="1155CC"/>
+          <w:kern w:val="0"/>
+          <w:u w:val="single"/>
+          <w:lang w:eastAsia="en-GB"/>
+          <w14:ligatures w14:val="none"/>
+        </w:rPr>
+        <w:t>https://www.youtube.com/watch?v=vfl2HyEar68</w:t>
+      </w:r>
+      <w:r>
+        <w:rPr>
+          <w:rFonts w:ascii="Arial" w:eastAsia="Times New Roman" w:hAnsi="Arial" w:cs="Arial"/>
+          <w:color w:val="000000"/>
+          <w:kern w:val="0"/>
+          <w:lang w:eastAsia="en-GB"/>
+          <w14:ligatures w14:val="none"/>
+        </w:rPr>
+        <w:t> (Accessed: 13 October 2025).</w:t>
+      </w:r>
+    </w:p>
+    <w:p>
+      <w:pPr>
+        <w:pStyle w:val="ListParagraph"/>
+        <w:spacing w:after="0" w:line="240" w:lineRule="auto"/>
+        <w:ind w:left="405"/>
+        <w:rPr>
+          <w:rFonts w:ascii="Arial" w:eastAsia="Times New Roman" w:hAnsi="Arial" w:cs="Arial"/>
+          <w:color w:val="000000"/>
+          <w:kern w:val="0"/>
+          <w:lang w:eastAsia="en-GB"/>
+          <w14:ligatures w14:val="none"/>
+        </w:rPr>
+      </w:pPr>
+    </w:p>
+    <w:p>
+      <w:pPr>
+        <w:pStyle w:val="ListParagraph"/>
+        <w:spacing w:after="0" w:line="240" w:lineRule="auto"/>
+        <w:ind w:left="405"/>
+        <w:rPr>
+          <w:rFonts w:ascii="Arial" w:eastAsia="Times New Roman" w:hAnsi="Arial" w:cs="Arial"/>
+          <w:color w:val="000000"/>
+          <w:kern w:val="0"/>
+          <w:lang w:eastAsia="en-GB"/>
+          <w14:ligatures w14:val="none"/>
+        </w:rPr>
+      </w:pPr>
+      <w:r>
+        <w:rPr>
+          <w:rFonts w:ascii="Arial" w:eastAsia="Times New Roman" w:hAnsi="Arial" w:cs="Arial"/>
+          <w:color w:val="000000"/>
+          <w:kern w:val="0"/>
+          <w:lang w:eastAsia="en-GB"/>
+          <w14:ligatures w14:val="none"/>
+        </w:rPr>
+        <w:t>Compton, K. and Mateas, M. (2021) ‘Procedural Level Design for Platform Games’, </w:t>
+      </w:r>
+      <w:r>
+        <w:rPr>
+          <w:rFonts w:ascii="Arial" w:eastAsia="Times New Roman" w:hAnsi="Arial" w:cs="Arial"/>
+          <w:i/>
+          <w:iCs/>
+          <w:color w:val="000000"/>
+          <w:kern w:val="0"/>
+          <w:lang w:eastAsia="en-GB"/>
+          <w14:ligatures w14:val="none"/>
+        </w:rPr>
+        <w:t>Proceedings of the AAAI Conference on Artificial Intelligence and Interactive Digital Entertainment</w:t>
+      </w:r>
+      <w:r>
+        <w:rPr>
+          <w:rFonts w:ascii="Arial" w:eastAsia="Times New Roman" w:hAnsi="Arial" w:cs="Arial"/>
+          <w:color w:val="000000"/>
+          <w:kern w:val="0"/>
+          <w:lang w:eastAsia="en-GB"/>
+          <w14:ligatures w14:val="none"/>
+        </w:rPr>
+        <w:t xml:space="preserve">, 2(1), pp. 109-111. Available at: </w:t>
+      </w:r>
+      <w:hyperlink r:id="rId41" w:history="1">
+        <w:r>
+          <w:rPr>
+            <w:rStyle w:val="Hyperlink"/>
+            <w:rFonts w:ascii="Arial" w:eastAsia="Times New Roman" w:hAnsi="Arial" w:cs="Arial"/>
+            <w:kern w:val="0"/>
+            <w:lang w:eastAsia="en-GB"/>
+            <w14:ligatures w14:val="none"/>
+          </w:rPr>
+          <w:t>https://doi.org/10.1609/aiide.v2i1.18755</w:t>
+        </w:r>
+      </w:hyperlink>
+      <w:r>
+        <w:rPr>
+          <w:rFonts w:ascii="Arial" w:eastAsia="Times New Roman" w:hAnsi="Arial" w:cs="Arial"/>
+          <w:color w:val="000000"/>
+          <w:kern w:val="0"/>
+          <w:lang w:eastAsia="en-GB"/>
+          <w14:ligatures w14:val="none"/>
+        </w:rPr>
+        <w:t>.</w:t>
+      </w:r>
+    </w:p>
+    <w:p>
+      <w:pPr>
+        <w:pStyle w:val="ListParagraph"/>
+        <w:spacing w:after="0" w:line="240" w:lineRule="auto"/>
+        <w:ind w:left="405"/>
+        <w:rPr>
+          <w:rFonts w:ascii="Arial" w:eastAsia="Times New Roman" w:hAnsi="Arial" w:cs="Arial"/>
+          <w:color w:val="000000"/>
+          <w:kern w:val="0"/>
+          <w:lang w:eastAsia="en-GB"/>
+          <w14:ligatures w14:val="none"/>
+        </w:rPr>
+      </w:pPr>
+    </w:p>
+    <w:p>
+      <w:pPr>
+        <w:pStyle w:val="Bibliography"/>
+        <w:ind w:left="405"/>
+        <w:rPr>
+          <w:rFonts w:cs="Arial"/>
+        </w:rPr>
+      </w:pPr>
+      <w:r>
+        <w:rPr>
+          <w:rFonts w:cs="Arial"/>
+          <w:i/>
+          <w:iCs/>
+        </w:rPr>
+        <w:t>Coyote Time :: Godot 4 Recipes</w:t>
+      </w:r>
+      <w:r>
+        <w:rPr>
+          <w:rFonts w:cs="Arial"/>
+        </w:rPr>
+        <w:t xml:space="preserve"> (no date). Available at: https://kidscancode.org/godot_recipes/4.x/2d/coyote_time/index.html (Accessed: 22 April 2026).</w:t>
+      </w:r>
+    </w:p>
+    <w:p>
+      <w:pPr>
+        <w:pStyle w:val="Bibliography"/>
+        <w:ind w:left="405"/>
+        <w:rPr>
+          <w:rFonts w:cs="Arial"/>
+        </w:rPr>
+      </w:pPr>
+      <w:r>
+        <w:rPr>
+          <w:rFonts w:cs="Arial"/>
+        </w:rPr>
+        <w:t xml:space="preserve">Felipe Greboge (2023) </w:t>
+      </w:r>
+      <w:r>
+        <w:rPr>
+          <w:rFonts w:cs="Arial"/>
+          <w:i/>
+          <w:iCs/>
+        </w:rPr>
+        <w:t>Export Assets From Blender To Godot (Tutorial)</w:t>
+      </w:r>
+      <w:r>
+        <w:rPr>
+          <w:rFonts w:cs="Arial"/>
+        </w:rPr>
+        <w:t>. Available at: https://www.youtube.com/watch?v=cYfhe5MWqWE (Accessed: 22 April 2026).</w:t>
+      </w:r>
+    </w:p>
+    <w:p>
+      <w:pPr>
+        <w:pStyle w:val="ListParagraph"/>
+        <w:ind w:left="405"/>
+        <w:rPr>
+          <w:rFonts w:ascii="Arial" w:hAnsi="Arial" w:cs="Arial"/>
+        </w:rPr>
+      </w:pPr>
+      <w:r>
+        <w:rPr>
+          <w:rFonts w:ascii="Arial" w:hAnsi="Arial" w:cs="Arial"/>
+        </w:rPr>
+        <w:t xml:space="preserve">Game Design with Reilly (2021) </w:t>
+      </w:r>
+      <w:r>
+        <w:rPr>
+          <w:rFonts w:ascii="Arial" w:hAnsi="Arial" w:cs="Arial"/>
+          <w:i/>
+          <w:iCs/>
+        </w:rPr>
+        <w:t>7.Godot 3D Platformer:Gravity and respawns</w:t>
+      </w:r>
+      <w:r>
+        <w:rPr>
+          <w:rFonts w:ascii="Arial" w:hAnsi="Arial" w:cs="Arial"/>
+        </w:rPr>
+        <w:t>. Available at: https://www.youtube.com/watch?v=G2FSNiLtohk (Accessed: 22 April 2026).</w:t>
+      </w:r>
+      <w:r>
+        <w:rPr>
+          <w:rFonts w:ascii="Arial" w:hAnsi="Arial" w:cs="Arial"/>
+        </w:rPr>
+        <w:tab/>
+      </w:r>
+    </w:p>
+    <w:p>
+      <w:pPr>
+        <w:pStyle w:val="ListParagraph"/>
+        <w:ind w:left="405"/>
+        <w:rPr>
+          <w:rFonts w:ascii="Arial" w:hAnsi="Arial" w:cs="Arial"/>
+        </w:rPr>
+      </w:pPr>
+    </w:p>
+    <w:p>
+      <w:pPr>
+        <w:pStyle w:val="ListParagraph"/>
+        <w:ind w:left="405"/>
+        <w:rPr>
+          <w:rFonts w:ascii="Arial" w:eastAsia="Times New Roman" w:hAnsi="Arial" w:cs="Arial"/>
+          <w:color w:val="000000"/>
+          <w:kern w:val="0"/>
+          <w:lang w:eastAsia="en-GB"/>
+          <w14:ligatures w14:val="none"/>
+        </w:rPr>
+      </w:pPr>
+      <w:r>
+        <w:rPr>
+          <w:rFonts w:ascii="Arial" w:eastAsia="Times New Roman" w:hAnsi="Arial" w:cs="Arial"/>
+          <w:color w:val="000000"/>
+          <w:kern w:val="0"/>
+          <w:lang w:eastAsia="en-GB"/>
+          <w14:ligatures w14:val="none"/>
+        </w:rPr>
+        <w:lastRenderedPageBreak/>
+        <w:t>Gao, T., Zhang, J. and Mi, Q. (2022) ‘Procedural Generation of Game Levels and Maps: A Review’, </w:t>
+      </w:r>
+      <w:r>
+        <w:rPr>
+          <w:rFonts w:ascii="Arial" w:eastAsia="Times New Roman" w:hAnsi="Arial" w:cs="Arial"/>
+          <w:i/>
+          <w:iCs/>
+          <w:color w:val="000000"/>
+          <w:kern w:val="0"/>
+          <w:lang w:eastAsia="en-GB"/>
+          <w14:ligatures w14:val="none"/>
+        </w:rPr>
+        <w:t>2022 International Conference on Artificial Intelligence in Information and Communication (ICAIIC)</w:t>
+      </w:r>
+      <w:r>
+        <w:rPr>
+          <w:rFonts w:ascii="Arial" w:eastAsia="Times New Roman" w:hAnsi="Arial" w:cs="Arial"/>
+          <w:color w:val="000000"/>
+          <w:kern w:val="0"/>
+          <w:lang w:eastAsia="en-GB"/>
+          <w14:ligatures w14:val="none"/>
+        </w:rPr>
+        <w:t xml:space="preserve">, pp. 50–55. Available at: </w:t>
+      </w:r>
+      <w:r>
+        <w:rPr>
+          <w:rFonts w:ascii="Arial" w:eastAsia="Times New Roman" w:hAnsi="Arial" w:cs="Arial"/>
+          <w:kern w:val="0"/>
+          <w:lang w:eastAsia="en-GB"/>
+          <w14:ligatures w14:val="none"/>
+        </w:rPr>
+        <w:t>https://doi.org/10.1109/ICAIIC54071.2022.9722624</w:t>
+      </w:r>
+      <w:r>
+        <w:rPr>
+          <w:rFonts w:ascii="Arial" w:eastAsia="Times New Roman" w:hAnsi="Arial" w:cs="Arial"/>
+          <w:color w:val="000000"/>
+          <w:kern w:val="0"/>
+          <w:lang w:eastAsia="en-GB"/>
+          <w14:ligatures w14:val="none"/>
+        </w:rPr>
+        <w:t>.</w:t>
+      </w:r>
+    </w:p>
+    <w:p>
+      <w:pPr>
+        <w:pStyle w:val="Bibliography"/>
+        <w:ind w:left="405"/>
+        <w:rPr>
+          <w:rFonts w:cs="Arial"/>
+        </w:rPr>
+      </w:pPr>
+      <w:r>
+        <w:rPr>
+          <w:rFonts w:cs="Arial"/>
+        </w:rPr>
+        <w:t xml:space="preserve">GDQuest (2024) </w:t>
+      </w:r>
+      <w:r>
+        <w:rPr>
+          <w:rFonts w:cs="Arial"/>
+          <w:i/>
+          <w:iCs/>
+        </w:rPr>
+        <w:t>3D TUTORIAL: Make a Smooth 3D Character Controller in Godot 4</w:t>
+      </w:r>
+      <w:r>
+        <w:rPr>
+          <w:rFonts w:cs="Arial"/>
+        </w:rPr>
+        <w:t xml:space="preserve">, </w:t>
+      </w:r>
+      <w:r>
+        <w:rPr>
+          <w:rFonts w:cs="Arial"/>
+          <w:i/>
+          <w:iCs/>
+          <w:color w:val="000000"/>
+          <w:lang w:eastAsia="en-GB"/>
+        </w:rPr>
+        <w:t>YouTube</w:t>
+      </w:r>
+      <w:r>
+        <w:rPr>
+          <w:rFonts w:cs="Arial"/>
+          <w:color w:val="000000"/>
+          <w:lang w:eastAsia="en-GB"/>
+        </w:rPr>
+        <w:t>.</w:t>
+      </w:r>
+      <w:r>
+        <w:rPr>
+          <w:rFonts w:cs="Arial"/>
+        </w:rPr>
+        <w:t xml:space="preserve"> Available at: https://www.youtube.com/watch?v=JlgZtOFMdfc (Accessed: 6 November 2025).</w:t>
+      </w:r>
+    </w:p>
+    <w:p>
+      <w:pPr>
+        <w:pStyle w:val="ListParagraph"/>
+        <w:ind w:left="405"/>
+        <w:rPr>
+          <w:rFonts w:ascii="Arial" w:eastAsia="Times New Roman" w:hAnsi="Arial" w:cs="Arial"/>
+          <w:color w:val="000000"/>
+          <w:kern w:val="0"/>
+          <w:lang w:eastAsia="en-GB"/>
+          <w14:ligatures w14:val="none"/>
+        </w:rPr>
+      </w:pPr>
+      <w:r>
+        <w:rPr>
+          <w:rFonts w:ascii="Arial" w:eastAsia="Times New Roman" w:hAnsi="Arial" w:cs="Arial"/>
+          <w:color w:val="000000"/>
+          <w:kern w:val="0"/>
+          <w:lang w:eastAsia="en-GB"/>
+          <w14:ligatures w14:val="none"/>
+        </w:rPr>
+        <w:t>GDQuest (2023) </w:t>
+      </w:r>
+      <w:r>
+        <w:rPr>
+          <w:rFonts w:ascii="Arial" w:eastAsia="Times New Roman" w:hAnsi="Arial" w:cs="Arial"/>
+          <w:i/>
+          <w:iCs/>
+          <w:color w:val="000000"/>
+          <w:kern w:val="0"/>
+          <w:lang w:eastAsia="en-GB"/>
+          <w14:ligatures w14:val="none"/>
+        </w:rPr>
+        <w:t>Get Realistic Lighting in Godot 4 with SDFGI: New Global Illumination</w:t>
+      </w:r>
+      <w:r>
+        <w:rPr>
+          <w:rFonts w:ascii="Arial" w:eastAsia="Times New Roman" w:hAnsi="Arial" w:cs="Arial"/>
+          <w:color w:val="000000"/>
+          <w:kern w:val="0"/>
+          <w:lang w:eastAsia="en-GB"/>
+          <w14:ligatures w14:val="none"/>
+        </w:rPr>
+        <w:t>, </w:t>
+      </w:r>
+      <w:r>
+        <w:rPr>
+          <w:rFonts w:ascii="Arial" w:eastAsia="Times New Roman" w:hAnsi="Arial" w:cs="Arial"/>
+          <w:i/>
+          <w:iCs/>
+          <w:color w:val="000000"/>
+          <w:kern w:val="0"/>
+          <w:lang w:eastAsia="en-GB"/>
+          <w14:ligatures w14:val="none"/>
+        </w:rPr>
+        <w:t>YouTube</w:t>
+      </w:r>
+      <w:r>
+        <w:rPr>
+          <w:rFonts w:ascii="Arial" w:eastAsia="Times New Roman" w:hAnsi="Arial" w:cs="Arial"/>
+          <w:color w:val="000000"/>
+          <w:kern w:val="0"/>
+          <w:lang w:eastAsia="en-GB"/>
+          <w14:ligatures w14:val="none"/>
+        </w:rPr>
+        <w:t>. Available at: https://www.youtube.com/watch?v=oehdIc8NGXE (Accessed: 23 November 2025). </w:t>
+      </w:r>
+    </w:p>
+    <w:p>
+      <w:pPr>
+        <w:pStyle w:val="ListParagraph"/>
+        <w:ind w:left="405"/>
+        <w:rPr>
+          <w:rFonts w:ascii="Arial" w:eastAsia="Times New Roman" w:hAnsi="Arial" w:cs="Arial"/>
+          <w:color w:val="000000"/>
+          <w:kern w:val="0"/>
+          <w:lang w:eastAsia="en-GB"/>
+          <w14:ligatures w14:val="none"/>
+        </w:rPr>
+      </w:pPr>
+    </w:p>
+    <w:p>
+      <w:pPr>
+        <w:pStyle w:val="ListParagraph"/>
+        <w:ind w:left="405"/>
+        <w:rPr>
+          <w:rFonts w:ascii="Arial" w:eastAsia="Times New Roman" w:hAnsi="Arial" w:cs="Arial"/>
+          <w:color w:val="000000"/>
+          <w:kern w:val="0"/>
+          <w:lang w:eastAsia="en-GB"/>
+          <w14:ligatures w14:val="none"/>
+        </w:rPr>
+      </w:pPr>
+      <w:r>
+        <w:rPr>
+          <w:rFonts w:ascii="Arial" w:eastAsia="Times New Roman" w:hAnsi="Arial" w:cs="Arial"/>
+          <w:color w:val="000000"/>
+          <w:kern w:val="0"/>
+          <w:lang w:eastAsia="en-GB"/>
+          <w14:ligatures w14:val="none"/>
+        </w:rPr>
+        <w:t>Green, M.C. </w:t>
+      </w:r>
+      <w:r>
+        <w:rPr>
+          <w:rFonts w:ascii="Arial" w:eastAsia="Times New Roman" w:hAnsi="Arial" w:cs="Arial"/>
+          <w:i/>
+          <w:iCs/>
+          <w:color w:val="000000"/>
+          <w:kern w:val="0"/>
+          <w:lang w:eastAsia="en-GB"/>
+          <w14:ligatures w14:val="none"/>
+        </w:rPr>
+        <w:t>et al.</w:t>
+      </w:r>
+      <w:r>
+        <w:rPr>
+          <w:rFonts w:ascii="Arial" w:eastAsia="Times New Roman" w:hAnsi="Arial" w:cs="Arial"/>
+          <w:color w:val="000000"/>
+          <w:kern w:val="0"/>
+          <w:lang w:eastAsia="en-GB"/>
+          <w14:ligatures w14:val="none"/>
+        </w:rPr>
+        <w:t> (2019) ‘Two-step constructive approaches for dungeon generation’, </w:t>
+      </w:r>
+      <w:r>
+        <w:rPr>
+          <w:rFonts w:ascii="Arial" w:eastAsia="Times New Roman" w:hAnsi="Arial" w:cs="Arial"/>
+          <w:i/>
+          <w:iCs/>
+          <w:color w:val="000000"/>
+          <w:kern w:val="0"/>
+          <w:lang w:eastAsia="en-GB"/>
+          <w14:ligatures w14:val="none"/>
+        </w:rPr>
+        <w:t>FDG ’19: Proceedings of the 14th International Conference on the Foundations of Digital Games</w:t>
+      </w:r>
+      <w:r>
+        <w:rPr>
+          <w:rFonts w:ascii="Arial" w:eastAsia="Times New Roman" w:hAnsi="Arial" w:cs="Arial"/>
+          <w:color w:val="000000"/>
+          <w:kern w:val="0"/>
+          <w:lang w:eastAsia="en-GB"/>
+          <w14:ligatures w14:val="none"/>
+        </w:rPr>
+        <w:t xml:space="preserve">, pp. 1–7. Available at: </w:t>
+      </w:r>
+      <w:r>
+        <w:rPr>
+          <w:rFonts w:ascii="Arial" w:eastAsia="Times New Roman" w:hAnsi="Arial" w:cs="Arial"/>
+          <w:kern w:val="0"/>
+          <w:lang w:eastAsia="en-GB"/>
+          <w14:ligatures w14:val="none"/>
+        </w:rPr>
+        <w:t>https://doi.org/10.1145/3337722.3341847</w:t>
+      </w:r>
+      <w:r>
+        <w:rPr>
+          <w:rFonts w:ascii="Arial" w:eastAsia="Times New Roman" w:hAnsi="Arial" w:cs="Arial"/>
+          <w:color w:val="000000"/>
+          <w:kern w:val="0"/>
+          <w:lang w:eastAsia="en-GB"/>
+          <w14:ligatures w14:val="none"/>
+        </w:rPr>
+        <w:t>.</w:t>
+      </w:r>
+    </w:p>
+    <w:p>
+      <w:pPr>
+        <w:pStyle w:val="Bibliography"/>
+        <w:ind w:left="405"/>
+        <w:rPr>
+          <w:rFonts w:cs="Arial"/>
+        </w:rPr>
+      </w:pPr>
+      <w:r>
+        <w:rPr>
+          <w:rFonts w:cs="Arial"/>
+          <w:i/>
+          <w:iCs/>
+        </w:rPr>
+        <w:t>How does the Time Bonus work?</w:t>
+      </w:r>
+      <w:r>
+        <w:rPr>
+          <w:rFonts w:cs="Arial"/>
+        </w:rPr>
+        <w:t xml:space="preserve"> (no date) </w:t>
+      </w:r>
+      <w:r>
+        <w:rPr>
+          <w:rFonts w:cs="Arial"/>
+          <w:i/>
+          <w:iCs/>
+        </w:rPr>
+        <w:t>Solitaire Cash</w:t>
+      </w:r>
+      <w:r>
+        <w:rPr>
+          <w:rFonts w:cs="Arial"/>
+        </w:rPr>
+        <w:t>. Available at: https://support.solitairecash.com/hc/en-us/articles/360017046818-How-does-the-Time-Bonus-work (Accessed: 22 April 2026).</w:t>
+      </w:r>
+    </w:p>
+    <w:p>
+      <w:pPr>
+        <w:pStyle w:val="Bibliography"/>
+        <w:ind w:left="405"/>
+        <w:rPr>
+          <w:rFonts w:cs="Arial"/>
+        </w:rPr>
+      </w:pPr>
+      <w:r>
+        <w:rPr>
+          <w:rFonts w:cs="Arial"/>
+          <w:i/>
+          <w:iCs/>
+        </w:rPr>
+        <w:t>JSON</w:t>
+      </w:r>
+      <w:r>
+        <w:rPr>
+          <w:rFonts w:cs="Arial"/>
+        </w:rPr>
+        <w:t xml:space="preserve"> (no date) </w:t>
+      </w:r>
+      <w:r>
+        <w:rPr>
+          <w:rFonts w:cs="Arial"/>
+          <w:i/>
+          <w:iCs/>
+        </w:rPr>
+        <w:t>Godot Engine documentation</w:t>
+      </w:r>
+      <w:r>
+        <w:rPr>
+          <w:rFonts w:cs="Arial"/>
+        </w:rPr>
+        <w:t>. Available at: https://docs.godotengine.org/en/stable/classes/class_json.html (Accessed: 22 April 2026).</w:t>
+      </w:r>
+    </w:p>
+    <w:p>
+      <w:pPr>
+        <w:pStyle w:val="Bibliography"/>
+        <w:ind w:left="405"/>
+        <w:rPr>
+          <w:rFonts w:cs="Arial"/>
+        </w:rPr>
+      </w:pPr>
+      <w:r>
+        <w:rPr>
+          <w:rFonts w:cs="Arial"/>
+          <w:i/>
+          <w:iCs/>
+        </w:rPr>
+        <w:t>KayKit - Platformer Pack by Kay Lousberg</w:t>
+      </w:r>
+      <w:r>
+        <w:rPr>
+          <w:rFonts w:cs="Arial"/>
+        </w:rPr>
+        <w:t xml:space="preserve"> (no date) </w:t>
+      </w:r>
+      <w:r>
+        <w:rPr>
+          <w:rFonts w:cs="Arial"/>
+          <w:i/>
+          <w:iCs/>
+        </w:rPr>
+        <w:t>itch.io</w:t>
+      </w:r>
+      <w:r>
+        <w:rPr>
+          <w:rFonts w:cs="Arial"/>
+        </w:rPr>
+        <w:t>. Available at: https://kaylousberg.itch.io/kaykit-platformer (Accessed: 22 April 2026).</w:t>
+      </w:r>
+    </w:p>
+    <w:p>
+      <w:pPr>
+        <w:pStyle w:val="ListParagraph"/>
+        <w:ind w:left="405"/>
+        <w:rPr>
+          <w:rFonts w:ascii="Arial" w:eastAsia="Times New Roman" w:hAnsi="Arial" w:cs="Arial"/>
+          <w:color w:val="000000"/>
+          <w:kern w:val="0"/>
+          <w:lang w:eastAsia="en-GB"/>
+          <w14:ligatures w14:val="none"/>
+        </w:rPr>
+      </w:pPr>
+      <w:r>
+        <w:rPr>
+          <w:rFonts w:ascii="Arial" w:eastAsia="Times New Roman" w:hAnsi="Arial" w:cs="Arial"/>
+          <w:color w:val="000000"/>
+          <w:kern w:val="0"/>
+          <w:lang w:eastAsia="en-GB"/>
+          <w14:ligatures w14:val="none"/>
+        </w:rPr>
+        <w:t>Keith at Fertile Soil Productions (2023) </w:t>
+      </w:r>
+      <w:r>
+        <w:rPr>
+          <w:rFonts w:ascii="Arial" w:eastAsia="Times New Roman" w:hAnsi="Arial" w:cs="Arial"/>
+          <w:i/>
+          <w:iCs/>
+          <w:color w:val="000000"/>
+          <w:kern w:val="0"/>
+          <w:lang w:eastAsia="en-GB"/>
+          <w14:ligatures w14:val="none"/>
+        </w:rPr>
+        <w:t>Modular Platformer</w:t>
+      </w:r>
+      <w:r>
+        <w:rPr>
+          <w:rFonts w:ascii="Arial" w:eastAsia="Times New Roman" w:hAnsi="Arial" w:cs="Arial"/>
+          <w:color w:val="000000"/>
+          <w:kern w:val="0"/>
+          <w:lang w:eastAsia="en-GB"/>
+          <w14:ligatures w14:val="none"/>
+        </w:rPr>
+        <w:t>, </w:t>
+      </w:r>
+      <w:r>
+        <w:rPr>
+          <w:rFonts w:ascii="Arial" w:eastAsia="Times New Roman" w:hAnsi="Arial" w:cs="Arial"/>
+          <w:i/>
+          <w:iCs/>
+          <w:color w:val="000000"/>
+          <w:kern w:val="0"/>
+          <w:lang w:eastAsia="en-GB"/>
+          <w14:ligatures w14:val="none"/>
+        </w:rPr>
+        <w:t>itch.io</w:t>
+      </w:r>
+      <w:r>
+        <w:rPr>
+          <w:rFonts w:ascii="Arial" w:eastAsia="Times New Roman" w:hAnsi="Arial" w:cs="Arial"/>
+          <w:color w:val="000000"/>
+          <w:kern w:val="0"/>
+          <w:lang w:eastAsia="en-GB"/>
+          <w14:ligatures w14:val="none"/>
+        </w:rPr>
+        <w:t>. Available at: https://fertile-soil-productions.itch.io/modular-platformer (Accessed: 28 October 2025). </w:t>
+      </w:r>
+    </w:p>
+    <w:p>
+      <w:pPr>
+        <w:pStyle w:val="ListParagraph"/>
+        <w:ind w:left="405"/>
+        <w:rPr>
+          <w:rFonts w:ascii="Arial" w:eastAsia="Times New Roman" w:hAnsi="Arial" w:cs="Arial"/>
+          <w:color w:val="000000"/>
+          <w:kern w:val="0"/>
+          <w:lang w:eastAsia="en-GB"/>
+          <w14:ligatures w14:val="none"/>
+        </w:rPr>
+      </w:pPr>
+    </w:p>
+    <w:p>
+      <w:pPr>
+        <w:pStyle w:val="ListParagraph"/>
+        <w:spacing w:after="0" w:line="240" w:lineRule="auto"/>
+        <w:ind w:left="405"/>
+        <w:rPr>
+          <w:rFonts w:ascii="Arial" w:eastAsia="Times New Roman" w:hAnsi="Arial" w:cs="Arial"/>
+          <w:color w:val="000000"/>
+          <w:kern w:val="0"/>
+          <w:lang w:eastAsia="en-GB"/>
+          <w14:ligatures w14:val="none"/>
+        </w:rPr>
+      </w:pPr>
+      <w:r>
+        <w:rPr>
+          <w:rFonts w:ascii="Arial" w:eastAsia="Times New Roman" w:hAnsi="Arial" w:cs="Arial"/>
+          <w:color w:val="000000"/>
+          <w:kern w:val="0"/>
+          <w:lang w:eastAsia="en-GB"/>
+          <w14:ligatures w14:val="none"/>
+        </w:rPr>
+        <w:t>Khalifa, A., Silva, F. de M. and Togelius, J. (2019) ‘Level Design Patterns in 2D Games’, </w:t>
+      </w:r>
+      <w:r>
+        <w:rPr>
+          <w:rFonts w:ascii="Arial" w:eastAsia="Times New Roman" w:hAnsi="Arial" w:cs="Arial"/>
+          <w:i/>
+          <w:iCs/>
+          <w:color w:val="000000"/>
+          <w:kern w:val="0"/>
+          <w:lang w:eastAsia="en-GB"/>
+          <w14:ligatures w14:val="none"/>
+        </w:rPr>
+        <w:t>2019 IEEE Conference on Games, CoG</w:t>
+      </w:r>
+      <w:r>
+        <w:rPr>
+          <w:rFonts w:ascii="Arial" w:eastAsia="Times New Roman" w:hAnsi="Arial" w:cs="Arial"/>
+          <w:color w:val="000000"/>
+          <w:kern w:val="0"/>
+          <w:lang w:eastAsia="en-GB"/>
+          <w14:ligatures w14:val="none"/>
+        </w:rPr>
+        <w:t xml:space="preserve">, pp. 1–8. Available at: </w:t>
+      </w:r>
+      <w:hyperlink r:id="rId42" w:history="1">
+        <w:r>
+          <w:rPr>
+            <w:rStyle w:val="Hyperlink"/>
+            <w:rFonts w:ascii="Arial" w:eastAsia="Times New Roman" w:hAnsi="Arial" w:cs="Arial"/>
+            <w:kern w:val="0"/>
+            <w:lang w:eastAsia="en-GB"/>
+            <w14:ligatures w14:val="none"/>
+          </w:rPr>
+          <w:t>https://doi.org/10.1109/CIG.2019.8847953</w:t>
+        </w:r>
+      </w:hyperlink>
+      <w:r>
+        <w:rPr>
+          <w:rFonts w:ascii="Arial" w:eastAsia="Times New Roman" w:hAnsi="Arial" w:cs="Arial"/>
+          <w:color w:val="000000"/>
+          <w:kern w:val="0"/>
+          <w:lang w:eastAsia="en-GB"/>
+          <w14:ligatures w14:val="none"/>
+        </w:rPr>
+        <w:t>.</w:t>
+      </w:r>
+    </w:p>
+    <w:p>
+      <w:pPr>
+        <w:pStyle w:val="ListParagraph"/>
+        <w:spacing w:after="0" w:line="240" w:lineRule="auto"/>
+        <w:ind w:left="405"/>
+        <w:rPr>
+          <w:rFonts w:ascii="Arial" w:eastAsia="Times New Roman" w:hAnsi="Arial" w:cs="Arial"/>
+          <w:kern w:val="0"/>
+          <w:lang w:eastAsia="en-GB"/>
+          <w14:ligatures w14:val="none"/>
+        </w:rPr>
+      </w:pPr>
+    </w:p>
+    <w:p>
+      <w:pPr>
+        <w:pStyle w:val="Bibliography"/>
+        <w:ind w:left="405"/>
+        <w:rPr>
+          <w:rFonts w:cs="Arial"/>
+        </w:rPr>
+      </w:pPr>
+      <w:r>
+        <w:rPr>
+          <w:rFonts w:cs="Arial"/>
+        </w:rPr>
+        <w:t xml:space="preserve">KobeDev (2024) </w:t>
+      </w:r>
+      <w:r>
+        <w:rPr>
+          <w:rFonts w:cs="Arial"/>
+          <w:i/>
+          <w:iCs/>
+        </w:rPr>
+        <w:t>Make a Pause Menu in Godot 4+ in 5 Minutes!</w:t>
+      </w:r>
+      <w:r>
+        <w:rPr>
+          <w:rFonts w:cs="Arial"/>
+        </w:rPr>
+        <w:t xml:space="preserve"> Available at: https://www.youtube.com/watch?v=e9-WQg1yMCY (Accessed: 22 April 2026).</w:t>
+      </w:r>
+    </w:p>
+    <w:p>
+      <w:pPr>
+        <w:pStyle w:val="ListParagraph"/>
+        <w:ind w:left="405"/>
+        <w:rPr>
+          <w:rFonts w:ascii="Arial" w:eastAsia="Times New Roman" w:hAnsi="Arial" w:cs="Arial"/>
+          <w:color w:val="000000"/>
+          <w:kern w:val="0"/>
+          <w:lang w:eastAsia="en-GB"/>
+          <w14:ligatures w14:val="none"/>
+        </w:rPr>
+      </w:pPr>
+      <w:r>
+        <w:rPr>
+          <w:rFonts w:ascii="Arial" w:eastAsia="Times New Roman" w:hAnsi="Arial" w:cs="Arial"/>
+          <w:color w:val="000000"/>
+          <w:kern w:val="0"/>
+          <w:lang w:eastAsia="en-GB"/>
+          <w14:ligatures w14:val="none"/>
+        </w:rPr>
+        <w:lastRenderedPageBreak/>
+        <w:t>Lazaridis, L. and Fragulis, G.F. (2024) ‘Creating a Newer and Improved Procedural Content Generation (PCG) Algorithm with Minimal Human Intervention for Computer Gaming Development’, </w:t>
+      </w:r>
+      <w:r>
+        <w:rPr>
+          <w:rFonts w:ascii="Arial" w:eastAsia="Times New Roman" w:hAnsi="Arial" w:cs="Arial"/>
+          <w:i/>
+          <w:iCs/>
+          <w:color w:val="000000"/>
+          <w:kern w:val="0"/>
+          <w:lang w:eastAsia="en-GB"/>
+          <w14:ligatures w14:val="none"/>
+        </w:rPr>
+        <w:t>Game-Based Learning, Gamification in Education and Serious Games 2023,</w:t>
+      </w:r>
+      <w:r>
+        <w:rPr>
+          <w:rFonts w:ascii="Arial" w:eastAsia="Times New Roman" w:hAnsi="Arial" w:cs="Arial"/>
+          <w:color w:val="000000"/>
+          <w:kern w:val="0"/>
+          <w:lang w:eastAsia="en-GB"/>
+          <w14:ligatures w14:val="none"/>
+        </w:rPr>
+        <w:t xml:space="preserve"> 13(11), article 304. Available at: </w:t>
+      </w:r>
+      <w:hyperlink r:id="rId43" w:history="1">
+        <w:r>
+          <w:rPr>
+            <w:rStyle w:val="Hyperlink"/>
+            <w:rFonts w:ascii="Arial" w:eastAsia="Times New Roman" w:hAnsi="Arial" w:cs="Arial"/>
+            <w:kern w:val="0"/>
+            <w:lang w:eastAsia="en-GB"/>
+            <w14:ligatures w14:val="none"/>
+          </w:rPr>
+          <w:t>https://doi.org/10.3390/computers13110304</w:t>
+        </w:r>
+      </w:hyperlink>
+      <w:r>
+        <w:rPr>
+          <w:rFonts w:ascii="Arial" w:eastAsia="Times New Roman" w:hAnsi="Arial" w:cs="Arial"/>
+          <w:color w:val="000000"/>
+          <w:kern w:val="0"/>
+          <w:lang w:eastAsia="en-GB"/>
+          <w14:ligatures w14:val="none"/>
+        </w:rPr>
+        <w:t>.</w:t>
+      </w:r>
+    </w:p>
+    <w:p>
+      <w:pPr>
+        <w:pStyle w:val="ListParagraph"/>
+        <w:ind w:left="405"/>
+        <w:rPr>
+          <w:rFonts w:ascii="Arial" w:eastAsia="Times New Roman" w:hAnsi="Arial" w:cs="Arial"/>
+          <w:color w:val="000000"/>
+          <w:kern w:val="0"/>
+          <w:lang w:eastAsia="en-GB"/>
+          <w14:ligatures w14:val="none"/>
+        </w:rPr>
+      </w:pPr>
+    </w:p>
+    <w:p>
+      <w:pPr>
+        <w:pStyle w:val="ListParagraph"/>
+        <w:ind w:left="405"/>
+        <w:rPr>
+          <w:rFonts w:ascii="Arial" w:eastAsia="Times New Roman" w:hAnsi="Arial" w:cs="Arial"/>
+          <w:color w:val="000000"/>
+          <w:kern w:val="0"/>
+          <w:lang w:eastAsia="en-GB"/>
+          <w14:ligatures w14:val="none"/>
+        </w:rPr>
+      </w:pPr>
+      <w:r>
+        <w:rPr>
+          <w:rFonts w:ascii="Arial" w:eastAsia="Times New Roman" w:hAnsi="Arial" w:cs="Arial"/>
+          <w:color w:val="000000"/>
+          <w:kern w:val="0"/>
+          <w:lang w:eastAsia="en-GB"/>
+          <w14:ligatures w14:val="none"/>
+        </w:rPr>
+        <w:t>Linietsky, J. and Manzur, A. (2014) </w:t>
+      </w:r>
+      <w:r>
+        <w:rPr>
+          <w:rFonts w:ascii="Arial" w:eastAsia="Times New Roman" w:hAnsi="Arial" w:cs="Arial"/>
+          <w:i/>
+          <w:iCs/>
+          <w:color w:val="000000"/>
+          <w:kern w:val="0"/>
+          <w:lang w:eastAsia="en-GB"/>
+          <w14:ligatures w14:val="none"/>
+        </w:rPr>
+        <w:t>RigidBody3D</w:t>
+      </w:r>
+      <w:r>
+        <w:rPr>
+          <w:rFonts w:ascii="Arial" w:eastAsia="Times New Roman" w:hAnsi="Arial" w:cs="Arial"/>
+          <w:color w:val="000000"/>
+          <w:kern w:val="0"/>
+          <w:lang w:eastAsia="en-GB"/>
+          <w14:ligatures w14:val="none"/>
+        </w:rPr>
+        <w:t>, </w:t>
+      </w:r>
+      <w:r>
+        <w:rPr>
+          <w:rFonts w:ascii="Arial" w:eastAsia="Times New Roman" w:hAnsi="Arial" w:cs="Arial"/>
+          <w:i/>
+          <w:iCs/>
+          <w:color w:val="000000"/>
+          <w:kern w:val="0"/>
+          <w:lang w:eastAsia="en-GB"/>
+          <w14:ligatures w14:val="none"/>
+        </w:rPr>
+        <w:t>Godot Docs</w:t>
+      </w:r>
+      <w:r>
+        <w:rPr>
+          <w:rFonts w:ascii="Arial" w:eastAsia="Times New Roman" w:hAnsi="Arial" w:cs="Arial"/>
+          <w:color w:val="000000"/>
+          <w:kern w:val="0"/>
+          <w:lang w:eastAsia="en-GB"/>
+          <w14:ligatures w14:val="none"/>
+        </w:rPr>
+        <w:t>. Available at: https://docs.godotengine.org/en/stable/classes/class_rigidbody3d.html#class-rigidbody3d-method-apply-central-impulse (Accessed: 7 November 2025). </w:t>
+      </w:r>
+    </w:p>
+    <w:p>
+      <w:pPr>
+        <w:pStyle w:val="Bibliography"/>
+        <w:ind w:left="405"/>
+        <w:rPr>
+          <w:rFonts w:cs="Arial"/>
+        </w:rPr>
+      </w:pPr>
+      <w:r>
+        <w:rPr>
+          <w:rFonts w:cs="Arial"/>
+          <w:i/>
+          <w:iCs/>
+        </w:rPr>
+        <w:t>LowPoly Platformer Pack by Quaternius</w:t>
+      </w:r>
+      <w:r>
+        <w:rPr>
+          <w:rFonts w:cs="Arial"/>
+        </w:rPr>
+        <w:t xml:space="preserve"> (no date) </w:t>
+      </w:r>
+      <w:r>
+        <w:rPr>
+          <w:rFonts w:cs="Arial"/>
+          <w:i/>
+          <w:iCs/>
+        </w:rPr>
+        <w:t>itch.io</w:t>
+      </w:r>
+      <w:r>
+        <w:rPr>
+          <w:rFonts w:cs="Arial"/>
+        </w:rPr>
+        <w:t>. Available at: https://quaternius.itch.io/platformer-pack (Accessed: 22 April 2026).</w:t>
+      </w:r>
+    </w:p>
+    <w:p>
+      <w:pPr>
+        <w:pStyle w:val="ListParagraph"/>
+        <w:spacing w:after="0" w:line="240" w:lineRule="auto"/>
+        <w:ind w:left="405"/>
+        <w:rPr>
+          <w:rFonts w:ascii="Arial" w:eastAsia="Times New Roman" w:hAnsi="Arial" w:cs="Arial"/>
+          <w:color w:val="000000"/>
+          <w:kern w:val="0"/>
+          <w:lang w:eastAsia="en-GB"/>
+          <w14:ligatures w14:val="none"/>
+        </w:rPr>
+      </w:pPr>
+      <w:r>
+        <w:rPr>
+          <w:rFonts w:ascii="Arial" w:eastAsia="Times New Roman" w:hAnsi="Arial" w:cs="Arial"/>
+          <w:color w:val="000000"/>
+          <w:kern w:val="0"/>
+          <w:lang w:eastAsia="en-GB"/>
+          <w14:ligatures w14:val="none"/>
+        </w:rPr>
+        <w:t xml:space="preserve">Markus Persson (2006) </w:t>
+      </w:r>
+      <w:r>
+        <w:rPr>
+          <w:rFonts w:ascii="Arial" w:eastAsia="Times New Roman" w:hAnsi="Arial" w:cs="Arial"/>
+          <w:i/>
+          <w:iCs/>
+          <w:color w:val="000000"/>
+          <w:kern w:val="0"/>
+          <w:lang w:eastAsia="en-GB"/>
+          <w14:ligatures w14:val="none"/>
+        </w:rPr>
+        <w:t>Infinite Mario Bros</w:t>
+      </w:r>
+      <w:r>
+        <w:rPr>
+          <w:rFonts w:ascii="Arial" w:eastAsia="Times New Roman" w:hAnsi="Arial" w:cs="Arial"/>
+          <w:color w:val="000000"/>
+          <w:kern w:val="0"/>
+          <w:lang w:eastAsia="en-GB"/>
+          <w14:ligatures w14:val="none"/>
+        </w:rPr>
+        <w:t xml:space="preserve"> [Video Game].</w:t>
+      </w:r>
+    </w:p>
+    <w:p>
+      <w:pPr>
+        <w:pStyle w:val="ListParagraph"/>
+        <w:spacing w:after="0" w:line="240" w:lineRule="auto"/>
+        <w:ind w:left="405"/>
+        <w:rPr>
+          <w:rFonts w:ascii="Arial" w:eastAsia="Times New Roman" w:hAnsi="Arial" w:cs="Arial"/>
+          <w:color w:val="000000"/>
+          <w:kern w:val="0"/>
+          <w:lang w:eastAsia="en-GB"/>
+          <w14:ligatures w14:val="none"/>
+        </w:rPr>
+      </w:pPr>
+    </w:p>
+    <w:p>
+      <w:pPr>
+        <w:pStyle w:val="ListParagraph"/>
+        <w:ind w:left="405"/>
+        <w:rPr>
+          <w:rFonts w:ascii="Arial" w:eastAsia="Times New Roman" w:hAnsi="Arial" w:cs="Arial"/>
+          <w:color w:val="000000"/>
+          <w:kern w:val="0"/>
+          <w:lang w:eastAsia="en-GB"/>
+          <w14:ligatures w14:val="none"/>
+        </w:rPr>
+      </w:pPr>
+      <w:r>
+        <w:rPr>
+          <w:rFonts w:ascii="Arial" w:eastAsia="Times New Roman" w:hAnsi="Arial" w:cs="Arial"/>
+          <w:color w:val="000000"/>
+          <w:kern w:val="0"/>
+          <w:lang w:eastAsia="en-GB"/>
+          <w14:ligatures w14:val="none"/>
+        </w:rPr>
+        <w:t>Moghadam, A.B. and Rafsanjani, M.K. (2017) ‘A genetic approach in procedural content generation for platformer games level creation’, </w:t>
+      </w:r>
+      <w:r>
+        <w:rPr>
+          <w:rFonts w:ascii="Arial" w:eastAsia="Times New Roman" w:hAnsi="Arial" w:cs="Arial"/>
+          <w:i/>
+          <w:iCs/>
+          <w:color w:val="000000"/>
+          <w:kern w:val="0"/>
+          <w:lang w:eastAsia="en-GB"/>
+          <w14:ligatures w14:val="none"/>
+        </w:rPr>
+        <w:t>2017 2nd Conference on Swarm Intelligence and Evolutionary Computation (CSIEC)</w:t>
+      </w:r>
+      <w:r>
+        <w:rPr>
+          <w:rFonts w:ascii="Arial" w:eastAsia="Times New Roman" w:hAnsi="Arial" w:cs="Arial"/>
+          <w:color w:val="000000"/>
+          <w:kern w:val="0"/>
+          <w:lang w:eastAsia="en-GB"/>
+          <w14:ligatures w14:val="none"/>
+        </w:rPr>
+        <w:t xml:space="preserve">, pp. 141–146. Available at: </w:t>
+      </w:r>
+      <w:hyperlink r:id="rId44" w:history="1">
+        <w:r>
+          <w:rPr>
+            <w:rStyle w:val="Hyperlink"/>
+            <w:rFonts w:ascii="Arial" w:eastAsia="Times New Roman" w:hAnsi="Arial" w:cs="Arial"/>
+            <w:kern w:val="0"/>
+            <w:lang w:eastAsia="en-GB"/>
+            <w14:ligatures w14:val="none"/>
+          </w:rPr>
+          <w:t>https://doi.org/10.1109/CSIEC.2017.7940160</w:t>
+        </w:r>
+      </w:hyperlink>
+      <w:r>
+        <w:rPr>
+          <w:rFonts w:ascii="Arial" w:eastAsia="Times New Roman" w:hAnsi="Arial" w:cs="Arial"/>
+          <w:color w:val="000000"/>
+          <w:kern w:val="0"/>
+          <w:lang w:eastAsia="en-GB"/>
+          <w14:ligatures w14:val="none"/>
+        </w:rPr>
+        <w:t>.</w:t>
+      </w:r>
+    </w:p>
+    <w:p>
+      <w:pPr>
+        <w:pStyle w:val="ListParagraph"/>
+        <w:ind w:left="405"/>
+        <w:rPr>
+          <w:rFonts w:ascii="Arial" w:eastAsia="Times New Roman" w:hAnsi="Arial" w:cs="Arial"/>
+          <w:color w:val="000000"/>
+          <w:kern w:val="0"/>
+          <w:lang w:eastAsia="en-GB"/>
+          <w14:ligatures w14:val="none"/>
+        </w:rPr>
+      </w:pPr>
+    </w:p>
+    <w:p>
+      <w:pPr>
+        <w:pStyle w:val="ListParagraph"/>
+        <w:spacing w:after="0" w:line="240" w:lineRule="auto"/>
+        <w:ind w:left="405"/>
+        <w:rPr>
+          <w:rFonts w:ascii="Arial" w:eastAsia="Times New Roman" w:hAnsi="Arial" w:cs="Arial"/>
+          <w:color w:val="000000"/>
+          <w:kern w:val="0"/>
+          <w:lang w:eastAsia="en-GB"/>
+          <w14:ligatures w14:val="none"/>
+        </w:rPr>
+      </w:pPr>
+      <w:r>
+        <w:rPr>
+          <w:rFonts w:ascii="Arial" w:eastAsia="Times New Roman" w:hAnsi="Arial" w:cs="Arial"/>
+          <w:color w:val="000000"/>
+          <w:kern w:val="0"/>
+          <w:lang w:eastAsia="en-GB"/>
+          <w14:ligatures w14:val="none"/>
+        </w:rPr>
+        <w:t xml:space="preserve">Mojang (2011) </w:t>
+      </w:r>
+      <w:r>
+        <w:rPr>
+          <w:rFonts w:ascii="Arial" w:eastAsia="Times New Roman" w:hAnsi="Arial" w:cs="Arial"/>
+          <w:i/>
+          <w:iCs/>
+          <w:color w:val="000000"/>
+          <w:kern w:val="0"/>
+          <w:lang w:eastAsia="en-GB"/>
+          <w14:ligatures w14:val="none"/>
+        </w:rPr>
+        <w:t>Minecraft</w:t>
+      </w:r>
+      <w:r>
+        <w:rPr>
+          <w:rFonts w:ascii="Arial" w:eastAsia="Times New Roman" w:hAnsi="Arial" w:cs="Arial"/>
+          <w:color w:val="000000"/>
+          <w:kern w:val="0"/>
+          <w:lang w:eastAsia="en-GB"/>
+          <w14:ligatures w14:val="none"/>
+        </w:rPr>
+        <w:t xml:space="preserve"> [Video Game].</w:t>
+      </w:r>
+    </w:p>
+    <w:p>
+      <w:pPr>
+        <w:pStyle w:val="ListParagraph"/>
+        <w:spacing w:after="0" w:line="240" w:lineRule="auto"/>
+        <w:ind w:left="405"/>
+        <w:rPr>
+          <w:rFonts w:ascii="Arial" w:eastAsia="Times New Roman" w:hAnsi="Arial" w:cs="Arial"/>
+          <w:color w:val="000000"/>
+          <w:kern w:val="0"/>
+          <w:lang w:eastAsia="en-GB"/>
+          <w14:ligatures w14:val="none"/>
+        </w:rPr>
+      </w:pPr>
+    </w:p>
+    <w:p>
+      <w:pPr>
+        <w:pStyle w:val="Bibliography"/>
+        <w:ind w:left="405"/>
+        <w:rPr>
+          <w:rFonts w:cs="Arial"/>
+        </w:rPr>
+      </w:pPr>
+      <w:r>
+        <w:rPr>
+          <w:rFonts w:cs="Arial"/>
+        </w:rPr>
+        <w:t xml:space="preserve">Red Indie Games (2024) </w:t>
+      </w:r>
+      <w:r>
+        <w:rPr>
+          <w:rFonts w:cs="Arial"/>
+          <w:i/>
+          <w:iCs/>
+        </w:rPr>
+        <w:t>Master JSON in Godot: Save Systems, Data Handling, and More!</w:t>
+      </w:r>
+      <w:r>
+        <w:rPr>
+          <w:rFonts w:cs="Arial"/>
+        </w:rPr>
+        <w:t xml:space="preserve"> Available at: https://www.youtube.com/watch?v=JqJ5duB0Xhs (Accessed: 22 April 2026).</w:t>
+      </w:r>
+    </w:p>
+    <w:p>
+      <w:pPr>
+        <w:pStyle w:val="ListParagraph"/>
+        <w:spacing w:after="0" w:line="240" w:lineRule="auto"/>
+        <w:ind w:left="405"/>
+        <w:rPr>
+          <w:rFonts w:ascii="Arial" w:eastAsia="Times New Roman" w:hAnsi="Arial" w:cs="Arial"/>
+          <w:color w:val="000000"/>
+          <w:kern w:val="0"/>
+          <w:lang w:eastAsia="en-GB"/>
+          <w14:ligatures w14:val="none"/>
+        </w:rPr>
+      </w:pPr>
+      <w:r>
+        <w:rPr>
+          <w:rFonts w:ascii="Arial" w:eastAsia="Times New Roman" w:hAnsi="Arial" w:cs="Arial"/>
+          <w:color w:val="000000"/>
+          <w:kern w:val="0"/>
+          <w:lang w:eastAsia="en-GB"/>
+          <w14:ligatures w14:val="none"/>
+        </w:rPr>
+        <w:t xml:space="preserve">Smith G., Cha M., and Whitehead J. (2008) ‘A framework for analysis of 2D platformer levels’, </w:t>
+      </w:r>
+      <w:r>
+        <w:rPr>
+          <w:rFonts w:ascii="Arial" w:eastAsia="Times New Roman" w:hAnsi="Arial" w:cs="Arial"/>
+          <w:i/>
+          <w:iCs/>
+          <w:color w:val="000000"/>
+          <w:kern w:val="0"/>
+          <w:lang w:eastAsia="en-GB"/>
+          <w14:ligatures w14:val="none"/>
+        </w:rPr>
+        <w:t>Proceedings of the 2008 ACM SIGGRAPH symposium on Video games, Sandbox '08</w:t>
+      </w:r>
+      <w:r>
+        <w:rPr>
+          <w:rFonts w:ascii="Arial" w:eastAsia="Times New Roman" w:hAnsi="Arial" w:cs="Arial"/>
+          <w:color w:val="000000"/>
+          <w:kern w:val="0"/>
+          <w:lang w:eastAsia="en-GB"/>
+          <w14:ligatures w14:val="none"/>
+        </w:rPr>
+        <w:t xml:space="preserve">, pp. 75–80. Available at: </w:t>
+      </w:r>
+      <w:hyperlink r:id="rId45" w:history="1">
+        <w:r>
+          <w:rPr>
+            <w:rStyle w:val="Hyperlink"/>
+            <w:rFonts w:ascii="Arial" w:eastAsia="Times New Roman" w:hAnsi="Arial" w:cs="Arial"/>
+            <w:kern w:val="0"/>
+            <w:lang w:eastAsia="en-GB"/>
+            <w14:ligatures w14:val="none"/>
+          </w:rPr>
+          <w:t>https://doi.org/10.1145/1401843.1401858</w:t>
+        </w:r>
+      </w:hyperlink>
+      <w:r>
+        <w:rPr>
+          <w:rFonts w:ascii="Arial" w:eastAsia="Times New Roman" w:hAnsi="Arial" w:cs="Arial"/>
+          <w:color w:val="000000"/>
+          <w:kern w:val="0"/>
+          <w:lang w:eastAsia="en-GB"/>
+          <w14:ligatures w14:val="none"/>
+        </w:rPr>
+        <w:t>.</w:t>
+      </w:r>
+    </w:p>
+    <w:p>
+      <w:pPr>
+        <w:pStyle w:val="ListParagraph"/>
+        <w:spacing w:after="0" w:line="240" w:lineRule="auto"/>
+        <w:ind w:left="405"/>
+        <w:rPr>
+          <w:rFonts w:ascii="Arial" w:eastAsia="Times New Roman" w:hAnsi="Arial" w:cs="Arial"/>
+          <w:color w:val="000000"/>
+          <w:kern w:val="0"/>
+          <w:lang w:eastAsia="en-GB"/>
+          <w14:ligatures w14:val="none"/>
+        </w:rPr>
+      </w:pPr>
+    </w:p>
+    <w:p>
+      <w:pPr>
+        <w:pStyle w:val="ListParagraph"/>
+        <w:spacing w:after="0" w:line="240" w:lineRule="auto"/>
+        <w:ind w:left="405"/>
+        <w:rPr>
+          <w:rFonts w:ascii="Arial" w:eastAsia="Times New Roman" w:hAnsi="Arial" w:cs="Arial"/>
+          <w:color w:val="000000"/>
+          <w:kern w:val="0"/>
+          <w:lang w:eastAsia="en-GB"/>
+          <w14:ligatures w14:val="none"/>
+        </w:rPr>
+      </w:pPr>
+      <w:r>
+        <w:rPr>
+          <w:rFonts w:ascii="Arial" w:eastAsia="Times New Roman" w:hAnsi="Arial" w:cs="Arial"/>
+          <w:color w:val="000000"/>
+          <w:kern w:val="0"/>
+          <w:lang w:eastAsia="en-GB"/>
+          <w14:ligatures w14:val="none"/>
+        </w:rPr>
+        <w:t xml:space="preserve">Smith G., Treanor M., Whitehead J., and Mateas M. (2009) ‘Rhythm-based level generation for 2D platformers’, </w:t>
+      </w:r>
+      <w:r>
+        <w:rPr>
+          <w:rFonts w:ascii="Arial" w:eastAsia="Times New Roman" w:hAnsi="Arial" w:cs="Arial"/>
+          <w:i/>
+          <w:iCs/>
+          <w:color w:val="000000"/>
+          <w:kern w:val="0"/>
+          <w:lang w:eastAsia="en-GB"/>
+          <w14:ligatures w14:val="none"/>
+        </w:rPr>
+        <w:t>Proceedings of the 4th International Conference on Foundations of Digital Games,</w:t>
+      </w:r>
+      <w:r>
+        <w:rPr>
+          <w:rFonts w:ascii="Arial" w:eastAsia="Times New Roman" w:hAnsi="Arial" w:cs="Arial"/>
+          <w:color w:val="000000"/>
+          <w:kern w:val="0"/>
+          <w:lang w:eastAsia="en-GB"/>
+          <w14:ligatures w14:val="none"/>
+        </w:rPr>
+        <w:t xml:space="preserve"> </w:t>
+      </w:r>
+      <w:r>
+        <w:rPr>
+          <w:rFonts w:ascii="Arial" w:eastAsia="Times New Roman" w:hAnsi="Arial" w:cs="Arial"/>
+          <w:i/>
+          <w:iCs/>
+          <w:color w:val="000000"/>
+          <w:kern w:val="0"/>
+          <w:lang w:eastAsia="en-GB"/>
+          <w14:ligatures w14:val="none"/>
+        </w:rPr>
+        <w:t>FDG '09</w:t>
+      </w:r>
+      <w:r>
+        <w:rPr>
+          <w:rFonts w:ascii="Arial" w:eastAsia="Times New Roman" w:hAnsi="Arial" w:cs="Arial"/>
+          <w:color w:val="000000"/>
+          <w:kern w:val="0"/>
+          <w:lang w:eastAsia="en-GB"/>
+          <w14:ligatures w14:val="none"/>
+        </w:rPr>
+        <w:t xml:space="preserve">, pp. 175–182. Available at: </w:t>
+      </w:r>
+      <w:hyperlink r:id="rId46" w:history="1">
+        <w:r>
+          <w:rPr>
+            <w:rStyle w:val="Hyperlink"/>
+            <w:rFonts w:ascii="Arial" w:eastAsia="Times New Roman" w:hAnsi="Arial" w:cs="Arial"/>
+            <w:kern w:val="0"/>
+            <w:lang w:eastAsia="en-GB"/>
+            <w14:ligatures w14:val="none"/>
+          </w:rPr>
+          <w:t>https://doi.org/10.1145/1536513.1536548</w:t>
+        </w:r>
+      </w:hyperlink>
+      <w:r>
+        <w:rPr>
+          <w:rFonts w:ascii="Arial" w:eastAsia="Times New Roman" w:hAnsi="Arial" w:cs="Arial"/>
+          <w:color w:val="000000"/>
+          <w:kern w:val="0"/>
+          <w:lang w:eastAsia="en-GB"/>
+          <w14:ligatures w14:val="none"/>
+        </w:rPr>
+        <w:t>.</w:t>
+      </w:r>
+    </w:p>
+    <w:p>
+      <w:pPr>
+        <w:pStyle w:val="ListParagraph"/>
+        <w:ind w:left="405"/>
+        <w:rPr>
+          <w:rFonts w:eastAsia="Times New Roman" w:cs="Times New Roman"/>
+          <w:color w:val="000000"/>
+          <w:kern w:val="0"/>
+          <w:lang w:eastAsia="en-GB"/>
+          <w14:ligatures w14:val="none"/>
+        </w:rPr>
+      </w:pPr>
+    </w:p>
+    <w:p>
+      <w:pPr>
+        <w:pStyle w:val="ListParagraph"/>
+        <w:spacing w:after="0" w:line="240" w:lineRule="auto"/>
+        <w:ind w:left="405"/>
+        <w:rPr>
+          <w:rFonts w:eastAsia="Times New Roman" w:cs="Times New Roman"/>
+          <w:color w:val="000000"/>
+          <w:kern w:val="0"/>
+          <w:lang w:eastAsia="en-GB"/>
+          <w14:ligatures w14:val="none"/>
+        </w:rPr>
+      </w:pPr>
+    </w:p>
+    <w:p/>
+    <w:p/>
+    <w:p/>
+    <w:p>
+      <w:pPr>
+        <w:pStyle w:val="Heading1"/>
+      </w:pPr>
+      <w:r>
+        <w:br w:type="page"/>
+      </w:r>
+      <w:bookmarkStart w:id="35" w:name="_Toc92987359"/>
+      <w:bookmarkStart w:id="36" w:name="_Toc447628191"/>
+      <w:r>
+        <w:lastRenderedPageBreak/>
+        <w:t>Bibliography</w:t>
+      </w:r>
+      <w:bookmarkEnd w:id="35"/>
+    </w:p>
+    <w:p>
+      <w:r>
+        <w:t>If required</w:t>
+      </w:r>
+    </w:p>
+    <w:bookmarkEnd w:id="36"/>
+    <w:p/>
+    <w:p>
+      <w:pPr>
+        <w:pStyle w:val="Heading1"/>
+      </w:pPr>
+      <w:r>
+        <w:br w:type="page"/>
+      </w:r>
+    </w:p>
+    <w:p>
+      <w:pPr>
+        <w:pStyle w:val="Heading1"/>
+      </w:pPr>
+      <w:bookmarkStart w:id="37" w:name="_Toc92987360"/>
+      <w:r>
+        <w:lastRenderedPageBreak/>
         <w:drawing>
-          <wp:anchor distT="0" distB="0" distL="114300" distR="114300" simplePos="0" relativeHeight="251660288" behindDoc="0" locked="0" layoutInCell="1" allowOverlap="1" wp14:anchorId="67E1FDB5" wp14:editId="137F6E08">
+          <wp:anchor distT="0" distB="0" distL="114300" distR="114300" simplePos="0" relativeHeight="251665408" behindDoc="0" locked="0" layoutInCell="1" allowOverlap="1" wp14:anchorId="028732E2" wp14:editId="1E760677">
             <wp:simplePos x="0" y="0"/>
-            <wp:positionH relativeFrom="margin">
-              <wp:posOffset>-1421130</wp:posOffset>
+            <wp:positionH relativeFrom="page">
+              <wp:align>center</wp:align>
             </wp:positionH>
             <wp:positionV relativeFrom="paragraph">
-              <wp:posOffset>0</wp:posOffset>
+              <wp:posOffset>400951</wp:posOffset>
             </wp:positionV>
-            <wp:extent cx="7437755" cy="4419600"/>
+            <wp:extent cx="5360670" cy="4693920"/>
             <wp:effectExtent l="0" t="0" r="0" b="0"/>
-            <wp:wrapSquare wrapText="bothSides"/>
-            <wp:docPr id="1651715452" name="Picture 1"/>
+            <wp:wrapNone/>
+            <wp:docPr id="430273077" name="Picture 1"/>
             <wp:cNvGraphicFramePr>
               <a:graphicFrameLocks xmlns:a="http://schemas.openxmlformats.org/drawingml/2006/main" noChangeAspect="1"/>
             </wp:cNvGraphicFramePr>
@@ -3511,11 +7456,11 @@
               <a:graphicData uri="http://schemas.openxmlformats.org/drawingml/2006/picture">
                 <pic:pic xmlns:pic="http://schemas.openxmlformats.org/drawingml/2006/picture">
                   <pic:nvPicPr>
-                    <pic:cNvPr id="1651715452" name=""/>
+                    <pic:cNvPr id="430273077" name=""/>
                     <pic:cNvPicPr/>
                   </pic:nvPicPr>
                   <pic:blipFill>
-                    <a:blip r:embed="rId32">
+                    <a:blip r:embed="rId47">
                       <a:extLst>
                         <a:ext uri="{28A0092B-C50C-407E-A947-70E740481C1C}">
                           <a14:useLocalDpi xmlns:a14="http://schemas.microsoft.com/office/drawing/2010/main" val="0"/>
@@ -3529,7 +7474,7 @@
                   <pic:spPr>
                     <a:xfrm>
                       <a:off x="0" y="0"/>
-                      <a:ext cx="7437755" cy="4419600"/>
+                      <a:ext cx="5360670" cy="4693920"/>
                     </a:xfrm>
                     <a:prstGeom prst="rect">
                       <a:avLst/>
@@ -3547,1924 +7492,109 @@
           </wp:anchor>
         </w:drawing>
       </w:r>
-    </w:p>
-    <w:p>
-      <w:pPr>
-        <w:pStyle w:val="Heading1"/>
-        <w:jc w:val="center"/>
-      </w:pPr>
-    </w:p>
-    <w:p>
-      <w:pPr>
-        <w:pStyle w:val="Heading1"/>
-        <w:jc w:val="center"/>
-      </w:pPr>
-    </w:p>
-    <w:p>
-      <w:pPr>
-        <w:pStyle w:val="Heading1"/>
-        <w:jc w:val="center"/>
-      </w:pPr>
-    </w:p>
-    <w:p>
-      <w:pPr>
-        <w:pStyle w:val="Heading1"/>
-        <w:jc w:val="center"/>
-      </w:pPr>
-      <w:r>
-        <w:t>Chapter 5</w:t>
-      </w:r>
-      <w:r>
-        <w:t xml:space="preserve"> Discussion</w:t>
-      </w:r>
-      <w:bookmarkEnd w:id="29"/>
-      <w:r>
-        <w:br w:type="page"/>
-      </w:r>
-    </w:p>
-    <w:p>
-      <w:pPr>
-        <w:pStyle w:val="Heading1"/>
-        <w:jc w:val="center"/>
-      </w:pPr>
-      <w:bookmarkStart w:id="30" w:name="_Toc92987357"/>
+      <w:r>
+        <w:t>Appendices</w:t>
+      </w:r>
+      <w:bookmarkEnd w:id="37"/>
+      <w:r>
+        <w:t xml:space="preserve"> </w:t>
+      </w:r>
+    </w:p>
+    <w:p/>
+    <w:p/>
+    <w:p/>
+    <w:p/>
+    <w:p/>
+    <w:p/>
+    <w:p/>
+    <w:p/>
+    <w:p/>
+    <w:p/>
+    <w:p/>
+    <w:p/>
+    <w:p/>
+    <w:p/>
+    <w:p/>
+    <w:p/>
+    <w:p/>
+    <w:p/>
+    <w:p/>
+    <w:p/>
+    <w:p/>
+    <w:p/>
+    <w:p/>
+    <w:p/>
+    <w:p/>
+    <w:p/>
+    <w:p/>
+    <w:p/>
+    <w:p/>
+    <w:p/>
+    <w:p/>
+    <w:p/>
+    <w:p>
       <w:r>
         <w:lastRenderedPageBreak/>
-        <w:t>Chapter 6</w:t>
-      </w:r>
-      <w:r>
-        <w:t xml:space="preserve"> Conclusion and </w:t>
-      </w:r>
-      <w:r>
-        <w:t>F</w:t>
-      </w:r>
-      <w:r>
-        <w:t>uture Work</w:t>
-      </w:r>
-      <w:bookmarkEnd w:id="30"/>
-      <w:r>
-        <w:br w:type="page"/>
-      </w:r>
-    </w:p>
-    <w:p>
-      <w:pPr>
-        <w:pStyle w:val="Heading1"/>
-      </w:pPr>
-      <w:bookmarkStart w:id="31" w:name="_Toc92987358"/>
-      <w:r>
-        <w:lastRenderedPageBreak/>
-        <w:t>List of References</w:t>
-      </w:r>
-      <w:bookmarkEnd w:id="31"/>
-    </w:p>
-    <w:p>
-      <w:pPr>
-        <w:pStyle w:val="Bibliography"/>
-      </w:pPr>
-      <w:r>
-        <w:t>References</w:t>
-      </w:r>
-      <w:r>
-        <w:t xml:space="preserve"> List:</w:t>
-      </w:r>
-    </w:p>
-    <w:p>
-      <w:pPr>
-        <w:pStyle w:val="Bibliography"/>
-        <w:ind w:left="405"/>
-        <w:rPr>
-          <w:rFonts w:cs="Arial"/>
-        </w:rPr>
-      </w:pPr>
-      <w:r>
-        <w:rPr>
-          <w:rFonts w:cs="Arial"/>
-          <w:i/>
-          <w:iCs/>
-        </w:rPr>
-        <w:t>3D Leap Land Asset Pack by Essssam</w:t>
-      </w:r>
-      <w:r>
-        <w:rPr>
-          <w:rFonts w:cs="Arial"/>
-        </w:rPr>
-        <w:t xml:space="preserve"> (no date) </w:t>
-      </w:r>
-      <w:r>
-        <w:rPr>
-          <w:rFonts w:cs="Arial"/>
-          <w:i/>
-          <w:iCs/>
-        </w:rPr>
-        <w:t>itch.io</w:t>
-      </w:r>
-      <w:r>
-        <w:rPr>
-          <w:rFonts w:cs="Arial"/>
-        </w:rPr>
-        <w:t>. Available at: https://essssam.itch.io/3d-leap-land (Accessed: 22 April 2026).</w:t>
-      </w:r>
-    </w:p>
-    <w:p>
-      <w:pPr>
-        <w:pStyle w:val="ListParagraph"/>
-        <w:ind w:left="405"/>
-        <w:rPr>
-          <w:rFonts w:ascii="Arial" w:eastAsia="Times New Roman" w:hAnsi="Arial" w:cs="Arial"/>
-          <w:color w:val="000000"/>
-          <w:kern w:val="0"/>
-          <w:lang w:eastAsia="en-GB"/>
-          <w14:ligatures w14:val="none"/>
-        </w:rPr>
-      </w:pPr>
-      <w:r>
-        <w:rPr>
-          <w:rFonts w:ascii="Arial" w:eastAsia="Times New Roman" w:hAnsi="Arial" w:cs="Arial"/>
-          <w:b/>
-          <w:bCs/>
-          <w:color w:val="000000"/>
-          <w:kern w:val="0"/>
-          <w:u w:val="single"/>
-          <w:lang w:eastAsia="en-GB"/>
-          <w14:ligatures w14:val="none"/>
-        </w:rPr>
-        <w:t>‌</w:t>
-      </w:r>
-    </w:p>
-    <w:p>
-      <w:pPr>
-        <w:pStyle w:val="ListParagraph"/>
-        <w:spacing w:after="0" w:line="240" w:lineRule="auto"/>
-        <w:ind w:left="405"/>
-        <w:rPr>
-          <w:rFonts w:ascii="Arial" w:eastAsia="Times New Roman" w:hAnsi="Arial" w:cs="Arial"/>
-          <w:color w:val="000000"/>
-          <w:kern w:val="0"/>
-          <w:lang w:eastAsia="en-GB"/>
-          <w14:ligatures w14:val="none"/>
-        </w:rPr>
-      </w:pPr>
-      <w:r>
-        <w:rPr>
-          <w:rFonts w:ascii="Arial" w:eastAsia="Times New Roman" w:hAnsi="Arial" w:cs="Arial"/>
-          <w:color w:val="000000"/>
-          <w:kern w:val="0"/>
-          <w:lang w:eastAsia="en-GB"/>
-          <w14:ligatures w14:val="none"/>
-        </w:rPr>
-        <w:t xml:space="preserve">A.I. Design (1980) </w:t>
-      </w:r>
-      <w:r>
-        <w:rPr>
-          <w:rFonts w:ascii="Arial" w:eastAsia="Times New Roman" w:hAnsi="Arial" w:cs="Arial"/>
-          <w:i/>
-          <w:iCs/>
-          <w:color w:val="000000"/>
-          <w:kern w:val="0"/>
-          <w:lang w:eastAsia="en-GB"/>
-          <w14:ligatures w14:val="none"/>
-        </w:rPr>
-        <w:t>Rogue</w:t>
-      </w:r>
-      <w:r>
-        <w:rPr>
-          <w:rFonts w:ascii="Arial" w:eastAsia="Times New Roman" w:hAnsi="Arial" w:cs="Arial"/>
-          <w:color w:val="000000"/>
-          <w:kern w:val="0"/>
-          <w:lang w:eastAsia="en-GB"/>
-          <w14:ligatures w14:val="none"/>
-        </w:rPr>
-        <w:t xml:space="preserve"> [Video Game]. Mastertronic.</w:t>
-      </w:r>
-    </w:p>
-    <w:p>
-      <w:pPr>
-        <w:pStyle w:val="ListParagraph"/>
-        <w:spacing w:after="0" w:line="240" w:lineRule="auto"/>
-        <w:ind w:left="405"/>
-        <w:rPr>
-          <w:rFonts w:ascii="Arial" w:eastAsia="Times New Roman" w:hAnsi="Arial" w:cs="Arial"/>
-          <w:kern w:val="0"/>
-          <w:lang w:eastAsia="en-GB"/>
-          <w14:ligatures w14:val="none"/>
-        </w:rPr>
-      </w:pPr>
-    </w:p>
-    <w:p>
-      <w:pPr>
-        <w:pStyle w:val="ListParagraph"/>
-        <w:ind w:left="405"/>
-        <w:rPr>
-          <w:rFonts w:ascii="Arial" w:eastAsia="Times New Roman" w:hAnsi="Arial" w:cs="Arial"/>
-          <w:color w:val="000000"/>
-          <w:kern w:val="0"/>
-          <w:lang w:eastAsia="en-GB"/>
-          <w14:ligatures w14:val="none"/>
-        </w:rPr>
-      </w:pPr>
-      <w:r>
-        <w:rPr>
-          <w:rFonts w:ascii="Arial" w:eastAsia="Times New Roman" w:hAnsi="Arial" w:cs="Arial"/>
-          <w:color w:val="000000"/>
-          <w:kern w:val="0"/>
-          <w:lang w:eastAsia="en-GB"/>
-          <w14:ligatures w14:val="none"/>
-        </w:rPr>
-        <w:t>Biemer, C.F. and Cooper, S. (2022) ‘On Linking Level Segments’, </w:t>
-      </w:r>
-      <w:r>
-        <w:rPr>
-          <w:rFonts w:ascii="Arial" w:eastAsia="Times New Roman" w:hAnsi="Arial" w:cs="Arial"/>
-          <w:i/>
-          <w:iCs/>
-          <w:color w:val="000000"/>
-          <w:kern w:val="0"/>
-          <w:lang w:eastAsia="en-GB"/>
-          <w14:ligatures w14:val="none"/>
-        </w:rPr>
-        <w:t>2022 IEEE Conference on Games (CoG)</w:t>
-      </w:r>
-      <w:r>
-        <w:rPr>
-          <w:rFonts w:ascii="Arial" w:eastAsia="Times New Roman" w:hAnsi="Arial" w:cs="Arial"/>
-          <w:color w:val="000000"/>
-          <w:kern w:val="0"/>
-          <w:lang w:eastAsia="en-GB"/>
-          <w14:ligatures w14:val="none"/>
-        </w:rPr>
-        <w:t xml:space="preserve">, pp. 199–205. Available at: </w:t>
-      </w:r>
-      <w:hyperlink r:id="rId33" w:history="1">
-        <w:r>
-          <w:rPr>
-            <w:rStyle w:val="Hyperlink"/>
-            <w:rFonts w:ascii="Arial" w:eastAsia="Times New Roman" w:hAnsi="Arial" w:cs="Arial"/>
-            <w:kern w:val="0"/>
-            <w:lang w:eastAsia="en-GB"/>
-            <w14:ligatures w14:val="none"/>
-          </w:rPr>
-          <w:t>https://doi.org/10.1109/CoG51982.2022.9893705</w:t>
-        </w:r>
-      </w:hyperlink>
-      <w:r>
-        <w:rPr>
-          <w:rFonts w:ascii="Arial" w:eastAsia="Times New Roman" w:hAnsi="Arial" w:cs="Arial"/>
-          <w:color w:val="000000"/>
-          <w:kern w:val="0"/>
-          <w:lang w:eastAsia="en-GB"/>
-          <w14:ligatures w14:val="none"/>
-        </w:rPr>
-        <w:t>.</w:t>
-      </w:r>
-    </w:p>
-    <w:p>
-      <w:pPr>
-        <w:pStyle w:val="ListParagraph"/>
-        <w:ind w:left="405"/>
-        <w:rPr>
-          <w:rFonts w:ascii="Arial" w:eastAsia="Times New Roman" w:hAnsi="Arial" w:cs="Arial"/>
-          <w:color w:val="000000"/>
-          <w:kern w:val="0"/>
-          <w:lang w:eastAsia="en-GB"/>
-          <w14:ligatures w14:val="none"/>
-        </w:rPr>
-      </w:pPr>
-    </w:p>
-    <w:p>
-      <w:pPr>
-        <w:pStyle w:val="ListParagraph"/>
-        <w:ind w:left="405"/>
-        <w:rPr>
-          <w:rFonts w:ascii="Arial" w:eastAsia="Times New Roman" w:hAnsi="Arial" w:cs="Arial"/>
-          <w:color w:val="000000"/>
-          <w:kern w:val="0"/>
-          <w:lang w:eastAsia="en-GB"/>
-          <w14:ligatures w14:val="none"/>
-        </w:rPr>
-      </w:pPr>
-      <w:r>
-        <w:rPr>
-          <w:rFonts w:ascii="Arial" w:eastAsia="Times New Roman" w:hAnsi="Arial" w:cs="Arial"/>
-          <w:color w:val="000000"/>
-          <w:kern w:val="0"/>
-          <w:lang w:eastAsia="en-GB"/>
-          <w14:ligatures w14:val="none"/>
-        </w:rPr>
-        <w:t>Bramwell (2023) </w:t>
-      </w:r>
-      <w:r>
-        <w:rPr>
-          <w:rFonts w:ascii="Arial" w:eastAsia="Times New Roman" w:hAnsi="Arial" w:cs="Arial"/>
-          <w:i/>
-          <w:iCs/>
-          <w:color w:val="000000"/>
-          <w:kern w:val="0"/>
-          <w:lang w:eastAsia="en-GB"/>
-          <w14:ligatures w14:val="none"/>
-        </w:rPr>
-        <w:t>Make your first 3D Platformer in Godot 4: Setup, Movement, and Camera Controls</w:t>
-      </w:r>
-      <w:r>
-        <w:rPr>
-          <w:rFonts w:ascii="Arial" w:eastAsia="Times New Roman" w:hAnsi="Arial" w:cs="Arial"/>
-          <w:color w:val="000000"/>
-          <w:kern w:val="0"/>
-          <w:lang w:eastAsia="en-GB"/>
-          <w14:ligatures w14:val="none"/>
-        </w:rPr>
-        <w:t>, </w:t>
-      </w:r>
-      <w:r>
-        <w:rPr>
-          <w:rFonts w:ascii="Arial" w:eastAsia="Times New Roman" w:hAnsi="Arial" w:cs="Arial"/>
-          <w:i/>
-          <w:iCs/>
-          <w:color w:val="000000"/>
-          <w:kern w:val="0"/>
-          <w:lang w:eastAsia="en-GB"/>
-          <w14:ligatures w14:val="none"/>
-        </w:rPr>
-        <w:t>YouTube</w:t>
-      </w:r>
-      <w:r>
-        <w:rPr>
-          <w:rFonts w:ascii="Arial" w:eastAsia="Times New Roman" w:hAnsi="Arial" w:cs="Arial"/>
-          <w:color w:val="000000"/>
-          <w:kern w:val="0"/>
-          <w:lang w:eastAsia="en-GB"/>
-          <w14:ligatures w14:val="none"/>
-        </w:rPr>
-        <w:t>. Available at: https://www.youtube.com/watch?v=sVsn9NqpVhg (Accessed: 5 November 2025). </w:t>
-      </w:r>
-    </w:p>
-    <w:p>
-      <w:pPr>
-        <w:pStyle w:val="Bibliography"/>
-        <w:ind w:left="405"/>
-        <w:rPr>
-          <w:rFonts w:cs="Arial"/>
-        </w:rPr>
-      </w:pPr>
-      <w:r>
-        <w:rPr>
-          <w:rFonts w:cs="Arial"/>
-          <w:i/>
-          <w:iCs/>
-        </w:rPr>
-        <w:t>Checkpoint - Download Free 3D model by tiunov.se</w:t>
-      </w:r>
-      <w:r>
-        <w:rPr>
-          <w:rFonts w:cs="Arial"/>
-        </w:rPr>
-        <w:t xml:space="preserve"> (2023). Available at:</w:t>
-      </w:r>
-    </w:p>
-    <w:p>
-      <w:pPr>
-        <w:pStyle w:val="Bibliography"/>
-        <w:ind w:left="405"/>
-        <w:rPr>
-          <w:rFonts w:cs="Arial"/>
-        </w:rPr>
-      </w:pPr>
-      <w:r>
-        <w:rPr>
-          <w:rFonts w:cs="Arial"/>
-        </w:rPr>
-        <w:t>https://sketchfab.com/models/cdeb04f317854d54b23574caeb7845d5/embed?autostart=1 (Accessed: 22 April 2026).</w:t>
-      </w:r>
-    </w:p>
-    <w:p>
-      <w:pPr>
-        <w:pStyle w:val="ListParagraph"/>
-        <w:spacing w:after="0" w:line="240" w:lineRule="auto"/>
-        <w:ind w:left="405"/>
-        <w:rPr>
-          <w:rFonts w:ascii="Arial" w:eastAsia="Times New Roman" w:hAnsi="Arial" w:cs="Arial"/>
-          <w:color w:val="000000"/>
-          <w:kern w:val="0"/>
-          <w:lang w:eastAsia="en-GB"/>
-          <w14:ligatures w14:val="none"/>
-        </w:rPr>
-      </w:pPr>
-      <w:r>
-        <w:rPr>
-          <w:rFonts w:ascii="Arial" w:eastAsia="Times New Roman" w:hAnsi="Arial" w:cs="Arial"/>
-          <w:color w:val="000000"/>
-          <w:kern w:val="0"/>
-          <w:lang w:eastAsia="en-GB"/>
-          <w14:ligatures w14:val="none"/>
-        </w:rPr>
-        <w:t>CodingWithRus (2020) </w:t>
-      </w:r>
-      <w:r>
-        <w:rPr>
-          <w:rFonts w:ascii="Arial" w:eastAsia="Times New Roman" w:hAnsi="Arial" w:cs="Arial"/>
-          <w:i/>
-          <w:iCs/>
-          <w:color w:val="000000"/>
-          <w:kern w:val="0"/>
-          <w:lang w:eastAsia="en-GB"/>
-          <w14:ligatures w14:val="none"/>
-        </w:rPr>
-        <w:t>Procedural Placement : Beginners Guide EP 3 - Unity3D</w:t>
-      </w:r>
-      <w:r>
-        <w:rPr>
-          <w:rFonts w:ascii="Arial" w:eastAsia="Times New Roman" w:hAnsi="Arial" w:cs="Arial"/>
-          <w:color w:val="000000"/>
-          <w:kern w:val="0"/>
-          <w:lang w:eastAsia="en-GB"/>
-          <w14:ligatures w14:val="none"/>
-        </w:rPr>
-        <w:t xml:space="preserve">, </w:t>
-      </w:r>
-      <w:r>
-        <w:rPr>
-          <w:rFonts w:ascii="Arial" w:eastAsia="Times New Roman" w:hAnsi="Arial" w:cs="Arial"/>
-          <w:i/>
-          <w:iCs/>
-          <w:color w:val="000000"/>
-          <w:kern w:val="0"/>
-          <w:lang w:eastAsia="en-GB"/>
-          <w14:ligatures w14:val="none"/>
-        </w:rPr>
-        <w:t>YouTube</w:t>
-      </w:r>
-      <w:r>
-        <w:rPr>
-          <w:rFonts w:ascii="Arial" w:eastAsia="Times New Roman" w:hAnsi="Arial" w:cs="Arial"/>
-          <w:color w:val="000000"/>
-          <w:kern w:val="0"/>
-          <w:lang w:eastAsia="en-GB"/>
-          <w14:ligatures w14:val="none"/>
-        </w:rPr>
-        <w:t xml:space="preserve">. Available at: </w:t>
-      </w:r>
-      <w:r>
-        <w:rPr>
-          <w:rFonts w:ascii="Arial" w:eastAsia="Times New Roman" w:hAnsi="Arial" w:cs="Arial"/>
-          <w:color w:val="1155CC"/>
-          <w:kern w:val="0"/>
-          <w:u w:val="single"/>
-          <w:lang w:eastAsia="en-GB"/>
-          <w14:ligatures w14:val="none"/>
-        </w:rPr>
-        <w:t>https://www.youtube.com/watch?v=vfl2HyEar68</w:t>
-      </w:r>
-      <w:r>
-        <w:rPr>
-          <w:rFonts w:ascii="Arial" w:eastAsia="Times New Roman" w:hAnsi="Arial" w:cs="Arial"/>
-          <w:color w:val="000000"/>
-          <w:kern w:val="0"/>
-          <w:lang w:eastAsia="en-GB"/>
-          <w14:ligatures w14:val="none"/>
-        </w:rPr>
-        <w:t> (Accessed: 13 October 2025).</w:t>
-      </w:r>
-    </w:p>
-    <w:p>
-      <w:pPr>
-        <w:pStyle w:val="ListParagraph"/>
-        <w:spacing w:after="0" w:line="240" w:lineRule="auto"/>
-        <w:ind w:left="405"/>
-        <w:rPr>
-          <w:rFonts w:ascii="Arial" w:eastAsia="Times New Roman" w:hAnsi="Arial" w:cs="Arial"/>
-          <w:color w:val="000000"/>
-          <w:kern w:val="0"/>
-          <w:lang w:eastAsia="en-GB"/>
-          <w14:ligatures w14:val="none"/>
-        </w:rPr>
-      </w:pPr>
-    </w:p>
-    <w:p>
-      <w:pPr>
-        <w:pStyle w:val="ListParagraph"/>
-        <w:spacing w:after="0" w:line="240" w:lineRule="auto"/>
-        <w:ind w:left="405"/>
-        <w:rPr>
-          <w:rFonts w:ascii="Arial" w:eastAsia="Times New Roman" w:hAnsi="Arial" w:cs="Arial"/>
-          <w:color w:val="000000"/>
-          <w:kern w:val="0"/>
-          <w:lang w:eastAsia="en-GB"/>
-          <w14:ligatures w14:val="none"/>
-        </w:rPr>
-      </w:pPr>
-      <w:r>
-        <w:rPr>
-          <w:rFonts w:ascii="Arial" w:eastAsia="Times New Roman" w:hAnsi="Arial" w:cs="Arial"/>
-          <w:color w:val="000000"/>
-          <w:kern w:val="0"/>
-          <w:lang w:eastAsia="en-GB"/>
-          <w14:ligatures w14:val="none"/>
-        </w:rPr>
-        <w:t>Compton, K. and Mateas, M. (2021) ‘Procedural Level Design for Platform Games’, </w:t>
-      </w:r>
-      <w:r>
-        <w:rPr>
-          <w:rFonts w:ascii="Arial" w:eastAsia="Times New Roman" w:hAnsi="Arial" w:cs="Arial"/>
-          <w:i/>
-          <w:iCs/>
-          <w:color w:val="000000"/>
-          <w:kern w:val="0"/>
-          <w:lang w:eastAsia="en-GB"/>
-          <w14:ligatures w14:val="none"/>
-        </w:rPr>
-        <w:t>Proceedings of the AAAI Conference on Artificial Intelligence and Interactive Digital Entertainment</w:t>
-      </w:r>
-      <w:r>
-        <w:rPr>
-          <w:rFonts w:ascii="Arial" w:eastAsia="Times New Roman" w:hAnsi="Arial" w:cs="Arial"/>
-          <w:color w:val="000000"/>
-          <w:kern w:val="0"/>
-          <w:lang w:eastAsia="en-GB"/>
-          <w14:ligatures w14:val="none"/>
-        </w:rPr>
-        <w:t xml:space="preserve">, 2(1), pp. 109-111. Available at: </w:t>
-      </w:r>
-      <w:hyperlink r:id="rId34" w:history="1">
-        <w:r>
-          <w:rPr>
-            <w:rStyle w:val="Hyperlink"/>
-            <w:rFonts w:ascii="Arial" w:eastAsia="Times New Roman" w:hAnsi="Arial" w:cs="Arial"/>
-            <w:kern w:val="0"/>
-            <w:lang w:eastAsia="en-GB"/>
-            <w14:ligatures w14:val="none"/>
-          </w:rPr>
-          <w:t>https://doi.org/10.1609/aiide.v2i1.18755</w:t>
-        </w:r>
-      </w:hyperlink>
-      <w:r>
-        <w:rPr>
-          <w:rFonts w:ascii="Arial" w:eastAsia="Times New Roman" w:hAnsi="Arial" w:cs="Arial"/>
-          <w:color w:val="000000"/>
-          <w:kern w:val="0"/>
-          <w:lang w:eastAsia="en-GB"/>
-          <w14:ligatures w14:val="none"/>
-        </w:rPr>
-        <w:t>.</w:t>
-      </w:r>
-    </w:p>
-    <w:p>
-      <w:pPr>
-        <w:pStyle w:val="ListParagraph"/>
-        <w:spacing w:after="0" w:line="240" w:lineRule="auto"/>
-        <w:ind w:left="405"/>
-        <w:rPr>
-          <w:rFonts w:ascii="Arial" w:eastAsia="Times New Roman" w:hAnsi="Arial" w:cs="Arial"/>
-          <w:color w:val="000000"/>
-          <w:kern w:val="0"/>
-          <w:lang w:eastAsia="en-GB"/>
-          <w14:ligatures w14:val="none"/>
-        </w:rPr>
-      </w:pPr>
-    </w:p>
-    <w:p>
-      <w:pPr>
-        <w:pStyle w:val="Bibliography"/>
-        <w:ind w:left="405"/>
-        <w:rPr>
-          <w:rFonts w:cs="Arial"/>
-        </w:rPr>
-      </w:pPr>
-      <w:r>
-        <w:rPr>
-          <w:rFonts w:cs="Arial"/>
-          <w:i/>
-          <w:iCs/>
-        </w:rPr>
-        <w:t>Coyote Time :: Godot 4 Recipes</w:t>
-      </w:r>
-      <w:r>
-        <w:rPr>
-          <w:rFonts w:cs="Arial"/>
-        </w:rPr>
-        <w:t xml:space="preserve"> (no date). Available at: https://kidscancode.org/godot_recipes/4.x/2d/coyote_time/index.html (Accessed: 22 April 2026).</w:t>
-      </w:r>
-    </w:p>
-    <w:p>
-      <w:pPr>
-        <w:pStyle w:val="Bibliography"/>
-        <w:ind w:left="405"/>
-        <w:rPr>
-          <w:rFonts w:cs="Arial"/>
-        </w:rPr>
-      </w:pPr>
-      <w:r>
-        <w:rPr>
-          <w:rFonts w:cs="Arial"/>
-        </w:rPr>
-        <w:t xml:space="preserve">Felipe Greboge (2023) </w:t>
-      </w:r>
-      <w:r>
-        <w:rPr>
-          <w:rFonts w:cs="Arial"/>
-          <w:i/>
-          <w:iCs/>
-        </w:rPr>
-        <w:t>Export Assets From Blender To Godot (Tutorial)</w:t>
-      </w:r>
-      <w:r>
-        <w:rPr>
-          <w:rFonts w:cs="Arial"/>
-        </w:rPr>
-        <w:t>. Available at: https://www.youtube.com/watch?v=cYfhe5MWqWE (Accessed: 22 April 2026).</w:t>
-      </w:r>
-    </w:p>
-    <w:p>
-      <w:pPr>
-        <w:pStyle w:val="ListParagraph"/>
-        <w:ind w:left="405"/>
-        <w:rPr>
-          <w:rFonts w:ascii="Arial" w:hAnsi="Arial" w:cs="Arial"/>
-        </w:rPr>
-      </w:pPr>
-      <w:r>
-        <w:rPr>
-          <w:rFonts w:ascii="Arial" w:hAnsi="Arial" w:cs="Arial"/>
-        </w:rPr>
-        <w:t xml:space="preserve">Game Design with Reilly (2021) </w:t>
-      </w:r>
-      <w:r>
-        <w:rPr>
-          <w:rFonts w:ascii="Arial" w:hAnsi="Arial" w:cs="Arial"/>
-          <w:i/>
-          <w:iCs/>
-        </w:rPr>
-        <w:t>7.Godot 3D Platformer:Gravity and respawns</w:t>
-      </w:r>
-      <w:r>
-        <w:rPr>
-          <w:rFonts w:ascii="Arial" w:hAnsi="Arial" w:cs="Arial"/>
-        </w:rPr>
-        <w:t>. Available at: https://www.youtube.com/watch?v=G2FSNiLtohk (Accessed: 22 April 2026).</w:t>
-      </w:r>
-      <w:r>
-        <w:rPr>
-          <w:rFonts w:ascii="Arial" w:hAnsi="Arial" w:cs="Arial"/>
-        </w:rPr>
-        <w:tab/>
-      </w:r>
-    </w:p>
-    <w:p>
-      <w:pPr>
-        <w:pStyle w:val="ListParagraph"/>
-        <w:ind w:left="405"/>
-        <w:rPr>
-          <w:rFonts w:ascii="Arial" w:hAnsi="Arial" w:cs="Arial"/>
-        </w:rPr>
-      </w:pPr>
-    </w:p>
-    <w:p>
-      <w:pPr>
-        <w:pStyle w:val="ListParagraph"/>
-        <w:ind w:left="405"/>
-        <w:rPr>
-          <w:rFonts w:ascii="Arial" w:eastAsia="Times New Roman" w:hAnsi="Arial" w:cs="Arial"/>
-          <w:color w:val="000000"/>
-          <w:kern w:val="0"/>
-          <w:lang w:eastAsia="en-GB"/>
-          <w14:ligatures w14:val="none"/>
-        </w:rPr>
-      </w:pPr>
-      <w:r>
-        <w:rPr>
-          <w:rFonts w:ascii="Arial" w:eastAsia="Times New Roman" w:hAnsi="Arial" w:cs="Arial"/>
-          <w:color w:val="000000"/>
-          <w:kern w:val="0"/>
-          <w:lang w:eastAsia="en-GB"/>
-          <w14:ligatures w14:val="none"/>
-        </w:rPr>
-        <w:lastRenderedPageBreak/>
-        <w:t>Gao, T., Zhang, J. and Mi, Q. (2022) ‘Procedural Generation of Game Levels and Maps: A Review’, </w:t>
-      </w:r>
-      <w:r>
-        <w:rPr>
-          <w:rFonts w:ascii="Arial" w:eastAsia="Times New Roman" w:hAnsi="Arial" w:cs="Arial"/>
-          <w:i/>
-          <w:iCs/>
-          <w:color w:val="000000"/>
-          <w:kern w:val="0"/>
-          <w:lang w:eastAsia="en-GB"/>
-          <w14:ligatures w14:val="none"/>
-        </w:rPr>
-        <w:t>2022 International Conference on Artificial Intelligence in Information and Communication (ICAIIC)</w:t>
-      </w:r>
-      <w:r>
-        <w:rPr>
-          <w:rFonts w:ascii="Arial" w:eastAsia="Times New Roman" w:hAnsi="Arial" w:cs="Arial"/>
-          <w:color w:val="000000"/>
-          <w:kern w:val="0"/>
-          <w:lang w:eastAsia="en-GB"/>
-          <w14:ligatures w14:val="none"/>
-        </w:rPr>
-        <w:t xml:space="preserve">, pp. 50–55. Available at: </w:t>
-      </w:r>
-      <w:r>
-        <w:rPr>
-          <w:rFonts w:ascii="Arial" w:eastAsia="Times New Roman" w:hAnsi="Arial" w:cs="Arial"/>
-          <w:kern w:val="0"/>
-          <w:lang w:eastAsia="en-GB"/>
-          <w14:ligatures w14:val="none"/>
-        </w:rPr>
-        <w:t>https://doi.org/10.1109/ICAIIC54071.2022.9722624</w:t>
-      </w:r>
-      <w:r>
-        <w:rPr>
-          <w:rFonts w:ascii="Arial" w:eastAsia="Times New Roman" w:hAnsi="Arial" w:cs="Arial"/>
-          <w:color w:val="000000"/>
-          <w:kern w:val="0"/>
-          <w:lang w:eastAsia="en-GB"/>
-          <w14:ligatures w14:val="none"/>
-        </w:rPr>
-        <w:t>.</w:t>
-      </w:r>
-    </w:p>
-    <w:p>
-      <w:pPr>
-        <w:pStyle w:val="Bibliography"/>
-        <w:ind w:left="405"/>
-        <w:rPr>
-          <w:rFonts w:cs="Arial"/>
-        </w:rPr>
-      </w:pPr>
-      <w:r>
-        <w:rPr>
-          <w:rFonts w:cs="Arial"/>
-        </w:rPr>
-        <w:t xml:space="preserve">GDQuest (2024) </w:t>
-      </w:r>
-      <w:r>
-        <w:rPr>
-          <w:rFonts w:cs="Arial"/>
-          <w:i/>
-          <w:iCs/>
-        </w:rPr>
-        <w:t>3D TUTORIAL: Make a Smooth 3D Character Controller in Godot 4</w:t>
-      </w:r>
-      <w:r>
-        <w:rPr>
-          <w:rFonts w:cs="Arial"/>
-        </w:rPr>
-        <w:t xml:space="preserve">, </w:t>
-      </w:r>
-      <w:r>
-        <w:rPr>
-          <w:rFonts w:cs="Arial"/>
-          <w:i/>
-          <w:iCs/>
-          <w:color w:val="000000"/>
-          <w:lang w:eastAsia="en-GB"/>
-        </w:rPr>
-        <w:t>YouTube</w:t>
-      </w:r>
-      <w:r>
-        <w:rPr>
-          <w:rFonts w:cs="Arial"/>
-          <w:color w:val="000000"/>
-          <w:lang w:eastAsia="en-GB"/>
-        </w:rPr>
-        <w:t>.</w:t>
-      </w:r>
-      <w:r>
-        <w:rPr>
-          <w:rFonts w:cs="Arial"/>
-        </w:rPr>
-        <w:t xml:space="preserve"> Available at: https://www.youtube.com/watch?v=JlgZtOFMdfc (Accessed: 6 November 2025).</w:t>
-      </w:r>
-    </w:p>
-    <w:p>
-      <w:pPr>
-        <w:pStyle w:val="ListParagraph"/>
-        <w:ind w:left="405"/>
-        <w:rPr>
-          <w:rFonts w:ascii="Arial" w:eastAsia="Times New Roman" w:hAnsi="Arial" w:cs="Arial"/>
-          <w:color w:val="000000"/>
-          <w:kern w:val="0"/>
-          <w:lang w:eastAsia="en-GB"/>
-          <w14:ligatures w14:val="none"/>
-        </w:rPr>
-      </w:pPr>
-      <w:r>
-        <w:rPr>
-          <w:rFonts w:ascii="Arial" w:eastAsia="Times New Roman" w:hAnsi="Arial" w:cs="Arial"/>
-          <w:color w:val="000000"/>
-          <w:kern w:val="0"/>
-          <w:lang w:eastAsia="en-GB"/>
-          <w14:ligatures w14:val="none"/>
-        </w:rPr>
-        <w:t>GDQuest (2023) </w:t>
-      </w:r>
-      <w:r>
-        <w:rPr>
-          <w:rFonts w:ascii="Arial" w:eastAsia="Times New Roman" w:hAnsi="Arial" w:cs="Arial"/>
-          <w:i/>
-          <w:iCs/>
-          <w:color w:val="000000"/>
-          <w:kern w:val="0"/>
-          <w:lang w:eastAsia="en-GB"/>
-          <w14:ligatures w14:val="none"/>
-        </w:rPr>
-        <w:t>Get Realistic Lighting in Godot 4 with SDFGI: New Global Illumination</w:t>
-      </w:r>
-      <w:r>
-        <w:rPr>
-          <w:rFonts w:ascii="Arial" w:eastAsia="Times New Roman" w:hAnsi="Arial" w:cs="Arial"/>
-          <w:color w:val="000000"/>
-          <w:kern w:val="0"/>
-          <w:lang w:eastAsia="en-GB"/>
-          <w14:ligatures w14:val="none"/>
-        </w:rPr>
-        <w:t>, </w:t>
-      </w:r>
-      <w:r>
-        <w:rPr>
-          <w:rFonts w:ascii="Arial" w:eastAsia="Times New Roman" w:hAnsi="Arial" w:cs="Arial"/>
-          <w:i/>
-          <w:iCs/>
-          <w:color w:val="000000"/>
-          <w:kern w:val="0"/>
-          <w:lang w:eastAsia="en-GB"/>
-          <w14:ligatures w14:val="none"/>
-        </w:rPr>
-        <w:t>YouTube</w:t>
-      </w:r>
-      <w:r>
-        <w:rPr>
-          <w:rFonts w:ascii="Arial" w:eastAsia="Times New Roman" w:hAnsi="Arial" w:cs="Arial"/>
-          <w:color w:val="000000"/>
-          <w:kern w:val="0"/>
-          <w:lang w:eastAsia="en-GB"/>
-          <w14:ligatures w14:val="none"/>
-        </w:rPr>
-        <w:t>. Available at: https://www.youtube.com/watch?v=oehdIc8NGXE (Accessed: 23 November 2025). </w:t>
-      </w:r>
-    </w:p>
-    <w:p>
-      <w:pPr>
-        <w:pStyle w:val="ListParagraph"/>
-        <w:ind w:left="405"/>
-        <w:rPr>
-          <w:rFonts w:ascii="Arial" w:eastAsia="Times New Roman" w:hAnsi="Arial" w:cs="Arial"/>
-          <w:color w:val="000000"/>
-          <w:kern w:val="0"/>
-          <w:lang w:eastAsia="en-GB"/>
-          <w14:ligatures w14:val="none"/>
-        </w:rPr>
-      </w:pPr>
-    </w:p>
-    <w:p>
-      <w:pPr>
-        <w:pStyle w:val="ListParagraph"/>
-        <w:ind w:left="405"/>
-        <w:rPr>
-          <w:rFonts w:ascii="Arial" w:eastAsia="Times New Roman" w:hAnsi="Arial" w:cs="Arial"/>
-          <w:color w:val="000000"/>
-          <w:kern w:val="0"/>
-          <w:lang w:eastAsia="en-GB"/>
-          <w14:ligatures w14:val="none"/>
-        </w:rPr>
-      </w:pPr>
-      <w:r>
-        <w:rPr>
-          <w:rFonts w:ascii="Arial" w:eastAsia="Times New Roman" w:hAnsi="Arial" w:cs="Arial"/>
-          <w:color w:val="000000"/>
-          <w:kern w:val="0"/>
-          <w:lang w:eastAsia="en-GB"/>
-          <w14:ligatures w14:val="none"/>
-        </w:rPr>
-        <w:t>Green, M.C. </w:t>
-      </w:r>
-      <w:r>
-        <w:rPr>
-          <w:rFonts w:ascii="Arial" w:eastAsia="Times New Roman" w:hAnsi="Arial" w:cs="Arial"/>
-          <w:i/>
-          <w:iCs/>
-          <w:color w:val="000000"/>
-          <w:kern w:val="0"/>
-          <w:lang w:eastAsia="en-GB"/>
-          <w14:ligatures w14:val="none"/>
-        </w:rPr>
-        <w:t>et al.</w:t>
-      </w:r>
-      <w:r>
-        <w:rPr>
-          <w:rFonts w:ascii="Arial" w:eastAsia="Times New Roman" w:hAnsi="Arial" w:cs="Arial"/>
-          <w:color w:val="000000"/>
-          <w:kern w:val="0"/>
-          <w:lang w:eastAsia="en-GB"/>
-          <w14:ligatures w14:val="none"/>
-        </w:rPr>
-        <w:t> (2019) ‘Two-step constructive approaches for dungeon generation’, </w:t>
-      </w:r>
-      <w:r>
-        <w:rPr>
-          <w:rFonts w:ascii="Arial" w:eastAsia="Times New Roman" w:hAnsi="Arial" w:cs="Arial"/>
-          <w:i/>
-          <w:iCs/>
-          <w:color w:val="000000"/>
-          <w:kern w:val="0"/>
-          <w:lang w:eastAsia="en-GB"/>
-          <w14:ligatures w14:val="none"/>
-        </w:rPr>
-        <w:t>FDG ’19: Proceedings of the 14th International Conference on the Foundations of Digital Games</w:t>
-      </w:r>
-      <w:r>
-        <w:rPr>
-          <w:rFonts w:ascii="Arial" w:eastAsia="Times New Roman" w:hAnsi="Arial" w:cs="Arial"/>
-          <w:color w:val="000000"/>
-          <w:kern w:val="0"/>
-          <w:lang w:eastAsia="en-GB"/>
-          <w14:ligatures w14:val="none"/>
-        </w:rPr>
-        <w:t xml:space="preserve">, pp. 1–7. Available at: </w:t>
-      </w:r>
-      <w:r>
-        <w:rPr>
-          <w:rFonts w:ascii="Arial" w:eastAsia="Times New Roman" w:hAnsi="Arial" w:cs="Arial"/>
-          <w:kern w:val="0"/>
-          <w:lang w:eastAsia="en-GB"/>
-          <w14:ligatures w14:val="none"/>
-        </w:rPr>
-        <w:t>https://doi.org/10.1145/3337722.3341847</w:t>
-      </w:r>
-      <w:r>
-        <w:rPr>
-          <w:rFonts w:ascii="Arial" w:eastAsia="Times New Roman" w:hAnsi="Arial" w:cs="Arial"/>
-          <w:color w:val="000000"/>
-          <w:kern w:val="0"/>
-          <w:lang w:eastAsia="en-GB"/>
-          <w14:ligatures w14:val="none"/>
-        </w:rPr>
-        <w:t>.</w:t>
-      </w:r>
-    </w:p>
-    <w:p>
-      <w:pPr>
-        <w:pStyle w:val="Bibliography"/>
-        <w:ind w:left="405"/>
-        <w:rPr>
-          <w:rFonts w:cs="Arial"/>
-        </w:rPr>
-      </w:pPr>
-      <w:r>
-        <w:rPr>
-          <w:rFonts w:cs="Arial"/>
-          <w:i/>
-          <w:iCs/>
-        </w:rPr>
-        <w:t>How does the Time Bonus work?</w:t>
-      </w:r>
-      <w:r>
-        <w:rPr>
-          <w:rFonts w:cs="Arial"/>
-        </w:rPr>
-        <w:t xml:space="preserve"> (no date) </w:t>
-      </w:r>
-      <w:r>
-        <w:rPr>
-          <w:rFonts w:cs="Arial"/>
-          <w:i/>
-          <w:iCs/>
-        </w:rPr>
-        <w:t>Solitaire Cash</w:t>
-      </w:r>
-      <w:r>
-        <w:rPr>
-          <w:rFonts w:cs="Arial"/>
-        </w:rPr>
-        <w:t>. Available at: https://support.solitairecash.com/hc/en-us/articles/360017046818-How-does-the-Time-Bonus-work (Accessed: 22 April 2026).</w:t>
-      </w:r>
-    </w:p>
-    <w:p>
-      <w:pPr>
-        <w:pStyle w:val="Bibliography"/>
-        <w:ind w:left="405"/>
-        <w:rPr>
-          <w:rFonts w:cs="Arial"/>
-        </w:rPr>
-      </w:pPr>
-      <w:r>
-        <w:rPr>
-          <w:rFonts w:cs="Arial"/>
-          <w:i/>
-          <w:iCs/>
-        </w:rPr>
-        <w:t>JSON</w:t>
-      </w:r>
-      <w:r>
-        <w:rPr>
-          <w:rFonts w:cs="Arial"/>
-        </w:rPr>
-        <w:t xml:space="preserve"> (no date) </w:t>
-      </w:r>
-      <w:r>
-        <w:rPr>
-          <w:rFonts w:cs="Arial"/>
-          <w:i/>
-          <w:iCs/>
-        </w:rPr>
-        <w:t>Godot Engine documentation</w:t>
-      </w:r>
-      <w:r>
-        <w:rPr>
-          <w:rFonts w:cs="Arial"/>
-        </w:rPr>
-        <w:t>. Available at: https://docs.godotengine.org/en/stable/classes/class_json.html (Accessed: 22 April 2026).</w:t>
-      </w:r>
-    </w:p>
-    <w:p>
-      <w:pPr>
-        <w:pStyle w:val="Bibliography"/>
-        <w:ind w:left="405"/>
-        <w:rPr>
-          <w:rFonts w:cs="Arial"/>
-        </w:rPr>
-      </w:pPr>
-      <w:r>
-        <w:rPr>
-          <w:rFonts w:cs="Arial"/>
-          <w:i/>
-          <w:iCs/>
-        </w:rPr>
-        <w:t>KayKit - Platformer Pack by Kay Lousberg</w:t>
-      </w:r>
-      <w:r>
-        <w:rPr>
-          <w:rFonts w:cs="Arial"/>
-        </w:rPr>
-        <w:t xml:space="preserve"> (no date) </w:t>
-      </w:r>
-      <w:r>
-        <w:rPr>
-          <w:rFonts w:cs="Arial"/>
-          <w:i/>
-          <w:iCs/>
-        </w:rPr>
-        <w:t>itch.io</w:t>
-      </w:r>
-      <w:r>
-        <w:rPr>
-          <w:rFonts w:cs="Arial"/>
-        </w:rPr>
-        <w:t>. Available at: https://kaylousberg.itch.io/kaykit-platformer (Accessed: 22 April 2026).</w:t>
-      </w:r>
-    </w:p>
-    <w:p>
-      <w:pPr>
-        <w:pStyle w:val="ListParagraph"/>
-        <w:ind w:left="405"/>
-        <w:rPr>
-          <w:rFonts w:ascii="Arial" w:eastAsia="Times New Roman" w:hAnsi="Arial" w:cs="Arial"/>
-          <w:color w:val="000000"/>
-          <w:kern w:val="0"/>
-          <w:lang w:eastAsia="en-GB"/>
-          <w14:ligatures w14:val="none"/>
-        </w:rPr>
-      </w:pPr>
-      <w:r>
-        <w:rPr>
-          <w:rFonts w:ascii="Arial" w:eastAsia="Times New Roman" w:hAnsi="Arial" w:cs="Arial"/>
-          <w:color w:val="000000"/>
-          <w:kern w:val="0"/>
-          <w:lang w:eastAsia="en-GB"/>
-          <w14:ligatures w14:val="none"/>
-        </w:rPr>
-        <w:t>Keith at Fertile Soil Productions (2023) </w:t>
-      </w:r>
-      <w:r>
-        <w:rPr>
-          <w:rFonts w:ascii="Arial" w:eastAsia="Times New Roman" w:hAnsi="Arial" w:cs="Arial"/>
-          <w:i/>
-          <w:iCs/>
-          <w:color w:val="000000"/>
-          <w:kern w:val="0"/>
-          <w:lang w:eastAsia="en-GB"/>
-          <w14:ligatures w14:val="none"/>
-        </w:rPr>
-        <w:t>Modular Platformer</w:t>
-      </w:r>
-      <w:r>
-        <w:rPr>
-          <w:rFonts w:ascii="Arial" w:eastAsia="Times New Roman" w:hAnsi="Arial" w:cs="Arial"/>
-          <w:color w:val="000000"/>
-          <w:kern w:val="0"/>
-          <w:lang w:eastAsia="en-GB"/>
-          <w14:ligatures w14:val="none"/>
-        </w:rPr>
-        <w:t>, </w:t>
-      </w:r>
-      <w:r>
-        <w:rPr>
-          <w:rFonts w:ascii="Arial" w:eastAsia="Times New Roman" w:hAnsi="Arial" w:cs="Arial"/>
-          <w:i/>
-          <w:iCs/>
-          <w:color w:val="000000"/>
-          <w:kern w:val="0"/>
-          <w:lang w:eastAsia="en-GB"/>
-          <w14:ligatures w14:val="none"/>
-        </w:rPr>
-        <w:t>itch.io</w:t>
-      </w:r>
-      <w:r>
-        <w:rPr>
-          <w:rFonts w:ascii="Arial" w:eastAsia="Times New Roman" w:hAnsi="Arial" w:cs="Arial"/>
-          <w:color w:val="000000"/>
-          <w:kern w:val="0"/>
-          <w:lang w:eastAsia="en-GB"/>
-          <w14:ligatures w14:val="none"/>
-        </w:rPr>
-        <w:t>. Available at: https://fertile-soil-productions.itch.io/modular-platformer (Accessed: 28 October 2025). </w:t>
-      </w:r>
-    </w:p>
-    <w:p>
-      <w:pPr>
-        <w:pStyle w:val="ListParagraph"/>
-        <w:ind w:left="405"/>
-        <w:rPr>
-          <w:rFonts w:ascii="Arial" w:eastAsia="Times New Roman" w:hAnsi="Arial" w:cs="Arial"/>
-          <w:color w:val="000000"/>
-          <w:kern w:val="0"/>
-          <w:lang w:eastAsia="en-GB"/>
-          <w14:ligatures w14:val="none"/>
-        </w:rPr>
-      </w:pPr>
-    </w:p>
-    <w:p>
-      <w:pPr>
-        <w:pStyle w:val="ListParagraph"/>
-        <w:spacing w:after="0" w:line="240" w:lineRule="auto"/>
-        <w:ind w:left="405"/>
-        <w:rPr>
-          <w:rFonts w:ascii="Arial" w:eastAsia="Times New Roman" w:hAnsi="Arial" w:cs="Arial"/>
-          <w:color w:val="000000"/>
-          <w:kern w:val="0"/>
-          <w:lang w:eastAsia="en-GB"/>
-          <w14:ligatures w14:val="none"/>
-        </w:rPr>
-      </w:pPr>
-      <w:r>
-        <w:rPr>
-          <w:rFonts w:ascii="Arial" w:eastAsia="Times New Roman" w:hAnsi="Arial" w:cs="Arial"/>
-          <w:color w:val="000000"/>
-          <w:kern w:val="0"/>
-          <w:lang w:eastAsia="en-GB"/>
-          <w14:ligatures w14:val="none"/>
-        </w:rPr>
-        <w:t>Khalifa, A., Silva, F. de M. and Togelius, J. (2019) ‘Level Design Patterns in 2D Games’, </w:t>
-      </w:r>
-      <w:r>
-        <w:rPr>
-          <w:rFonts w:ascii="Arial" w:eastAsia="Times New Roman" w:hAnsi="Arial" w:cs="Arial"/>
-          <w:i/>
-          <w:iCs/>
-          <w:color w:val="000000"/>
-          <w:kern w:val="0"/>
-          <w:lang w:eastAsia="en-GB"/>
-          <w14:ligatures w14:val="none"/>
-        </w:rPr>
-        <w:t>2019 IEEE Conference on Games, CoG</w:t>
-      </w:r>
-      <w:r>
-        <w:rPr>
-          <w:rFonts w:ascii="Arial" w:eastAsia="Times New Roman" w:hAnsi="Arial" w:cs="Arial"/>
-          <w:color w:val="000000"/>
-          <w:kern w:val="0"/>
-          <w:lang w:eastAsia="en-GB"/>
-          <w14:ligatures w14:val="none"/>
-        </w:rPr>
-        <w:t xml:space="preserve">, pp. 1–8. Available at: </w:t>
-      </w:r>
-      <w:hyperlink r:id="rId35" w:history="1">
-        <w:r>
-          <w:rPr>
-            <w:rStyle w:val="Hyperlink"/>
-            <w:rFonts w:ascii="Arial" w:eastAsia="Times New Roman" w:hAnsi="Arial" w:cs="Arial"/>
-            <w:kern w:val="0"/>
-            <w:lang w:eastAsia="en-GB"/>
-            <w14:ligatures w14:val="none"/>
-          </w:rPr>
-          <w:t>https://doi.org/10.1109/CIG.2019.8847953</w:t>
-        </w:r>
-      </w:hyperlink>
-      <w:r>
-        <w:rPr>
-          <w:rFonts w:ascii="Arial" w:eastAsia="Times New Roman" w:hAnsi="Arial" w:cs="Arial"/>
-          <w:color w:val="000000"/>
-          <w:kern w:val="0"/>
-          <w:lang w:eastAsia="en-GB"/>
-          <w14:ligatures w14:val="none"/>
-        </w:rPr>
-        <w:t>.</w:t>
-      </w:r>
-    </w:p>
-    <w:p>
-      <w:pPr>
-        <w:pStyle w:val="ListParagraph"/>
-        <w:spacing w:after="0" w:line="240" w:lineRule="auto"/>
-        <w:ind w:left="405"/>
-        <w:rPr>
-          <w:rFonts w:ascii="Arial" w:eastAsia="Times New Roman" w:hAnsi="Arial" w:cs="Arial"/>
-          <w:kern w:val="0"/>
-          <w:lang w:eastAsia="en-GB"/>
-          <w14:ligatures w14:val="none"/>
-        </w:rPr>
-      </w:pPr>
-    </w:p>
-    <w:p>
-      <w:pPr>
-        <w:pStyle w:val="Bibliography"/>
-        <w:ind w:left="405"/>
-        <w:rPr>
-          <w:rFonts w:cs="Arial"/>
-        </w:rPr>
-      </w:pPr>
-      <w:r>
-        <w:rPr>
-          <w:rFonts w:cs="Arial"/>
-        </w:rPr>
-        <w:t xml:space="preserve">KobeDev (2024) </w:t>
-      </w:r>
-      <w:r>
-        <w:rPr>
-          <w:rFonts w:cs="Arial"/>
-          <w:i/>
-          <w:iCs/>
-        </w:rPr>
-        <w:t>Make a Pause Menu in Godot 4+ in 5 Minutes!</w:t>
-      </w:r>
-      <w:r>
-        <w:rPr>
-          <w:rFonts w:cs="Arial"/>
-        </w:rPr>
-        <w:t xml:space="preserve"> Available at: https://www.youtube.com/watch?v=e9-WQg1yMCY (Accessed: 22 April 2026).</w:t>
-      </w:r>
-    </w:p>
-    <w:p>
-      <w:pPr>
-        <w:pStyle w:val="ListParagraph"/>
-        <w:ind w:left="405"/>
-        <w:rPr>
-          <w:rFonts w:ascii="Arial" w:eastAsia="Times New Roman" w:hAnsi="Arial" w:cs="Arial"/>
-          <w:color w:val="000000"/>
-          <w:kern w:val="0"/>
-          <w:lang w:eastAsia="en-GB"/>
-          <w14:ligatures w14:val="none"/>
-        </w:rPr>
-      </w:pPr>
-      <w:r>
-        <w:rPr>
-          <w:rFonts w:ascii="Arial" w:eastAsia="Times New Roman" w:hAnsi="Arial" w:cs="Arial"/>
-          <w:color w:val="000000"/>
-          <w:kern w:val="0"/>
-          <w:lang w:eastAsia="en-GB"/>
-          <w14:ligatures w14:val="none"/>
-        </w:rPr>
-        <w:lastRenderedPageBreak/>
-        <w:t>Lazaridis, L. and Fragulis, G.F. (2024) ‘Creating a Newer and Improved Procedural Content Generation (PCG) Algorithm with Minimal Human Intervention for Computer Gaming Development’, </w:t>
-      </w:r>
-      <w:r>
-        <w:rPr>
-          <w:rFonts w:ascii="Arial" w:eastAsia="Times New Roman" w:hAnsi="Arial" w:cs="Arial"/>
-          <w:i/>
-          <w:iCs/>
-          <w:color w:val="000000"/>
-          <w:kern w:val="0"/>
-          <w:lang w:eastAsia="en-GB"/>
-          <w14:ligatures w14:val="none"/>
-        </w:rPr>
-        <w:t>Game-Based Learning, Gamification in Education and Serious Games 2023,</w:t>
-      </w:r>
-      <w:r>
-        <w:rPr>
-          <w:rFonts w:ascii="Arial" w:eastAsia="Times New Roman" w:hAnsi="Arial" w:cs="Arial"/>
-          <w:color w:val="000000"/>
-          <w:kern w:val="0"/>
-          <w:lang w:eastAsia="en-GB"/>
-          <w14:ligatures w14:val="none"/>
-        </w:rPr>
-        <w:t xml:space="preserve"> 13(11), article 304. Available at: </w:t>
-      </w:r>
-      <w:hyperlink r:id="rId36" w:history="1">
-        <w:r>
-          <w:rPr>
-            <w:rStyle w:val="Hyperlink"/>
-            <w:rFonts w:ascii="Arial" w:eastAsia="Times New Roman" w:hAnsi="Arial" w:cs="Arial"/>
-            <w:kern w:val="0"/>
-            <w:lang w:eastAsia="en-GB"/>
-            <w14:ligatures w14:val="none"/>
-          </w:rPr>
-          <w:t>https://doi.org/10.3390/computers13110304</w:t>
-        </w:r>
-      </w:hyperlink>
-      <w:r>
-        <w:rPr>
-          <w:rFonts w:ascii="Arial" w:eastAsia="Times New Roman" w:hAnsi="Arial" w:cs="Arial"/>
-          <w:color w:val="000000"/>
-          <w:kern w:val="0"/>
-          <w:lang w:eastAsia="en-GB"/>
-          <w14:ligatures w14:val="none"/>
-        </w:rPr>
-        <w:t>.</w:t>
-      </w:r>
-    </w:p>
-    <w:p>
-      <w:pPr>
-        <w:pStyle w:val="ListParagraph"/>
-        <w:ind w:left="405"/>
-        <w:rPr>
-          <w:rFonts w:ascii="Arial" w:eastAsia="Times New Roman" w:hAnsi="Arial" w:cs="Arial"/>
-          <w:color w:val="000000"/>
-          <w:kern w:val="0"/>
-          <w:lang w:eastAsia="en-GB"/>
-          <w14:ligatures w14:val="none"/>
-        </w:rPr>
-      </w:pPr>
-    </w:p>
-    <w:p>
-      <w:pPr>
-        <w:pStyle w:val="ListParagraph"/>
-        <w:ind w:left="405"/>
-        <w:rPr>
-          <w:rFonts w:ascii="Arial" w:eastAsia="Times New Roman" w:hAnsi="Arial" w:cs="Arial"/>
-          <w:color w:val="000000"/>
-          <w:kern w:val="0"/>
-          <w:lang w:eastAsia="en-GB"/>
-          <w14:ligatures w14:val="none"/>
-        </w:rPr>
-      </w:pPr>
-      <w:r>
-        <w:rPr>
-          <w:rFonts w:ascii="Arial" w:eastAsia="Times New Roman" w:hAnsi="Arial" w:cs="Arial"/>
-          <w:color w:val="000000"/>
-          <w:kern w:val="0"/>
-          <w:lang w:eastAsia="en-GB"/>
-          <w14:ligatures w14:val="none"/>
-        </w:rPr>
-        <w:t>Linietsky, J. and Manzur, A. (2014) </w:t>
-      </w:r>
-      <w:r>
-        <w:rPr>
-          <w:rFonts w:ascii="Arial" w:eastAsia="Times New Roman" w:hAnsi="Arial" w:cs="Arial"/>
-          <w:i/>
-          <w:iCs/>
-          <w:color w:val="000000"/>
-          <w:kern w:val="0"/>
-          <w:lang w:eastAsia="en-GB"/>
-          <w14:ligatures w14:val="none"/>
-        </w:rPr>
-        <w:t>RigidBody3D</w:t>
-      </w:r>
-      <w:r>
-        <w:rPr>
-          <w:rFonts w:ascii="Arial" w:eastAsia="Times New Roman" w:hAnsi="Arial" w:cs="Arial"/>
-          <w:color w:val="000000"/>
-          <w:kern w:val="0"/>
-          <w:lang w:eastAsia="en-GB"/>
-          <w14:ligatures w14:val="none"/>
-        </w:rPr>
-        <w:t>, </w:t>
-      </w:r>
-      <w:r>
-        <w:rPr>
-          <w:rFonts w:ascii="Arial" w:eastAsia="Times New Roman" w:hAnsi="Arial" w:cs="Arial"/>
-          <w:i/>
-          <w:iCs/>
-          <w:color w:val="000000"/>
-          <w:kern w:val="0"/>
-          <w:lang w:eastAsia="en-GB"/>
-          <w14:ligatures w14:val="none"/>
-        </w:rPr>
-        <w:t>Godot Docs</w:t>
-      </w:r>
-      <w:r>
-        <w:rPr>
-          <w:rFonts w:ascii="Arial" w:eastAsia="Times New Roman" w:hAnsi="Arial" w:cs="Arial"/>
-          <w:color w:val="000000"/>
-          <w:kern w:val="0"/>
-          <w:lang w:eastAsia="en-GB"/>
-          <w14:ligatures w14:val="none"/>
-        </w:rPr>
-        <w:t>. Available at: https://docs.godotengine.org/en/stable/classes/class_rigidbody3d.html#class-rigidbody3d-method-apply-central-impulse (Accessed: 7 November 2025). </w:t>
-      </w:r>
-    </w:p>
-    <w:p>
-      <w:pPr>
-        <w:pStyle w:val="Bibliography"/>
-        <w:ind w:left="405"/>
-        <w:rPr>
-          <w:rFonts w:cs="Arial"/>
-        </w:rPr>
-      </w:pPr>
-      <w:r>
-        <w:rPr>
-          <w:rFonts w:cs="Arial"/>
-          <w:i/>
-          <w:iCs/>
-        </w:rPr>
-        <w:t>LowPoly Platformer Pack by Quaternius</w:t>
-      </w:r>
-      <w:r>
-        <w:rPr>
-          <w:rFonts w:cs="Arial"/>
-        </w:rPr>
-        <w:t xml:space="preserve"> (no date) </w:t>
-      </w:r>
-      <w:r>
-        <w:rPr>
-          <w:rFonts w:cs="Arial"/>
-          <w:i/>
-          <w:iCs/>
-        </w:rPr>
-        <w:t>itch.io</w:t>
-      </w:r>
-      <w:r>
-        <w:rPr>
-          <w:rFonts w:cs="Arial"/>
-        </w:rPr>
-        <w:t>. Available at: https://quaternius.itch.io/platformer-pack (Accessed: 22 April 2026).</w:t>
-      </w:r>
-    </w:p>
-    <w:p>
-      <w:pPr>
-        <w:pStyle w:val="ListParagraph"/>
-        <w:spacing w:after="0" w:line="240" w:lineRule="auto"/>
-        <w:ind w:left="405"/>
-        <w:rPr>
-          <w:rFonts w:ascii="Arial" w:eastAsia="Times New Roman" w:hAnsi="Arial" w:cs="Arial"/>
-          <w:color w:val="000000"/>
-          <w:kern w:val="0"/>
-          <w:lang w:eastAsia="en-GB"/>
-          <w14:ligatures w14:val="none"/>
-        </w:rPr>
-      </w:pPr>
-      <w:r>
-        <w:rPr>
-          <w:rFonts w:ascii="Arial" w:eastAsia="Times New Roman" w:hAnsi="Arial" w:cs="Arial"/>
-          <w:color w:val="000000"/>
-          <w:kern w:val="0"/>
-          <w:lang w:eastAsia="en-GB"/>
-          <w14:ligatures w14:val="none"/>
-        </w:rPr>
-        <w:t xml:space="preserve">Markus Persson (2006) </w:t>
-      </w:r>
-      <w:r>
-        <w:rPr>
-          <w:rFonts w:ascii="Arial" w:eastAsia="Times New Roman" w:hAnsi="Arial" w:cs="Arial"/>
-          <w:i/>
-          <w:iCs/>
-          <w:color w:val="000000"/>
-          <w:kern w:val="0"/>
-          <w:lang w:eastAsia="en-GB"/>
-          <w14:ligatures w14:val="none"/>
-        </w:rPr>
-        <w:t>Infinite Mario Bros</w:t>
-      </w:r>
-      <w:r>
-        <w:rPr>
-          <w:rFonts w:ascii="Arial" w:eastAsia="Times New Roman" w:hAnsi="Arial" w:cs="Arial"/>
-          <w:color w:val="000000"/>
-          <w:kern w:val="0"/>
-          <w:lang w:eastAsia="en-GB"/>
-          <w14:ligatures w14:val="none"/>
-        </w:rPr>
-        <w:t xml:space="preserve"> [Video Game].</w:t>
-      </w:r>
-    </w:p>
-    <w:p>
-      <w:pPr>
-        <w:pStyle w:val="ListParagraph"/>
-        <w:spacing w:after="0" w:line="240" w:lineRule="auto"/>
-        <w:ind w:left="405"/>
-        <w:rPr>
-          <w:rFonts w:ascii="Arial" w:eastAsia="Times New Roman" w:hAnsi="Arial" w:cs="Arial"/>
-          <w:color w:val="000000"/>
-          <w:kern w:val="0"/>
-          <w:lang w:eastAsia="en-GB"/>
-          <w14:ligatures w14:val="none"/>
-        </w:rPr>
-      </w:pPr>
-    </w:p>
-    <w:p>
-      <w:pPr>
-        <w:pStyle w:val="ListParagraph"/>
-        <w:ind w:left="405"/>
-        <w:rPr>
-          <w:rFonts w:ascii="Arial" w:eastAsia="Times New Roman" w:hAnsi="Arial" w:cs="Arial"/>
-          <w:color w:val="000000"/>
-          <w:kern w:val="0"/>
-          <w:lang w:eastAsia="en-GB"/>
-          <w14:ligatures w14:val="none"/>
-        </w:rPr>
-      </w:pPr>
-      <w:r>
-        <w:rPr>
-          <w:rFonts w:ascii="Arial" w:eastAsia="Times New Roman" w:hAnsi="Arial" w:cs="Arial"/>
-          <w:color w:val="000000"/>
-          <w:kern w:val="0"/>
-          <w:lang w:eastAsia="en-GB"/>
-          <w14:ligatures w14:val="none"/>
-        </w:rPr>
-        <w:t>Moghadam, A.B. and Rafsanjani, M.K. (2017) ‘A genetic approach in procedural content generation for platformer games level creation’, </w:t>
-      </w:r>
-      <w:r>
-        <w:rPr>
-          <w:rFonts w:ascii="Arial" w:eastAsia="Times New Roman" w:hAnsi="Arial" w:cs="Arial"/>
-          <w:i/>
-          <w:iCs/>
-          <w:color w:val="000000"/>
-          <w:kern w:val="0"/>
-          <w:lang w:eastAsia="en-GB"/>
-          <w14:ligatures w14:val="none"/>
-        </w:rPr>
-        <w:t>2017 2nd Conference on Swarm Intelligence and Evolutionary Computation (CSIEC)</w:t>
-      </w:r>
-      <w:r>
-        <w:rPr>
-          <w:rFonts w:ascii="Arial" w:eastAsia="Times New Roman" w:hAnsi="Arial" w:cs="Arial"/>
-          <w:color w:val="000000"/>
-          <w:kern w:val="0"/>
-          <w:lang w:eastAsia="en-GB"/>
-          <w14:ligatures w14:val="none"/>
-        </w:rPr>
-        <w:t xml:space="preserve">, pp. 141–146. Available at: </w:t>
-      </w:r>
-      <w:hyperlink r:id="rId37" w:history="1">
-        <w:r>
-          <w:rPr>
-            <w:rStyle w:val="Hyperlink"/>
-            <w:rFonts w:ascii="Arial" w:eastAsia="Times New Roman" w:hAnsi="Arial" w:cs="Arial"/>
-            <w:kern w:val="0"/>
-            <w:lang w:eastAsia="en-GB"/>
-            <w14:ligatures w14:val="none"/>
-          </w:rPr>
-          <w:t>https://doi.org/10.1109/CSIEC.2017.7940160</w:t>
-        </w:r>
-      </w:hyperlink>
-      <w:r>
-        <w:rPr>
-          <w:rFonts w:ascii="Arial" w:eastAsia="Times New Roman" w:hAnsi="Arial" w:cs="Arial"/>
-          <w:color w:val="000000"/>
-          <w:kern w:val="0"/>
-          <w:lang w:eastAsia="en-GB"/>
-          <w14:ligatures w14:val="none"/>
-        </w:rPr>
-        <w:t>.</w:t>
-      </w:r>
-    </w:p>
-    <w:p>
-      <w:pPr>
-        <w:pStyle w:val="ListParagraph"/>
-        <w:ind w:left="405"/>
-        <w:rPr>
-          <w:rFonts w:ascii="Arial" w:eastAsia="Times New Roman" w:hAnsi="Arial" w:cs="Arial"/>
-          <w:color w:val="000000"/>
-          <w:kern w:val="0"/>
-          <w:lang w:eastAsia="en-GB"/>
-          <w14:ligatures w14:val="none"/>
-        </w:rPr>
-      </w:pPr>
-    </w:p>
-    <w:p>
-      <w:pPr>
-        <w:pStyle w:val="ListParagraph"/>
-        <w:spacing w:after="0" w:line="240" w:lineRule="auto"/>
-        <w:ind w:left="405"/>
-        <w:rPr>
-          <w:rFonts w:ascii="Arial" w:eastAsia="Times New Roman" w:hAnsi="Arial" w:cs="Arial"/>
-          <w:color w:val="000000"/>
-          <w:kern w:val="0"/>
-          <w:lang w:eastAsia="en-GB"/>
-          <w14:ligatures w14:val="none"/>
-        </w:rPr>
-      </w:pPr>
-      <w:r>
-        <w:rPr>
-          <w:rFonts w:ascii="Arial" w:eastAsia="Times New Roman" w:hAnsi="Arial" w:cs="Arial"/>
-          <w:color w:val="000000"/>
-          <w:kern w:val="0"/>
-          <w:lang w:eastAsia="en-GB"/>
-          <w14:ligatures w14:val="none"/>
-        </w:rPr>
-        <w:t xml:space="preserve">Mojang (2011) </w:t>
-      </w:r>
-      <w:r>
-        <w:rPr>
-          <w:rFonts w:ascii="Arial" w:eastAsia="Times New Roman" w:hAnsi="Arial" w:cs="Arial"/>
-          <w:i/>
-          <w:iCs/>
-          <w:color w:val="000000"/>
-          <w:kern w:val="0"/>
-          <w:lang w:eastAsia="en-GB"/>
-          <w14:ligatures w14:val="none"/>
-        </w:rPr>
-        <w:t>Minecraft</w:t>
-      </w:r>
-      <w:r>
-        <w:rPr>
-          <w:rFonts w:ascii="Arial" w:eastAsia="Times New Roman" w:hAnsi="Arial" w:cs="Arial"/>
-          <w:color w:val="000000"/>
-          <w:kern w:val="0"/>
-          <w:lang w:eastAsia="en-GB"/>
-          <w14:ligatures w14:val="none"/>
-        </w:rPr>
-        <w:t xml:space="preserve"> [Video Game].</w:t>
-      </w:r>
-    </w:p>
-    <w:p>
-      <w:pPr>
-        <w:pStyle w:val="ListParagraph"/>
-        <w:spacing w:after="0" w:line="240" w:lineRule="auto"/>
-        <w:ind w:left="405"/>
-        <w:rPr>
-          <w:rFonts w:ascii="Arial" w:eastAsia="Times New Roman" w:hAnsi="Arial" w:cs="Arial"/>
-          <w:color w:val="000000"/>
-          <w:kern w:val="0"/>
-          <w:lang w:eastAsia="en-GB"/>
-          <w14:ligatures w14:val="none"/>
-        </w:rPr>
-      </w:pPr>
-    </w:p>
-    <w:p>
-      <w:pPr>
-        <w:pStyle w:val="Bibliography"/>
-        <w:ind w:left="405"/>
-        <w:rPr>
-          <w:rFonts w:cs="Arial"/>
-        </w:rPr>
-      </w:pPr>
-      <w:r>
-        <w:rPr>
-          <w:rFonts w:cs="Arial"/>
-        </w:rPr>
-        <w:t xml:space="preserve">Red Indie Games (2024) </w:t>
-      </w:r>
-      <w:r>
-        <w:rPr>
-          <w:rFonts w:cs="Arial"/>
-          <w:i/>
-          <w:iCs/>
-        </w:rPr>
-        <w:t>Master JSON in Godot: Save Systems, Data Handling, and More!</w:t>
-      </w:r>
-      <w:r>
-        <w:rPr>
-          <w:rFonts w:cs="Arial"/>
-        </w:rPr>
-        <w:t xml:space="preserve"> Available at: https://www.youtube.com/watch?v=JqJ5duB0Xhs (Accessed: 22 April 2026).</w:t>
-      </w:r>
-    </w:p>
-    <w:p>
-      <w:pPr>
-        <w:pStyle w:val="ListParagraph"/>
-        <w:spacing w:after="0" w:line="240" w:lineRule="auto"/>
-        <w:ind w:left="405"/>
-        <w:rPr>
-          <w:rFonts w:ascii="Arial" w:eastAsia="Times New Roman" w:hAnsi="Arial" w:cs="Arial"/>
-          <w:color w:val="000000"/>
-          <w:kern w:val="0"/>
-          <w:lang w:eastAsia="en-GB"/>
-          <w14:ligatures w14:val="none"/>
-        </w:rPr>
-      </w:pPr>
-      <w:r>
-        <w:rPr>
-          <w:rFonts w:ascii="Arial" w:eastAsia="Times New Roman" w:hAnsi="Arial" w:cs="Arial"/>
-          <w:color w:val="000000"/>
-          <w:kern w:val="0"/>
-          <w:lang w:eastAsia="en-GB"/>
-          <w14:ligatures w14:val="none"/>
-        </w:rPr>
-        <w:t xml:space="preserve">Smith G., Cha M., and Whitehead J. (2008) ‘A framework for analysis of 2D platformer levels’, </w:t>
-      </w:r>
-      <w:r>
-        <w:rPr>
-          <w:rFonts w:ascii="Arial" w:eastAsia="Times New Roman" w:hAnsi="Arial" w:cs="Arial"/>
-          <w:i/>
-          <w:iCs/>
-          <w:color w:val="000000"/>
-          <w:kern w:val="0"/>
-          <w:lang w:eastAsia="en-GB"/>
-          <w14:ligatures w14:val="none"/>
-        </w:rPr>
-        <w:t>Proceedings of the 2008 ACM SIGGRAPH symposium on Video games, Sandbox '08</w:t>
-      </w:r>
-      <w:r>
-        <w:rPr>
-          <w:rFonts w:ascii="Arial" w:eastAsia="Times New Roman" w:hAnsi="Arial" w:cs="Arial"/>
-          <w:color w:val="000000"/>
-          <w:kern w:val="0"/>
-          <w:lang w:eastAsia="en-GB"/>
-          <w14:ligatures w14:val="none"/>
-        </w:rPr>
-        <w:t xml:space="preserve">, pp. 75–80. Available at: </w:t>
-      </w:r>
-      <w:hyperlink r:id="rId38" w:history="1">
-        <w:r>
-          <w:rPr>
-            <w:rStyle w:val="Hyperlink"/>
-            <w:rFonts w:ascii="Arial" w:eastAsia="Times New Roman" w:hAnsi="Arial" w:cs="Arial"/>
-            <w:kern w:val="0"/>
-            <w:lang w:eastAsia="en-GB"/>
-            <w14:ligatures w14:val="none"/>
-          </w:rPr>
-          <w:t>https://doi.org/10.1145/1401843.1401858</w:t>
-        </w:r>
-      </w:hyperlink>
-      <w:r>
-        <w:rPr>
-          <w:rFonts w:ascii="Arial" w:eastAsia="Times New Roman" w:hAnsi="Arial" w:cs="Arial"/>
-          <w:color w:val="000000"/>
-          <w:kern w:val="0"/>
-          <w:lang w:eastAsia="en-GB"/>
-          <w14:ligatures w14:val="none"/>
-        </w:rPr>
-        <w:t>.</w:t>
-      </w:r>
-    </w:p>
-    <w:p>
-      <w:pPr>
-        <w:pStyle w:val="ListParagraph"/>
-        <w:spacing w:after="0" w:line="240" w:lineRule="auto"/>
-        <w:ind w:left="405"/>
-        <w:rPr>
-          <w:rFonts w:ascii="Arial" w:eastAsia="Times New Roman" w:hAnsi="Arial" w:cs="Arial"/>
-          <w:color w:val="000000"/>
-          <w:kern w:val="0"/>
-          <w:lang w:eastAsia="en-GB"/>
-          <w14:ligatures w14:val="none"/>
-        </w:rPr>
-      </w:pPr>
-    </w:p>
-    <w:p>
-      <w:pPr>
-        <w:pStyle w:val="ListParagraph"/>
-        <w:spacing w:after="0" w:line="240" w:lineRule="auto"/>
-        <w:ind w:left="405"/>
-        <w:rPr>
-          <w:rFonts w:ascii="Arial" w:eastAsia="Times New Roman" w:hAnsi="Arial" w:cs="Arial"/>
-          <w:color w:val="000000"/>
-          <w:kern w:val="0"/>
-          <w:lang w:eastAsia="en-GB"/>
-          <w14:ligatures w14:val="none"/>
-        </w:rPr>
-      </w:pPr>
-      <w:r>
-        <w:rPr>
-          <w:rFonts w:ascii="Arial" w:eastAsia="Times New Roman" w:hAnsi="Arial" w:cs="Arial"/>
-          <w:color w:val="000000"/>
-          <w:kern w:val="0"/>
-          <w:lang w:eastAsia="en-GB"/>
-          <w14:ligatures w14:val="none"/>
-        </w:rPr>
-        <w:t xml:space="preserve">Smith G., Treanor M., Whitehead J., and Mateas M. (2009) ‘Rhythm-based level generation for 2D platformers’, </w:t>
-      </w:r>
-      <w:r>
-        <w:rPr>
-          <w:rFonts w:ascii="Arial" w:eastAsia="Times New Roman" w:hAnsi="Arial" w:cs="Arial"/>
-          <w:i/>
-          <w:iCs/>
-          <w:color w:val="000000"/>
-          <w:kern w:val="0"/>
-          <w:lang w:eastAsia="en-GB"/>
-          <w14:ligatures w14:val="none"/>
-        </w:rPr>
-        <w:t>Proceedings of the 4th International Conference on Foundations of Digital Games,</w:t>
-      </w:r>
-      <w:r>
-        <w:rPr>
-          <w:rFonts w:ascii="Arial" w:eastAsia="Times New Roman" w:hAnsi="Arial" w:cs="Arial"/>
-          <w:color w:val="000000"/>
-          <w:kern w:val="0"/>
-          <w:lang w:eastAsia="en-GB"/>
-          <w14:ligatures w14:val="none"/>
-        </w:rPr>
-        <w:t xml:space="preserve"> </w:t>
-      </w:r>
-      <w:r>
-        <w:rPr>
-          <w:rFonts w:ascii="Arial" w:eastAsia="Times New Roman" w:hAnsi="Arial" w:cs="Arial"/>
-          <w:i/>
-          <w:iCs/>
-          <w:color w:val="000000"/>
-          <w:kern w:val="0"/>
-          <w:lang w:eastAsia="en-GB"/>
-          <w14:ligatures w14:val="none"/>
-        </w:rPr>
-        <w:t>FDG '09</w:t>
-      </w:r>
-      <w:r>
-        <w:rPr>
-          <w:rFonts w:ascii="Arial" w:eastAsia="Times New Roman" w:hAnsi="Arial" w:cs="Arial"/>
-          <w:color w:val="000000"/>
-          <w:kern w:val="0"/>
-          <w:lang w:eastAsia="en-GB"/>
-          <w14:ligatures w14:val="none"/>
-        </w:rPr>
-        <w:t xml:space="preserve">, pp. 175–182. Available at: </w:t>
-      </w:r>
-      <w:hyperlink r:id="rId39" w:history="1">
-        <w:r>
-          <w:rPr>
-            <w:rStyle w:val="Hyperlink"/>
-            <w:rFonts w:ascii="Arial" w:eastAsia="Times New Roman" w:hAnsi="Arial" w:cs="Arial"/>
-            <w:kern w:val="0"/>
-            <w:lang w:eastAsia="en-GB"/>
-            <w14:ligatures w14:val="none"/>
-          </w:rPr>
-          <w:t>https://doi.org/10.1145/1536513.1536548</w:t>
-        </w:r>
-      </w:hyperlink>
-      <w:r>
-        <w:rPr>
-          <w:rFonts w:ascii="Arial" w:eastAsia="Times New Roman" w:hAnsi="Arial" w:cs="Arial"/>
-          <w:color w:val="000000"/>
-          <w:kern w:val="0"/>
-          <w:lang w:eastAsia="en-GB"/>
-          <w14:ligatures w14:val="none"/>
-        </w:rPr>
-        <w:t>.</w:t>
-      </w:r>
-    </w:p>
-    <w:p>
-      <w:pPr>
-        <w:pStyle w:val="ListParagraph"/>
-        <w:ind w:left="405"/>
-        <w:rPr>
-          <w:rFonts w:eastAsia="Times New Roman" w:cs="Times New Roman"/>
-          <w:color w:val="000000"/>
-          <w:kern w:val="0"/>
-          <w:lang w:eastAsia="en-GB"/>
-          <w14:ligatures w14:val="none"/>
-        </w:rPr>
-      </w:pPr>
-    </w:p>
-    <w:p>
-      <w:pPr>
-        <w:pStyle w:val="ListParagraph"/>
-        <w:spacing w:after="0" w:line="240" w:lineRule="auto"/>
-        <w:ind w:left="405"/>
-        <w:rPr>
-          <w:rFonts w:eastAsia="Times New Roman" w:cs="Times New Roman"/>
-          <w:color w:val="000000"/>
-          <w:kern w:val="0"/>
-          <w:lang w:eastAsia="en-GB"/>
-          <w14:ligatures w14:val="none"/>
-        </w:rPr>
-      </w:pPr>
-    </w:p>
-    <w:p/>
-    <w:p/>
-    <w:p/>
-    <w:p>
-      <w:pPr>
-        <w:pStyle w:val="Heading1"/>
-      </w:pPr>
-      <w:r>
-        <w:br w:type="page"/>
-      </w:r>
-      <w:bookmarkStart w:id="32" w:name="_Toc92987359"/>
-      <w:bookmarkStart w:id="33" w:name="_Toc447628191"/>
-      <w:r>
-        <w:lastRenderedPageBreak/>
-        <w:t>Bibliography</w:t>
-      </w:r>
-      <w:bookmarkEnd w:id="32"/>
-    </w:p>
-    <w:p>
-      <w:r>
-        <w:t>If required</w:t>
-      </w:r>
-    </w:p>
-    <w:bookmarkEnd w:id="33"/>
-    <w:p/>
-    <w:p>
-      <w:pPr>
-        <w:pStyle w:val="Heading1"/>
-      </w:pPr>
-      <w:r>
-        <w:br w:type="page"/>
-      </w:r>
-    </w:p>
-    <w:p>
-      <w:pPr>
-        <w:pStyle w:val="Heading1"/>
-      </w:pPr>
-      <w:bookmarkStart w:id="34" w:name="_Toc92987360"/>
-      <w:r>
-        <w:lastRenderedPageBreak/>
-        <w:t>Appendices</w:t>
-      </w:r>
-      <w:bookmarkEnd w:id="34"/>
-      <w:r>
-        <w:t xml:space="preserve"> </w:t>
-      </w:r>
-    </w:p>
-    <w:p/>
+        <w:drawing>
+          <wp:anchor distT="0" distB="0" distL="114300" distR="114300" simplePos="0" relativeHeight="251666432" behindDoc="0" locked="0" layoutInCell="1" allowOverlap="1" wp14:anchorId="7338F931" wp14:editId="42A62E2D">
+            <wp:simplePos x="0" y="0"/>
+            <wp:positionH relativeFrom="page">
+              <wp:posOffset>1355461</wp:posOffset>
+            </wp:positionH>
+            <wp:positionV relativeFrom="paragraph">
+              <wp:posOffset>-296557</wp:posOffset>
+            </wp:positionV>
+            <wp:extent cx="4979035" cy="5942965"/>
+            <wp:effectExtent l="0" t="0" r="0" b="635"/>
+            <wp:wrapNone/>
+            <wp:docPr id="2040699964" name="Picture 1"/>
+            <wp:cNvGraphicFramePr>
+              <a:graphicFrameLocks xmlns:a="http://schemas.openxmlformats.org/drawingml/2006/main" noChangeAspect="1"/>
+            </wp:cNvGraphicFramePr>
+            <a:graphic xmlns:a="http://schemas.openxmlformats.org/drawingml/2006/main">
+              <a:graphicData uri="http://schemas.openxmlformats.org/drawingml/2006/picture">
+                <pic:pic xmlns:pic="http://schemas.openxmlformats.org/drawingml/2006/picture">
+                  <pic:nvPicPr>
+                    <pic:cNvPr id="2040699964" name=""/>
+                    <pic:cNvPicPr/>
+                  </pic:nvPicPr>
+                  <pic:blipFill>
+                    <a:blip r:embed="rId48">
+                      <a:extLst>
+                        <a:ext uri="{28A0092B-C50C-407E-A947-70E740481C1C}">
+                          <a14:useLocalDpi xmlns:a14="http://schemas.microsoft.com/office/drawing/2010/main" val="0"/>
+                        </a:ext>
+                      </a:extLst>
+                    </a:blip>
+                    <a:stretch>
+                      <a:fillRect/>
+                    </a:stretch>
+                  </pic:blipFill>
+                  <pic:spPr>
+                    <a:xfrm>
+                      <a:off x="0" y="0"/>
+                      <a:ext cx="4979035" cy="5942965"/>
+                    </a:xfrm>
+                    <a:prstGeom prst="rect">
+                      <a:avLst/>
+                    </a:prstGeom>
+                  </pic:spPr>
+                </pic:pic>
+              </a:graphicData>
+            </a:graphic>
+            <wp14:sizeRelH relativeFrom="page">
+              <wp14:pctWidth>0</wp14:pctWidth>
+            </wp14:sizeRelH>
+            <wp14:sizeRelV relativeFrom="page">
+              <wp14:pctHeight>0</wp14:pctHeight>
+            </wp14:sizeRelV>
+          </wp:anchor>
+        </w:drawing>
+      </w:r>
+    </w:p>
     <w:sectPr>
-      <w:headerReference w:type="default" r:id="rId40"/>
-      <w:footerReference w:type="default" r:id="rId41"/>
+      <w:headerReference w:type="default" r:id="rId49"/>
+      <w:footerReference w:type="default" r:id="rId50"/>
       <w:pgSz w:w="11906" w:h="16838"/>
       <w:pgMar w:top="1440" w:right="1797" w:bottom="1440" w:left="2268" w:header="720" w:footer="720" w:gutter="0"/>
       <w:pgNumType w:start="1"/>
@@ -5803,6 +7933,54 @@
           <w:lang w:val="en-US"/>
         </w:rPr>
         <w:t>Look back on rhythm based papers</w:t>
+      </w:r>
+    </w:p>
+  </w:comment>
+  <w:comment w:id="28" w:author="JERRY FRASER" w:date="2026-04-23T23:19:00Z" w:initials="JF">
+    <w:p>
+      <w:pPr>
+        <w:pStyle w:val="CommentText"/>
+      </w:pPr>
+      <w:r>
+        <w:rPr>
+          <w:rStyle w:val="CommentReference"/>
+        </w:rPr>
+        <w:annotationRef/>
+      </w:r>
+      <w:r>
+        <w:t>Adjust figure to right number</w:t>
+      </w:r>
+    </w:p>
+  </w:comment>
+  <w:comment w:id="31" w:author="JERRY FRASER" w:date="2026-04-23T23:07:00Z" w:initials="JF">
+    <w:p>
+      <w:pPr>
+        <w:pStyle w:val="CommentText"/>
+      </w:pPr>
+      <w:r>
+        <w:rPr>
+          <w:rStyle w:val="CommentReference"/>
+        </w:rPr>
+        <w:annotationRef/>
+      </w:r>
+      <w:r>
+        <w:t>Change this figure to the right number later</w:t>
+      </w:r>
+    </w:p>
+  </w:comment>
+  <w:comment w:id="32" w:author="JERRY FRASER" w:date="2026-04-23T23:29:00Z" w:initials="JF">
+    <w:p>
+      <w:pPr>
+        <w:pStyle w:val="CommentText"/>
+      </w:pPr>
+      <w:r>
+        <w:rPr>
+          <w:rStyle w:val="CommentReference"/>
+        </w:rPr>
+        <w:annotationRef/>
+      </w:r>
+      <w:r>
+        <w:t>Change to right figure later</w:t>
       </w:r>
     </w:p>
   </w:comment>
@@ -5831,6 +8009,9 @@
   <w15:commentEx w15:paraId="411FCE12" w15:done="0"/>
   <w15:commentEx w15:paraId="4D230C25" w15:paraIdParent="411FCE12" w15:done="0"/>
   <w15:commentEx w15:paraId="0BB2FE0B" w15:done="0"/>
+  <w15:commentEx w15:paraId="4C8C3E77" w15:done="0"/>
+  <w15:commentEx w15:paraId="0073DA57" w15:done="0"/>
+  <w15:commentEx w15:paraId="77CAB9D6" w15:done="0"/>
 </w15:commentsEx>
 </file>
 
@@ -5892,6 +8073,9 @@
   <w16cex:commentExtensible w16cex:durableId="0D92B2A9" w16cex:dateUtc="2026-04-08T06:22:00Z"/>
   <w16cex:commentExtensible w16cex:durableId="586455FE" w16cex:dateUtc="2026-04-16T15:52:00Z"/>
   <w16cex:commentExtensible w16cex:durableId="196A3CED" w16cex:dateUtc="2026-04-17T22:33:00Z"/>
+  <w16cex:commentExtensible w16cex:durableId="61EFFFB6" w16cex:dateUtc="2026-04-23T22:19:00Z"/>
+  <w16cex:commentExtensible w16cex:durableId="496784B4" w16cex:dateUtc="2026-04-23T22:07:00Z"/>
+  <w16cex:commentExtensible w16cex:durableId="16D21F56" w16cex:dateUtc="2026-04-23T22:29:00Z"/>
 </w16cex:commentsExtensible>
 </file>
 
@@ -5917,6 +8101,9 @@
   <w16cid:commentId w16cid:paraId="411FCE12" w16cid:durableId="0D92B2A9"/>
   <w16cid:commentId w16cid:paraId="4D230C25" w16cid:durableId="586455FE"/>
   <w16cid:commentId w16cid:paraId="0BB2FE0B" w16cid:durableId="196A3CED"/>
+  <w16cid:commentId w16cid:paraId="4C8C3E77" w16cid:durableId="61EFFFB6"/>
+  <w16cid:commentId w16cid:paraId="0073DA57" w16cid:durableId="496784B4"/>
+  <w16cid:commentId w16cid:paraId="77CAB9D6" w16cid:durableId="16D21F56"/>
 </w16cid:commentsIds>
 </file>
 

--- a/Documents/Dissertation w feedback 16th april.docx
+++ b/Documents/Dissertation w feedback 16th april.docx
@@ -4485,16 +4485,26 @@
     <w:p/>
     <w:p/>
     <w:p/>
-    <w:p>
-      <w:r>
+    <w:p/>
+    <w:p/>
+    <w:p/>
+    <w:p/>
+    <w:p/>
+    <w:p/>
+    <w:p/>
+    <w:p/>
+    <w:p/>
+    <w:p>
+      <w:r>
+        <w:lastRenderedPageBreak/>
         <w:drawing>
-          <wp:anchor distT="0" distB="0" distL="114300" distR="114300" simplePos="0" relativeHeight="251658240" behindDoc="0" locked="0" layoutInCell="1" allowOverlap="1" wp14:anchorId="1736CA34" wp14:editId="354DE5FF">
+          <wp:anchor distT="0" distB="0" distL="114300" distR="114300" simplePos="0" relativeHeight="251658240" behindDoc="0" locked="0" layoutInCell="1" allowOverlap="1" wp14:anchorId="1736CA34" wp14:editId="10237B19">
             <wp:simplePos x="0" y="0"/>
-            <wp:positionH relativeFrom="page">
+            <wp:positionH relativeFrom="margin">
               <wp:align>center</wp:align>
             </wp:positionH>
             <wp:positionV relativeFrom="paragraph">
-              <wp:posOffset>-734623</wp:posOffset>
+              <wp:posOffset>-45624</wp:posOffset>
             </wp:positionV>
             <wp:extent cx="6772275" cy="8131175"/>
             <wp:effectExtent l="0" t="0" r="9525" b="3175"/>
@@ -4557,37 +4567,120 @@
     <w:p/>
     <w:p/>
     <w:p/>
-    <w:p>
-      <w:pPr>
-        <w:jc w:val="center"/>
-        <w:rPr>
-          <w:i/>
-          <w:iCs/>
-        </w:rPr>
-      </w:pPr>
-      <w:r>
-        <w:rPr>
-          <w:i/>
-          <w:iCs/>
-        </w:rPr>
-        <w:t>Table 2: Answers for Question 3 of the survey</w:t>
-      </w:r>
-    </w:p>
-    <w:p/>
-    <w:p/>
-    <w:p/>
-    <w:p/>
-    <w:p/>
-    <w:p/>
-    <w:p/>
-    <w:p/>
-    <w:p/>
-    <w:p/>
-    <w:p/>
-    <w:p/>
-    <w:p/>
-    <w:p>
-      <w:pPr>
+    <w:p/>
+    <w:p/>
+    <w:p/>
+    <w:p/>
+    <w:p>
+      <w:pPr>
+        <w:rPr>
+          <w:i/>
+          <w:iCs/>
+        </w:rPr>
+      </w:pPr>
+    </w:p>
+    <w:p>
+      <w:pPr>
+        <w:jc w:val="center"/>
+        <w:rPr>
+          <w:i/>
+          <w:iCs/>
+        </w:rPr>
+      </w:pPr>
+    </w:p>
+    <w:p>
+      <w:pPr>
+        <w:jc w:val="center"/>
+        <w:rPr>
+          <w:i/>
+          <w:iCs/>
+        </w:rPr>
+      </w:pPr>
+    </w:p>
+    <w:p>
+      <w:pPr>
+        <w:jc w:val="center"/>
+        <w:rPr>
+          <w:i/>
+          <w:iCs/>
+        </w:rPr>
+      </w:pPr>
+    </w:p>
+    <w:p>
+      <w:pPr>
+        <w:jc w:val="center"/>
+        <w:rPr>
+          <w:i/>
+          <w:iCs/>
+        </w:rPr>
+      </w:pPr>
+    </w:p>
+    <w:p>
+      <w:pPr>
+        <w:jc w:val="center"/>
+        <w:rPr>
+          <w:i/>
+          <w:iCs/>
+        </w:rPr>
+      </w:pPr>
+    </w:p>
+    <w:p>
+      <w:pPr>
+        <w:jc w:val="center"/>
+        <w:rPr>
+          <w:i/>
+          <w:iCs/>
+        </w:rPr>
+      </w:pPr>
+    </w:p>
+    <w:p>
+      <w:pPr>
+        <w:jc w:val="center"/>
+        <w:rPr>
+          <w:i/>
+          <w:iCs/>
+        </w:rPr>
+      </w:pPr>
+    </w:p>
+    <w:p>
+      <w:pPr>
+        <w:jc w:val="center"/>
+        <w:rPr>
+          <w:i/>
+          <w:iCs/>
+        </w:rPr>
+      </w:pPr>
+    </w:p>
+    <w:p>
+      <w:pPr>
+        <w:jc w:val="center"/>
+        <w:rPr>
+          <w:i/>
+          <w:iCs/>
+        </w:rPr>
+      </w:pPr>
+    </w:p>
+    <w:p>
+      <w:pPr>
+        <w:jc w:val="center"/>
+        <w:rPr>
+          <w:i/>
+          <w:iCs/>
+        </w:rPr>
+      </w:pPr>
+    </w:p>
+    <w:p>
+      <w:pPr>
+        <w:jc w:val="center"/>
+        <w:rPr>
+          <w:i/>
+          <w:iCs/>
+        </w:rPr>
+      </w:pPr>
+    </w:p>
+    <w:p>
+      <w:pPr>
+        <w:jc w:val="center"/>
         <w:rPr>
           <w:i/>
           <w:iCs/>
@@ -5483,6 +5576,73 @@
         <w:t xml:space="preserve"> Discussion</w:t>
       </w:r>
       <w:bookmarkEnd w:id="30"/>
+    </w:p>
+    <w:p>
+      <w:pPr>
+        <w:pStyle w:val="Heading1"/>
+        <w:rPr>
+          <w:b w:val="0"/>
+          <w:bCs w:val="0"/>
+          <w:sz w:val="24"/>
+          <w:szCs w:val="28"/>
+        </w:rPr>
+      </w:pPr>
+    </w:p>
+    <w:p>
+      <w:pPr>
+        <w:pStyle w:val="Heading1"/>
+        <w:rPr>
+          <w:b w:val="0"/>
+          <w:bCs w:val="0"/>
+          <w:sz w:val="24"/>
+          <w:szCs w:val="28"/>
+        </w:rPr>
+      </w:pPr>
+      <w:r>
+        <w:rPr>
+          <w:b w:val="0"/>
+          <w:bCs w:val="0"/>
+          <w:sz w:val="24"/>
+          <w:szCs w:val="28"/>
+        </w:rPr>
+        <w:t xml:space="preserve">For the average score of 7.4/10 for what users rated the level, this suggests that the feedback for this application is generally favourable, and this is a 2.2 increase compared to the pilot test, therefore the changes made from the pilot test have seen improvements of what users thought of the application. However, there was only 5 participants who participated in the pilot test versus 18 for the real test, so this improvement may be subjective. </w:t>
+      </w:r>
+    </w:p>
+    <w:p/>
+    <w:p>
+      <w:r>
+        <w:t xml:space="preserve">As for question 7 on the survey, </w:t>
+      </w:r>
+      <w:r>
+        <w:t xml:space="preserve">three participants stated the generation felt linear or simple or both. There was planned ways to improve this for the generation, where optional paths around the level were planned to be implemented with a risk vs reward intention where there would be an easier path with little reward but low risk, and a harder path with higher risk, but high reward. More patterns were planned where for example the player could climb up a set </w:t>
+      </w:r>
+      <w:r>
+        <w:t>number</w:t>
+      </w:r>
+      <w:r>
+        <w:t xml:space="preserve"> of platforms upwards and in a circle </w:t>
+      </w:r>
+      <w:r>
+        <w:lastRenderedPageBreak/>
+        <w:t xml:space="preserve">where for example, the player would be needed to move the camera around </w:t>
+      </w:r>
+      <w:r>
+        <w:t xml:space="preserve">and figure out when to run and when to jump. </w:t>
+      </w:r>
+      <w:r>
+        <w:t xml:space="preserve">Two participants had issues with the spike mechanic, where one stated it was impossible for them to avoid, and another stated that they couldn’t determine if they got hit by the spike or not. For the impossibility of avoiding the spikes, this might have been a misunderstanding of the controls, or this mechanic was too difficult for the user. This is because the spikes were tested intensively by the researcher. As for the other person talking about the spikes, this suggests this was the fault of the game and the researcher since there </w:t>
+      </w:r>
+      <w:r>
+        <w:t>are</w:t>
+      </w:r>
+      <w:r>
+        <w:t xml:space="preserve"> no sound effects for getting hit by the spike or losing health and there isn’t an animation for the character showing that they got hurt. </w:t>
+      </w:r>
+    </w:p>
+    <w:p>
+      <w:pPr>
+        <w:pStyle w:val="Heading1"/>
+      </w:pPr>
       <w:r>
         <w:br w:type="page"/>
       </w:r>
@@ -5584,6 +5744,39 @@
         <w:t>uture Work</w:t>
       </w:r>
       <w:bookmarkEnd w:id="33"/>
+    </w:p>
+    <w:p>
+      <w:pPr>
+        <w:pStyle w:val="Heading1"/>
+        <w:jc w:val="center"/>
+      </w:pPr>
+      <w:r>
+        <w:rPr>
+          <w:b w:val="0"/>
+          <w:bCs w:val="0"/>
+          <w:sz w:val="24"/>
+          <w:szCs w:val="28"/>
+        </w:rPr>
+        <w:t>To</w:t>
+      </w:r>
+      <w:r>
+        <w:rPr>
+          <w:b w:val="0"/>
+          <w:bCs w:val="0"/>
+          <w:sz w:val="24"/>
+          <w:szCs w:val="28"/>
+        </w:rPr>
+        <w:t xml:space="preserve"> make the level more unique for players and more customisable for developers, a way to select attributes for each section rather than</w:t>
+      </w:r>
+      <w:r>
+        <w:rPr>
+          <w:b w:val="0"/>
+          <w:bCs w:val="0"/>
+          <w:sz w:val="24"/>
+          <w:szCs w:val="28"/>
+        </w:rPr>
+        <w:t xml:space="preserve"> one set of attributes for each section, and this is so the level would not feel repetitive for the player. </w:t>
+      </w:r>
       <w:r>
         <w:br w:type="page"/>
       </w:r>

--- a/Documents/Dissertation w feedback 16th april.docx
+++ b/Documents/Dissertation w feedback 16th april.docx
@@ -2215,55 +2215,55 @@
         </w:rPr>
         <w:t>To achieve the goals of the project, elements from rhythm-based platforming techniques were chosen. To demonstrate how the level will play out, a playable character was developed. This chapter will provide a detailed description of how the development process was delivered and the reasoning behind the decisions made during the making of the application.</w:t>
       </w:r>
-    </w:p>
-    <w:p>
-      <w:pPr>
-        <w:pStyle w:val="Heading1"/>
-        <w:jc w:val="center"/>
-        <w:rPr>
-          <w:b w:val="0"/>
-          <w:bCs w:val="0"/>
-        </w:rPr>
-      </w:pPr>
-    </w:p>
-    <w:p>
-      <w:pPr>
-        <w:pStyle w:val="Heading1"/>
-        <w:jc w:val="center"/>
-      </w:pPr>
-      <w:r>
-        <w:t>3.1 Project Development</w:t>
-      </w:r>
-    </w:p>
-    <w:p>
-      <w:pPr>
-        <w:pStyle w:val="Heading1"/>
-        <w:jc w:val="center"/>
-      </w:pPr>
-      <w:r>
-        <w:t>3.1.1 Development Environment</w:t>
-      </w:r>
-    </w:p>
-    <w:p>
-      <w:pPr>
-        <w:pStyle w:val="Heading1"/>
-        <w:jc w:val="center"/>
+      <w:r>
         <w:rPr>
           <w:b w:val="0"/>
           <w:bCs w:val="0"/>
           <w:sz w:val="24"/>
           <w:szCs w:val="28"/>
         </w:rPr>
-      </w:pPr>
-      <w:r>
+        <w:t xml:space="preserve"> It will also explain a pilot study undertaken before the survey design was finalised, and what this final survey design contained.</w:t>
+      </w:r>
+    </w:p>
+    <w:p>
+      <w:pPr>
+        <w:pStyle w:val="Heading1"/>
+        <w:jc w:val="center"/>
+        <w:rPr>
+          <w:b w:val="0"/>
+          <w:bCs w:val="0"/>
+        </w:rPr>
+      </w:pPr>
+    </w:p>
+    <w:p>
+      <w:pPr>
+        <w:pStyle w:val="Heading1"/>
+        <w:jc w:val="center"/>
+      </w:pPr>
+      <w:r>
+        <w:t>3.1 Project Development</w:t>
+      </w:r>
+    </w:p>
+    <w:p>
+      <w:pPr>
+        <w:pStyle w:val="Heading1"/>
+        <w:jc w:val="center"/>
+      </w:pPr>
+      <w:r>
+        <w:t>3.1.1 Development Environment</w:t>
+      </w:r>
+    </w:p>
+    <w:p>
+      <w:pPr>
+        <w:pStyle w:val="Heading1"/>
+        <w:jc w:val="center"/>
         <w:rPr>
           <w:b w:val="0"/>
           <w:bCs w:val="0"/>
           <w:sz w:val="24"/>
           <w:szCs w:val="28"/>
         </w:rPr>
-        <w:t>Godot(ref here) was chosen as the development environment in this project due to the engine being lightweight</w:t>
-      </w:r>
+      </w:pPr>
       <w:r>
         <w:rPr>
           <w:b w:val="0"/>
@@ -2271,38 +2271,38 @@
           <w:sz w:val="24"/>
           <w:szCs w:val="28"/>
         </w:rPr>
-        <w:t xml:space="preserve"> in terms of processing power, therefore allowing more machines to run it. Using Godot has also ensured that generating the level will not require an intensive setup. Additionally, the researcher is highly experienced with Godot’s workflow and scripting system. The application was developed using the .NET version of Godot, which means the scripting language was implemented in C#, therefore allowing the scripting part of the application to be easily transferred over to Unity.</w:t>
-      </w:r>
-    </w:p>
-    <w:p>
-      <w:pPr>
-        <w:pStyle w:val="Heading1"/>
-        <w:jc w:val="center"/>
-      </w:pPr>
-      <w:r>
-        <w:t>3.2.1 Platform Placement</w:t>
-      </w:r>
-    </w:p>
-    <w:p>
-      <w:pPr>
-        <w:pStyle w:val="Heading1"/>
-        <w:jc w:val="center"/>
+        <w:t>Godot(ref here) was chosen as the development environment in this project due to the engine being lightweight</w:t>
+      </w:r>
+      <w:r>
         <w:rPr>
           <w:b w:val="0"/>
           <w:bCs w:val="0"/>
           <w:sz w:val="24"/>
           <w:szCs w:val="28"/>
         </w:rPr>
-      </w:pPr>
-      <w:r>
+        <w:t xml:space="preserve"> in terms of processing power, therefore allowing more machines to run it. Using Godot has also ensured that generating the level will not require an intensive setup. Additionally, the researcher is highly experienced with Godot’s workflow and scripting system. The application was developed using the .NET version of Godot, which means the scripting language was implemented in C#, therefore allowing the scripting part of the application to be easily transferred over to Unity.</w:t>
+      </w:r>
+    </w:p>
+    <w:p>
+      <w:pPr>
+        <w:pStyle w:val="Heading1"/>
+        <w:jc w:val="center"/>
+      </w:pPr>
+      <w:r>
+        <w:t>3.2.1 Platform Placement</w:t>
+      </w:r>
+    </w:p>
+    <w:p>
+      <w:pPr>
+        <w:pStyle w:val="Heading1"/>
+        <w:jc w:val="center"/>
         <w:rPr>
           <w:b w:val="0"/>
           <w:bCs w:val="0"/>
           <w:sz w:val="24"/>
           <w:szCs w:val="28"/>
         </w:rPr>
-        <w:t xml:space="preserve">To ensure the level was playable and that each part of the level was grouped correctly, some elements from the rhythm-based technique were </w:t>
-      </w:r>
+      </w:pPr>
       <w:r>
         <w:rPr>
           <w:b w:val="0"/>
@@ -2310,8 +2310,7 @@
           <w:sz w:val="24"/>
           <w:szCs w:val="28"/>
         </w:rPr>
-        <w:lastRenderedPageBreak/>
-        <w:t>used. Specifically for the platforms, jumps, and directions in the level.</w:t>
+        <w:t>To ensure the level was playable and that each part of the level was grouped correctly, some elements from the rhythm-based technique were used. Specifically for the platforms, jumps, and directions in the level.</w:t>
       </w:r>
       <w:r>
         <w:rPr>
@@ -2330,7 +2329,7 @@
           <w:sz w:val="24"/>
           <w:szCs w:val="28"/>
         </w:rPr>
-        <w:t xml:space="preserve">This was selected to </w:t>
+        <w:t>This was selected</w:t>
       </w:r>
       <w:commentRangeEnd w:id="27"/>
       <w:r>
@@ -2342,6 +2341,99 @@
           <w:szCs w:val="28"/>
         </w:rPr>
         <w:commentReference w:id="27"/>
+      </w:r>
+      <w:r>
+        <w:rPr>
+          <w:b w:val="0"/>
+          <w:bCs w:val="0"/>
+          <w:sz w:val="24"/>
+          <w:szCs w:val="28"/>
+        </w:rPr>
+        <w:t xml:space="preserve"> since in </w:t>
+      </w:r>
+      <w:r>
+        <w:rPr>
+          <w:b w:val="0"/>
+          <w:bCs w:val="0"/>
+          <w:sz w:val="24"/>
+          <w:szCs w:val="28"/>
+        </w:rPr>
+        <w:t>Rhythm-Based Level Generation for 2D Platformers</w:t>
+      </w:r>
+      <w:r>
+        <w:rPr>
+          <w:b w:val="0"/>
+          <w:bCs w:val="0"/>
+          <w:sz w:val="24"/>
+          <w:szCs w:val="28"/>
+        </w:rPr>
+        <w:t xml:space="preserve"> </w:t>
+      </w:r>
+      <w:r>
+        <w:rPr>
+          <w:b w:val="0"/>
+          <w:bCs w:val="0"/>
+          <w:kern w:val="0"/>
+          <w:sz w:val="24"/>
+        </w:rPr>
+        <w:t xml:space="preserve">(Smith </w:t>
+      </w:r>
+      <w:r>
+        <w:rPr>
+          <w:b w:val="0"/>
+          <w:bCs w:val="0"/>
+          <w:i/>
+          <w:iCs/>
+          <w:kern w:val="0"/>
+          <w:sz w:val="24"/>
+        </w:rPr>
+        <w:t>et al.</w:t>
+      </w:r>
+      <w:r>
+        <w:rPr>
+          <w:b w:val="0"/>
+          <w:bCs w:val="0"/>
+          <w:kern w:val="0"/>
+          <w:sz w:val="24"/>
+        </w:rPr>
+        <w:t>, 2009)</w:t>
+      </w:r>
+      <w:r>
+        <w:rPr>
+          <w:b w:val="0"/>
+          <w:bCs w:val="0"/>
+          <w:kern w:val="0"/>
+          <w:sz w:val="24"/>
+        </w:rPr>
+        <w:t xml:space="preserve">, it mentions that using this elements allows variety for the type of verb, the length of the verb, and the density </w:t>
+      </w:r>
+      <w:r>
+        <w:rPr>
+          <w:b w:val="0"/>
+          <w:bCs w:val="0"/>
+          <w:kern w:val="0"/>
+          <w:sz w:val="24"/>
+        </w:rPr>
+        <w:lastRenderedPageBreak/>
+        <w:t xml:space="preserve">of the verb. A verb represents an action, namely running or jumping. The length means approximately how this verb would go on for, and density means the number of actions that would happen in a </w:t>
+      </w:r>
+      <w:r>
+        <w:rPr>
+          <w:b w:val="0"/>
+          <w:bCs w:val="0"/>
+          <w:kern w:val="0"/>
+          <w:sz w:val="24"/>
+        </w:rPr>
+        <w:t xml:space="preserve">set </w:t>
+      </w:r>
+      <w:r>
+        <w:rPr>
+          <w:b w:val="0"/>
+          <w:bCs w:val="0"/>
+          <w:kern w:val="0"/>
+          <w:sz w:val="24"/>
+        </w:rPr>
+        <w:t xml:space="preserve">time, where for example, with a time of 10 seconds, one action during this would be a small density, whereas fifteen actions during that period would be a large density. The idea of the geometry generator is also used in this application as well, where a mesh is generated (for walking) or a space (for jumping) is added onto the generator based on the verb. </w:t>
       </w:r>
     </w:p>
     <w:p>
@@ -2392,9 +2484,30 @@
       </w:r>
     </w:p>
     <w:p/>
-    <w:p/>
-    <w:p>
-      <w:pPr>
+    <w:p>
+      <w:r>
+        <w:t xml:space="preserve">This generator begins with generating each verb that will be used in the level. The generator then goes through a loop through each verb. In the case for the walk verb, the type of platform will be selected based on the chances the user selected in the UI, next comes the size of this platform also using chances selected, which then generates a mesh in the current generator position, and after generating this, the generators position gets translated by the size of the platform. This could be translating negatively or positively, and this could be translated in either the x or z axis, depending on what the current direction is for the generator. As for incline platforms, since this requires the player climbing up, the generator would also be translated </w:t>
+      </w:r>
+      <w:r>
+        <w:t xml:space="preserve">by the </w:t>
+      </w:r>
+      <w:commentRangeStart w:id="28"/>
+      <w:r>
+        <w:t>height of the incline platform.</w:t>
+      </w:r>
+      <w:commentRangeEnd w:id="28"/>
+      <w:r>
+        <w:rPr>
+          <w:rStyle w:val="CommentReference"/>
+          <w:sz w:val="24"/>
+          <w:szCs w:val="24"/>
+        </w:rPr>
+        <w:commentReference w:id="28"/>
+      </w:r>
+    </w:p>
+    <w:p>
+      <w:pPr>
+        <w:jc w:val="center"/>
         <w:rPr>
           <w:b/>
           <w:bCs/>
@@ -2409,12 +2522,297 @@
           <w:sz w:val="28"/>
           <w:szCs w:val="28"/>
         </w:rPr>
-        <w:t>3.3.2 User Interface</w:t>
-      </w:r>
-    </w:p>
-    <w:p>
-      <w:r>
-        <w:t xml:space="preserve">The application involved a user interface where the user has the ability to adjust parameters of the level. This involved changing the odds of how each part of the level was spawned, and adjusting the size of the level. </w:t>
+        <w:t>3.3.2 Player Character</w:t>
+      </w:r>
+    </w:p>
+    <w:p>
+      <w:pPr>
+        <w:ind w:left="720" w:hanging="720"/>
+      </w:pPr>
+      <w:r>
+        <w:t>The player character in the game is a CharacterBody3D in Godot</w:t>
+      </w:r>
+      <w:r>
+        <w:t xml:space="preserve"> </w:t>
+      </w:r>
+      <w:r>
+        <w:t>(Linisetsky, Manzur, 2014)</w:t>
+      </w:r>
+      <w:r>
+        <w:t>. This is a</w:t>
+      </w:r>
+      <w:r>
+        <w:t xml:space="preserve"> component in the engine</w:t>
+      </w:r>
+      <w:r>
+        <w:t xml:space="preserve"> </w:t>
+      </w:r>
+      <w:r>
+        <w:t>where a physics body is affected by the controls of the user and not by physics itself. Whereas a RigidBody</w:t>
+      </w:r>
+      <w:r>
+        <w:t>3D</w:t>
+      </w:r>
+      <w:r>
+        <w:t xml:space="preserve"> is affected by the physics engine instead</w:t>
+      </w:r>
+      <w:r>
+        <w:t xml:space="preserve">, and to move a character using a rigid </w:t>
+      </w:r>
+      <w:r>
+        <w:lastRenderedPageBreak/>
+        <w:t>body, forces must be applied to it. The advantage of a RigidBody3D in Godot (Linsetsky, Manzur, 2014) is that it can react to collisions and affect other physics bodies as a result. For instance, it can knock down a set of bricks. However, since this application does not involve the need to knock objects down and prioritises movement and control for the character, a CharacterBody3D has been selected.</w:t>
+      </w:r>
+      <w:r>
+        <w:t xml:space="preserve"> </w:t>
+      </w:r>
+      <w:r>
+        <w:t>Three minutes into a</w:t>
+      </w:r>
+      <w:r>
+        <w:t xml:space="preserve"> video </w:t>
+      </w:r>
+      <w:r>
+        <w:t>t</w:t>
+      </w:r>
+      <w:r>
+        <w:t>itled “</w:t>
+      </w:r>
+      <w:r>
+        <w:t>3D TUTORIAL: Make a Smooth 3D Character Controller in Godot 4</w:t>
+      </w:r>
+      <w:r>
+        <w:rPr>
+          <w:b/>
+          <w:bCs/>
+        </w:rPr>
+        <w:t>”</w:t>
+      </w:r>
+      <w:r>
+        <w:rPr>
+          <w:b/>
+          <w:bCs/>
+        </w:rPr>
+        <w:t xml:space="preserve"> </w:t>
+      </w:r>
+      <w:r>
+        <w:t>(GDQuest, 2024), the commentator states that a CharacterBody3D gives tighter control for how it moves/stops, accelerates, jumps, and falls, whereas a rigid body is floatier. Since a 3D platformer involves precise movement and timing with running and jumping, a CharacterBody3D fits best for this.</w:t>
+      </w:r>
+    </w:p>
+    <w:p>
+      <w:pPr>
+        <w:ind w:left="720" w:hanging="720"/>
+      </w:pPr>
+      <w:r>
+        <w:drawing>
+          <wp:inline distT="0" distB="0" distL="0" distR="0" wp14:anchorId="67579929" wp14:editId="07D44665">
+            <wp:extent cx="4979035" cy="2404110"/>
+            <wp:effectExtent l="0" t="0" r="0" b="0"/>
+            <wp:docPr id="619462154" name="Picture 1"/>
+            <wp:cNvGraphicFramePr>
+              <a:graphicFrameLocks xmlns:a="http://schemas.openxmlformats.org/drawingml/2006/main" noChangeAspect="1"/>
+            </wp:cNvGraphicFramePr>
+            <a:graphic xmlns:a="http://schemas.openxmlformats.org/drawingml/2006/main">
+              <a:graphicData uri="http://schemas.openxmlformats.org/drawingml/2006/picture">
+                <pic:pic xmlns:pic="http://schemas.openxmlformats.org/drawingml/2006/picture">
+                  <pic:nvPicPr>
+                    <pic:cNvPr id="619462154" name=""/>
+                    <pic:cNvPicPr/>
+                  </pic:nvPicPr>
+                  <pic:blipFill>
+                    <a:blip r:embed="rId19"/>
+                    <a:stretch>
+                      <a:fillRect/>
+                    </a:stretch>
+                  </pic:blipFill>
+                  <pic:spPr>
+                    <a:xfrm>
+                      <a:off x="0" y="0"/>
+                      <a:ext cx="4979035" cy="2404110"/>
+                    </a:xfrm>
+                    <a:prstGeom prst="rect">
+                      <a:avLst/>
+                    </a:prstGeom>
+                  </pic:spPr>
+                </pic:pic>
+              </a:graphicData>
+            </a:graphic>
+          </wp:inline>
+        </w:drawing>
+      </w:r>
+    </w:p>
+    <w:p>
+      <w:pPr>
+        <w:ind w:left="720" w:hanging="720"/>
+        <w:jc w:val="center"/>
+        <w:rPr>
+          <w:i/>
+          <w:iCs/>
+        </w:rPr>
+      </w:pPr>
+      <w:r>
+        <w:rPr>
+          <w:i/>
+          <w:iCs/>
+        </w:rPr>
+        <w:t xml:space="preserve">Figure 3.3.2.1: </w:t>
+      </w:r>
+      <w:r>
+        <w:rPr>
+          <w:i/>
+          <w:iCs/>
+        </w:rPr>
+        <w:t>Controls for the Player Character</w:t>
+      </w:r>
+    </w:p>
+    <w:p>
+      <w:pPr>
+        <w:ind w:left="720" w:hanging="720"/>
+      </w:pPr>
+      <w:r>
+        <w:tab/>
+        <w:t xml:space="preserve">To enable more movement and timing with running and jumping, the player can hold the shift key to run faster, and they also </w:t>
+      </w:r>
+      <w:r>
+        <w:t>can</w:t>
+      </w:r>
+      <w:r>
+        <w:t xml:space="preserve"> double jump. The ability to run faster and to double jump was implemented to allow the jump gaps to be much wider </w:t>
+      </w:r>
+      <w:r>
+        <w:t xml:space="preserve">and to also compensate if the player missed a jump at the right time, where for example if the player failed to land on a platform using a single jump, they could jump a second time to attempt to get onto the platform they are trying to land on. </w:t>
+      </w:r>
+    </w:p>
+    <w:p>
+      <w:pPr>
+        <w:ind w:left="720" w:hanging="720"/>
+      </w:pPr>
+    </w:p>
+    <w:p>
+      <w:pPr>
+        <w:ind w:left="720" w:hanging="720"/>
+      </w:pPr>
+      <w:r>
+        <w:lastRenderedPageBreak/>
+        <w:tab/>
+        <w:t>Another way to mitigate this which was considered during development is an element called “Coyote Time”</w:t>
+      </w:r>
+      <w:r>
+        <w:t xml:space="preserve"> </w:t>
+      </w:r>
+      <w:r>
+        <w:rPr>
+          <w:rFonts w:cs="Arial"/>
+        </w:rPr>
+        <w:t>(</w:t>
+      </w:r>
+      <w:r>
+        <w:rPr>
+          <w:rFonts w:cs="Arial"/>
+          <w:i/>
+          <w:iCs/>
+        </w:rPr>
+        <w:t>Coyote Time | Glossary | GDQuest</w:t>
+      </w:r>
+      <w:r>
+        <w:rPr>
+          <w:rFonts w:cs="Arial"/>
+        </w:rPr>
+        <w:t>, no date)</w:t>
+      </w:r>
+      <w:r>
+        <w:t xml:space="preserve">, which is also known as a “Grace Period”. This is a game design technique where the player is allowed to jump even after leaving platform for a small period. This was taken out of development during this research due to time constraints, but to implement this, </w:t>
+      </w:r>
+      <w:r>
+        <w:t>a check for if the player is not in on a platform for less than a certain amount of time (generally 0.1 to 0.2 seconds). If this is true, the player would not start falling. If false however, the player will fall. This technique is named after Wile E. Coyote from Looney Tunes (Warner Bros. Entertainment, 1930).</w:t>
+      </w:r>
+    </w:p>
+    <w:p>
+      <w:pPr>
+        <w:ind w:left="720" w:hanging="720"/>
+      </w:pPr>
+    </w:p>
+    <w:p>
+      <w:pPr>
+        <w:ind w:left="720" w:hanging="720"/>
+      </w:pPr>
+    </w:p>
+    <w:p>
+      <w:pPr>
+        <w:rPr>
+          <w:b/>
+          <w:bCs/>
+          <w:sz w:val="28"/>
+          <w:szCs w:val="28"/>
+        </w:rPr>
+      </w:pPr>
+    </w:p>
+    <w:p/>
+    <w:p>
+      <w:pPr>
+        <w:jc w:val="center"/>
+        <w:rPr>
+          <w:b/>
+          <w:bCs/>
+          <w:sz w:val="28"/>
+          <w:szCs w:val="28"/>
+        </w:rPr>
+      </w:pPr>
+      <w:r>
+        <w:rPr>
+          <w:b/>
+          <w:bCs/>
+          <w:sz w:val="28"/>
+          <w:szCs w:val="28"/>
+        </w:rPr>
+        <w:t>3.3.</w:t>
+      </w:r>
+      <w:r>
+        <w:rPr>
+          <w:b/>
+          <w:bCs/>
+          <w:sz w:val="28"/>
+          <w:szCs w:val="28"/>
+        </w:rPr>
+        <w:t>3</w:t>
+      </w:r>
+      <w:r>
+        <w:rPr>
+          <w:b/>
+          <w:bCs/>
+          <w:sz w:val="28"/>
+          <w:szCs w:val="28"/>
+        </w:rPr>
+        <w:t xml:space="preserve"> User Interface</w:t>
+      </w:r>
+    </w:p>
+    <w:p>
+      <w:r>
+        <w:t xml:space="preserve">The application involved a user interface where the user </w:t>
+      </w:r>
+      <w:r>
+        <w:t>can</w:t>
+      </w:r>
+      <w:r>
+        <w:t xml:space="preserve"> adjust parameters of the level. This involved changing the odds of how each part of the level was </w:t>
+      </w:r>
+      <w:r>
+        <w:t>spawned and</w:t>
+      </w:r>
+      <w:r>
+        <w:t xml:space="preserve"> adjusting the size of the level. </w:t>
+      </w:r>
+      <w:r>
+        <w:t>This user interface was created so that the level could be customised without needing to know how to use the Godot Engine (</w:t>
+      </w:r>
+      <w:r>
+        <w:t>Linietsky</w:t>
+      </w:r>
+      <w:r>
+        <w:t xml:space="preserve">, Manzur, 2014), and to allow those who </w:t>
+      </w:r>
+      <w:r>
+        <w:t>are familiar with 3D platformers with little background in game engines and/or programming to use this application.</w:t>
       </w:r>
     </w:p>
     <w:p/>
@@ -2423,6 +2821,7 @@
         <w:rPr>
           <w:noProof/>
         </w:rPr>
+        <w:lastRenderedPageBreak/>
         <w:drawing>
           <wp:inline distT="0" distB="0" distL="0" distR="0" wp14:anchorId="26695CB5" wp14:editId="71C85FA4">
             <wp:extent cx="4979035" cy="2787650"/>
@@ -2439,7 +2838,7 @@
                     <pic:cNvPicPr/>
                   </pic:nvPicPr>
                   <pic:blipFill>
-                    <a:blip r:embed="rId19"/>
+                    <a:blip r:embed="rId20"/>
                     <a:stretch>
                       <a:fillRect/>
                     </a:stretch>
@@ -2465,7 +2864,6 @@
         <w:rPr>
           <w:noProof/>
         </w:rPr>
-        <w:lastRenderedPageBreak/>
         <w:drawing>
           <wp:inline distT="0" distB="0" distL="0" distR="0" wp14:anchorId="0DA53875" wp14:editId="30054D3E">
             <wp:extent cx="4979035" cy="2789555"/>
@@ -2482,7 +2880,7 @@
                     <pic:cNvPicPr/>
                   </pic:nvPicPr>
                   <pic:blipFill>
-                    <a:blip r:embed="rId20"/>
+                    <a:blip r:embed="rId21"/>
                     <a:stretch>
                       <a:fillRect/>
                     </a:stretch>
@@ -2568,7 +2966,7 @@
           <w:sz w:val="24"/>
           <w:szCs w:val="28"/>
         </w:rPr>
-        <w:t xml:space="preserve"> The users also had their desired settings, the level generated which they played, and the results of their gameplay all documented. This was used with a JSON file due to Godot’s ease of use of outputting data through its own built-in functions. </w:t>
+        <w:t xml:space="preserve"> The users also had their desired settings, the level generated which they played, and the results of their gameplay all documented. This </w:t>
       </w:r>
       <w:r>
         <w:rPr>
@@ -2577,29 +2975,30 @@
           <w:sz w:val="24"/>
           <w:szCs w:val="28"/>
         </w:rPr>
-        <w:t xml:space="preserve"> </w:t>
-      </w:r>
-    </w:p>
-    <w:p>
-      <w:pPr>
-        <w:pStyle w:val="Heading1"/>
-        <w:jc w:val="center"/>
+        <w:lastRenderedPageBreak/>
+        <w:t xml:space="preserve">was used with a JSON file due to Godot’s ease of use of outputting data through its own built-in functions. </w:t>
+      </w:r>
+      <w:r>
         <w:rPr>
           <w:b w:val="0"/>
           <w:bCs w:val="0"/>
           <w:sz w:val="24"/>
           <w:szCs w:val="28"/>
         </w:rPr>
-      </w:pPr>
-      <w:r>
+        <w:t xml:space="preserve"> </w:t>
+      </w:r>
+    </w:p>
+    <w:p>
+      <w:pPr>
+        <w:pStyle w:val="Heading1"/>
+        <w:jc w:val="center"/>
         <w:rPr>
           <w:b w:val="0"/>
           <w:bCs w:val="0"/>
           <w:sz w:val="24"/>
           <w:szCs w:val="28"/>
         </w:rPr>
-        <w:t>The participants selected w</w:t>
-      </w:r>
+      </w:pPr>
       <w:r>
         <w:rPr>
           <w:b w:val="0"/>
@@ -2607,7 +3006,7 @@
           <w:sz w:val="24"/>
           <w:szCs w:val="28"/>
         </w:rPr>
-        <w:t>ere</w:t>
+        <w:t>The participants selected w</w:t>
       </w:r>
       <w:r>
         <w:rPr>
@@ -2616,6 +3015,15 @@
           <w:sz w:val="24"/>
           <w:szCs w:val="28"/>
         </w:rPr>
+        <w:t>ere</w:t>
+      </w:r>
+      <w:r>
+        <w:rPr>
+          <w:b w:val="0"/>
+          <w:bCs w:val="0"/>
+          <w:sz w:val="24"/>
+          <w:szCs w:val="28"/>
+        </w:rPr>
         <w:t xml:space="preserve"> those who are familiar with the procedural generation technique, and those who are familiar with the 3D platformer genre.</w:t>
       </w:r>
     </w:p>
@@ -2656,34 +3064,34 @@
         <w:jc w:val="center"/>
       </w:pPr>
       <w:r>
+        <w:t>This test was a survey, which required the user to submit a JSON file of their level’s results to assess how the user performed throughout the level.</w:t>
+      </w:r>
+      <w:r>
+        <w:t xml:space="preserve"> </w:t>
+      </w:r>
+    </w:p>
+    <w:p>
+      <w:pPr>
+        <w:jc w:val="center"/>
+      </w:pPr>
+    </w:p>
+    <w:p>
+      <w:pPr>
+        <w:jc w:val="center"/>
+      </w:pPr>
+      <w:r>
+        <w:t>The users were asked the following questions: How familiar they are with the 3D platformer genre, how much they enjoyed the level, whether they believe that 3D platformers are a good example of using procedural generation or if they believe they should be strictly designed by humans</w:t>
+      </w:r>
+      <w:r>
+        <w:t xml:space="preserve">, What they appreciated and detested about the level, and what they wanted to see improved about the level, and if there was anything else they would like to share about the level. </w:t>
+      </w:r>
+    </w:p>
+    <w:p>
+      <w:pPr>
+        <w:jc w:val="center"/>
+      </w:pPr>
+      <w:r>
         <w:lastRenderedPageBreak/>
-        <w:t>This test was a survey, which required the user to submit a JSON file of their level’s results to assess how the user performed throughout the level.</w:t>
-      </w:r>
-      <w:r>
-        <w:t xml:space="preserve"> </w:t>
-      </w:r>
-    </w:p>
-    <w:p>
-      <w:pPr>
-        <w:jc w:val="center"/>
-      </w:pPr>
-    </w:p>
-    <w:p>
-      <w:pPr>
-        <w:jc w:val="center"/>
-      </w:pPr>
-      <w:r>
-        <w:t>The users were asked the following questions: How familiar they are with the 3D platformer genre, how much they enjoyed the level, whether they believe that 3D platformers are a good example of using procedural generation or if they believe they should be strictly designed by humans</w:t>
-      </w:r>
-      <w:r>
-        <w:t xml:space="preserve">, What they appreciated and detested about the level, and what they wanted to see improved about the level, and if there was anything else they would like to share about the level. </w:t>
-      </w:r>
-    </w:p>
-    <w:p>
-      <w:pPr>
-        <w:jc w:val="center"/>
-      </w:pPr>
-      <w:r>
         <w:t xml:space="preserve"> </w:t>
       </w:r>
       <w:r>
@@ -2706,7 +3114,7 @@
                     <pic:cNvPicPr/>
                   </pic:nvPicPr>
                   <pic:blipFill>
-                    <a:blip r:embed="rId21"/>
+                    <a:blip r:embed="rId22"/>
                     <a:stretch>
                       <a:fillRect/>
                     </a:stretch>
@@ -2751,7 +3159,7 @@
                     <pic:cNvPicPr/>
                   </pic:nvPicPr>
                   <pic:blipFill>
-                    <a:blip r:embed="rId22"/>
+                    <a:blip r:embed="rId23"/>
                     <a:stretch>
                       <a:fillRect/>
                     </a:stretch>
@@ -2777,59 +3185,59 @@
         <w:jc w:val="center"/>
       </w:pPr>
       <w:r>
+        <w:t>Figure 4</w:t>
+      </w:r>
+      <w:r>
+        <w:t xml:space="preserve"> and 5</w:t>
+      </w:r>
+      <w:r>
+        <w:t>. Pilot Test Responses</w:t>
+      </w:r>
+    </w:p>
+    <w:p>
+      <w:pPr>
+        <w:jc w:val="center"/>
+      </w:pPr>
+    </w:p>
+    <w:p>
+      <w:pPr>
+        <w:jc w:val="center"/>
+      </w:pPr>
+    </w:p>
+    <w:p>
+      <w:pPr>
+        <w:jc w:val="center"/>
+      </w:pPr>
+      <w:r>
+        <w:t xml:space="preserve">For the familiarity of the 3D platformer genre, this got an average rating of 7.4. The </w:t>
+      </w:r>
+      <w:r>
+        <w:t>enjoyability</w:t>
+      </w:r>
+      <w:r>
+        <w:t xml:space="preserve"> of the level got an average rating of 5.2</w:t>
+      </w:r>
+      <w:r>
+        <w:t xml:space="preserve">. What people detested about the level is how the player character behaved, particularly the double jump functionality and the floaty movement. </w:t>
+      </w:r>
+      <w:r>
+        <w:t>Most</w:t>
+      </w:r>
+      <w:r>
+        <w:t xml:space="preserve"> users also felt that the game was considered too difficult for them in terms of the level generation and losing a score of 5000 per death. As a result of this, there was some fixes made. </w:t>
+      </w:r>
+    </w:p>
+    <w:p>
+      <w:pPr>
+        <w:jc w:val="center"/>
+      </w:pPr>
+    </w:p>
+    <w:p>
+      <w:pPr>
+        <w:jc w:val="center"/>
+      </w:pPr>
+      <w:r>
         <w:lastRenderedPageBreak/>
-        <w:t>Figure 4</w:t>
-      </w:r>
-      <w:r>
-        <w:t xml:space="preserve"> and 5</w:t>
-      </w:r>
-      <w:r>
-        <w:t>. Pilot Test Responses</w:t>
-      </w:r>
-    </w:p>
-    <w:p>
-      <w:pPr>
-        <w:jc w:val="center"/>
-      </w:pPr>
-    </w:p>
-    <w:p>
-      <w:pPr>
-        <w:jc w:val="center"/>
-      </w:pPr>
-    </w:p>
-    <w:p>
-      <w:pPr>
-        <w:jc w:val="center"/>
-      </w:pPr>
-      <w:r>
-        <w:t xml:space="preserve">For the familiarity of the 3D platformer genre, this got an average rating of 7.4. The </w:t>
-      </w:r>
-      <w:r>
-        <w:t>enjoyability</w:t>
-      </w:r>
-      <w:r>
-        <w:t xml:space="preserve"> of the level got an average rating of 5.2</w:t>
-      </w:r>
-      <w:r>
-        <w:t xml:space="preserve">. What people detested about the level is how the player character behaved, particularly the double jump functionality and the floaty movement. </w:t>
-      </w:r>
-      <w:r>
-        <w:t>Most</w:t>
-      </w:r>
-      <w:r>
-        <w:t xml:space="preserve"> users also felt that the game was considered too difficult for them in terms of the level generation and losing a score of 5000 per death. As a result of this, there was some fixes made. </w:t>
-      </w:r>
-    </w:p>
-    <w:p>
-      <w:pPr>
-        <w:jc w:val="center"/>
-      </w:pPr>
-    </w:p>
-    <w:p>
-      <w:pPr>
-        <w:jc w:val="center"/>
-      </w:pPr>
-      <w:r>
         <w:t>To address the issue of the player’s double jump</w:t>
       </w:r>
       <w:r>
@@ -2906,7 +3314,7 @@
                     </pic:cNvPicPr>
                   </pic:nvPicPr>
                   <pic:blipFill>
-                    <a:blip r:embed="rId23">
+                    <a:blip r:embed="rId24">
                       <a:extLst>
                         <a:ext uri="{28A0092B-C50C-407E-A947-70E740481C1C}">
                           <a14:useLocalDpi xmlns:a14="http://schemas.microsoft.com/office/drawing/2010/main" val="0"/>
@@ -2958,7 +3366,7 @@
         </w:rPr>
         <w:t xml:space="preserve">Figure </w:t>
       </w:r>
-      <w:commentRangeStart w:id="28"/>
+      <w:commentRangeStart w:id="29"/>
       <w:r>
         <w:rPr>
           <w:b w:val="0"/>
@@ -2968,7 +3376,7 @@
         </w:rPr>
         <w:t>1</w:t>
       </w:r>
-      <w:commentRangeEnd w:id="28"/>
+      <w:commentRangeEnd w:id="29"/>
       <w:r>
         <w:rPr>
           <w:rStyle w:val="CommentReference"/>
@@ -2979,7 +3387,7 @@
           <w:sz w:val="28"/>
           <w:szCs w:val="32"/>
         </w:rPr>
-        <w:commentReference w:id="28"/>
+        <w:commentReference w:id="29"/>
       </w:r>
       <w:r>
         <w:rPr>
@@ -3026,7 +3434,7 @@
                     </pic:cNvPicPr>
                   </pic:nvPicPr>
                   <pic:blipFill>
-                    <a:blip r:embed="rId24">
+                    <a:blip r:embed="rId25">
                       <a:extLst>
                         <a:ext uri="{28A0092B-C50C-407E-A947-70E740481C1C}">
                           <a14:useLocalDpi xmlns:a14="http://schemas.microsoft.com/office/drawing/2010/main" val="0"/>
@@ -3073,43 +3481,7 @@
           <w:i/>
           <w:iCs/>
         </w:rPr>
-        <w:t xml:space="preserve">Figure </w:t>
-      </w:r>
-      <w:r>
-        <w:rPr>
-          <w:b w:val="0"/>
-          <w:bCs w:val="0"/>
-          <w:i/>
-          <w:iCs/>
-        </w:rPr>
-        <w:t>2</w:t>
-      </w:r>
-      <w:r>
-        <w:rPr>
-          <w:b w:val="0"/>
-          <w:bCs w:val="0"/>
-          <w:i/>
-          <w:iCs/>
-        </w:rPr>
-        <w:t xml:space="preserve">: </w:t>
-      </w:r>
-      <w:r>
-        <w:rPr>
-          <w:b w:val="0"/>
-          <w:bCs w:val="0"/>
-          <w:i/>
-          <w:iCs/>
-        </w:rPr>
-        <w:t>Second</w:t>
-      </w:r>
-      <w:r>
-        <w:rPr>
-          <w:b w:val="0"/>
-          <w:bCs w:val="0"/>
-          <w:i/>
-          <w:iCs/>
-        </w:rPr>
-        <w:t xml:space="preserve"> part of Survey</w:t>
+        <w:t>Figure 2: Second part of Survey</w:t>
       </w:r>
     </w:p>
     <w:p>
@@ -3139,7 +3511,7 @@
                     </pic:cNvPicPr>
                   </pic:nvPicPr>
                   <pic:blipFill>
-                    <a:blip r:embed="rId25">
+                    <a:blip r:embed="rId26">
                       <a:extLst>
                         <a:ext uri="{28A0092B-C50C-407E-A947-70E740481C1C}">
                           <a14:useLocalDpi xmlns:a14="http://schemas.microsoft.com/office/drawing/2010/main" val="0"/>
@@ -3239,7 +3611,7 @@
                     </pic:cNvPicPr>
                   </pic:nvPicPr>
                   <pic:blipFill>
-                    <a:blip r:embed="rId26">
+                    <a:blip r:embed="rId27">
                       <a:extLst>
                         <a:ext uri="{28A0092B-C50C-407E-A947-70E740481C1C}">
                           <a14:useLocalDpi xmlns:a14="http://schemas.microsoft.com/office/drawing/2010/main" val="0"/>
@@ -3311,7 +3683,7 @@
                     </pic:cNvPicPr>
                   </pic:nvPicPr>
                   <pic:blipFill>
-                    <a:blip r:embed="rId27">
+                    <a:blip r:embed="rId28">
                       <a:extLst>
                         <a:ext uri="{28A0092B-C50C-407E-A947-70E740481C1C}">
                           <a14:useLocalDpi xmlns:a14="http://schemas.microsoft.com/office/drawing/2010/main" val="0"/>
@@ -3380,13 +3752,13 @@
       <w:r>
         <w:t xml:space="preserve"> and wanted to see improved.</w:t>
       </w:r>
-    </w:p>
-    <w:p>
-      <w:pPr>
-        <w:pStyle w:val="Heading1"/>
-        <w:jc w:val="center"/>
-      </w:pPr>
-      <w:bookmarkStart w:id="29" w:name="_Toc92987355"/>
+      <w:bookmarkStart w:id="30" w:name="_Toc92987355"/>
+      <w:r>
+        <w:t xml:space="preserve"> What got removed from the pilot test was the question asking if the user believed that 3D platformers are a good example of using procedural generation or if they believe they should be strictly designed by humans. This question was removed since </w:t>
+      </w:r>
+      <w:r>
+        <w:t>this does not give depth for the user data, therefore instead, more questions were asked about everyone’s opinions on the level, UI, and their familiarity of platformer games and how much they play video games in general.</w:t>
+      </w:r>
     </w:p>
     <w:p>
       <w:pPr>
@@ -3399,7 +3771,7 @@
       <w:r>
         <w:t xml:space="preserve"> Results</w:t>
       </w:r>
-      <w:bookmarkEnd w:id="29"/>
+      <w:bookmarkEnd w:id="30"/>
     </w:p>
     <w:p>
       <w:pPr>
@@ -3523,11 +3895,12 @@
         </w:rPr>
         <w:t xml:space="preserve"> </w:t>
       </w:r>
-      <w:bookmarkStart w:id="30" w:name="_Toc92987356"/>
-    </w:p>
-    <w:p>
-      <w:r>
-        <w:rPr>
+      <w:bookmarkStart w:id="31" w:name="_Toc92987356"/>
+    </w:p>
+    <w:p>
+      <w:r>
+        <w:rPr>
+          <w:noProof/>
           <w:sz w:val="34"/>
           <w:szCs w:val="34"/>
         </w:rPr>
@@ -3555,7 +3928,7 @@
                     <pic:cNvPicPr/>
                   </pic:nvPicPr>
                   <pic:blipFill>
-                    <a:blip r:embed="rId28">
+                    <a:blip r:embed="rId29">
                       <a:extLst>
                         <a:ext uri="{28A0092B-C50C-407E-A947-70E740481C1C}">
                           <a14:useLocalDpi xmlns:a14="http://schemas.microsoft.com/office/drawing/2010/main" val="0"/>
@@ -3659,7 +4032,7 @@
         </w:rPr>
         <w:t>1</w:t>
       </w:r>
-      <w:commentRangeStart w:id="31"/>
+      <w:commentRangeStart w:id="32"/>
       <w:r>
         <w:rPr>
           <w:i/>
@@ -3667,7 +4040,7 @@
         </w:rPr>
         <w:t>:</w:t>
       </w:r>
-      <w:commentRangeEnd w:id="31"/>
+      <w:commentRangeEnd w:id="32"/>
       <w:r>
         <w:rPr>
           <w:rStyle w:val="CommentReference"/>
@@ -3676,7 +4049,7 @@
           <w:sz w:val="24"/>
           <w:szCs w:val="24"/>
         </w:rPr>
-        <w:commentReference w:id="31"/>
+        <w:commentReference w:id="32"/>
       </w:r>
       <w:r>
         <w:rPr>
@@ -3735,20 +4108,29 @@
           <w:iCs/>
         </w:rPr>
       </w:pPr>
-      <w:r>
-        <w:rPr>
+    </w:p>
+    <w:p>
+      <w:pPr>
+        <w:jc w:val="center"/>
+        <w:rPr>
+          <w:i/>
+          <w:iCs/>
+        </w:rPr>
+      </w:pPr>
+      <w:r>
+        <w:rPr>
+          <w:noProof/>
           <w:sz w:val="34"/>
           <w:szCs w:val="34"/>
         </w:rPr>
-        <w:lastRenderedPageBreak/>
         <w:drawing>
-          <wp:anchor distT="0" distB="0" distL="114300" distR="114300" simplePos="0" relativeHeight="251669504" behindDoc="0" locked="0" layoutInCell="1" allowOverlap="1" wp14:anchorId="63863B89" wp14:editId="1DB5E88A">
+          <wp:anchor distT="0" distB="0" distL="114300" distR="114300" simplePos="0" relativeHeight="251669504" behindDoc="0" locked="0" layoutInCell="1" allowOverlap="1" wp14:anchorId="63863B89" wp14:editId="1CB44B19">
             <wp:simplePos x="0" y="0"/>
             <wp:positionH relativeFrom="margin">
-              <wp:align>right</wp:align>
+              <wp:posOffset>19050</wp:posOffset>
             </wp:positionH>
             <wp:positionV relativeFrom="paragraph">
-              <wp:posOffset>-532729</wp:posOffset>
+              <wp:posOffset>-854710</wp:posOffset>
             </wp:positionV>
             <wp:extent cx="4979035" cy="2085723"/>
             <wp:effectExtent l="0" t="0" r="0" b="0"/>
@@ -3765,7 +4147,7 @@
                     <pic:cNvPicPr/>
                   </pic:nvPicPr>
                   <pic:blipFill>
-                    <a:blip r:embed="rId29">
+                    <a:blip r:embed="rId30">
                       <a:extLst>
                         <a:ext uri="{28A0092B-C50C-407E-A947-70E740481C1C}">
                           <a14:useLocalDpi xmlns:a14="http://schemas.microsoft.com/office/drawing/2010/main" val="0"/>
@@ -3842,15 +4224,6 @@
           <w:iCs/>
         </w:rPr>
       </w:pPr>
-    </w:p>
-    <w:p>
-      <w:pPr>
-        <w:jc w:val="center"/>
-        <w:rPr>
-          <w:i/>
-          <w:iCs/>
-        </w:rPr>
-      </w:pPr>
       <w:r>
         <w:rPr>
           <w:i/>
@@ -3871,6 +4244,7 @@
         <w:rPr>
           <w:i/>
           <w:iCs/>
+          <w:noProof/>
         </w:rPr>
         <w:drawing>
           <wp:anchor distT="0" distB="0" distL="114300" distR="114300" simplePos="0" relativeHeight="251667456" behindDoc="0" locked="0" layoutInCell="1" allowOverlap="1" wp14:anchorId="20DC2C4C" wp14:editId="1A27A589">
@@ -3896,7 +4270,7 @@
                     <pic:cNvPicPr/>
                   </pic:nvPicPr>
                   <pic:blipFill>
-                    <a:blip r:embed="rId30">
+                    <a:blip r:embed="rId31">
                       <a:extLst>
                         <a:ext uri="{28A0092B-C50C-407E-A947-70E740481C1C}">
                           <a14:useLocalDpi xmlns:a14="http://schemas.microsoft.com/office/drawing/2010/main" val="0"/>
@@ -4117,6 +4491,9 @@
     </w:p>
     <w:p>
       <w:r>
+        <w:rPr>
+          <w:noProof/>
+        </w:rPr>
         <w:lastRenderedPageBreak/>
         <w:drawing>
           <wp:inline distT="0" distB="0" distL="0" distR="0" wp14:anchorId="3DB7B91D" wp14:editId="4DB0DBE3">
@@ -4134,7 +4511,7 @@
                     <pic:cNvPicPr/>
                   </pic:nvPicPr>
                   <pic:blipFill>
-                    <a:blip r:embed="rId31"/>
+                    <a:blip r:embed="rId32"/>
                     <a:stretch>
                       <a:fillRect/>
                     </a:stretch>
@@ -4223,6 +4600,7 @@
         <w:rPr>
           <w:i/>
           <w:iCs/>
+          <w:noProof/>
         </w:rPr>
         <w:lastRenderedPageBreak/>
         <w:drawing>
@@ -4241,7 +4619,7 @@
                     <pic:cNvPicPr/>
                   </pic:nvPicPr>
                   <pic:blipFill>
-                    <a:blip r:embed="rId32"/>
+                    <a:blip r:embed="rId33"/>
                     <a:stretch>
                       <a:fillRect/>
                     </a:stretch>
@@ -4298,18 +4676,18 @@
       <w:r>
         <w:t xml:space="preserve">Figure </w:t>
       </w:r>
-      <w:commentRangeStart w:id="32"/>
+      <w:commentRangeStart w:id="33"/>
       <w:r>
         <w:t>1</w:t>
       </w:r>
-      <w:commentRangeEnd w:id="32"/>
+      <w:commentRangeEnd w:id="33"/>
       <w:r>
         <w:rPr>
           <w:rStyle w:val="CommentReference"/>
           <w:sz w:val="24"/>
           <w:szCs w:val="24"/>
         </w:rPr>
-        <w:commentReference w:id="32"/>
+        <w:commentReference w:id="33"/>
       </w:r>
       <w:r>
         <w:t xml:space="preserve"> </w:t>
@@ -4342,13 +4720,7 @@
         <w:t>few hours a day, 22.2% for few times a week, and 5.6% for few times a month.</w:t>
       </w:r>
       <w:r>
-        <w:t xml:space="preserve"> </w:t>
-      </w:r>
-      <w:r>
-        <w:t>Based on these percentages, most users rate their skill level as good</w:t>
-      </w:r>
-      <w:r>
-        <w:t xml:space="preserve"> and play games for a few hours a day.</w:t>
+        <w:t xml:space="preserve"> Based on these percentages, most users rate their skill level as good and play games for a few hours a day.</w:t>
       </w:r>
     </w:p>
     <w:p>
@@ -4470,10 +4842,7 @@
         <w:t xml:space="preserve">9. </w:t>
       </w:r>
       <w:r>
-        <w:t>T</w:t>
-      </w:r>
-      <w:r>
-        <w:t>he two respondents who stated in question 3 that they do not know any of the franchises stated knew the concept of Procedural Generation before hearing about the testing stage of this research. The two respondents who stated their familiarity of the 3D platformer genre is below a 7/10 also answered yes for question 5. For the 16.7% (3</w:t>
+        <w:t>The two respondents who stated in question 3 that they do not know any of the franchises stated knew the concept of Procedural Generation before hearing about the testing stage of this research. The two respondents who stated their familiarity of the 3D platformer genre is below a 7/10 also answered yes for question 5. For the 16.7% (3</w:t>
       </w:r>
       <w:r>
         <w:t xml:space="preserve"> </w:t>
@@ -4496,6 +4865,9 @@
     <w:p/>
     <w:p>
       <w:r>
+        <w:rPr>
+          <w:noProof/>
+        </w:rPr>
         <w:lastRenderedPageBreak/>
         <w:drawing>
           <wp:anchor distT="0" distB="0" distL="114300" distR="114300" simplePos="0" relativeHeight="251658240" behindDoc="0" locked="0" layoutInCell="1" allowOverlap="1" wp14:anchorId="1736CA34" wp14:editId="10237B19">
@@ -4521,7 +4893,7 @@
                     <pic:cNvPicPr/>
                   </pic:nvPicPr>
                   <pic:blipFill>
-                    <a:blip r:embed="rId33">
+                    <a:blip r:embed="rId34">
                       <a:extLst>
                         <a:ext uri="{28A0092B-C50C-407E-A947-70E740481C1C}">
                           <a14:useLocalDpi xmlns:a14="http://schemas.microsoft.com/office/drawing/2010/main" val="0"/>
@@ -4709,6 +5081,9 @@
         <w:jc w:val="center"/>
       </w:pPr>
       <w:r>
+        <w:rPr>
+          <w:noProof/>
+        </w:rPr>
         <w:lastRenderedPageBreak/>
         <w:drawing>
           <wp:anchor distT="0" distB="0" distL="114300" distR="114300" simplePos="0" relativeHeight="251659264" behindDoc="0" locked="0" layoutInCell="1" allowOverlap="1" wp14:anchorId="6B0262BB" wp14:editId="1268B05E">
@@ -4734,7 +5109,7 @@
                     <pic:cNvPicPr/>
                   </pic:nvPicPr>
                   <pic:blipFill>
-                    <a:blip r:embed="rId34">
+                    <a:blip r:embed="rId35">
                       <a:extLst>
                         <a:ext uri="{28A0092B-C50C-407E-A947-70E740481C1C}">
                           <a14:useLocalDpi xmlns:a14="http://schemas.microsoft.com/office/drawing/2010/main" val="0"/>
@@ -4872,45 +5247,70 @@
           <w:sz w:val="24"/>
           <w:szCs w:val="28"/>
         </w:rPr>
-        <w:t>Question 9 of the Survey</w:t>
-      </w:r>
-    </w:p>
-    <w:p>
-      <w:pPr>
-        <w:pStyle w:val="Heading1"/>
-        <w:jc w:val="center"/>
-      </w:pPr>
-    </w:p>
-    <w:p>
-      <w:pPr>
-        <w:pStyle w:val="Heading1"/>
-        <w:jc w:val="center"/>
-      </w:pPr>
-    </w:p>
-    <w:p>
-      <w:pPr>
-        <w:pStyle w:val="Heading1"/>
-        <w:jc w:val="center"/>
-      </w:pPr>
-    </w:p>
-    <w:p>
-      <w:pPr>
-        <w:pStyle w:val="Heading1"/>
-        <w:jc w:val="center"/>
-      </w:pPr>
-    </w:p>
-    <w:p>
-      <w:pPr>
-        <w:pStyle w:val="Heading1"/>
-        <w:jc w:val="center"/>
-      </w:pPr>
-    </w:p>
-    <w:p>
-      <w:pPr>
-        <w:pStyle w:val="Heading1"/>
-        <w:jc w:val="center"/>
-      </w:pPr>
-      <w:r>
+        <w:t xml:space="preserve">Question </w:t>
+      </w:r>
+      <w:r>
+        <w:rPr>
+          <w:b w:val="0"/>
+          <w:bCs w:val="0"/>
+          <w:i/>
+          <w:iCs/>
+          <w:sz w:val="24"/>
+          <w:szCs w:val="28"/>
+        </w:rPr>
+        <w:t>10</w:t>
+      </w:r>
+      <w:r>
+        <w:rPr>
+          <w:b w:val="0"/>
+          <w:bCs w:val="0"/>
+          <w:i/>
+          <w:iCs/>
+          <w:sz w:val="24"/>
+          <w:szCs w:val="28"/>
+        </w:rPr>
+        <w:t xml:space="preserve"> of the Survey</w:t>
+      </w:r>
+    </w:p>
+    <w:p>
+      <w:pPr>
+        <w:pStyle w:val="Heading1"/>
+        <w:jc w:val="center"/>
+      </w:pPr>
+    </w:p>
+    <w:p>
+      <w:pPr>
+        <w:pStyle w:val="Heading1"/>
+        <w:jc w:val="center"/>
+      </w:pPr>
+    </w:p>
+    <w:p>
+      <w:pPr>
+        <w:pStyle w:val="Heading1"/>
+        <w:jc w:val="center"/>
+      </w:pPr>
+    </w:p>
+    <w:p>
+      <w:pPr>
+        <w:pStyle w:val="Heading1"/>
+        <w:jc w:val="center"/>
+      </w:pPr>
+    </w:p>
+    <w:p>
+      <w:pPr>
+        <w:pStyle w:val="Heading1"/>
+        <w:jc w:val="center"/>
+      </w:pPr>
+    </w:p>
+    <w:p>
+      <w:pPr>
+        <w:pStyle w:val="Heading1"/>
+        <w:jc w:val="center"/>
+      </w:pPr>
+      <w:r>
+        <w:rPr>
+          <w:noProof/>
+        </w:rPr>
         <w:lastRenderedPageBreak/>
         <w:drawing>
           <wp:anchor distT="0" distB="0" distL="114300" distR="114300" simplePos="0" relativeHeight="251662336" behindDoc="0" locked="0" layoutInCell="1" allowOverlap="1" wp14:anchorId="302A2057" wp14:editId="709F5EAD">
@@ -4936,7 +5336,7 @@
                     <pic:cNvPicPr/>
                   </pic:nvPicPr>
                   <pic:blipFill>
-                    <a:blip r:embed="rId35">
+                    <a:blip r:embed="rId36">
                       <a:extLst>
                         <a:ext uri="{28A0092B-C50C-407E-A947-70E740481C1C}">
                           <a14:useLocalDpi xmlns:a14="http://schemas.microsoft.com/office/drawing/2010/main" val="0"/>
@@ -5036,6 +5436,9 @@
         <w:jc w:val="center"/>
       </w:pPr>
       <w:r>
+        <w:rPr>
+          <w:noProof/>
+        </w:rPr>
         <w:drawing>
           <wp:anchor distT="0" distB="0" distL="114300" distR="114300" simplePos="0" relativeHeight="251663360" behindDoc="0" locked="0" layoutInCell="1" allowOverlap="1" wp14:anchorId="0DA3244E" wp14:editId="6ED9DB48">
             <wp:simplePos x="0" y="0"/>
@@ -5060,7 +5463,7 @@
                     <pic:cNvPicPr/>
                   </pic:nvPicPr>
                   <pic:blipFill>
-                    <a:blip r:embed="rId36">
+                    <a:blip r:embed="rId37">
                       <a:extLst>
                         <a:ext uri="{28A0092B-C50C-407E-A947-70E740481C1C}">
                           <a14:useLocalDpi xmlns:a14="http://schemas.microsoft.com/office/drawing/2010/main" val="0"/>
@@ -5184,6 +5587,9 @@
         <w:jc w:val="center"/>
       </w:pPr>
       <w:r>
+        <w:rPr>
+          <w:noProof/>
+        </w:rPr>
         <w:lastRenderedPageBreak/>
         <w:drawing>
           <wp:anchor distT="0" distB="0" distL="114300" distR="114300" simplePos="0" relativeHeight="251664384" behindDoc="0" locked="0" layoutInCell="1" allowOverlap="1" wp14:anchorId="30F1360B" wp14:editId="2D753009">
@@ -5209,7 +5615,7 @@
                     <pic:cNvPicPr/>
                   </pic:nvPicPr>
                   <pic:blipFill>
-                    <a:blip r:embed="rId37">
+                    <a:blip r:embed="rId38">
                       <a:extLst>
                         <a:ext uri="{28A0092B-C50C-407E-A947-70E740481C1C}">
                           <a14:useLocalDpi xmlns:a14="http://schemas.microsoft.com/office/drawing/2010/main" val="0"/>
@@ -5298,6 +5704,9 @@
         </w:rPr>
       </w:pPr>
       <w:r>
+        <w:rPr>
+          <w:noProof/>
+        </w:rPr>
         <w:drawing>
           <wp:anchor distT="0" distB="0" distL="114300" distR="114300" simplePos="0" relativeHeight="251660288" behindDoc="0" locked="0" layoutInCell="1" allowOverlap="1" wp14:anchorId="67E1FDB5" wp14:editId="746BBC95">
             <wp:simplePos x="0" y="0"/>
@@ -5322,7 +5731,7 @@
                     <pic:cNvPicPr/>
                   </pic:nvPicPr>
                   <pic:blipFill>
-                    <a:blip r:embed="rId38">
+                    <a:blip r:embed="rId39">
                       <a:extLst>
                         <a:ext uri="{28A0092B-C50C-407E-A947-70E740481C1C}">
                           <a14:useLocalDpi xmlns:a14="http://schemas.microsoft.com/office/drawing/2010/main" val="0"/>
@@ -5448,6 +5857,9 @@
         <w:jc w:val="center"/>
       </w:pPr>
       <w:r>
+        <w:rPr>
+          <w:noProof/>
+        </w:rPr>
         <w:lastRenderedPageBreak/>
         <w:drawing>
           <wp:anchor distT="0" distB="0" distL="114300" distR="114300" simplePos="0" relativeHeight="251661312" behindDoc="0" locked="0" layoutInCell="1" allowOverlap="1" wp14:anchorId="4DE8B8A1" wp14:editId="51FED210">
@@ -5473,7 +5885,7 @@
                     <pic:cNvPicPr/>
                   </pic:nvPicPr>
                   <pic:blipFill>
-                    <a:blip r:embed="rId39">
+                    <a:blip r:embed="rId40">
                       <a:extLst>
                         <a:ext uri="{28A0092B-C50C-407E-A947-70E740481C1C}">
                           <a14:useLocalDpi xmlns:a14="http://schemas.microsoft.com/office/drawing/2010/main" val="0"/>
@@ -5575,7 +5987,7 @@
       <w:r>
         <w:t xml:space="preserve"> Discussion</w:t>
       </w:r>
-      <w:bookmarkEnd w:id="30"/>
+      <w:bookmarkEnd w:id="31"/>
     </w:p>
     <w:p>
       <w:pPr>
@@ -5638,7 +6050,52 @@
       <w:r>
         <w:t xml:space="preserve"> no sound effects for getting hit by the spike or losing health and there isn’t an animation for the character showing that they got hurt. </w:t>
       </w:r>
-    </w:p>
+      <w:r>
+        <w:t xml:space="preserve">One participant stated that they were not familiar with keyboard and mouse controls, and they believed that it would have been easier for them to play the game on a controller. Based on the evidence of most platformers being released on a console (e.g. every 3D platformer franchise stated in the questionnaire has at least one game released on a game console), this is important for judging the level since this could hinder the enjoyment for some players since they would be required to learn more control schemes. This means in future work, the support for both keyboard and mouse controls and a controller should be used to control the player character. </w:t>
+      </w:r>
+    </w:p>
+    <w:p/>
+    <w:p>
+      <w:r>
+        <w:t xml:space="preserve">For question 10 on the survey, two users mentioned that they wanted presets for attributes, with one mentioning </w:t>
+      </w:r>
+      <w:r>
+        <w:t>difficulty</w:t>
+      </w:r>
+      <w:r>
+        <w:t xml:space="preserve"> presets. Difficulty presets would make this helpful for users who wouldn’t know much about level generation and simply would just want to play a game with an easy, medium, or hard difficulty. Four users mentioned they wanted to see the actual values of the sliders instead of having a slider on its own. This could be implemented where the user has the toggle on or off option to see the values of each attribute. Two mentioned the lack of page numbers for the user interface, and one of those two mentioned it would be helpful with understanding the user interface. This feedback suggests however that some of the participants who took part in this research may not have realised that there is a second page.</w:t>
+      </w:r>
+      <w:r>
+        <w:t xml:space="preserve"> Looking at Tables 5 to 7, </w:t>
+      </w:r>
+      <w:r>
+        <w:lastRenderedPageBreak/>
+        <w:t xml:space="preserve">the total number of people who only changed page 1 was 9 participants, 1 participant only changed page 2, 7 participants changed both pages, and one participant changed none of the pages. This may suggest that 9 participants may not have realised there was a second page since zero attributes from that page were changed at all, or they were not engaged with it. </w:t>
+      </w:r>
+      <w:r>
+        <w:t>With the data being investigated, s</w:t>
+      </w:r>
+      <w:r>
+        <w:t>ix participants stated that they appreciated how customisability of the level</w:t>
+      </w:r>
+      <w:r>
+        <w:t xml:space="preserve"> from question 10’s responses on </w:t>
+      </w:r>
+      <w:r>
+        <w:t xml:space="preserve">table 4. Unfortunately, only two of these participants modified both pages, three of the participants only modified the first page, and one participant didn’t modify any attributes. </w:t>
+      </w:r>
+      <w:r>
+        <w:t>Two participants stared that the user interface was easy to use, however only one of these participants modified the second page, which means the other user was unfortunately unable to understand the user interface fully.</w:t>
+      </w:r>
+      <w:r>
+        <w:t xml:space="preserve"> </w:t>
+      </w:r>
+      <w:r>
+        <w:t>This suggests that the user interface may not have been entirely user friendly for the average person which means going forward to combat this, there would be a page number for future work.</w:t>
+      </w:r>
+    </w:p>
+    <w:p/>
+    <w:p/>
     <w:p>
       <w:pPr>
         <w:pStyle w:val="Heading1"/>
@@ -5652,7 +6109,7 @@
         <w:pStyle w:val="Heading1"/>
         <w:jc w:val="center"/>
       </w:pPr>
-      <w:bookmarkStart w:id="33" w:name="_Toc92987357"/>
+      <w:bookmarkStart w:id="34" w:name="_Toc92987357"/>
     </w:p>
     <w:p>
       <w:pPr>
@@ -5743,7 +6200,7 @@
       <w:r>
         <w:t>uture Work</w:t>
       </w:r>
-      <w:bookmarkEnd w:id="33"/>
+      <w:bookmarkEnd w:id="34"/>
     </w:p>
     <w:p>
       <w:pPr>
@@ -5785,12 +6242,12 @@
       <w:pPr>
         <w:pStyle w:val="Heading1"/>
       </w:pPr>
-      <w:bookmarkStart w:id="34" w:name="_Toc92987358"/>
+      <w:bookmarkStart w:id="35" w:name="_Toc92987358"/>
       <w:r>
         <w:lastRenderedPageBreak/>
         <w:t>List of References</w:t>
       </w:r>
-      <w:bookmarkEnd w:id="34"/>
+      <w:bookmarkEnd w:id="35"/>
     </w:p>
     <w:p>
       <w:pPr>
@@ -5969,7 +6426,7 @@
         </w:rPr>
         <w:t xml:space="preserve">, pp. 199–205. Available at: </w:t>
       </w:r>
-      <w:hyperlink r:id="rId40" w:history="1">
+      <w:hyperlink r:id="rId41" w:history="1">
         <w:r>
           <w:rPr>
             <w:rStyle w:val="Hyperlink"/>
@@ -6069,30 +6526,54 @@
           <w:lang w:eastAsia="en-GB"/>
           <w14:ligatures w14:val="none"/>
         </w:rPr>
-        <w:t>. Available at: https://www.youtube.com/watch?v=sVsn9NqpVhg (Accessed: 5 November 2025). </w:t>
-      </w:r>
+        <w:t>. Available at: https://www.youtube.com/watch?v=sVsn9NqpVhg (Accessed: 5 November 2025).</w:t>
+      </w:r>
+    </w:p>
+    <w:p>
+      <w:pPr>
+        <w:pStyle w:val="ListParagraph"/>
+        <w:ind w:left="405"/>
+        <w:rPr>
+          <w:rFonts w:ascii="Arial" w:eastAsia="Times New Roman" w:hAnsi="Arial" w:cs="Arial"/>
+          <w:color w:val="000000"/>
+          <w:kern w:val="0"/>
+          <w:lang w:eastAsia="en-GB"/>
+          <w14:ligatures w14:val="none"/>
+        </w:rPr>
+      </w:pPr>
     </w:p>
     <w:p>
       <w:pPr>
         <w:pStyle w:val="Bibliography"/>
         <w:ind w:left="405"/>
+      </w:pPr>
+      <w:r>
+        <w:rPr>
+          <w:i/>
+          <w:iCs/>
+        </w:rPr>
+        <w:t>CharacterBody3D</w:t>
+      </w:r>
+      <w:r>
+        <w:t xml:space="preserve"> (no date) </w:t>
+      </w:r>
+      <w:r>
+        <w:rPr>
+          <w:i/>
+          <w:iCs/>
+        </w:rPr>
+        <w:t>Godot Engine documentation</w:t>
+      </w:r>
+      <w:r>
+        <w:t>. Available at: https://docs.godotengine.org/en/stable/classes/class_characterbody3d.html (Accessed: 24 April 2026).</w:t>
+      </w:r>
+      <w:r>
         <w:rPr>
           <w:rFonts w:cs="Arial"/>
-        </w:rPr>
-      </w:pPr>
-      <w:r>
-        <w:rPr>
-          <w:rFonts w:cs="Arial"/>
-          <w:i/>
-          <w:iCs/>
-        </w:rPr>
-        <w:t>Checkpoint - Download Free 3D model by tiunov.se</w:t>
-      </w:r>
-      <w:r>
-        <w:rPr>
-          <w:rFonts w:cs="Arial"/>
-        </w:rPr>
-        <w:t xml:space="preserve"> (2023). Available at:</w:t>
+          <w:color w:val="000000"/>
+          <w:lang w:eastAsia="en-GB"/>
+        </w:rPr>
+        <w:t> </w:t>
       </w:r>
     </w:p>
     <w:p>
@@ -6103,6 +6584,26 @@
           <w:rFonts w:cs="Arial"/>
         </w:rPr>
       </w:pPr>
+      <w:r>
+        <w:rPr>
+          <w:rFonts w:cs="Arial"/>
+          <w:i/>
+          <w:iCs/>
+        </w:rPr>
+        <w:t>Checkpoint - Download Free 3D model by tiunov.se</w:t>
+      </w:r>
+      <w:r>
+        <w:rPr>
+          <w:rFonts w:cs="Arial"/>
+        </w:rPr>
+        <w:t xml:space="preserve"> (2023). Available at:</w:t>
+      </w:r>
+      <w:r>
+        <w:rPr>
+          <w:rFonts w:cs="Arial"/>
+        </w:rPr>
+        <w:t xml:space="preserve"> </w:t>
+      </w:r>
       <w:r>
         <w:rPr>
           <w:rFonts w:cs="Arial"/>
@@ -6258,7 +6759,7 @@
         </w:rPr>
         <w:t xml:space="preserve">, 2(1), pp. 109-111. Available at: </w:t>
       </w:r>
-      <w:hyperlink r:id="rId41" w:history="1">
+      <w:hyperlink r:id="rId42" w:history="1">
         <w:r>
           <w:rPr>
             <w:rStyle w:val="Hyperlink"/>
@@ -6298,25 +6799,39 @@
     <w:p>
       <w:pPr>
         <w:pStyle w:val="Bibliography"/>
-        <w:ind w:left="405"/>
+      </w:pPr>
+      <w:r>
+        <w:t xml:space="preserve">Smith, G. </w:t>
+      </w:r>
+      <w:r>
+        <w:rPr>
+          <w:i/>
+          <w:iCs/>
+        </w:rPr>
+        <w:t>et al.</w:t>
+      </w:r>
+      <w:r>
+        <w:t xml:space="preserve"> (2009) ‘Rhythm-based level generation for 2D platformers’, </w:t>
+      </w:r>
+      <w:r>
+        <w:rPr>
+          <w:i/>
+          <w:iCs/>
+        </w:rPr>
+        <w:t>Proceedings of the 4th International Conference on Foundations of Digital Games</w:t>
+      </w:r>
+      <w:r>
+        <w:t>. New York, NY, USA: Association for Computing Machinery (FDG ’09), pp. 175–182. Available at: https://doi.org/10.1145/1536513.1536548.</w:t>
+      </w:r>
+    </w:p>
+    <w:p>
+      <w:pPr>
         <w:rPr>
           <w:rFonts w:cs="Arial"/>
-        </w:rPr>
-      </w:pPr>
-      <w:r>
-        <w:rPr>
-          <w:rFonts w:cs="Arial"/>
-          <w:i/>
-          <w:iCs/>
-        </w:rPr>
-        <w:t>Coyote Time :: Godot 4 Recipes</w:t>
-      </w:r>
-      <w:r>
-        <w:rPr>
-          <w:rFonts w:cs="Arial"/>
-        </w:rPr>
-        <w:t xml:space="preserve"> (no date). Available at: https://kidscancode.org/godot_recipes/4.x/2d/coyote_time/index.html (Accessed: 22 April 2026).</w:t>
-      </w:r>
+          <w:color w:val="000000"/>
+          <w:lang w:eastAsia="en-GB"/>
+        </w:rPr>
+      </w:pPr>
     </w:p>
     <w:p>
       <w:pPr>
@@ -6329,7 +6844,31 @@
       <w:r>
         <w:rPr>
           <w:rFonts w:cs="Arial"/>
-        </w:rPr>
+          <w:i/>
+          <w:iCs/>
+        </w:rPr>
+        <w:t>Coyote Time :: Godot 4 Recipes</w:t>
+      </w:r>
+      <w:r>
+        <w:rPr>
+          <w:rFonts w:cs="Arial"/>
+        </w:rPr>
+        <w:t xml:space="preserve"> (no date). Available at: https://kidscancode.org/godot_recipes/4.x/2d/coyote_time/index.html (Accessed: 22 April 2026).</w:t>
+      </w:r>
+    </w:p>
+    <w:p>
+      <w:pPr>
+        <w:pStyle w:val="Bibliography"/>
+        <w:ind w:left="405"/>
+        <w:rPr>
+          <w:rFonts w:cs="Arial"/>
+        </w:rPr>
+      </w:pPr>
+      <w:r>
+        <w:rPr>
+          <w:rFonts w:cs="Arial"/>
+        </w:rPr>
+        <w:lastRenderedPageBreak/>
         <w:t xml:space="preserve">Felipe Greboge (2023) </w:t>
       </w:r>
       <w:r>
@@ -6411,7 +6950,6 @@
           <w:lang w:eastAsia="en-GB"/>
           <w14:ligatures w14:val="none"/>
         </w:rPr>
-        <w:lastRenderedPageBreak/>
         <w:t>Gao, T., Zhang, J. and Mi, Q. (2022) ‘Procedural Generation of Game Levels and Maps: A Review’, </w:t>
       </w:r>
       <w:r>
@@ -6887,6 +7425,7 @@
           <w:lang w:eastAsia="en-GB"/>
           <w14:ligatures w14:val="none"/>
         </w:rPr>
+        <w:lastRenderedPageBreak/>
         <w:t>Khalifa, A., Silva, F. de M. and Togelius, J. (2019) ‘Level Design Patterns in 2D Games’, </w:t>
       </w:r>
       <w:r>
@@ -6911,7 +7450,7 @@
         </w:rPr>
         <w:t xml:space="preserve">, pp. 1–8. Available at: </w:t>
       </w:r>
-      <w:hyperlink r:id="rId42" w:history="1">
+      <w:hyperlink r:id="rId43" w:history="1">
         <w:r>
           <w:rPr>
             <w:rStyle w:val="Hyperlink"/>
@@ -6996,7 +7535,6 @@
           <w:lang w:eastAsia="en-GB"/>
           <w14:ligatures w14:val="none"/>
         </w:rPr>
-        <w:lastRenderedPageBreak/>
         <w:t>Lazaridis, L. and Fragulis, G.F. (2024) ‘Creating a Newer and Improved Procedural Content Generation (PCG) Algorithm with Minimal Human Intervention for Computer Gaming Development’, </w:t>
       </w:r>
       <w:r>
@@ -7021,7 +7559,7 @@
         </w:rPr>
         <w:t xml:space="preserve"> 13(11), article 304. Available at: </w:t>
       </w:r>
-      <w:hyperlink r:id="rId43" w:history="1">
+      <w:hyperlink r:id="rId44" w:history="1">
         <w:r>
           <w:rPr>
             <w:rStyle w:val="Hyperlink"/>
@@ -7265,7 +7803,7 @@
         </w:rPr>
         <w:t xml:space="preserve">, pp. 141–146. Available at: </w:t>
       </w:r>
-      <w:hyperlink r:id="rId44" w:history="1">
+      <w:hyperlink r:id="rId45" w:history="1">
         <w:r>
           <w:rPr>
             <w:rStyle w:val="Hyperlink"/>
@@ -7435,7 +7973,7 @@
         </w:rPr>
         <w:t xml:space="preserve">, pp. 75–80. Available at: </w:t>
       </w:r>
-      <w:hyperlink r:id="rId45" w:history="1">
+      <w:hyperlink r:id="rId46" w:history="1">
         <w:r>
           <w:rPr>
             <w:rStyle w:val="Hyperlink"/>
@@ -7539,7 +8077,7 @@
         </w:rPr>
         <w:t xml:space="preserve">, pp. 175–182. Available at: </w:t>
       </w:r>
-      <w:hyperlink r:id="rId46" w:history="1">
+      <w:hyperlink r:id="rId47" w:history="1">
         <w:r>
           <w:rPr>
             <w:rStyle w:val="Hyperlink"/>
@@ -7562,34 +8100,6 @@
         <w:t>.</w:t>
       </w:r>
     </w:p>
-    <w:p>
-      <w:pPr>
-        <w:pStyle w:val="ListParagraph"/>
-        <w:ind w:left="405"/>
-        <w:rPr>
-          <w:rFonts w:eastAsia="Times New Roman" w:cs="Times New Roman"/>
-          <w:color w:val="000000"/>
-          <w:kern w:val="0"/>
-          <w:lang w:eastAsia="en-GB"/>
-          <w14:ligatures w14:val="none"/>
-        </w:rPr>
-      </w:pPr>
-    </w:p>
-    <w:p>
-      <w:pPr>
-        <w:pStyle w:val="ListParagraph"/>
-        <w:spacing w:after="0" w:line="240" w:lineRule="auto"/>
-        <w:ind w:left="405"/>
-        <w:rPr>
-          <w:rFonts w:eastAsia="Times New Roman" w:cs="Times New Roman"/>
-          <w:color w:val="000000"/>
-          <w:kern w:val="0"/>
-          <w:lang w:eastAsia="en-GB"/>
-          <w14:ligatures w14:val="none"/>
-        </w:rPr>
-      </w:pPr>
-    </w:p>
-    <w:p/>
     <w:p/>
     <w:p/>
     <w:p>
@@ -7599,20 +8109,20 @@
       <w:r>
         <w:br w:type="page"/>
       </w:r>
-      <w:bookmarkStart w:id="35" w:name="_Toc92987359"/>
-      <w:bookmarkStart w:id="36" w:name="_Toc447628191"/>
+      <w:bookmarkStart w:id="36" w:name="_Toc92987359"/>
+      <w:bookmarkStart w:id="37" w:name="_Toc447628191"/>
       <w:r>
         <w:lastRenderedPageBreak/>
         <w:t>Bibliography</w:t>
       </w:r>
-      <w:bookmarkEnd w:id="35"/>
+      <w:bookmarkEnd w:id="36"/>
     </w:p>
     <w:p>
       <w:r>
         <w:t>If required</w:t>
       </w:r>
     </w:p>
-    <w:bookmarkEnd w:id="36"/>
+    <w:bookmarkEnd w:id="37"/>
     <w:p/>
     <w:p>
       <w:pPr>
@@ -7626,8 +8136,11 @@
       <w:pPr>
         <w:pStyle w:val="Heading1"/>
       </w:pPr>
-      <w:bookmarkStart w:id="37" w:name="_Toc92987360"/>
-      <w:r>
+      <w:bookmarkStart w:id="38" w:name="_Toc92987360"/>
+      <w:r>
+        <w:rPr>
+          <w:noProof/>
+        </w:rPr>
         <w:lastRenderedPageBreak/>
         <w:drawing>
           <wp:anchor distT="0" distB="0" distL="114300" distR="114300" simplePos="0" relativeHeight="251665408" behindDoc="0" locked="0" layoutInCell="1" allowOverlap="1" wp14:anchorId="028732E2" wp14:editId="1E760677">
@@ -7653,7 +8166,7 @@
                     <pic:cNvPicPr/>
                   </pic:nvPicPr>
                   <pic:blipFill>
-                    <a:blip r:embed="rId47">
+                    <a:blip r:embed="rId48">
                       <a:extLst>
                         <a:ext uri="{28A0092B-C50C-407E-A947-70E740481C1C}">
                           <a14:useLocalDpi xmlns:a14="http://schemas.microsoft.com/office/drawing/2010/main" val="0"/>
@@ -7688,7 +8201,7 @@
       <w:r>
         <w:t>Appendices</w:t>
       </w:r>
-      <w:bookmarkEnd w:id="37"/>
+      <w:bookmarkEnd w:id="38"/>
       <w:r>
         <w:t xml:space="preserve"> </w:t>
       </w:r>
@@ -7727,6 +8240,9 @@
     <w:p/>
     <w:p>
       <w:r>
+        <w:rPr>
+          <w:noProof/>
+        </w:rPr>
         <w:lastRenderedPageBreak/>
         <w:drawing>
           <wp:anchor distT="0" distB="0" distL="114300" distR="114300" simplePos="0" relativeHeight="251666432" behindDoc="0" locked="0" layoutInCell="1" allowOverlap="1" wp14:anchorId="7338F931" wp14:editId="42A62E2D">
@@ -7752,7 +8268,7 @@
                     <pic:cNvPicPr/>
                   </pic:nvPicPr>
                   <pic:blipFill>
-                    <a:blip r:embed="rId48">
+                    <a:blip r:embed="rId49">
                       <a:extLst>
                         <a:ext uri="{28A0092B-C50C-407E-A947-70E740481C1C}">
                           <a14:useLocalDpi xmlns:a14="http://schemas.microsoft.com/office/drawing/2010/main" val="0"/>
@@ -7786,8 +8302,8 @@
       </w:r>
     </w:p>
     <w:sectPr>
-      <w:headerReference w:type="default" r:id="rId49"/>
-      <w:footerReference w:type="default" r:id="rId50"/>
+      <w:headerReference w:type="default" r:id="rId50"/>
+      <w:footerReference w:type="default" r:id="rId51"/>
       <w:pgSz w:w="11906" w:h="16838"/>
       <w:pgMar w:top="1440" w:right="1797" w:bottom="1440" w:left="2268" w:header="720" w:footer="720" w:gutter="0"/>
       <w:pgNumType w:start="1"/>
@@ -8129,7 +8645,7 @@
       </w:r>
     </w:p>
   </w:comment>
-  <w:comment w:id="28" w:author="JERRY FRASER" w:date="2026-04-23T23:19:00Z" w:initials="JF">
+  <w:comment w:id="28" w:author="JERRY FRASER" w:date="2026-04-24T21:48:00Z" w:initials="JF">
     <w:p>
       <w:pPr>
         <w:pStyle w:val="CommentText"/>
@@ -8141,11 +8657,27 @@
         <w:annotationRef/>
       </w:r>
       <w:r>
+        <w:t>Perhaps show an image of an incline platform as a figure?</w:t>
+      </w:r>
+    </w:p>
+  </w:comment>
+  <w:comment w:id="29" w:author="JERRY FRASER" w:date="2026-04-23T23:19:00Z" w:initials="JF">
+    <w:p>
+      <w:pPr>
+        <w:pStyle w:val="CommentText"/>
+      </w:pPr>
+      <w:r>
+        <w:rPr>
+          <w:rStyle w:val="CommentReference"/>
+        </w:rPr>
+        <w:annotationRef/>
+      </w:r>
+      <w:r>
         <w:t>Adjust figure to right number</w:t>
       </w:r>
     </w:p>
   </w:comment>
-  <w:comment w:id="31" w:author="JERRY FRASER" w:date="2026-04-23T23:07:00Z" w:initials="JF">
+  <w:comment w:id="32" w:author="JERRY FRASER" w:date="2026-04-23T23:07:00Z" w:initials="JF">
     <w:p>
       <w:pPr>
         <w:pStyle w:val="CommentText"/>
@@ -8161,7 +8693,7 @@
       </w:r>
     </w:p>
   </w:comment>
-  <w:comment w:id="32" w:author="JERRY FRASER" w:date="2026-04-23T23:29:00Z" w:initials="JF">
+  <w:comment w:id="33" w:author="JERRY FRASER" w:date="2026-04-23T23:29:00Z" w:initials="JF">
     <w:p>
       <w:pPr>
         <w:pStyle w:val="CommentText"/>
@@ -8202,6 +8734,7 @@
   <w15:commentEx w15:paraId="411FCE12" w15:done="0"/>
   <w15:commentEx w15:paraId="4D230C25" w15:paraIdParent="411FCE12" w15:done="0"/>
   <w15:commentEx w15:paraId="0BB2FE0B" w15:done="0"/>
+  <w15:commentEx w15:paraId="50C5C132" w15:done="0"/>
   <w15:commentEx w15:paraId="4C8C3E77" w15:done="0"/>
   <w15:commentEx w15:paraId="0073DA57" w15:done="0"/>
   <w15:commentEx w15:paraId="77CAB9D6" w15:done="0"/>
@@ -8266,6 +8799,7 @@
   <w16cex:commentExtensible w16cex:durableId="0D92B2A9" w16cex:dateUtc="2026-04-08T06:22:00Z"/>
   <w16cex:commentExtensible w16cex:durableId="586455FE" w16cex:dateUtc="2026-04-16T15:52:00Z"/>
   <w16cex:commentExtensible w16cex:durableId="196A3CED" w16cex:dateUtc="2026-04-17T22:33:00Z"/>
+  <w16cex:commentExtensible w16cex:durableId="5CBD5D68" w16cex:dateUtc="2026-04-24T20:48:00Z"/>
   <w16cex:commentExtensible w16cex:durableId="61EFFFB6" w16cex:dateUtc="2026-04-23T22:19:00Z"/>
   <w16cex:commentExtensible w16cex:durableId="496784B4" w16cex:dateUtc="2026-04-23T22:07:00Z"/>
   <w16cex:commentExtensible w16cex:durableId="16D21F56" w16cex:dateUtc="2026-04-23T22:29:00Z"/>
@@ -8294,6 +8828,7 @@
   <w16cid:commentId w16cid:paraId="411FCE12" w16cid:durableId="0D92B2A9"/>
   <w16cid:commentId w16cid:paraId="4D230C25" w16cid:durableId="586455FE"/>
   <w16cid:commentId w16cid:paraId="0BB2FE0B" w16cid:durableId="196A3CED"/>
+  <w16cid:commentId w16cid:paraId="50C5C132" w16cid:durableId="5CBD5D68"/>
   <w16cid:commentId w16cid:paraId="4C8C3E77" w16cid:durableId="61EFFFB6"/>
   <w16cid:commentId w16cid:paraId="0073DA57" w16cid:durableId="496784B4"/>
   <w16cid:commentId w16cid:paraId="77CAB9D6" w16cid:durableId="16D21F56"/>
@@ -9443,9 +9978,11 @@
     <w:basedOn w:val="Normal"/>
     <w:next w:val="Normal"/>
     <w:uiPriority w:val="37"/>
-    <w:semiHidden/>
     <w:unhideWhenUsed/>
     <w:rsid w:val="00E36993"/>
+    <w:pPr>
+      <w:spacing w:after="240" w:line="240" w:lineRule="auto"/>
+    </w:pPr>
   </w:style>
   <w:style w:type="paragraph" w:styleId="ListParagraph">
     <w:name w:val="List Paragraph"/>
@@ -9757,6 +10294,15 @@
 </file>
 
 <file path=customXml/item2.xml><?xml version="1.0" encoding="utf-8"?>
+<?mso-contentType ?>
+<FormTemplates xmlns="http://schemas.microsoft.com/sharepoint/v3/contenttype/forms">
+  <Display>DocumentLibraryForm</Display>
+  <Edit>DocumentLibraryForm</Edit>
+  <New>DocumentLibraryForm</New>
+</FormTemplates>
+</file>
+
+<file path=customXml/item3.xml><?xml version="1.0" encoding="utf-8"?>
 <ct:contentTypeSchema xmlns:ct="http://schemas.microsoft.com/office/2006/metadata/contentType" xmlns:ma="http://schemas.microsoft.com/office/2006/metadata/properties/metaAttributes" ct:_="" ma:_="" ma:contentTypeName="Document" ma:contentTypeID="0x01010033553FA8616F3A45AD369E275EA42271" ma:contentTypeVersion="11" ma:contentTypeDescription="Create a new document." ma:contentTypeScope="" ma:versionID="8eb4e0804d077bcc139b361cda3a640c">
   <xsd:schema xmlns:xsd="http://www.w3.org/2001/XMLSchema" xmlns:xs="http://www.w3.org/2001/XMLSchema" xmlns:p="http://schemas.microsoft.com/office/2006/metadata/properties" xmlns:ns3="371a10d4-9e19-41a9-948b-d1cca29b4cb6" xmlns:ns4="18dffc30-a361-43f0-bb4a-1f62e819a6f2" targetNamespace="http://schemas.microsoft.com/office/2006/metadata/properties" ma:root="true" ma:fieldsID="ac8e08ff64368403dfb4d2274f8d7465" ns3:_="" ns4:_="">
     <xsd:import namespace="371a10d4-9e19-41a9-948b-d1cca29b4cb6"/>
@@ -9965,15 +10511,6 @@
 </ct:contentTypeSchema>
 </file>
 
-<file path=customXml/item3.xml><?xml version="1.0" encoding="utf-8"?>
-<?mso-contentType ?>
-<FormTemplates xmlns="http://schemas.microsoft.com/sharepoint/v3/contenttype/forms">
-  <Display>DocumentLibraryForm</Display>
-  <Edit>DocumentLibraryForm</Edit>
-  <New>DocumentLibraryForm</New>
-</FormTemplates>
-</file>
-
 <file path=customXml/item4.xml><?xml version="1.0" encoding="utf-8"?>
 <p:properties xmlns:p="http://schemas.microsoft.com/office/2006/metadata/properties" xmlns:xsi="http://www.w3.org/2001/XMLSchema-instance" xmlns:pc="http://schemas.microsoft.com/office/infopath/2007/PartnerControls">
   <documentManagement/>
@@ -9989,6 +10526,14 @@
 </file>
 
 <file path=customXml/itemProps2.xml><?xml version="1.0" encoding="utf-8"?>
+<ds:datastoreItem xmlns:ds="http://schemas.openxmlformats.org/officeDocument/2006/customXml" ds:itemID="{05D9BF79-26A9-4E9A-9793-4E28B04A02DC}">
+  <ds:schemaRefs>
+    <ds:schemaRef ds:uri="http://schemas.microsoft.com/sharepoint/v3/contenttype/forms"/>
+  </ds:schemaRefs>
+</ds:datastoreItem>
+</file>
+
+<file path=customXml/itemProps3.xml><?xml version="1.0" encoding="utf-8"?>
 <ds:datastoreItem xmlns:ds="http://schemas.openxmlformats.org/officeDocument/2006/customXml" ds:itemID="{307A6BE8-0D48-4A7D-A535-369CCDFBF2CB}">
   <ds:schemaRefs>
     <ds:schemaRef ds:uri="http://schemas.microsoft.com/office/2006/metadata/contentType"/>
@@ -10007,14 +10552,6 @@
 </ds:datastoreItem>
 </file>
 
-<file path=customXml/itemProps3.xml><?xml version="1.0" encoding="utf-8"?>
-<ds:datastoreItem xmlns:ds="http://schemas.openxmlformats.org/officeDocument/2006/customXml" ds:itemID="{05D9BF79-26A9-4E9A-9793-4E28B04A02DC}">
-  <ds:schemaRefs>
-    <ds:schemaRef ds:uri="http://schemas.microsoft.com/sharepoint/v3/contenttype/forms"/>
-  </ds:schemaRefs>
-</ds:datastoreItem>
-</file>
-
 <file path=customXml/itemProps4.xml><?xml version="1.0" encoding="utf-8"?>
 <ds:datastoreItem xmlns:ds="http://schemas.openxmlformats.org/officeDocument/2006/customXml" ds:itemID="{10A8F88B-6E38-47A8-8074-155E10D59BDF}">
   <ds:schemaRefs>
